--- a/docs/tejascad-mgmt-brief-review.docx
+++ b/docs/tejascad-mgmt-brief-review.docx
@@ -128,7 +128,7 @@
           <w:sz w:val="26"/>
           <w:szCs w:val="26"/>
         </w:rPr>
-        <w:t xml:space="preserve">Building for ActCAD, or building for the world?</w:t>
+        <w:t xml:space="preserve">TejasCAD</w:t>
       </w:r>
     </w:p>
     <w:p>
@@ -143,7 +143,7 @@
           <w:sz w:val="22"/>
           <w:szCs w:val="22"/>
         </w:rPr>
-        <w:t xml:space="preserve">A directors briefing — for discussion</w:t>
+        <w:t xml:space="preserve">Licensing our new CAD engine to other vendors</w:t>
       </w:r>
     </w:p>
     <w:p>
@@ -158,14 +158,7 @@
           <w:sz w:val="19"/>
           <w:szCs w:val="19"/>
         </w:rPr>
-        <w:t xml:space="preserve">Working brand TejasCAD</w:t>
-      </w:r>
-      <w:r>
-        <w:rPr>
-          <w:sz w:val="19"/>
-          <w:szCs w:val="19"/>
-        </w:rPr>
-        <w:t xml:space="preserve"> · pending TM clearance</w:t>
+        <w:t xml:space="preserve">Directors' briefing</w:t>
       </w:r>
     </w:p>
     <w:p>
@@ -179,7 +172,7 @@
           <w:sz w:val="19"/>
           <w:szCs w:val="19"/>
         </w:rPr>
-        <w:t xml:space="preserve">ITC pricing is what we actually pay. Our own projections are illustrative.</w:t>
+        <w:t xml:space="preserve">Working brand, pending trademark clearance. ITC figures are actual; our projections are illustrative.</w:t>
       </w:r>
     </w:p>
     <w:p>
@@ -208,7 +201,7 @@
           <w:sz w:val="26"/>
           <w:szCs w:val="26"/>
         </w:rPr>
-        <w:t xml:space="preserve">The decision on the table</w:t>
+        <w:t xml:space="preserve">Purpose of this briefing</w:t>
       </w:r>
     </w:p>
     <w:p>
@@ -231,34 +224,17 @@
           <w:sz w:val="19"/>
           <w:szCs w:val="19"/>
         </w:rPr>
-        <w:t xml:space="preserve">We are </w:t>
-      </w:r>
-      <w:r>
-        <w:rPr>
-          <w:b/>
-          <w:bCs/>
-          <w:color w:val="1E3A5C"/>
-          <w:sz w:val="19"/>
-          <w:szCs w:val="19"/>
-        </w:rPr>
-        <w:t xml:space="preserve">already</w:t>
-      </w:r>
-      <w:r>
-        <w:rPr>
-          <w:sz w:val="19"/>
-          <w:szCs w:val="19"/>
-        </w:rPr>
-        <w:t xml:space="preserve"> moving ActCAD off IntelliCAD — </w:t>
-      </w:r>
-      <w:r>
-        <w:rPr>
-          <w:b/>
-          <w:bCs/>
-          <w:color w:val="1E3A5C"/>
-          <w:sz w:val="19"/>
-          <w:szCs w:val="19"/>
-        </w:rPr>
-        <w:t xml:space="preserve">that continues either way</w:t>
+        <w:t xml:space="preserve">We are replacing ActCAD's IntelliCAD foundation with </w:t>
+      </w:r>
+      <w:r>
+        <w:rPr>
+          <w:b/>
+          <w:bCs/>
+          <w:color w:val="1E3A5C"/>
+          <w:sz w:val="19"/>
+          <w:szCs w:val="19"/>
+        </w:rPr>
+        <w:t xml:space="preserve">an engine we own</w:t>
       </w:r>
     </w:p>
     <w:p>
@@ -281,22 +257,24 @@
           <w:sz w:val="19"/>
           <w:szCs w:val="19"/>
         </w:rPr>
-        <w:t xml:space="preserve">The question is one level up:</w:t>
-      </w:r>
-    </w:p>
-    <w:p>
-      <w:pPr>
-        <w:spacing w:after="100" w:before="60"/>
-      </w:pPr>
-      <w:r>
-        <w:rPr>
-          <w:b/>
-          <w:bCs/>
-          <w:color w:val="1E3A5C"/>
-          <w:sz w:val="19"/>
-          <w:szCs w:val="19"/>
-        </w:rPr>
-        <w:t xml:space="preserve">Build it only for ActCAD — or as a platform other CAD vendors license under their own brand?</w:t>
+        <w:t xml:space="preserve">The same engine could be </w:t>
+      </w:r>
+      <w:r>
+        <w:rPr>
+          <w:b/>
+          <w:bCs/>
+          <w:color w:val="1E3A5C"/>
+          <w:sz w:val="19"/>
+          <w:szCs w:val="19"/>
+        </w:rPr>
+        <w:t xml:space="preserve">licensed to other CAD vendors</w:t>
+      </w:r>
+      <w:r>
+        <w:rPr>
+          <w:sz w:val="19"/>
+          <w:szCs w:val="19"/>
+        </w:rPr>
+        <w:t xml:space="preserve"> under their brands</w:t>
       </w:r>
     </w:p>
     <w:p>
@@ -319,17 +297,32 @@
           <w:sz w:val="19"/>
           <w:szCs w:val="19"/>
         </w:rPr>
-        <w:t xml:space="preserve">Every seam we build for ActCAD is </w:t>
-      </w:r>
-      <w:r>
-        <w:rPr>
-          <w:b/>
-          <w:bCs/>
-          <w:color w:val="1E3A5C"/>
-          <w:sz w:val="19"/>
-          <w:szCs w:val="19"/>
-        </w:rPr>
-        <w:t xml:space="preserve">what a platform needs anyway</w:t>
+        <w:t xml:space="preserve">This briefing sets out </w:t>
+      </w:r>
+      <w:r>
+        <w:rPr>
+          <w:b/>
+          <w:bCs/>
+          <w:color w:val="1E3A5C"/>
+          <w:sz w:val="19"/>
+          <w:szCs w:val="19"/>
+        </w:rPr>
+        <w:t xml:space="preserve">that opportunity, its economics, and its risks</w:t>
+      </w:r>
+    </w:p>
+    <w:p>
+      <w:pPr>
+        <w:spacing w:after="100" w:before="60"/>
+      </w:pPr>
+      <w:r>
+        <w:rPr>
+          <w:b/>
+          <w:bCs/>
+          <w:color w:val="1E3A5C"/>
+          <w:sz w:val="19"/>
+          <w:szCs w:val="19"/>
+        </w:rPr>
+        <w:t xml:space="preserve">We are seeking in-principle approval to explore it — and to open three discussions.</w:t>
       </w:r>
     </w:p>
     <w:p>
@@ -349,20 +342,13 @@
       </w:r>
       <w:r>
         <w:rPr>
-          <w:sz w:val="19"/>
-          <w:szCs w:val="19"/>
-        </w:rPr>
-        <w:t xml:space="preserve">A specific market: </w:t>
-      </w:r>
-      <w:r>
-        <w:rPr>
-          <w:b/>
-          <w:bCs/>
-          <w:color w:val="1E3A5C"/>
-          <w:sz w:val="19"/>
-          <w:szCs w:val="19"/>
-        </w:rPr>
-        <w:t xml:space="preserve">~40 ITC members</w:t>
+          <w:b/>
+          <w:bCs/>
+          <w:color w:val="1E3A5C"/>
+          <w:sz w:val="19"/>
+          <w:szCs w:val="19"/>
+        </w:rPr>
+        <w:t xml:space="preserve">Corporate structure</w:t>
       </w:r>
       <w:r>
         <w:rPr>
@@ -379,47 +365,24 @@
           <w:sz w:val="19"/>
           <w:szCs w:val="19"/>
         </w:rPr>
-        <w:t xml:space="preserve">~200 vertical ISVs</w:t>
-      </w:r>
-      <w:r>
-        <w:rPr>
-          <w:sz w:val="19"/>
-          <w:szCs w:val="19"/>
-        </w:rPr>
-        <w:t xml:space="preserve"> · BIM-lite startups</w:t>
-      </w:r>
-    </w:p>
-    <w:p>
-      <w:pPr>
-        <w:spacing w:after="40" w:before="40"/>
-        <w:ind w:left="360" w:hanging="200"/>
-      </w:pPr>
-      <w:r>
-        <w:rPr>
-          <w:b/>
-          <w:bCs/>
-          <w:color w:val="9A6B2F"/>
-          <w:sz w:val="19"/>
-          <w:szCs w:val="19"/>
-        </w:rPr>
-        <w:t xml:space="preserve">•   </w:t>
-      </w:r>
-      <w:r>
-        <w:rPr>
-          <w:b/>
-          <w:bCs/>
-          <w:color w:val="1E3A5C"/>
-          <w:sz w:val="19"/>
-          <w:szCs w:val="19"/>
-        </w:rPr>
-        <w:t xml:space="preserve">"Can we build it" is settled</w:t>
-      </w:r>
-      <w:r>
-        <w:rPr>
-          <w:sz w:val="19"/>
-          <w:szCs w:val="19"/>
-        </w:rPr>
-        <w:t xml:space="preserve"> — Phase 0 ships today</w:t>
+        <w:t xml:space="preserve">Capital requirement</w:t>
+      </w:r>
+      <w:r>
+        <w:rPr>
+          <w:sz w:val="19"/>
+          <w:szCs w:val="19"/>
+        </w:rPr>
+        <w:t xml:space="preserve"> · </w:t>
+      </w:r>
+      <w:r>
+        <w:rPr>
+          <w:b/>
+          <w:bCs/>
+          <w:color w:val="1E3A5C"/>
+          <w:sz w:val="19"/>
+          <w:szCs w:val="19"/>
+        </w:rPr>
+        <w:t xml:space="preserve">Team required</w:t>
       </w:r>
     </w:p>
     <w:p>
@@ -448,7 +411,7 @@
           <w:sz w:val="26"/>
           <w:szCs w:val="26"/>
         </w:rPr>
-        <w:t xml:space="preserve">Phase 0 — what already ships</w:t>
+        <w:t xml:space="preserve">Where the engineering stands</w:t>
       </w:r>
     </w:p>
     <w:p>
@@ -463,7 +426,7 @@
           <w:sz w:val="19"/>
           <w:szCs w:val="19"/>
         </w:rPr>
-        <w:t xml:space="preserve">Six weeks · ~207 commits · 13+ drops to the ActCAD team</w:t>
+        <w:t xml:space="preserve">Phase 0 — six weeks, ~207 commits, 13+ releases to the ActCAD team</w:t>
       </w:r>
     </w:p>
     <w:p>
@@ -489,14 +452,14 @@
           <w:sz w:val="19"/>
           <w:szCs w:val="19"/>
         </w:rPr>
-        <w:t xml:space="preserve">Real customer DWGs open in the browser</w:t>
-      </w:r>
-      <w:r>
-        <w:rPr>
-          <w:sz w:val="19"/>
-          <w:szCs w:val="19"/>
-        </w:rPr>
-        <w:t xml:space="preserve"> — WASM and ODA inWEB, both live</w:t>
+        <w:t xml:space="preserve">Customer DWG files open in the browser</w:t>
+      </w:r>
+      <w:r>
+        <w:rPr>
+          <w:sz w:val="19"/>
+          <w:szCs w:val="19"/>
+        </w:rPr>
+        <w:t xml:space="preserve"> — both WASM and ODA inWEB backends live</w:t>
       </w:r>
     </w:p>
     <w:p>
@@ -529,7 +492,7 @@
           <w:sz w:val="19"/>
           <w:szCs w:val="19"/>
         </w:rPr>
-        <w:t xml:space="preserve">, measure, count, CSV + Excel export</w:t>
+        <w:t xml:space="preserve">, measurement, count, CSV and Excel export</w:t>
       </w:r>
     </w:p>
     <w:p>
@@ -555,14 +518,14 @@
           <w:sz w:val="19"/>
           <w:szCs w:val="19"/>
         </w:rPr>
-        <w:t xml:space="preserve">250K entities at 61 fps</w:t>
-      </w:r>
-      <w:r>
-        <w:rPr>
-          <w:sz w:val="19"/>
-          <w:szCs w:val="19"/>
-        </w:rPr>
-        <w:t xml:space="preserve"> · regen 17× faster · instant zoom-extents</w:t>
+        <w:t xml:space="preserve">250,000 entities at 61 fps</w:t>
+      </w:r>
+      <w:r>
+        <w:rPr>
+          <w:sz w:val="19"/>
+          <w:szCs w:val="19"/>
+        </w:rPr>
+        <w:t xml:space="preserve"> · regeneration 17× faster · instant zoom-extents</w:t>
       </w:r>
     </w:p>
     <w:p>
@@ -588,7 +551,7 @@
           <w:sz w:val="19"/>
           <w:szCs w:val="19"/>
         </w:rPr>
-        <w:t xml:space="preserve">3D orbit, ViewCube, layouts, paper-space viewports</w:t>
+        <w:t xml:space="preserve">3D orbit, ViewCube, layouts and paper-space viewports</w:t>
       </w:r>
     </w:p>
     <w:p>
@@ -614,7 +577,7 @@
           <w:sz w:val="19"/>
           <w:szCs w:val="19"/>
         </w:rPr>
-        <w:t xml:space="preserve">DWG↔DWG and PDF comparison</w:t>
+        <w:t xml:space="preserve">DWG and PDF comparison</w:t>
       </w:r>
       <w:r>
         <w:rPr>
@@ -680,7 +643,7 @@
           <w:sz w:val="19"/>
           <w:szCs w:val="19"/>
         </w:rPr>
-        <w:t xml:space="preserve">594/594 tests green</w:t>
+        <w:t xml:space="preserve">594 of 594 tests passing</w:t>
       </w:r>
       <w:r>
         <w:rPr>
@@ -707,7 +670,7 @@
           <w:sz w:val="19"/>
           <w:szCs w:val="19"/>
         </w:rPr>
-        <w:t xml:space="preserve">Faster than ActCAD on many customer files — and well ahead of IntelliCAD's viewer and ODA's own.</w:t>
+        <w:t xml:space="preserve">Benchmarking shows it ahead of ActCAD on many customer files, and ahead of both IntelliCAD's viewer and ODA's own.</w:t>
       </w:r>
     </w:p>
     <w:p>
@@ -722,14 +685,14 @@
           <w:sz w:val="19"/>
           <w:szCs w:val="19"/>
         </w:rPr>
-        <w:t xml:space="preserve">Still owed:</w:t>
-      </w:r>
-      <w:r>
-        <w:rPr>
-          <w:sz w:val="19"/>
-          <w:szCs w:val="19"/>
-        </w:rPr>
-        <w:t xml:space="preserve"> customer-hardware perf baseline · public launch</w:t>
+        <w:t xml:space="preserve">Outstanding:</w:t>
+      </w:r>
+      <w:r>
+        <w:rPr>
+          <w:sz w:val="19"/>
+          <w:szCs w:val="19"/>
+        </w:rPr>
+        <w:t xml:space="preserve"> customer-hardware performance baseline · public launch</w:t>
       </w:r>
     </w:p>
     <w:p>
@@ -773,7 +736,7 @@
           <w:sz w:val="19"/>
           <w:szCs w:val="19"/>
         </w:rPr>
-        <w:t xml:space="preserve">Some ODA features are not exposed to the web stack.</w:t>
+        <w:t xml:space="preserve">Certain ODA capabilities are not exposed through the web stack.</w:t>
       </w:r>
     </w:p>
     <w:p>
@@ -799,14 +762,14 @@
           <w:sz w:val="19"/>
           <w:szCs w:val="19"/>
         </w:rPr>
-        <w:t xml:space="preserve">Now → viewer launch</w:t>
-      </w:r>
-      <w:r>
-        <w:rPr>
-          <w:sz w:val="19"/>
-          <w:szCs w:val="19"/>
-        </w:rPr>
-        <w:t xml:space="preserve"> — stay on Rust/Tauri + WASM. Ship it.</w:t>
+        <w:t xml:space="preserve">To viewer launch</w:t>
+      </w:r>
+      <w:r>
+        <w:rPr>
+          <w:sz w:val="19"/>
+          <w:szCs w:val="19"/>
+        </w:rPr>
+        <w:t xml:space="preserve"> — continue on the current Rust/Tauri and WASM stack</w:t>
       </w:r>
     </w:p>
     <w:p>
@@ -849,7 +812,7 @@
           <w:sz w:val="19"/>
           <w:szCs w:val="19"/>
         </w:rPr>
-        <w:t xml:space="preserve">migrate the full editor to Qt + C++ native</w:t>
+        <w:t xml:space="preserve">migrate the full editor to Qt and C++ native</w:t>
       </w:r>
     </w:p>
     <w:p>
@@ -872,7 +835,7 @@
           <w:sz w:val="19"/>
           <w:szCs w:val="19"/>
         </w:rPr>
-        <w:t xml:space="preserve">where the missing ODA surface becomes available</w:t>
+        <w:t xml:space="preserve">provides access to the ODA surface unavailable on web</w:t>
       </w:r>
     </w:p>
     <w:p>
@@ -895,7 +858,7 @@
           <w:sz w:val="19"/>
           <w:szCs w:val="19"/>
         </w:rPr>
-        <w:t xml:space="preserve">where the ActCAD team wants to be long term</w:t>
+        <w:t xml:space="preserve">aligns with where the ActCAD team intends to work long term</w:t>
       </w:r>
     </w:p>
     <w:p>
@@ -928,7 +891,7 @@
           <w:sz w:val="19"/>
           <w:szCs w:val="19"/>
         </w:rPr>
-        <w:t xml:space="preserve"> — folds into the Qt stack, or stays on Rust/Tauri</w:t>
+        <w:t xml:space="preserve"> — either folds into the Qt stack or remains separate</w:t>
       </w:r>
     </w:p>
     <w:p>
@@ -954,7 +917,7 @@
           <w:sz w:val="19"/>
           <w:szCs w:val="19"/>
         </w:rPr>
-        <w:t xml:space="preserve">decide with data during the migration</w:t>
+        <w:t xml:space="preserve">to be determined with data during migration</w:t>
       </w:r>
     </w:p>
     <w:p>
@@ -974,14 +937,7 @@
           <w:sz w:val="19"/>
           <w:szCs w:val="19"/>
         </w:rPr>
-        <w:t xml:space="preserve">The platform seams live in the C++ core</w:t>
-      </w:r>
-      <w:r>
-        <w:rPr>
-          <w:sz w:val="19"/>
-          <w:szCs w:val="19"/>
-        </w:rPr>
-        <w:t xml:space="preserve"> — whichever shell wraps them.</w:t>
+        <w:t xml:space="preserve">The platform capabilities — tenant configuration, licensing, marketplace, AI — reside in the C++ core in either case.</w:t>
       </w:r>
     </w:p>
     <w:p>
@@ -1010,7 +966,7 @@
           <w:sz w:val="26"/>
           <w:szCs w:val="26"/>
         </w:rPr>
-        <w:t xml:space="preserve">The case against — at full strength</w:t>
+        <w:t xml:space="preserve">The opportunity</w:t>
       </w:r>
     </w:p>
     <w:p>
@@ -1036,7 +992,14 @@
           <w:sz w:val="19"/>
           <w:szCs w:val="19"/>
         </w:rPr>
-        <w:t xml:space="preserve">We are a CAD company, not a platform company</w:t>
+        <w:t xml:space="preserve">~40 IntelliCAD Consortium members</w:t>
+      </w:r>
+      <w:r>
+        <w:rPr>
+          <w:sz w:val="19"/>
+          <w:szCs w:val="19"/>
+        </w:rPr>
+        <w:t xml:space="preserve"> — regional CAD vendors on the same foundation we are leaving</w:t>
       </w:r>
     </w:p>
     <w:p>
@@ -1062,14 +1025,14 @@
           <w:sz w:val="19"/>
           <w:szCs w:val="19"/>
         </w:rPr>
-        <w:t xml:space="preserve">It distracts from what matters</w:t>
-      </w:r>
-      <w:r>
-        <w:rPr>
-          <w:sz w:val="19"/>
-          <w:szCs w:val="19"/>
-        </w:rPr>
-        <w:t xml:space="preserve"> — the real cost is management attention</w:t>
+        <w:t xml:space="preserve">~200 vertical ISVs</w:t>
+      </w:r>
+      <w:r>
+        <w:rPr>
+          <w:sz w:val="19"/>
+          <w:szCs w:val="19"/>
+        </w:rPr>
+        <w:t xml:space="preserve"> — MEP, structural, electrical, survey, solar</w:t>
       </w:r>
     </w:p>
     <w:p>
@@ -1095,7 +1058,29 @@
           <w:sz w:val="19"/>
           <w:szCs w:val="19"/>
         </w:rPr>
-        <w:t xml:space="preserve">The money is not transformational</w:t>
+        <w:t xml:space="preserve">BIM-lite startups</w:t>
+      </w:r>
+      <w:r>
+        <w:rPr>
+          <w:sz w:val="19"/>
+          <w:szCs w:val="19"/>
+        </w:rPr>
+        <w:t xml:space="preserve"> — need a CAD foundation they cannot afford to build</w:t>
+      </w:r>
+    </w:p>
+    <w:p>
+      <w:pPr>
+        <w:spacing w:after="100" w:before="60"/>
+      </w:pPr>
+      <w:r>
+        <w:rPr>
+          <w:b/>
+          <w:bCs/>
+          <w:color w:val="1E3A5C"/>
+          <w:sz w:val="19"/>
+          <w:szCs w:val="19"/>
+        </w:rPr>
+        <w:t xml:space="preserve">What they have in common</w:t>
       </w:r>
     </w:p>
     <w:p>
@@ -1115,13 +1100,20 @@
       </w:r>
       <w:r>
         <w:rPr>
-          <w:b/>
-          <w:bCs/>
-          <w:color w:val="1E3A5C"/>
-          <w:sz w:val="19"/>
-          <w:szCs w:val="19"/>
-        </w:rPr>
-        <w:t xml:space="preserve">We would be arming competitors</w:t>
+          <w:sz w:val="19"/>
+          <w:szCs w:val="19"/>
+        </w:rPr>
+        <w:t xml:space="preserve">Paying for a foundation that </w:t>
+      </w:r>
+      <w:r>
+        <w:rPr>
+          <w:b/>
+          <w:bCs/>
+          <w:color w:val="1E3A5C"/>
+          <w:sz w:val="19"/>
+          <w:szCs w:val="19"/>
+        </w:rPr>
+        <w:t xml:space="preserve">cannot deliver AI, cloud, web or mobile</w:t>
       </w:r>
     </w:p>
     <w:p>
@@ -1141,13 +1133,20 @@
       </w:r>
       <w:r>
         <w:rPr>
-          <w:b/>
-          <w:bCs/>
-          <w:color w:val="1E3A5C"/>
-          <w:sz w:val="19"/>
-          <w:szCs w:val="19"/>
-        </w:rPr>
-        <w:t xml:space="preserve">Members will constrain our roadmap</w:t>
+          <w:sz w:val="19"/>
+          <w:szCs w:val="19"/>
+        </w:rPr>
+        <w:t xml:space="preserve">Carrying </w:t>
+      </w:r>
+      <w:r>
+        <w:rPr>
+          <w:b/>
+          <w:bCs/>
+          <w:color w:val="1E3A5C"/>
+          <w:sz w:val="19"/>
+          <w:szCs w:val="19"/>
+        </w:rPr>
+        <w:t xml:space="preserve">a million lines of source they must maintain themselves</w:t>
       </w:r>
     </w:p>
     <w:p>
@@ -1173,95 +1172,14 @@
           <w:sz w:val="19"/>
           <w:szCs w:val="19"/>
         </w:rPr>
-        <w:t xml:space="preserve">Nobody has asked for this</w:t>
-      </w:r>
-      <w:r>
-        <w:rPr>
-          <w:sz w:val="19"/>
-          <w:szCs w:val="19"/>
-        </w:rPr>
-        <w:t xml:space="preserve"> — zero members, zero LOIs</w:t>
-      </w:r>
-    </w:p>
-    <w:p>
-      <w:pPr>
-        <w:spacing w:after="40" w:before="40"/>
-        <w:ind w:left="360" w:hanging="200"/>
-      </w:pPr>
-      <w:r>
-        <w:rPr>
-          <w:b/>
-          <w:bCs/>
-          <w:color w:val="9A6B2F"/>
-          <w:sz w:val="19"/>
-          <w:szCs w:val="19"/>
-        </w:rPr>
-        <w:t xml:space="preserve">•   </w:t>
-      </w:r>
-      <w:r>
-        <w:rPr>
-          <w:b/>
-          <w:bCs/>
-          <w:color w:val="1E3A5C"/>
-          <w:sz w:val="19"/>
-          <w:szCs w:val="19"/>
-        </w:rPr>
-        <w:t xml:space="preserve">ITC members are sticky</w:t>
-      </w:r>
-      <w:r>
-        <w:rPr>
-          <w:sz w:val="19"/>
-          <w:szCs w:val="19"/>
-        </w:rPr>
-        <w:t xml:space="preserve"> — twenty years in</w:t>
-      </w:r>
-    </w:p>
-    <w:p>
-      <w:pPr>
-        <w:spacing w:after="40" w:before="40"/>
-        <w:ind w:left="360" w:hanging="200"/>
-      </w:pPr>
-      <w:r>
-        <w:rPr>
-          <w:b/>
-          <w:bCs/>
-          <w:color w:val="9A6B2F"/>
-          <w:sz w:val="19"/>
-          <w:szCs w:val="19"/>
-        </w:rPr>
-        <w:t xml:space="preserve">•   </w:t>
-      </w:r>
-      <w:r>
-        <w:rPr>
-          <w:b/>
-          <w:bCs/>
-          <w:color w:val="1E3A5C"/>
-          <w:sz w:val="19"/>
-          <w:szCs w:val="19"/>
-        </w:rPr>
-        <w:t xml:space="preserve">We do not have the team</w:t>
-      </w:r>
-      <w:r>
-        <w:rPr>
-          <w:sz w:val="19"/>
-          <w:szCs w:val="19"/>
-        </w:rPr>
-        <w:t xml:space="preserve"> — it has to be hired from scratch</w:t>
-      </w:r>
-    </w:p>
-    <w:p>
-      <w:pPr>
-        <w:spacing w:after="100" w:before="60"/>
-      </w:pPr>
-      <w:r>
-        <w:rPr>
-          <w:b/>
-          <w:bCs/>
-          <w:color w:val="1E3A5C"/>
-          <w:sz w:val="19"/>
-          <w:szCs w:val="19"/>
-        </w:rPr>
-        <w:t xml:space="preserve">Five of those eight are substantially correct.</w:t>
+        <w:t xml:space="preserve">No practical alternative</w:t>
+      </w:r>
+      <w:r>
+        <w:rPr>
+          <w:sz w:val="19"/>
+          <w:szCs w:val="19"/>
+        </w:rPr>
+        <w:t xml:space="preserve"> short of a multi-year engine rebuild</w:t>
       </w:r>
     </w:p>
     <w:p>
@@ -1290,412 +1208,420 @@
           <w:sz w:val="26"/>
           <w:szCs w:val="26"/>
         </w:rPr>
-        <w:t xml:space="preserve">Why we still think yes</w:t>
-      </w:r>
-    </w:p>
-    <w:p>
-      <w:pPr>
-        <w:spacing w:after="40" w:before="40"/>
-        <w:ind w:left="360" w:hanging="200"/>
-      </w:pPr>
-      <w:r>
-        <w:rPr>
-          <w:b/>
-          <w:bCs/>
-          <w:color w:val="9A6B2F"/>
-          <w:sz w:val="19"/>
-          <w:szCs w:val="19"/>
-        </w:rPr>
-        <w:t xml:space="preserve">•   </w:t>
-      </w:r>
-      <w:r>
-        <w:rPr>
-          <w:b/>
-          <w:bCs/>
-          <w:color w:val="1E3A5C"/>
-          <w:sz w:val="19"/>
-          <w:szCs w:val="19"/>
-        </w:rPr>
-        <w:t xml:space="preserve">Not a platform company</w:t>
-      </w:r>
-      <w:r>
-        <w:rPr>
-          <w:sz w:val="19"/>
-          <w:szCs w:val="19"/>
-        </w:rPr>
-        <w:t xml:space="preserve"> — nothing before month 24 requires becoming one</w:t>
-      </w:r>
-    </w:p>
-    <w:p>
-      <w:pPr>
-        <w:spacing w:after="40" w:before="40"/>
-        <w:ind w:left="360" w:hanging="200"/>
-      </w:pPr>
-      <w:r>
-        <w:rPr>
-          <w:b/>
-          <w:bCs/>
-          <w:color w:val="9A6B2F"/>
-          <w:sz w:val="19"/>
-          <w:szCs w:val="19"/>
-        </w:rPr>
-        <w:t xml:space="preserve">•   </w:t>
-      </w:r>
-      <w:r>
-        <w:rPr>
-          <w:b/>
-          <w:bCs/>
-          <w:color w:val="1E3A5C"/>
-          <w:sz w:val="19"/>
-          <w:szCs w:val="19"/>
-        </w:rPr>
-        <w:t xml:space="preserve">Distracts from ActCAD</w:t>
-      </w:r>
-      <w:r>
-        <w:rPr>
-          <w:sz w:val="19"/>
-          <w:szCs w:val="19"/>
-        </w:rPr>
-        <w:t xml:space="preserve"> — </w:t>
-      </w:r>
-      <w:r>
-        <w:rPr>
-          <w:i/>
-          <w:iCs/>
-          <w:sz w:val="19"/>
-          <w:szCs w:val="19"/>
-        </w:rPr>
-        <w:t xml:space="preserve">partly conceded</w:t>
-      </w:r>
-      <w:r>
-        <w:rPr>
-          <w:sz w:val="19"/>
-          <w:szCs w:val="19"/>
-        </w:rPr>
-        <w:t xml:space="preserve">, attention is the real cost</w:t>
-      </w:r>
-    </w:p>
-    <w:p>
-      <w:pPr>
-        <w:spacing w:after="40" w:before="40"/>
-        <w:ind w:left="360" w:hanging="200"/>
-      </w:pPr>
-      <w:r>
-        <w:rPr>
-          <w:b/>
-          <w:bCs/>
-          <w:color w:val="9A6B2F"/>
-          <w:sz w:val="19"/>
-          <w:szCs w:val="19"/>
-        </w:rPr>
-        <w:t xml:space="preserve">•   </w:t>
-      </w:r>
-      <w:r>
-        <w:rPr>
-          <w:b/>
-          <w:bCs/>
-          <w:color w:val="1E3A5C"/>
-          <w:sz w:val="19"/>
-          <w:szCs w:val="19"/>
-        </w:rPr>
-        <w:t xml:space="preserve">Money is modest</w:t>
-      </w:r>
-      <w:r>
-        <w:rPr>
-          <w:sz w:val="19"/>
-          <w:szCs w:val="19"/>
-        </w:rPr>
-        <w:t xml:space="preserve"> — </w:t>
-      </w:r>
-      <w:r>
-        <w:rPr>
-          <w:i/>
-          <w:iCs/>
-          <w:sz w:val="19"/>
-          <w:szCs w:val="19"/>
-        </w:rPr>
-        <w:t xml:space="preserve">conceded</w:t>
-      </w:r>
-      <w:r>
-        <w:rPr>
-          <w:sz w:val="19"/>
-          <w:szCs w:val="19"/>
-        </w:rPr>
-        <w:t xml:space="preserve">, not a reason on its own</w:t>
-      </w:r>
-    </w:p>
-    <w:p>
-      <w:pPr>
-        <w:spacing w:after="40" w:before="40"/>
-        <w:ind w:left="360" w:hanging="200"/>
-      </w:pPr>
-      <w:r>
-        <w:rPr>
-          <w:b/>
-          <w:bCs/>
-          <w:color w:val="9A6B2F"/>
-          <w:sz w:val="19"/>
-          <w:szCs w:val="19"/>
-        </w:rPr>
-        <w:t xml:space="preserve">•   </w:t>
-      </w:r>
-      <w:r>
-        <w:rPr>
-          <w:b/>
-          <w:bCs/>
-          <w:color w:val="1E3A5C"/>
-          <w:sz w:val="19"/>
-          <w:szCs w:val="19"/>
-        </w:rPr>
-        <w:t xml:space="preserve">Arming competitors</w:t>
-      </w:r>
-      <w:r>
-        <w:rPr>
-          <w:sz w:val="19"/>
-          <w:szCs w:val="19"/>
-        </w:rPr>
-        <w:t xml:space="preserve"> — gated, </w:t>
-      </w:r>
-      <w:r>
-        <w:rPr>
-          <w:b/>
-          <w:bCs/>
-          <w:color w:val="1E3A5C"/>
-          <w:sz w:val="19"/>
-          <w:szCs w:val="19"/>
-        </w:rPr>
-        <w:t xml:space="preserve">or we simply don't sell that tier</w:t>
-      </w:r>
-    </w:p>
-    <w:p>
-      <w:pPr>
-        <w:spacing w:after="40" w:before="40"/>
-        <w:ind w:left="360" w:hanging="200"/>
-      </w:pPr>
-      <w:r>
-        <w:rPr>
-          <w:b/>
-          <w:bCs/>
-          <w:color w:val="9A6B2F"/>
-          <w:sz w:val="19"/>
-          <w:szCs w:val="19"/>
-        </w:rPr>
-        <w:t xml:space="preserve">•   </w:t>
-      </w:r>
-      <w:r>
-        <w:rPr>
-          <w:b/>
-          <w:bCs/>
-          <w:color w:val="1E3A5C"/>
-          <w:sz w:val="19"/>
-          <w:szCs w:val="19"/>
-        </w:rPr>
-        <w:t xml:space="preserve">Roadmap constraint</w:t>
-      </w:r>
-      <w:r>
-        <w:rPr>
-          <w:sz w:val="19"/>
-          <w:szCs w:val="19"/>
-        </w:rPr>
-        <w:t xml:space="preserve"> — </w:t>
-      </w:r>
-      <w:r>
-        <w:rPr>
-          <w:i/>
-          <w:iCs/>
-          <w:sz w:val="19"/>
-          <w:szCs w:val="19"/>
-        </w:rPr>
-        <w:t xml:space="preserve">conceded</w:t>
-      </w:r>
-      <w:r>
-        <w:rPr>
-          <w:sz w:val="19"/>
-          <w:szCs w:val="19"/>
-        </w:rPr>
-        <w:t xml:space="preserve">, </w:t>
-      </w:r>
-      <w:r>
-        <w:rPr>
-          <w:b/>
-          <w:bCs/>
-          <w:color w:val="1E3A5C"/>
-          <w:sz w:val="19"/>
-          <w:szCs w:val="19"/>
-        </w:rPr>
-        <w:t xml:space="preserve">the one that worries us most</w:t>
-      </w:r>
-    </w:p>
-    <w:p>
-      <w:pPr>
-        <w:spacing w:after="40" w:before="40"/>
-        <w:ind w:left="360" w:hanging="200"/>
-      </w:pPr>
-      <w:r>
-        <w:rPr>
-          <w:b/>
-          <w:bCs/>
-          <w:color w:val="9A6B2F"/>
-          <w:sz w:val="19"/>
-          <w:szCs w:val="19"/>
-        </w:rPr>
-        <w:t xml:space="preserve">•   </w:t>
-      </w:r>
-      <w:r>
-        <w:rPr>
-          <w:b/>
-          <w:bCs/>
-          <w:color w:val="1E3A5C"/>
-          <w:sz w:val="19"/>
-          <w:szCs w:val="19"/>
-        </w:rPr>
-        <w:t xml:space="preserve">No demand proven</w:t>
-      </w:r>
-      <w:r>
-        <w:rPr>
-          <w:sz w:val="19"/>
-          <w:szCs w:val="19"/>
-        </w:rPr>
-        <w:t xml:space="preserve"> — </w:t>
-      </w:r>
-      <w:r>
-        <w:rPr>
-          <w:i/>
-          <w:iCs/>
-          <w:sz w:val="19"/>
-          <w:szCs w:val="19"/>
-        </w:rPr>
-        <w:t xml:space="preserve">fully conceded</w:t>
-      </w:r>
-      <w:r>
-        <w:rPr>
-          <w:sz w:val="19"/>
-          <w:szCs w:val="19"/>
-        </w:rPr>
-        <w:t xml:space="preserve">, hence the kill switch</w:t>
-      </w:r>
-    </w:p>
-    <w:p>
-      <w:pPr>
-        <w:spacing w:after="40" w:before="40"/>
-        <w:ind w:left="360" w:hanging="200"/>
-      </w:pPr>
-      <w:r>
-        <w:rPr>
-          <w:b/>
-          <w:bCs/>
-          <w:color w:val="9A6B2F"/>
-          <w:sz w:val="19"/>
-          <w:szCs w:val="19"/>
-        </w:rPr>
-        <w:t xml:space="preserve">•   </w:t>
-      </w:r>
-      <w:r>
-        <w:rPr>
-          <w:b/>
-          <w:bCs/>
-          <w:color w:val="1E3A5C"/>
-          <w:sz w:val="19"/>
-          <w:szCs w:val="19"/>
-        </w:rPr>
-        <w:t xml:space="preserve">No team</w:t>
-      </w:r>
-      <w:r>
-        <w:rPr>
-          <w:sz w:val="19"/>
-          <w:szCs w:val="19"/>
-        </w:rPr>
-        <w:t xml:space="preserve"> — </w:t>
-      </w:r>
-      <w:r>
-        <w:rPr>
-          <w:i/>
-          <w:iCs/>
-          <w:sz w:val="19"/>
-          <w:szCs w:val="19"/>
-        </w:rPr>
-        <w:t xml:space="preserve">conceded</w:t>
-      </w:r>
-      <w:r>
-        <w:rPr>
-          <w:sz w:val="19"/>
-          <w:szCs w:val="19"/>
-        </w:rPr>
-        <w:t xml:space="preserve">, but </w:t>
-      </w:r>
-      <w:r>
-        <w:rPr>
-          <w:b/>
-          <w:bCs/>
-          <w:color w:val="1E3A5C"/>
-          <w:sz w:val="19"/>
-          <w:szCs w:val="19"/>
-        </w:rPr>
-        <w:t xml:space="preserve">we need that team for ActCAD anyway</w:t>
-      </w:r>
-    </w:p>
-    <w:p>
-      <w:pPr>
-        <w:spacing w:after="100" w:before="60"/>
-      </w:pPr>
-      <w:r>
-        <w:rPr>
-          <w:b/>
-          <w:bCs/>
-          <w:color w:val="1E3A5C"/>
-          <w:sz w:val="19"/>
-          <w:szCs w:val="19"/>
-        </w:rPr>
-        <w:t xml:space="preserve">Building multi-tenant makes ActCAD better even if no member ever signs.</w:t>
-      </w:r>
-    </w:p>
-    <w:p>
-      <w:pPr>
-        <w:spacing w:after="40" w:before="40"/>
-        <w:ind w:left="360" w:hanging="200"/>
-      </w:pPr>
-      <w:r>
-        <w:rPr>
-          <w:b/>
-          <w:bCs/>
-          <w:color w:val="9A6B2F"/>
-          <w:sz w:val="19"/>
-          <w:szCs w:val="19"/>
-        </w:rPr>
-        <w:t xml:space="preserve">•   </w:t>
-      </w:r>
-      <w:r>
-        <w:rPr>
-          <w:sz w:val="19"/>
-          <w:szCs w:val="19"/>
-        </w:rPr>
-        <w:t xml:space="preserve">Forces a clean core, a real plugin API, configuration over hard-coding</w:t>
-      </w:r>
-    </w:p>
-    <w:p>
-      <w:pPr>
-        <w:spacing w:after="40" w:before="40"/>
-        <w:ind w:left="360" w:hanging="200"/>
-      </w:pPr>
-      <w:r>
-        <w:rPr>
-          <w:b/>
-          <w:bCs/>
-          <w:color w:val="9A6B2F"/>
-          <w:sz w:val="19"/>
-          <w:szCs w:val="19"/>
-        </w:rPr>
-        <w:t xml:space="preserve">•   </w:t>
-      </w:r>
-      <w:r>
-        <w:rPr>
-          <w:b/>
-          <w:bCs/>
-          <w:color w:val="1E3A5C"/>
-          <w:sz w:val="19"/>
-          <w:szCs w:val="19"/>
-        </w:rPr>
-        <w:t xml:space="preserve">Retrofitting later means reworking six of ten modules</w:t>
+        <w:t xml:space="preserve">What we pay IntelliCAD today</w:t>
+      </w:r>
+    </w:p>
+    <w:tbl>
+      <w:tblPr>
+        <w:tblW w:type="dxa" w:w="9026"/>
+        <w:tblBorders>
+          <w:top w:val="single" w:color="auto" w:sz="4"/>
+          <w:left w:val="single" w:color="auto" w:sz="4"/>
+          <w:bottom w:val="single" w:color="auto" w:sz="4"/>
+          <w:right w:val="single" w:color="auto" w:sz="4"/>
+          <w:insideH w:val="single" w:color="auto" w:sz="4"/>
+          <w:insideV w:val="single" w:color="auto" w:sz="4"/>
+        </w:tblBorders>
+      </w:tblPr>
+      <w:tblGrid>
+        <w:gridCol w:w="4513"/>
+        <w:gridCol w:w="4513"/>
+      </w:tblGrid>
+      <w:tr>
+        <w:trPr>
+          <w:tblHeader/>
+        </w:trPr>
+        <w:tc>
+          <w:tcPr>
+            <w:tcW w:type="dxa" w:w="4513"/>
+            <w:shd w:fill="1E3A5C" w:val="clear"/>
+            <w:tcMar>
+              <w:top w:type="dxa" w:w="60"/>
+              <w:left w:type="dxa" w:w="90"/>
+              <w:bottom w:type="dxa" w:w="60"/>
+              <w:right w:type="dxa" w:w="90"/>
+            </w:tcMar>
+          </w:tcPr>
+          <w:p>
+            <w:pPr>
+              <w:spacing w:after="0" w:before="0"/>
+            </w:pPr>
+            <w:r>
+              <w:rPr>
+                <w:b/>
+                <w:bCs/>
+                <w:color w:val="FFFFFF"/>
+                <w:sz w:val="17"/>
+                <w:szCs w:val="17"/>
+              </w:rPr>
+              <w:t xml:space="preserve">Membership and extras</w:t>
+            </w:r>
+          </w:p>
+        </w:tc>
+        <w:tc>
+          <w:tcPr>
+            <w:tcW w:type="dxa" w:w="4513"/>
+            <w:shd w:fill="1E3A5C" w:val="clear"/>
+            <w:tcMar>
+              <w:top w:type="dxa" w:w="60"/>
+              <w:left w:type="dxa" w:w="90"/>
+              <w:bottom w:type="dxa" w:w="60"/>
+              <w:right w:type="dxa" w:w="90"/>
+            </w:tcMar>
+          </w:tcPr>
+          <w:p>
+            <w:pPr>
+              <w:spacing w:after="0" w:before="0"/>
+            </w:pPr>
+            <w:r>
+              <w:rPr>
+                <w:b/>
+                <w:bCs/>
+                <w:color w:val="FFFFFF"/>
+                <w:sz w:val="17"/>
+                <w:szCs w:val="17"/>
+              </w:rPr>
+              <w:t xml:space="preserve">~$100,000 per year</w:t>
+            </w:r>
+          </w:p>
+        </w:tc>
+      </w:tr>
+      <w:tr>
+        <w:trPr>
+          <w:tblHeader w:val="false"/>
+        </w:trPr>
+        <w:tc>
+          <w:tcPr>
+            <w:tcW w:type="dxa" w:w="4513"/>
+            <w:shd w:fill="FFFFFF" w:val="clear"/>
+            <w:tcMar>
+              <w:top w:type="dxa" w:w="60"/>
+              <w:left w:type="dxa" w:w="90"/>
+              <w:bottom w:type="dxa" w:w="60"/>
+              <w:right w:type="dxa" w:w="90"/>
+            </w:tcMar>
+          </w:tcPr>
+          <w:p>
+            <w:pPr>
+              <w:spacing w:after="0" w:before="0"/>
+            </w:pPr>
+            <w:r>
+              <w:rPr>
+                <w:b w:val="false"/>
+                <w:bCs w:val="false"/>
+                <w:color w:val="1A1A1A"/>
+                <w:sz w:val="17"/>
+                <w:szCs w:val="17"/>
+              </w:rPr>
+              <w:t xml:space="preserve">Per-seat royalty to ITC</w:t>
+            </w:r>
+          </w:p>
+        </w:tc>
+        <w:tc>
+          <w:tcPr>
+            <w:tcW w:type="dxa" w:w="4513"/>
+            <w:shd w:fill="FFFFFF" w:val="clear"/>
+            <w:tcMar>
+              <w:top w:type="dxa" w:w="60"/>
+              <w:left w:type="dxa" w:w="90"/>
+              <w:bottom w:type="dxa" w:w="60"/>
+              <w:right w:type="dxa" w:w="90"/>
+            </w:tcMar>
+          </w:tcPr>
+          <w:p>
+            <w:pPr>
+              <w:spacing w:after="0" w:before="0"/>
+            </w:pPr>
+            <w:r>
+              <w:rPr>
+                <w:b/>
+                <w:bCs/>
+                <w:color w:val="1A1A1A"/>
+                <w:sz w:val="17"/>
+                <w:szCs w:val="17"/>
+              </w:rPr>
+              <w:t xml:space="preserve">None</w:t>
+            </w:r>
+          </w:p>
+        </w:tc>
+      </w:tr>
+      <w:tr>
+        <w:trPr>
+          <w:tblHeader w:val="false"/>
+        </w:trPr>
+        <w:tc>
+          <w:tcPr>
+            <w:tcW w:type="dxa" w:w="4513"/>
+            <w:shd w:fill="FAF7F2" w:val="clear"/>
+            <w:tcMar>
+              <w:top w:type="dxa" w:w="60"/>
+              <w:left w:type="dxa" w:w="90"/>
+              <w:bottom w:type="dxa" w:w="60"/>
+              <w:right w:type="dxa" w:w="90"/>
+            </w:tcMar>
+          </w:tcPr>
+          <w:p>
+            <w:pPr>
+              <w:spacing w:after="0" w:before="0"/>
+            </w:pPr>
+            <w:r>
+              <w:rPr>
+                <w:b w:val="false"/>
+                <w:bCs w:val="false"/>
+                <w:color w:val="1A1A1A"/>
+                <w:sz w:val="17"/>
+                <w:szCs w:val="17"/>
+              </w:rPr>
+              <w:t xml:space="preserve">Component royalties (ACIS and others)</w:t>
+            </w:r>
+          </w:p>
+        </w:tc>
+        <w:tc>
+          <w:tcPr>
+            <w:tcW w:type="dxa" w:w="4513"/>
+            <w:shd w:fill="FAF7F2" w:val="clear"/>
+            <w:tcMar>
+              <w:top w:type="dxa" w:w="60"/>
+              <w:left w:type="dxa" w:w="90"/>
+              <w:bottom w:type="dxa" w:w="60"/>
+              <w:right w:type="dxa" w:w="90"/>
+            </w:tcMar>
+          </w:tcPr>
+          <w:p>
+            <w:pPr>
+              <w:spacing w:after="0" w:before="0"/>
+            </w:pPr>
+            <w:r>
+              <w:rPr>
+                <w:b/>
+                <w:bCs/>
+                <w:color w:val="1A1A1A"/>
+                <w:sz w:val="17"/>
+                <w:szCs w:val="17"/>
+              </w:rPr>
+              <w:t xml:space="preserve">$15–20 per sale</w:t>
+            </w:r>
+          </w:p>
+        </w:tc>
+      </w:tr>
+      <w:tr>
+        <w:trPr>
+          <w:tblHeader w:val="false"/>
+        </w:trPr>
+        <w:tc>
+          <w:tcPr>
+            <w:tcW w:type="dxa" w:w="4513"/>
+            <w:shd w:fill="FFFFFF" w:val="clear"/>
+            <w:tcMar>
+              <w:top w:type="dxa" w:w="60"/>
+              <w:left w:type="dxa" w:w="90"/>
+              <w:bottom w:type="dxa" w:w="60"/>
+              <w:right w:type="dxa" w:w="90"/>
+            </w:tcMar>
+          </w:tcPr>
+          <w:p>
+            <w:pPr>
+              <w:spacing w:after="0" w:before="0"/>
+            </w:pPr>
+            <w:r>
+              <w:rPr>
+                <w:b w:val="false"/>
+                <w:bCs w:val="false"/>
+                <w:color w:val="1A1A1A"/>
+                <w:sz w:val="17"/>
+                <w:szCs w:val="17"/>
+              </w:rPr>
+              <w:t xml:space="preserve">AI module</w:t>
+            </w:r>
+          </w:p>
+        </w:tc>
+        <w:tc>
+          <w:tcPr>
+            <w:tcW w:type="dxa" w:w="4513"/>
+            <w:shd w:fill="FFFFFF" w:val="clear"/>
+            <w:tcMar>
+              <w:top w:type="dxa" w:w="60"/>
+              <w:left w:type="dxa" w:w="90"/>
+              <w:bottom w:type="dxa" w:w="60"/>
+              <w:right w:type="dxa" w:w="90"/>
+            </w:tcMar>
+          </w:tcPr>
+          <w:p>
+            <w:pPr>
+              <w:spacing w:after="0" w:before="0"/>
+            </w:pPr>
+            <w:r>
+              <w:rPr>
+                <w:b/>
+                <w:bCs/>
+                <w:color w:val="1A1A1A"/>
+                <w:sz w:val="17"/>
+                <w:szCs w:val="17"/>
+              </w:rPr>
+              <w:t xml:space="preserve">~$7–8,000 per year</w:t>
+            </w:r>
+            <w:r>
+              <w:rPr>
+                <w:b w:val="false"/>
+                <w:bCs w:val="false"/>
+                <w:color w:val="1A1A1A"/>
+                <w:sz w:val="17"/>
+                <w:szCs w:val="17"/>
+              </w:rPr>
+              <w:t xml:space="preserve"> — experimental</w:t>
+            </w:r>
+          </w:p>
+        </w:tc>
+      </w:tr>
+      <w:tr>
+        <w:trPr>
+          <w:tblHeader w:val="false"/>
+        </w:trPr>
+        <w:tc>
+          <w:tcPr>
+            <w:tcW w:type="dxa" w:w="4513"/>
+            <w:shd w:fill="FAF7F2" w:val="clear"/>
+            <w:tcMar>
+              <w:top w:type="dxa" w:w="60"/>
+              <w:left w:type="dxa" w:w="90"/>
+              <w:bottom w:type="dxa" w:w="60"/>
+              <w:right w:type="dxa" w:w="90"/>
+            </w:tcMar>
+          </w:tcPr>
+          <w:p>
+            <w:pPr>
+              <w:spacing w:after="0" w:before="0"/>
+            </w:pPr>
+            <w:r>
+              <w:rPr>
+                <w:b w:val="false"/>
+                <w:bCs w:val="false"/>
+                <w:color w:val="1A1A1A"/>
+                <w:sz w:val="17"/>
+                <w:szCs w:val="17"/>
+              </w:rPr>
+              <w:t xml:space="preserve">Android viewer</w:t>
+            </w:r>
+          </w:p>
+        </w:tc>
+        <w:tc>
+          <w:tcPr>
+            <w:tcW w:type="dxa" w:w="4513"/>
+            <w:shd w:fill="FAF7F2" w:val="clear"/>
+            <w:tcMar>
+              <w:top w:type="dxa" w:w="60"/>
+              <w:left w:type="dxa" w:w="90"/>
+              <w:bottom w:type="dxa" w:w="60"/>
+              <w:right w:type="dxa" w:w="90"/>
+            </w:tcMar>
+          </w:tcPr>
+          <w:p>
+            <w:pPr>
+              <w:spacing w:after="0" w:before="0"/>
+            </w:pPr>
+            <w:r>
+              <w:rPr>
+                <w:b/>
+                <w:bCs/>
+                <w:color w:val="1A1A1A"/>
+                <w:sz w:val="17"/>
+                <w:szCs w:val="17"/>
+              </w:rPr>
+              <w:t xml:space="preserve">~$8,000 per year</w:t>
+            </w:r>
+          </w:p>
+        </w:tc>
+      </w:tr>
+      <w:tr>
+        <w:trPr>
+          <w:tblHeader w:val="false"/>
+        </w:trPr>
+        <w:tc>
+          <w:tcPr>
+            <w:tcW w:type="dxa" w:w="4513"/>
+            <w:shd w:fill="FFFFFF" w:val="clear"/>
+            <w:tcMar>
+              <w:top w:type="dxa" w:w="60"/>
+              <w:left w:type="dxa" w:w="90"/>
+              <w:bottom w:type="dxa" w:w="60"/>
+              <w:right w:type="dxa" w:w="90"/>
+            </w:tcMar>
+          </w:tcPr>
+          <w:p>
+            <w:pPr>
+              <w:spacing w:after="0" w:before="0"/>
+            </w:pPr>
+            <w:r>
+              <w:rPr>
+                <w:b w:val="false"/>
+                <w:bCs w:val="false"/>
+                <w:color w:val="1A1A1A"/>
+                <w:sz w:val="17"/>
+                <w:szCs w:val="17"/>
+              </w:rPr>
+              <w:t xml:space="preserve">Mac, web application, web editor</w:t>
+            </w:r>
+          </w:p>
+        </w:tc>
+        <w:tc>
+          <w:tcPr>
+            <w:tcW w:type="dxa" w:w="4513"/>
+            <w:shd w:fill="FFFFFF" w:val="clear"/>
+            <w:tcMar>
+              <w:top w:type="dxa" w:w="60"/>
+              <w:left w:type="dxa" w:w="90"/>
+              <w:bottom w:type="dxa" w:w="60"/>
+              <w:right w:type="dxa" w:w="90"/>
+            </w:tcMar>
+          </w:tcPr>
+          <w:p>
+            <w:pPr>
+              <w:spacing w:after="0" w:before="0"/>
+            </w:pPr>
+            <w:r>
+              <w:rPr>
+                <w:b/>
+                <w:bCs/>
+                <w:color w:val="1A1A1A"/>
+                <w:sz w:val="17"/>
+                <w:szCs w:val="17"/>
+              </w:rPr>
+              <w:t xml:space="preserve">Not available</w:t>
+            </w:r>
+          </w:p>
+        </w:tc>
+      </w:tr>
+    </w:tbl>
+    <w:p>
+      <w:pPr>
+        <w:spacing w:after="140"/>
+      </w:pPr>
+    </w:p>
+    <w:p>
+      <w:pPr>
+        <w:pBdr>
+          <w:left w:val="single" w:color="9A6B2F" w:sz="18" w:space="10"/>
+        </w:pBdr>
+        <w:shd w:fill="FAF7F2" w:val="clear"/>
+        <w:spacing w:after="140" w:before="100"/>
+        <w:ind w:left="260"/>
+      </w:pPr>
+      <w:r>
+        <w:rPr>
+          <w:b/>
+          <w:bCs/>
+          <w:color w:val="1E3A5C"/>
+          <w:sz w:val="19"/>
+          <w:szCs w:val="19"/>
+        </w:rPr>
+        <w:t xml:space="preserve">The fee purchases source code, not a product</w:t>
+      </w:r>
+      <w:r>
+        <w:rPr>
+          <w:sz w:val="19"/>
+          <w:szCs w:val="19"/>
+        </w:rPr>
+        <w:t xml:space="preserve"> — a codebase to staff, modify and re-merge at every version uptake.</w:t>
       </w:r>
     </w:p>
     <w:p>
@@ -1724,435 +1650,7 @@
           <w:sz w:val="26"/>
           <w:szCs w:val="26"/>
         </w:rPr>
-        <w:t xml:space="preserve">Who builds it</w:t>
-      </w:r>
-    </w:p>
-    <w:p>
-      <w:pPr>
-        <w:spacing w:after="40" w:before="40"/>
-        <w:ind w:left="360" w:hanging="200"/>
-      </w:pPr>
-      <w:r>
-        <w:rPr>
-          <w:b/>
-          <w:bCs/>
-          <w:color w:val="9A6B2F"/>
-          <w:sz w:val="19"/>
-          <w:szCs w:val="19"/>
-        </w:rPr>
-        <w:t xml:space="preserve">•   </w:t>
-      </w:r>
-      <w:r>
-        <w:rPr>
-          <w:b/>
-          <w:bCs/>
-          <w:color w:val="1E3A5C"/>
-          <w:sz w:val="19"/>
-          <w:szCs w:val="19"/>
-        </w:rPr>
-        <w:t xml:space="preserve">TejasCAD hires</w:t>
-      </w:r>
-      <w:r>
-        <w:rPr>
-          <w:sz w:val="19"/>
-          <w:szCs w:val="19"/>
-        </w:rPr>
-        <w:t xml:space="preserve"> — dev · QA · dev support</w:t>
-      </w:r>
-    </w:p>
-    <w:p>
-      <w:pPr>
-        <w:spacing w:after="40" w:before="40"/>
-        <w:ind w:left="360" w:hanging="200"/>
-      </w:pPr>
-      <w:r>
-        <w:rPr>
-          <w:b/>
-          <w:bCs/>
-          <w:color w:val="9A6B2F"/>
-          <w:sz w:val="19"/>
-          <w:szCs w:val="19"/>
-        </w:rPr>
-        <w:t xml:space="preserve">•   </w:t>
-      </w:r>
-      <w:r>
-        <w:rPr>
-          <w:b/>
-          <w:bCs/>
-          <w:color w:val="1E3A5C"/>
-          <w:sz w:val="19"/>
-          <w:szCs w:val="19"/>
-        </w:rPr>
-        <w:t xml:space="preserve">ActCAD's team does what it is best at</w:t>
-      </w:r>
-      <w:r>
-        <w:rPr>
-          <w:sz w:val="19"/>
-          <w:szCs w:val="19"/>
-        </w:rPr>
-        <w:t xml:space="preserve"> — domain expertise, verticals, IRX, product judgement</w:t>
-      </w:r>
-    </w:p>
-    <w:p>
-      <w:pPr>
-        <w:spacing w:after="40" w:before="40"/>
-        <w:ind w:left="360" w:hanging="200"/>
-      </w:pPr>
-      <w:r>
-        <w:rPr>
-          <w:b/>
-          <w:bCs/>
-          <w:color w:val="9A6B2F"/>
-          <w:sz w:val="19"/>
-          <w:szCs w:val="19"/>
-        </w:rPr>
-        <w:t xml:space="preserve">•   </w:t>
-      </w:r>
-      <w:r>
-        <w:rPr>
-          <w:b/>
-          <w:bCs/>
-          <w:color w:val="1E3A5C"/>
-          <w:sz w:val="19"/>
-          <w:szCs w:val="19"/>
-        </w:rPr>
-        <w:t xml:space="preserve">ActCAD's sales is unchanged</w:t>
-      </w:r>
-      <w:r>
-        <w:rPr>
-          <w:sz w:val="19"/>
-          <w:szCs w:val="19"/>
-        </w:rPr>
-        <w:t xml:space="preserve"> — same team, same customers</w:t>
-      </w:r>
-    </w:p>
-    <w:p>
-      <w:pPr>
-        <w:spacing w:after="40" w:before="40"/>
-        <w:ind w:left="360" w:hanging="200"/>
-      </w:pPr>
-      <w:r>
-        <w:rPr>
-          <w:b/>
-          <w:bCs/>
-          <w:color w:val="9A6B2F"/>
-          <w:sz w:val="19"/>
-          <w:szCs w:val="19"/>
-        </w:rPr>
-        <w:t xml:space="preserve">•   </w:t>
-      </w:r>
-      <w:r>
-        <w:rPr>
-          <w:b/>
-          <w:bCs/>
-          <w:color w:val="1E3A5C"/>
-          <w:sz w:val="19"/>
-          <w:szCs w:val="19"/>
-        </w:rPr>
-        <w:t xml:space="preserve">Members support their own customers</w:t>
-      </w:r>
-      <w:r>
-        <w:rPr>
-          <w:sz w:val="19"/>
-          <w:szCs w:val="19"/>
-        </w:rPr>
-        <w:t xml:space="preserve"> — never us</w:t>
-      </w:r>
-    </w:p>
-    <w:p>
-      <w:pPr>
-        <w:spacing w:after="100" w:before="60"/>
-      </w:pPr>
-      <w:r>
-        <w:rPr>
-          <w:b/>
-          <w:bCs/>
-          <w:color w:val="1E3A5C"/>
-          <w:sz w:val="19"/>
-          <w:szCs w:val="19"/>
-        </w:rPr>
-        <w:t xml:space="preserve">That team is the engine team. ActCAD-new needs those people either way.</w:t>
-      </w:r>
-    </w:p>
-    <w:p>
-      <w:pPr>
-        <w:spacing w:after="40" w:before="40"/>
-        <w:ind w:left="360" w:hanging="200"/>
-      </w:pPr>
-      <w:r>
-        <w:rPr>
-          <w:b/>
-          <w:bCs/>
-          <w:color w:val="9A6B2F"/>
-          <w:sz w:val="19"/>
-          <w:szCs w:val="19"/>
-        </w:rPr>
-        <w:t xml:space="preserve">•   </w:t>
-      </w:r>
-      <w:r>
-        <w:rPr>
-          <w:sz w:val="19"/>
-          <w:szCs w:val="19"/>
-        </w:rPr>
-        <w:t xml:space="preserve">The platform doesn't create the cost — </w:t>
-      </w:r>
-      <w:r>
-        <w:rPr>
-          <w:b/>
-          <w:bCs/>
-          <w:color w:val="1E3A5C"/>
-          <w:sz w:val="19"/>
-          <w:szCs w:val="19"/>
-        </w:rPr>
-        <w:t xml:space="preserve">it decides who employs them, and who else helps pay</w:t>
-      </w:r>
-    </w:p>
-    <w:p>
-      <w:pPr>
-        <w:pStyle w:val="Heading1"/>
-        <w:pBdr>
-          <w:bottom w:val="single" w:color="1E3A5C" w:sz="10" w:space="6"/>
-        </w:pBdr>
-        <w:spacing w:after="40" w:before="320"/>
-      </w:pPr>
-      <w:r>
-        <w:rPr>
-          <w:b/>
-          <w:bCs/>
-          <w:color w:val="9A6B2F"/>
-          <w:sz w:val="24"/>
-          <w:szCs w:val="24"/>
-        </w:rPr>
-        <w:t xml:space="preserve">Slide 8 — </w:t>
-      </w:r>
-      <w:r>
-        <w:rPr>
-          <w:b/>
-          <w:bCs/>
-          <w:color w:val="1E3A5C"/>
-          <w:sz w:val="26"/>
-          <w:szCs w:val="26"/>
-        </w:rPr>
-        <w:t xml:space="preserve">The kill switch</w:t>
-      </w:r>
-    </w:p>
-    <w:p>
-      <w:pPr>
-        <w:spacing w:after="40" w:before="40"/>
-        <w:ind w:left="360" w:hanging="200"/>
-      </w:pPr>
-      <w:r>
-        <w:rPr>
-          <w:b/>
-          <w:bCs/>
-          <w:color w:val="9A6B2F"/>
-          <w:sz w:val="19"/>
-          <w:szCs w:val="19"/>
-        </w:rPr>
-        <w:t xml:space="preserve">•   </w:t>
-      </w:r>
-      <w:r>
-        <w:rPr>
-          <w:b/>
-          <w:bCs/>
-          <w:color w:val="1E3A5C"/>
-          <w:sz w:val="19"/>
-          <w:szCs w:val="19"/>
-        </w:rPr>
-        <w:t xml:space="preserve">Month 12</w:t>
-      </w:r>
-      <w:r>
-        <w:rPr>
-          <w:sz w:val="19"/>
-          <w:szCs w:val="19"/>
-        </w:rPr>
-        <w:t xml:space="preserve"> — 8–10 qualified member conversations, or </w:t>
-      </w:r>
-      <w:r>
-        <w:rPr>
-          <w:b/>
-          <w:bCs/>
-          <w:color w:val="1E3A5C"/>
-          <w:sz w:val="19"/>
-          <w:szCs w:val="19"/>
-        </w:rPr>
-        <w:t xml:space="preserve">stop outbound</w:t>
-      </w:r>
-    </w:p>
-    <w:p>
-      <w:pPr>
-        <w:spacing w:after="40" w:before="40"/>
-        <w:ind w:left="360" w:hanging="200"/>
-      </w:pPr>
-      <w:r>
-        <w:rPr>
-          <w:b/>
-          <w:bCs/>
-          <w:color w:val="9A6B2F"/>
-          <w:sz w:val="19"/>
-          <w:szCs w:val="19"/>
-        </w:rPr>
-        <w:t xml:space="preserve">•   </w:t>
-      </w:r>
-      <w:r>
-        <w:rPr>
-          <w:b/>
-          <w:bCs/>
-          <w:color w:val="1E3A5C"/>
-          <w:sz w:val="19"/>
-          <w:szCs w:val="19"/>
-        </w:rPr>
-        <w:t xml:space="preserve">Month 24, at ActCAD GA</w:t>
-      </w:r>
-      <w:r>
-        <w:rPr>
-          <w:sz w:val="19"/>
-          <w:szCs w:val="19"/>
-        </w:rPr>
-        <w:t xml:space="preserve"> — </w:t>
-      </w:r>
-      <w:r>
-        <w:rPr>
-          <w:b/>
-          <w:bCs/>
-          <w:color w:val="1E3A5C"/>
-          <w:sz w:val="19"/>
-          <w:szCs w:val="19"/>
-        </w:rPr>
-        <w:t xml:space="preserve">2 signed LOIs, or we stop entirely</w:t>
-      </w:r>
-    </w:p>
-    <w:p>
-      <w:pPr>
-        <w:spacing w:after="40" w:before="40"/>
-        <w:ind w:left="360" w:hanging="200"/>
-      </w:pPr>
-      <w:r>
-        <w:rPr>
-          <w:b/>
-          <w:bCs/>
-          <w:color w:val="9A6B2F"/>
-          <w:sz w:val="19"/>
-          <w:szCs w:val="19"/>
-        </w:rPr>
-        <w:t xml:space="preserve">•   </w:t>
-      </w:r>
-      <w:r>
-        <w:rPr>
-          <w:sz w:val="19"/>
-          <w:szCs w:val="19"/>
-        </w:rPr>
-        <w:t xml:space="preserve">no platform entity · no partner obligations · no second set of books</w:t>
-      </w:r>
-    </w:p>
-    <w:p>
-      <w:pPr>
-        <w:spacing w:after="40" w:before="40"/>
-        <w:ind w:left="360" w:hanging="200"/>
-      </w:pPr>
-      <w:r>
-        <w:rPr>
-          <w:b/>
-          <w:bCs/>
-          <w:color w:val="9A6B2F"/>
-          <w:sz w:val="19"/>
-          <w:szCs w:val="19"/>
-        </w:rPr>
-        <w:t xml:space="preserve">•   </w:t>
-      </w:r>
-      <w:r>
-        <w:rPr>
-          <w:b/>
-          <w:bCs/>
-          <w:color w:val="1E3A5C"/>
-          <w:sz w:val="19"/>
-          <w:szCs w:val="19"/>
-        </w:rPr>
-        <w:t xml:space="preserve">Before any vertical-tier sale</w:t>
-      </w:r>
-      <w:r>
-        <w:rPr>
-          <w:sz w:val="19"/>
-          <w:szCs w:val="19"/>
-        </w:rPr>
-        <w:t xml:space="preserve"> — if it threatens ActCAD, </w:t>
-      </w:r>
-      <w:r>
-        <w:rPr>
-          <w:b/>
-          <w:bCs/>
-          <w:color w:val="1E3A5C"/>
-          <w:sz w:val="19"/>
-          <w:szCs w:val="19"/>
-        </w:rPr>
-        <w:t xml:space="preserve">don't sell it</w:t>
-      </w:r>
-    </w:p>
-    <w:p>
-      <w:pPr>
-        <w:spacing w:after="100" w:before="60"/>
-      </w:pPr>
-      <w:r>
-        <w:rPr>
-          <w:b/>
-          <w:bCs/>
-          <w:color w:val="1E3A5C"/>
-          <w:sz w:val="19"/>
-          <w:szCs w:val="19"/>
-        </w:rPr>
-        <w:t xml:space="preserve">If month 24 fails we lose 3–6 engineer-months — on architecture we'd defend on ActCAD's own merits.</w:t>
-      </w:r>
-    </w:p>
-    <w:p>
-      <w:pPr>
-        <w:spacing w:after="40" w:before="40"/>
-        <w:ind w:left="360" w:hanging="200"/>
-      </w:pPr>
-      <w:r>
-        <w:rPr>
-          <w:b/>
-          <w:bCs/>
-          <w:color w:val="9A6B2F"/>
-          <w:sz w:val="19"/>
-          <w:szCs w:val="19"/>
-        </w:rPr>
-        <w:t xml:space="preserve">•   </w:t>
-      </w:r>
-      <w:r>
-        <w:rPr>
-          <w:sz w:val="19"/>
-          <w:szCs w:val="19"/>
-        </w:rPr>
-        <w:t xml:space="preserve">And we still keep a clean engine, a real plugin API, a proper licensing layer</w:t>
-      </w:r>
-    </w:p>
-    <w:p>
-      <w:pPr>
-        <w:pStyle w:val="Heading1"/>
-        <w:pBdr>
-          <w:bottom w:val="single" w:color="1E3A5C" w:sz="10" w:space="6"/>
-        </w:pBdr>
-        <w:spacing w:after="40" w:before="320"/>
-      </w:pPr>
-      <w:r>
-        <w:rPr>
-          <w:b/>
-          <w:bCs/>
-          <w:color w:val="9A6B2F"/>
-          <w:sz w:val="24"/>
-          <w:szCs w:val="24"/>
-        </w:rPr>
-        <w:t xml:space="preserve">Slide 9 — </w:t>
-      </w:r>
-      <w:r>
-        <w:rPr>
-          <w:b/>
-          <w:bCs/>
-          <w:color w:val="1E3A5C"/>
-          <w:sz w:val="26"/>
-          <w:szCs w:val="26"/>
-        </w:rPr>
-        <w:t xml:space="preserve">The two paths</w:t>
+        <w:t xml:space="preserve">How our offer would compare</w:t>
       </w:r>
     </w:p>
     <w:tbl>
@@ -2226,7 +1724,7 @@
                 <w:sz w:val="17"/>
                 <w:szCs w:val="17"/>
               </w:rPr>
-              <w:t xml:space="preserve">ActCAD only</w:t>
+              <w:t xml:space="preserve">IntelliCAD provides</w:t>
             </w:r>
           </w:p>
         </w:tc>
@@ -2253,7 +1751,7 @@
                 <w:sz w:val="17"/>
                 <w:szCs w:val="17"/>
               </w:rPr>
-              <w:t xml:space="preserve">As a platform</w:t>
+              <w:t xml:space="preserve">TejasCAD would provide</w:t>
             </w:r>
           </w:p>
         </w:tc>
@@ -2285,7 +1783,7 @@
                 <w:sz w:val="17"/>
                 <w:szCs w:val="17"/>
               </w:rPr>
-              <w:t xml:space="preserve">Engine work</w:t>
+              <w:t xml:space="preserve">Deliverable</w:t>
             </w:r>
           </w:p>
         </w:tc>
@@ -2312,7 +1810,7 @@
                 <w:sz w:val="17"/>
                 <w:szCs w:val="17"/>
               </w:rPr>
-              <w:t xml:space="preserve">Same</w:t>
+              <w:t xml:space="preserve">~1M lines of source</w:t>
             </w:r>
           </w:p>
         </w:tc>
@@ -2333,13 +1831,13 @@
             </w:pPr>
             <w:r>
               <w:rPr>
-                <w:b w:val="false"/>
-                <w:bCs w:val="false"/>
-                <w:color w:val="1A1A1A"/>
-                <w:sz w:val="17"/>
-                <w:szCs w:val="17"/>
-              </w:rPr>
-              <w:t xml:space="preserve">Same</w:t>
+                <w:b/>
+                <w:bCs/>
+                <w:color w:val="1A1A1A"/>
+                <w:sz w:val="17"/>
+                <w:szCs w:val="17"/>
+              </w:rPr>
+              <w:t xml:space="preserve">A product they configure</w:t>
             </w:r>
           </w:p>
         </w:tc>
@@ -2371,7 +1869,7 @@
                 <w:sz w:val="17"/>
                 <w:szCs w:val="17"/>
               </w:rPr>
-              <w:t xml:space="preserve">Ship date</w:t>
+              <w:t xml:space="preserve">Engine maintenance</w:t>
             </w:r>
           </w:p>
         </w:tc>
@@ -2398,7 +1896,7 @@
                 <w:sz w:val="17"/>
                 <w:szCs w:val="17"/>
               </w:rPr>
-              <w:t xml:space="preserve">~24 months</w:t>
+              <w:t xml:space="preserve">The member's responsibility</w:t>
             </w:r>
           </w:p>
         </w:tc>
@@ -2419,13 +1917,13 @@
             </w:pPr>
             <w:r>
               <w:rPr>
-                <w:b w:val="false"/>
-                <w:bCs w:val="false"/>
-                <w:color w:val="1A1A1A"/>
-                <w:sz w:val="17"/>
-                <w:szCs w:val="17"/>
-              </w:rPr>
-              <w:t xml:space="preserve">Same</w:t>
+                <w:b/>
+                <w:bCs/>
+                <w:color w:val="1A1A1A"/>
+                <w:sz w:val="17"/>
+                <w:szCs w:val="17"/>
+              </w:rPr>
+              <w:t xml:space="preserve">Ours</w:t>
             </w:r>
           </w:p>
         </w:tc>
@@ -2457,7 +1955,7 @@
                 <w:sz w:val="17"/>
                 <w:szCs w:val="17"/>
               </w:rPr>
-              <w:t xml:space="preserve">Extra cost</w:t>
+              <w:t xml:space="preserve">Engine defects</w:t>
             </w:r>
           </w:p>
         </w:tc>
@@ -2484,7 +1982,17 @@
                 <w:sz w:val="17"/>
                 <w:szCs w:val="17"/>
               </w:rPr>
-              <w:t xml:space="preserve">—</w:t>
+              <w:t xml:space="preserve">Member fixes; </w:t>
+            </w:r>
+            <w:r>
+              <w:rPr>
+                <w:b/>
+                <w:bCs/>
+                <w:color w:val="1A1A1A"/>
+                <w:sz w:val="17"/>
+                <w:szCs w:val="17"/>
+              </w:rPr>
+              <w:t xml:space="preserve">work reaches rivals</w:t>
             </w:r>
           </w:p>
         </w:tc>
@@ -2511,7 +2019,7 @@
                 <w:sz w:val="17"/>
                 <w:szCs w:val="17"/>
               </w:rPr>
-              <w:t xml:space="preserve">3–6 engineer-months</w:t>
+              <w:t xml:space="preserve">We fix; member receives</w:t>
             </w:r>
           </w:p>
         </w:tc>
@@ -2543,7 +2051,7 @@
                 <w:sz w:val="17"/>
                 <w:szCs w:val="17"/>
               </w:rPr>
-              <w:t xml:space="preserve">Revenue</w:t>
+              <w:t xml:space="preserve">Member's own plugins</w:t>
             </w:r>
           </w:p>
         </w:tc>
@@ -2570,7 +2078,7 @@
                 <w:sz w:val="17"/>
                 <w:szCs w:val="17"/>
               </w:rPr>
-              <w:t xml:space="preserve">ActCAD</w:t>
+              <w:t xml:space="preserve">Entangled with engine changes</w:t>
             </w:r>
           </w:p>
         </w:tc>
@@ -2597,7 +2105,7 @@
                 <w:sz w:val="17"/>
                 <w:szCs w:val="17"/>
               </w:rPr>
-              <w:t xml:space="preserve">+ member fees, marketplace, royalties</w:t>
+              <w:t xml:space="preserve">Remain theirs</w:t>
             </w:r>
           </w:p>
         </w:tc>
@@ -2629,7 +2137,7 @@
                 <w:sz w:val="17"/>
                 <w:szCs w:val="17"/>
               </w:rPr>
-              <w:t xml:space="preserve">Exit</w:t>
+              <w:t xml:space="preserve">Release cadence</w:t>
             </w:r>
           </w:p>
         </w:tc>
@@ -2656,7 +2164,7 @@
                 <w:sz w:val="17"/>
                 <w:szCs w:val="17"/>
               </w:rPr>
-              <w:t xml:space="preserve">One product</w:t>
+              <w:t xml:space="preserve">Annual, coordinated</w:t>
             </w:r>
           </w:p>
         </w:tc>
@@ -2683,7 +2191,7 @@
                 <w:sz w:val="17"/>
                 <w:szCs w:val="17"/>
               </w:rPr>
-              <w:t xml:space="preserve">A second saleable asset</w:t>
+              <w:t xml:space="preserve">Rolling</w:t>
             </w:r>
           </w:p>
         </w:tc>
@@ -2715,7 +2223,7 @@
                 <w:sz w:val="17"/>
                 <w:szCs w:val="17"/>
               </w:rPr>
-              <w:t xml:space="preserve">If it fails</w:t>
+              <w:t xml:space="preserve">Platform reach</w:t>
             </w:r>
           </w:p>
         </w:tc>
@@ -2742,7 +2250,7 @@
                 <w:sz w:val="17"/>
                 <w:szCs w:val="17"/>
               </w:rPr>
-              <w:t xml:space="preserve">—</w:t>
+              <w:t xml:space="preserve">Windows</w:t>
             </w:r>
           </w:p>
         </w:tc>
@@ -2769,7 +2277,179 @@
                 <w:sz w:val="17"/>
                 <w:szCs w:val="17"/>
               </w:rPr>
-              <w:t xml:space="preserve">We still shipped a great ActCAD</w:t>
+              <w:t xml:space="preserve">Windows, Mac, Linux, web, Android</w:t>
+            </w:r>
+          </w:p>
+        </w:tc>
+      </w:tr>
+      <w:tr>
+        <w:trPr>
+          <w:tblHeader w:val="false"/>
+        </w:trPr>
+        <w:tc>
+          <w:tcPr>
+            <w:tcW w:type="dxa" w:w="3008"/>
+            <w:shd w:fill="FFFFFF" w:val="clear"/>
+            <w:tcMar>
+              <w:top w:type="dxa" w:w="60"/>
+              <w:left w:type="dxa" w:w="90"/>
+              <w:bottom w:type="dxa" w:w="60"/>
+              <w:right w:type="dxa" w:w="90"/>
+            </w:tcMar>
+          </w:tcPr>
+          <w:p>
+            <w:pPr>
+              <w:spacing w:after="0" w:before="0"/>
+            </w:pPr>
+            <w:r>
+              <w:rPr>
+                <w:b w:val="false"/>
+                <w:bCs w:val="false"/>
+                <w:color w:val="1A1A1A"/>
+                <w:sz w:val="17"/>
+                <w:szCs w:val="17"/>
+              </w:rPr>
+              <w:t xml:space="preserve">AI</w:t>
+            </w:r>
+          </w:p>
+        </w:tc>
+        <w:tc>
+          <w:tcPr>
+            <w:tcW w:type="dxa" w:w="3008"/>
+            <w:shd w:fill="FFFFFF" w:val="clear"/>
+            <w:tcMar>
+              <w:top w:type="dxa" w:w="60"/>
+              <w:left w:type="dxa" w:w="90"/>
+              <w:bottom w:type="dxa" w:w="60"/>
+              <w:right w:type="dxa" w:w="90"/>
+            </w:tcMar>
+          </w:tcPr>
+          <w:p>
+            <w:pPr>
+              <w:spacing w:after="0" w:before="0"/>
+            </w:pPr>
+            <w:r>
+              <w:rPr>
+                <w:b w:val="false"/>
+                <w:bCs w:val="false"/>
+                <w:color w:val="1A1A1A"/>
+                <w:sz w:val="17"/>
+                <w:szCs w:val="17"/>
+              </w:rPr>
+              <w:t xml:space="preserve">Paid add-on</w:t>
+            </w:r>
+          </w:p>
+        </w:tc>
+        <w:tc>
+          <w:tcPr>
+            <w:tcW w:type="dxa" w:w="3008"/>
+            <w:shd w:fill="FFFFFF" w:val="clear"/>
+            <w:tcMar>
+              <w:top w:type="dxa" w:w="60"/>
+              <w:left w:type="dxa" w:w="90"/>
+              <w:bottom w:type="dxa" w:w="60"/>
+              <w:right w:type="dxa" w:w="90"/>
+            </w:tcMar>
+          </w:tcPr>
+          <w:p>
+            <w:pPr>
+              <w:spacing w:after="0" w:before="0"/>
+            </w:pPr>
+            <w:r>
+              <w:rPr>
+                <w:b/>
+                <w:bCs/>
+                <w:color w:val="1A1A1A"/>
+                <w:sz w:val="17"/>
+                <w:szCs w:val="17"/>
+              </w:rPr>
+              <w:t xml:space="preserve">Included</w:t>
+            </w:r>
+          </w:p>
+        </w:tc>
+      </w:tr>
+      <w:tr>
+        <w:trPr>
+          <w:tblHeader w:val="false"/>
+        </w:trPr>
+        <w:tc>
+          <w:tcPr>
+            <w:tcW w:type="dxa" w:w="3008"/>
+            <w:shd w:fill="FAF7F2" w:val="clear"/>
+            <w:tcMar>
+              <w:top w:type="dxa" w:w="60"/>
+              <w:left w:type="dxa" w:w="90"/>
+              <w:bottom w:type="dxa" w:w="60"/>
+              <w:right w:type="dxa" w:w="90"/>
+            </w:tcMar>
+          </w:tcPr>
+          <w:p>
+            <w:pPr>
+              <w:spacing w:after="0" w:before="0"/>
+            </w:pPr>
+            <w:r>
+              <w:rPr>
+                <w:b w:val="false"/>
+                <w:bCs w:val="false"/>
+                <w:color w:val="1A1A1A"/>
+                <w:sz w:val="17"/>
+                <w:szCs w:val="17"/>
+              </w:rPr>
+              <w:t xml:space="preserve">Licensing infrastructure</w:t>
+            </w:r>
+          </w:p>
+        </w:tc>
+        <w:tc>
+          <w:tcPr>
+            <w:tcW w:type="dxa" w:w="3008"/>
+            <w:shd w:fill="FAF7F2" w:val="clear"/>
+            <w:tcMar>
+              <w:top w:type="dxa" w:w="60"/>
+              <w:left w:type="dxa" w:w="90"/>
+              <w:bottom w:type="dxa" w:w="60"/>
+              <w:right w:type="dxa" w:w="90"/>
+            </w:tcMar>
+          </w:tcPr>
+          <w:p>
+            <w:pPr>
+              <w:spacing w:after="0" w:before="0"/>
+            </w:pPr>
+            <w:r>
+              <w:rPr>
+                <w:b w:val="false"/>
+                <w:bCs w:val="false"/>
+                <w:color w:val="1A1A1A"/>
+                <w:sz w:val="17"/>
+                <w:szCs w:val="17"/>
+              </w:rPr>
+              <w:t xml:space="preserve">Member sources their own</w:t>
+            </w:r>
+          </w:p>
+        </w:tc>
+        <w:tc>
+          <w:tcPr>
+            <w:tcW w:type="dxa" w:w="3008"/>
+            <w:shd w:fill="FAF7F2" w:val="clear"/>
+            <w:tcMar>
+              <w:top w:type="dxa" w:w="60"/>
+              <w:left w:type="dxa" w:w="90"/>
+              <w:bottom w:type="dxa" w:w="60"/>
+              <w:right w:type="dxa" w:w="90"/>
+            </w:tcMar>
+          </w:tcPr>
+          <w:p>
+            <w:pPr>
+              <w:spacing w:after="0" w:before="0"/>
+            </w:pPr>
+            <w:r>
+              <w:rPr>
+                <w:b/>
+                <w:bCs/>
+                <w:color w:val="1A1A1A"/>
+                <w:sz w:val="17"/>
+                <w:szCs w:val="17"/>
+              </w:rPr>
+              <w:t xml:space="preserve">Included, and platform-blind</w:t>
             </w:r>
           </w:p>
         </w:tc>
@@ -2779,33 +2459,6 @@
       <w:pPr>
         <w:spacing w:after="140"/>
       </w:pPr>
-    </w:p>
-    <w:p>
-      <w:pPr>
-        <w:pBdr>
-          <w:left w:val="single" w:color="9A6B2F" w:sz="18" w:space="10"/>
-        </w:pBdr>
-        <w:shd w:fill="FAF7F2" w:val="clear"/>
-        <w:spacing w:after="140" w:before="100"/>
-        <w:ind w:left="260"/>
-      </w:pPr>
-      <w:r>
-        <w:rPr>
-          <w:b/>
-          <w:bCs/>
-          <w:color w:val="1E3A5C"/>
-          <w:sz w:val="19"/>
-          <w:szCs w:val="19"/>
-        </w:rPr>
-        <w:t xml:space="preserve">A no forecloses one thing that is hard to reopen — the architecture.</w:t>
-      </w:r>
-      <w:r>
-        <w:rPr>
-          <w:sz w:val="19"/>
-          <w:szCs w:val="19"/>
-        </w:rPr>
-        <w:t xml:space="preserve"> Everything else can wait three years.</w:t>
-      </w:r>
     </w:p>
     <w:p>
       <w:pPr>
@@ -2823,7 +2476,7 @@
           <w:sz w:val="24"/>
           <w:szCs w:val="24"/>
         </w:rPr>
-        <w:t xml:space="preserve">Slide 10 — </w:t>
+        <w:t xml:space="preserve">Slide 8 — </w:t>
       </w:r>
       <w:r>
         <w:rPr>
@@ -2833,7 +2486,22 @@
           <w:sz w:val="26"/>
           <w:szCs w:val="26"/>
         </w:rPr>
-        <w:t xml:space="preserve">What we pay IntelliCAD today</w:t>
+        <w:t xml:space="preserve">Proposed commercial model</w:t>
+      </w:r>
+    </w:p>
+    <w:p>
+      <w:pPr>
+        <w:spacing w:after="100" w:before="60"/>
+      </w:pPr>
+      <w:r>
+        <w:rPr>
+          <w:b/>
+          <w:bCs/>
+          <w:color w:val="1E3A5C"/>
+          <w:sz w:val="19"/>
+          <w:szCs w:val="19"/>
+        </w:rPr>
+        <w:t xml:space="preserve">Three tiers</w:t>
       </w:r>
     </w:p>
     <w:p>
@@ -2859,14 +2527,14 @@
           <w:sz w:val="19"/>
           <w:szCs w:val="19"/>
         </w:rPr>
-        <w:t xml:space="preserve">~$100K a year</w:t>
-      </w:r>
-      <w:r>
-        <w:rPr>
-          <w:sz w:val="19"/>
-          <w:szCs w:val="19"/>
-        </w:rPr>
-        <w:t xml:space="preserve"> — membership and extras</w:t>
+        <w:t xml:space="preserve">Core</w:t>
+      </w:r>
+      <w:r>
+        <w:rPr>
+          <w:sz w:val="19"/>
+          <w:szCs w:val="19"/>
+        </w:rPr>
+        <w:t xml:space="preserve"> — engine, DWG fidelity, white-label shell, licensing, AI</w:t>
       </w:r>
     </w:p>
     <w:p>
@@ -2892,7 +2560,14 @@
           <w:sz w:val="19"/>
           <w:szCs w:val="19"/>
         </w:rPr>
-        <w:t xml:space="preserve">No per-seat royalty to ITC</w:t>
+        <w:t xml:space="preserve">Plus</w:t>
+      </w:r>
+      <w:r>
+        <w:rPr>
+          <w:sz w:val="19"/>
+          <w:szCs w:val="19"/>
+        </w:rPr>
+        <w:t xml:space="preserve"> — adds web application, Mac, Android, marketplace</w:t>
       </w:r>
     </w:p>
     <w:p>
@@ -2918,1179 +2593,6 @@
           <w:sz w:val="19"/>
           <w:szCs w:val="19"/>
         </w:rPr>
-        <w:t xml:space="preserve">$15–20 per sale</w:t>
-      </w:r>
-      <w:r>
-        <w:rPr>
-          <w:sz w:val="19"/>
-          <w:szCs w:val="19"/>
-        </w:rPr>
-        <w:t xml:space="preserve"> — component royalties, ACIS and others</w:t>
-      </w:r>
-    </w:p>
-    <w:p>
-      <w:pPr>
-        <w:spacing w:after="40" w:before="40"/>
-        <w:ind w:left="360" w:hanging="200"/>
-      </w:pPr>
-      <w:r>
-        <w:rPr>
-          <w:b/>
-          <w:bCs/>
-          <w:color w:val="9A6B2F"/>
-          <w:sz w:val="19"/>
-          <w:szCs w:val="19"/>
-        </w:rPr>
-        <w:t xml:space="preserve">•   </w:t>
-      </w:r>
-      <w:r>
-        <w:rPr>
-          <w:b/>
-          <w:bCs/>
-          <w:color w:val="1E3A5C"/>
-          <w:sz w:val="19"/>
-          <w:szCs w:val="19"/>
-        </w:rPr>
-        <w:t xml:space="preserve">AI: ~$7–8K extra</w:t>
-      </w:r>
-      <w:r>
-        <w:rPr>
-          <w:sz w:val="19"/>
-          <w:szCs w:val="19"/>
-        </w:rPr>
-        <w:t xml:space="preserve"> — experimental</w:t>
-      </w:r>
-    </w:p>
-    <w:p>
-      <w:pPr>
-        <w:spacing w:after="40" w:before="40"/>
-        <w:ind w:left="360" w:hanging="200"/>
-      </w:pPr>
-      <w:r>
-        <w:rPr>
-          <w:b/>
-          <w:bCs/>
-          <w:color w:val="9A6B2F"/>
-          <w:sz w:val="19"/>
-          <w:szCs w:val="19"/>
-        </w:rPr>
-        <w:t xml:space="preserve">•   </w:t>
-      </w:r>
-      <w:r>
-        <w:rPr>
-          <w:b/>
-          <w:bCs/>
-          <w:color w:val="1E3A5C"/>
-          <w:sz w:val="19"/>
-          <w:szCs w:val="19"/>
-        </w:rPr>
-        <w:t xml:space="preserve">Android viewer: ~$8K extra</w:t>
-      </w:r>
-      <w:r>
-        <w:rPr>
-          <w:sz w:val="19"/>
-          <w:szCs w:val="19"/>
-        </w:rPr>
-        <w:t xml:space="preserve"> — weak</w:t>
-      </w:r>
-    </w:p>
-    <w:p>
-      <w:pPr>
-        <w:spacing w:after="40" w:before="40"/>
-        <w:ind w:left="360" w:hanging="200"/>
-      </w:pPr>
-      <w:r>
-        <w:rPr>
-          <w:b/>
-          <w:bCs/>
-          <w:color w:val="9A6B2F"/>
-          <w:sz w:val="19"/>
-          <w:szCs w:val="19"/>
-        </w:rPr>
-        <w:t xml:space="preserve">•   </w:t>
-      </w:r>
-      <w:r>
-        <w:rPr>
-          <w:b/>
-          <w:bCs/>
-          <w:color w:val="1E3A5C"/>
-          <w:sz w:val="19"/>
-          <w:szCs w:val="19"/>
-        </w:rPr>
-        <w:t xml:space="preserve">Mac, web app, web editor: not available.</w:t>
-      </w:r>
-      <w:r>
-        <w:rPr>
-          <w:sz w:val="19"/>
-          <w:szCs w:val="19"/>
-        </w:rPr>
-        <w:t xml:space="preserve"> Windows-tied.</w:t>
-      </w:r>
-    </w:p>
-    <w:p>
-      <w:pPr>
-        <w:spacing w:after="100" w:before="60"/>
-      </w:pPr>
-      <w:r>
-        <w:rPr>
-          <w:b/>
-          <w:bCs/>
-          <w:color w:val="1E3A5C"/>
-          <w:sz w:val="19"/>
-          <w:szCs w:val="19"/>
-        </w:rPr>
-        <w:t xml:space="preserve">And what we get is ~a million lines of source — not a product.</w:t>
-      </w:r>
-    </w:p>
-    <w:p>
-      <w:pPr>
-        <w:spacing w:after="40" w:before="40"/>
-        <w:ind w:left="360" w:hanging="200"/>
-      </w:pPr>
-      <w:r>
-        <w:rPr>
-          <w:b/>
-          <w:bCs/>
-          <w:color w:val="9A6B2F"/>
-          <w:sz w:val="19"/>
-          <w:szCs w:val="19"/>
-        </w:rPr>
-        <w:t xml:space="preserve">•   </w:t>
-      </w:r>
-      <w:r>
-        <w:rPr>
-          <w:sz w:val="19"/>
-          <w:szCs w:val="19"/>
-        </w:rPr>
-        <w:t xml:space="preserve">A codebase to staff, fork and re-merge on every uptake, </w:t>
-      </w:r>
-      <w:r>
-        <w:rPr>
-          <w:b/>
-          <w:bCs/>
-          <w:color w:val="1E3A5C"/>
-          <w:sz w:val="19"/>
-          <w:szCs w:val="19"/>
-        </w:rPr>
-        <w:t xml:space="preserve">before selling a seat</w:t>
-      </w:r>
-    </w:p>
-    <w:p>
-      <w:pPr>
-        <w:pStyle w:val="Heading1"/>
-        <w:pBdr>
-          <w:bottom w:val="single" w:color="1E3A5C" w:sz="10" w:space="6"/>
-        </w:pBdr>
-        <w:spacing w:after="40" w:before="320"/>
-      </w:pPr>
-      <w:r>
-        <w:rPr>
-          <w:b/>
-          <w:bCs/>
-          <w:color w:val="9A6B2F"/>
-          <w:sz w:val="24"/>
-          <w:szCs w:val="24"/>
-        </w:rPr>
-        <w:t xml:space="preserve">Slide 11 — </w:t>
-      </w:r>
-      <w:r>
-        <w:rPr>
-          <w:b/>
-          <w:bCs/>
-          <w:color w:val="1E3A5C"/>
-          <w:sz w:val="26"/>
-          <w:szCs w:val="26"/>
-        </w:rPr>
-        <w:t xml:space="preserve">What we'd give that ITC does not</w:t>
-      </w:r>
-    </w:p>
-    <w:tbl>
-      <w:tblPr>
-        <w:tblW w:type="dxa" w:w="9026"/>
-        <w:tblBorders>
-          <w:top w:val="single" w:color="auto" w:sz="4"/>
-          <w:left w:val="single" w:color="auto" w:sz="4"/>
-          <w:bottom w:val="single" w:color="auto" w:sz="4"/>
-          <w:right w:val="single" w:color="auto" w:sz="4"/>
-          <w:insideH w:val="single" w:color="auto" w:sz="4"/>
-          <w:insideV w:val="single" w:color="auto" w:sz="4"/>
-        </w:tblBorders>
-      </w:tblPr>
-      <w:tblGrid>
-        <w:gridCol w:w="3008"/>
-        <w:gridCol w:w="3008"/>
-        <w:gridCol w:w="3008"/>
-      </w:tblGrid>
-      <w:tr>
-        <w:trPr>
-          <w:tblHeader/>
-        </w:trPr>
-        <w:tc>
-          <w:tcPr>
-            <w:tcW w:type="dxa" w:w="3008"/>
-            <w:shd w:fill="1E3A5C" w:val="clear"/>
-            <w:tcMar>
-              <w:top w:type="dxa" w:w="60"/>
-              <w:left w:type="dxa" w:w="90"/>
-              <w:bottom w:type="dxa" w:w="60"/>
-              <w:right w:type="dxa" w:w="90"/>
-            </w:tcMar>
-          </w:tcPr>
-          <w:p>
-            <w:pPr>
-              <w:spacing w:after="0" w:before="0"/>
-            </w:pPr>
-            <w:r>
-              <w:rPr>
-                <w:b/>
-                <w:bCs/>
-                <w:color w:val="FFFFFF"/>
-                <w:sz w:val="17"/>
-                <w:szCs w:val="17"/>
-              </w:rPr>
-              <w:t xml:space="preserve"/>
-            </w:r>
-          </w:p>
-        </w:tc>
-        <w:tc>
-          <w:tcPr>
-            <w:tcW w:type="dxa" w:w="3008"/>
-            <w:shd w:fill="1E3A5C" w:val="clear"/>
-            <w:tcMar>
-              <w:top w:type="dxa" w:w="60"/>
-              <w:left w:type="dxa" w:w="90"/>
-              <w:bottom w:type="dxa" w:w="60"/>
-              <w:right w:type="dxa" w:w="90"/>
-            </w:tcMar>
-          </w:tcPr>
-          <w:p>
-            <w:pPr>
-              <w:spacing w:after="0" w:before="0"/>
-            </w:pPr>
-            <w:r>
-              <w:rPr>
-                <w:b/>
-                <w:bCs/>
-                <w:color w:val="FFFFFF"/>
-                <w:sz w:val="17"/>
-                <w:szCs w:val="17"/>
-              </w:rPr>
-              <w:t xml:space="preserve">ITC gives</w:t>
-            </w:r>
-          </w:p>
-        </w:tc>
-        <w:tc>
-          <w:tcPr>
-            <w:tcW w:type="dxa" w:w="3008"/>
-            <w:shd w:fill="1E3A5C" w:val="clear"/>
-            <w:tcMar>
-              <w:top w:type="dxa" w:w="60"/>
-              <w:left w:type="dxa" w:w="90"/>
-              <w:bottom w:type="dxa" w:w="60"/>
-              <w:right w:type="dxa" w:w="90"/>
-            </w:tcMar>
-          </w:tcPr>
-          <w:p>
-            <w:pPr>
-              <w:spacing w:after="0" w:before="0"/>
-            </w:pPr>
-            <w:r>
-              <w:rPr>
-                <w:b/>
-                <w:bCs/>
-                <w:color w:val="FFFFFF"/>
-                <w:sz w:val="17"/>
-                <w:szCs w:val="17"/>
-              </w:rPr>
-              <w:t xml:space="preserve">We give</w:t>
-            </w:r>
-          </w:p>
-        </w:tc>
-      </w:tr>
-      <w:tr>
-        <w:trPr>
-          <w:tblHeader w:val="false"/>
-        </w:trPr>
-        <w:tc>
-          <w:tcPr>
-            <w:tcW w:type="dxa" w:w="3008"/>
-            <w:shd w:fill="FFFFFF" w:val="clear"/>
-            <w:tcMar>
-              <w:top w:type="dxa" w:w="60"/>
-              <w:left w:type="dxa" w:w="90"/>
-              <w:bottom w:type="dxa" w:w="60"/>
-              <w:right w:type="dxa" w:w="90"/>
-            </w:tcMar>
-          </w:tcPr>
-          <w:p>
-            <w:pPr>
-              <w:spacing w:after="0" w:before="0"/>
-            </w:pPr>
-            <w:r>
-              <w:rPr>
-                <w:b w:val="false"/>
-                <w:bCs w:val="false"/>
-                <w:color w:val="1A1A1A"/>
-                <w:sz w:val="17"/>
-                <w:szCs w:val="17"/>
-              </w:rPr>
-              <w:t xml:space="preserve">Deliverable</w:t>
-            </w:r>
-          </w:p>
-        </w:tc>
-        <w:tc>
-          <w:tcPr>
-            <w:tcW w:type="dxa" w:w="3008"/>
-            <w:shd w:fill="FFFFFF" w:val="clear"/>
-            <w:tcMar>
-              <w:top w:type="dxa" w:w="60"/>
-              <w:left w:type="dxa" w:w="90"/>
-              <w:bottom w:type="dxa" w:w="60"/>
-              <w:right w:type="dxa" w:w="90"/>
-            </w:tcMar>
-          </w:tcPr>
-          <w:p>
-            <w:pPr>
-              <w:spacing w:after="0" w:before="0"/>
-            </w:pPr>
-            <w:r>
-              <w:rPr>
-                <w:b w:val="false"/>
-                <w:bCs w:val="false"/>
-                <w:color w:val="1A1A1A"/>
-                <w:sz w:val="17"/>
-                <w:szCs w:val="17"/>
-              </w:rPr>
-              <w:t xml:space="preserve">~1M lines of source</w:t>
-            </w:r>
-          </w:p>
-        </w:tc>
-        <w:tc>
-          <w:tcPr>
-            <w:tcW w:type="dxa" w:w="3008"/>
-            <w:shd w:fill="FFFFFF" w:val="clear"/>
-            <w:tcMar>
-              <w:top w:type="dxa" w:w="60"/>
-              <w:left w:type="dxa" w:w="90"/>
-              <w:bottom w:type="dxa" w:w="60"/>
-              <w:right w:type="dxa" w:w="90"/>
-            </w:tcMar>
-          </w:tcPr>
-          <w:p>
-            <w:pPr>
-              <w:spacing w:after="0" w:before="0"/>
-            </w:pPr>
-            <w:r>
-              <w:rPr>
-                <w:b/>
-                <w:bCs/>
-                <w:color w:val="1A1A1A"/>
-                <w:sz w:val="17"/>
-                <w:szCs w:val="17"/>
-              </w:rPr>
-              <w:t xml:space="preserve">A product you configure</w:t>
-            </w:r>
-          </w:p>
-        </w:tc>
-      </w:tr>
-      <w:tr>
-        <w:trPr>
-          <w:tblHeader w:val="false"/>
-        </w:trPr>
-        <w:tc>
-          <w:tcPr>
-            <w:tcW w:type="dxa" w:w="3008"/>
-            <w:shd w:fill="FAF7F2" w:val="clear"/>
-            <w:tcMar>
-              <w:top w:type="dxa" w:w="60"/>
-              <w:left w:type="dxa" w:w="90"/>
-              <w:bottom w:type="dxa" w:w="60"/>
-              <w:right w:type="dxa" w:w="90"/>
-            </w:tcMar>
-          </w:tcPr>
-          <w:p>
-            <w:pPr>
-              <w:spacing w:after="0" w:before="0"/>
-            </w:pPr>
-            <w:r>
-              <w:rPr>
-                <w:b w:val="false"/>
-                <w:bCs w:val="false"/>
-                <w:color w:val="1A1A1A"/>
-                <w:sz w:val="17"/>
-                <w:szCs w:val="17"/>
-              </w:rPr>
-              <w:t xml:space="preserve">Engine upkeep</w:t>
-            </w:r>
-          </w:p>
-        </w:tc>
-        <w:tc>
-          <w:tcPr>
-            <w:tcW w:type="dxa" w:w="3008"/>
-            <w:shd w:fill="FAF7F2" w:val="clear"/>
-            <w:tcMar>
-              <w:top w:type="dxa" w:w="60"/>
-              <w:left w:type="dxa" w:w="90"/>
-              <w:bottom w:type="dxa" w:w="60"/>
-              <w:right w:type="dxa" w:w="90"/>
-            </w:tcMar>
-          </w:tcPr>
-          <w:p>
-            <w:pPr>
-              <w:spacing w:after="0" w:before="0"/>
-            </w:pPr>
-            <w:r>
-              <w:rPr>
-                <w:b/>
-                <w:bCs/>
-                <w:color w:val="1A1A1A"/>
-                <w:sz w:val="17"/>
-                <w:szCs w:val="17"/>
-              </w:rPr>
-              <w:t xml:space="preserve">Yours, forever</w:t>
-            </w:r>
-          </w:p>
-        </w:tc>
-        <w:tc>
-          <w:tcPr>
-            <w:tcW w:type="dxa" w:w="3008"/>
-            <w:shd w:fill="FAF7F2" w:val="clear"/>
-            <w:tcMar>
-              <w:top w:type="dxa" w:w="60"/>
-              <w:left w:type="dxa" w:w="90"/>
-              <w:bottom w:type="dxa" w:w="60"/>
-              <w:right w:type="dxa" w:w="90"/>
-            </w:tcMar>
-          </w:tcPr>
-          <w:p>
-            <w:pPr>
-              <w:spacing w:after="0" w:before="0"/>
-            </w:pPr>
-            <w:r>
-              <w:rPr>
-                <w:b/>
-                <w:bCs/>
-                <w:color w:val="1A1A1A"/>
-                <w:sz w:val="17"/>
-                <w:szCs w:val="17"/>
-              </w:rPr>
-              <w:t xml:space="preserve">Ours</w:t>
-            </w:r>
-          </w:p>
-        </w:tc>
-      </w:tr>
-      <w:tr>
-        <w:trPr>
-          <w:tblHeader w:val="false"/>
-        </w:trPr>
-        <w:tc>
-          <w:tcPr>
-            <w:tcW w:type="dxa" w:w="3008"/>
-            <w:shd w:fill="FFFFFF" w:val="clear"/>
-            <w:tcMar>
-              <w:top w:type="dxa" w:w="60"/>
-              <w:left w:type="dxa" w:w="90"/>
-              <w:bottom w:type="dxa" w:w="60"/>
-              <w:right w:type="dxa" w:w="90"/>
-            </w:tcMar>
-          </w:tcPr>
-          <w:p>
-            <w:pPr>
-              <w:spacing w:after="0" w:before="0"/>
-            </w:pPr>
-            <w:r>
-              <w:rPr>
-                <w:b w:val="false"/>
-                <w:bCs w:val="false"/>
-                <w:color w:val="1A1A1A"/>
-                <w:sz w:val="17"/>
-                <w:szCs w:val="17"/>
-              </w:rPr>
-              <w:t xml:space="preserve">Bug fixes</w:t>
-            </w:r>
-          </w:p>
-        </w:tc>
-        <w:tc>
-          <w:tcPr>
-            <w:tcW w:type="dxa" w:w="3008"/>
-            <w:shd w:fill="FFFFFF" w:val="clear"/>
-            <w:tcMar>
-              <w:top w:type="dxa" w:w="60"/>
-              <w:left w:type="dxa" w:w="90"/>
-              <w:bottom w:type="dxa" w:w="60"/>
-              <w:right w:type="dxa" w:w="90"/>
-            </w:tcMar>
-          </w:tcPr>
-          <w:p>
-            <w:pPr>
-              <w:spacing w:after="0" w:before="0"/>
-            </w:pPr>
-            <w:r>
-              <w:rPr>
-                <w:b w:val="false"/>
-                <w:bCs w:val="false"/>
-                <w:color w:val="1A1A1A"/>
-                <w:sz w:val="17"/>
-                <w:szCs w:val="17"/>
-              </w:rPr>
-              <w:t xml:space="preserve">You fix — </w:t>
-            </w:r>
-            <w:r>
-              <w:rPr>
-                <w:b/>
-                <w:bCs/>
-                <w:color w:val="1A1A1A"/>
-                <w:sz w:val="17"/>
-                <w:szCs w:val="17"/>
-              </w:rPr>
-              <w:t xml:space="preserve">work reaches rivals</w:t>
-            </w:r>
-          </w:p>
-        </w:tc>
-        <w:tc>
-          <w:tcPr>
-            <w:tcW w:type="dxa" w:w="3008"/>
-            <w:shd w:fill="FFFFFF" w:val="clear"/>
-            <w:tcMar>
-              <w:top w:type="dxa" w:w="60"/>
-              <w:left w:type="dxa" w:w="90"/>
-              <w:bottom w:type="dxa" w:w="60"/>
-              <w:right w:type="dxa" w:w="90"/>
-            </w:tcMar>
-          </w:tcPr>
-          <w:p>
-            <w:pPr>
-              <w:spacing w:after="0" w:before="0"/>
-            </w:pPr>
-            <w:r>
-              <w:rPr>
-                <w:b/>
-                <w:bCs/>
-                <w:color w:val="1A1A1A"/>
-                <w:sz w:val="17"/>
-                <w:szCs w:val="17"/>
-              </w:rPr>
-              <w:t xml:space="preserve">We fix — you just receive</w:t>
-            </w:r>
-          </w:p>
-        </w:tc>
-      </w:tr>
-      <w:tr>
-        <w:trPr>
-          <w:tblHeader w:val="false"/>
-        </w:trPr>
-        <w:tc>
-          <w:tcPr>
-            <w:tcW w:type="dxa" w:w="3008"/>
-            <w:shd w:fill="FAF7F2" w:val="clear"/>
-            <w:tcMar>
-              <w:top w:type="dxa" w:w="60"/>
-              <w:left w:type="dxa" w:w="90"/>
-              <w:bottom w:type="dxa" w:w="60"/>
-              <w:right w:type="dxa" w:w="90"/>
-            </w:tcMar>
-          </w:tcPr>
-          <w:p>
-            <w:pPr>
-              <w:spacing w:after="0" w:before="0"/>
-            </w:pPr>
-            <w:r>
-              <w:rPr>
-                <w:b w:val="false"/>
-                <w:bCs w:val="false"/>
-                <w:color w:val="1A1A1A"/>
-                <w:sz w:val="17"/>
-                <w:szCs w:val="17"/>
-              </w:rPr>
-              <w:t xml:space="preserve">Your plugins</w:t>
-            </w:r>
-          </w:p>
-        </w:tc>
-        <w:tc>
-          <w:tcPr>
-            <w:tcW w:type="dxa" w:w="3008"/>
-            <w:shd w:fill="FAF7F2" w:val="clear"/>
-            <w:tcMar>
-              <w:top w:type="dxa" w:w="60"/>
-              <w:left w:type="dxa" w:w="90"/>
-              <w:bottom w:type="dxa" w:w="60"/>
-              <w:right w:type="dxa" w:w="90"/>
-            </w:tcMar>
-          </w:tcPr>
-          <w:p>
-            <w:pPr>
-              <w:spacing w:after="0" w:before="0"/>
-            </w:pPr>
-            <w:r>
-              <w:rPr>
-                <w:b w:val="false"/>
-                <w:bCs w:val="false"/>
-                <w:color w:val="1A1A1A"/>
-                <w:sz w:val="17"/>
-                <w:szCs w:val="17"/>
-              </w:rPr>
-              <w:t xml:space="preserve">Tangled with engine patches</w:t>
-            </w:r>
-          </w:p>
-        </w:tc>
-        <w:tc>
-          <w:tcPr>
-            <w:tcW w:type="dxa" w:w="3008"/>
-            <w:shd w:fill="FAF7F2" w:val="clear"/>
-            <w:tcMar>
-              <w:top w:type="dxa" w:w="60"/>
-              <w:left w:type="dxa" w:w="90"/>
-              <w:bottom w:type="dxa" w:w="60"/>
-              <w:right w:type="dxa" w:w="90"/>
-            </w:tcMar>
-          </w:tcPr>
-          <w:p>
-            <w:pPr>
-              <w:spacing w:after="0" w:before="0"/>
-            </w:pPr>
-            <w:r>
-              <w:rPr>
-                <w:b/>
-                <w:bCs/>
-                <w:color w:val="1A1A1A"/>
-                <w:sz w:val="17"/>
-                <w:szCs w:val="17"/>
-              </w:rPr>
-              <w:t xml:space="preserve">Stay entirely yours</w:t>
-            </w:r>
-          </w:p>
-        </w:tc>
-      </w:tr>
-      <w:tr>
-        <w:trPr>
-          <w:tblHeader w:val="false"/>
-        </w:trPr>
-        <w:tc>
-          <w:tcPr>
-            <w:tcW w:type="dxa" w:w="3008"/>
-            <w:shd w:fill="FFFFFF" w:val="clear"/>
-            <w:tcMar>
-              <w:top w:type="dxa" w:w="60"/>
-              <w:left w:type="dxa" w:w="90"/>
-              <w:bottom w:type="dxa" w:w="60"/>
-              <w:right w:type="dxa" w:w="90"/>
-            </w:tcMar>
-          </w:tcPr>
-          <w:p>
-            <w:pPr>
-              <w:spacing w:after="0" w:before="0"/>
-            </w:pPr>
-            <w:r>
-              <w:rPr>
-                <w:b w:val="false"/>
-                <w:bCs w:val="false"/>
-                <w:color w:val="1A1A1A"/>
-                <w:sz w:val="17"/>
-                <w:szCs w:val="17"/>
-              </w:rPr>
-              <w:t xml:space="preserve">Releases</w:t>
-            </w:r>
-          </w:p>
-        </w:tc>
-        <w:tc>
-          <w:tcPr>
-            <w:tcW w:type="dxa" w:w="3008"/>
-            <w:shd w:fill="FFFFFF" w:val="clear"/>
-            <w:tcMar>
-              <w:top w:type="dxa" w:w="60"/>
-              <w:left w:type="dxa" w:w="90"/>
-              <w:bottom w:type="dxa" w:w="60"/>
-              <w:right w:type="dxa" w:w="90"/>
-            </w:tcMar>
-          </w:tcPr>
-          <w:p>
-            <w:pPr>
-              <w:spacing w:after="0" w:before="0"/>
-            </w:pPr>
-            <w:r>
-              <w:rPr>
-                <w:b w:val="false"/>
-                <w:bCs w:val="false"/>
-                <w:color w:val="1A1A1A"/>
-                <w:sz w:val="17"/>
-                <w:szCs w:val="17"/>
-              </w:rPr>
-              <w:t xml:space="preserve">Annual, coordinated</w:t>
-            </w:r>
-          </w:p>
-        </w:tc>
-        <w:tc>
-          <w:tcPr>
-            <w:tcW w:type="dxa" w:w="3008"/>
-            <w:shd w:fill="FFFFFF" w:val="clear"/>
-            <w:tcMar>
-              <w:top w:type="dxa" w:w="60"/>
-              <w:left w:type="dxa" w:w="90"/>
-              <w:bottom w:type="dxa" w:w="60"/>
-              <w:right w:type="dxa" w:w="90"/>
-            </w:tcMar>
-          </w:tcPr>
-          <w:p>
-            <w:pPr>
-              <w:spacing w:after="0" w:before="0"/>
-            </w:pPr>
-            <w:r>
-              <w:rPr>
-                <w:b/>
-                <w:bCs/>
-                <w:color w:val="1A1A1A"/>
-                <w:sz w:val="17"/>
-                <w:szCs w:val="17"/>
-              </w:rPr>
-              <w:t xml:space="preserve">Rolling — ship when ready</w:t>
-            </w:r>
-          </w:p>
-        </w:tc>
-      </w:tr>
-      <w:tr>
-        <w:trPr>
-          <w:tblHeader w:val="false"/>
-        </w:trPr>
-        <w:tc>
-          <w:tcPr>
-            <w:tcW w:type="dxa" w:w="3008"/>
-            <w:shd w:fill="FAF7F2" w:val="clear"/>
-            <w:tcMar>
-              <w:top w:type="dxa" w:w="60"/>
-              <w:left w:type="dxa" w:w="90"/>
-              <w:bottom w:type="dxa" w:w="60"/>
-              <w:right w:type="dxa" w:w="90"/>
-            </w:tcMar>
-          </w:tcPr>
-          <w:p>
-            <w:pPr>
-              <w:spacing w:after="0" w:before="0"/>
-            </w:pPr>
-            <w:r>
-              <w:rPr>
-                <w:b w:val="false"/>
-                <w:bCs w:val="false"/>
-                <w:color w:val="1A1A1A"/>
-                <w:sz w:val="17"/>
-                <w:szCs w:val="17"/>
-              </w:rPr>
-              <w:t xml:space="preserve">Reach</w:t>
-            </w:r>
-          </w:p>
-        </w:tc>
-        <w:tc>
-          <w:tcPr>
-            <w:tcW w:type="dxa" w:w="3008"/>
-            <w:shd w:fill="FAF7F2" w:val="clear"/>
-            <w:tcMar>
-              <w:top w:type="dxa" w:w="60"/>
-              <w:left w:type="dxa" w:w="90"/>
-              <w:bottom w:type="dxa" w:w="60"/>
-              <w:right w:type="dxa" w:w="90"/>
-            </w:tcMar>
-          </w:tcPr>
-          <w:p>
-            <w:pPr>
-              <w:spacing w:after="0" w:before="0"/>
-            </w:pPr>
-            <w:r>
-              <w:rPr>
-                <w:b w:val="false"/>
-                <w:bCs w:val="false"/>
-                <w:color w:val="1A1A1A"/>
-                <w:sz w:val="17"/>
-                <w:szCs w:val="17"/>
-              </w:rPr>
-              <w:t xml:space="preserve">Windows</w:t>
-            </w:r>
-          </w:p>
-        </w:tc>
-        <w:tc>
-          <w:tcPr>
-            <w:tcW w:type="dxa" w:w="3008"/>
-            <w:shd w:fill="FAF7F2" w:val="clear"/>
-            <w:tcMar>
-              <w:top w:type="dxa" w:w="60"/>
-              <w:left w:type="dxa" w:w="90"/>
-              <w:bottom w:type="dxa" w:w="60"/>
-              <w:right w:type="dxa" w:w="90"/>
-            </w:tcMar>
-          </w:tcPr>
-          <w:p>
-            <w:pPr>
-              <w:spacing w:after="0" w:before="0"/>
-            </w:pPr>
-            <w:r>
-              <w:rPr>
-                <w:b/>
-                <w:bCs/>
-                <w:color w:val="1A1A1A"/>
-                <w:sz w:val="17"/>
-                <w:szCs w:val="17"/>
-              </w:rPr>
-              <w:t xml:space="preserve">Win · Mac · Linux · web · Android</w:t>
-            </w:r>
-          </w:p>
-        </w:tc>
-      </w:tr>
-      <w:tr>
-        <w:trPr>
-          <w:tblHeader w:val="false"/>
-        </w:trPr>
-        <w:tc>
-          <w:tcPr>
-            <w:tcW w:type="dxa" w:w="3008"/>
-            <w:shd w:fill="FFFFFF" w:val="clear"/>
-            <w:tcMar>
-              <w:top w:type="dxa" w:w="60"/>
-              <w:left w:type="dxa" w:w="90"/>
-              <w:bottom w:type="dxa" w:w="60"/>
-              <w:right w:type="dxa" w:w="90"/>
-            </w:tcMar>
-          </w:tcPr>
-          <w:p>
-            <w:pPr>
-              <w:spacing w:after="0" w:before="0"/>
-            </w:pPr>
-            <w:r>
-              <w:rPr>
-                <w:b w:val="false"/>
-                <w:bCs w:val="false"/>
-                <w:color w:val="1A1A1A"/>
-                <w:sz w:val="17"/>
-                <w:szCs w:val="17"/>
-              </w:rPr>
-              <w:t xml:space="preserve">AI</w:t>
-            </w:r>
-          </w:p>
-        </w:tc>
-        <w:tc>
-          <w:tcPr>
-            <w:tcW w:type="dxa" w:w="3008"/>
-            <w:shd w:fill="FFFFFF" w:val="clear"/>
-            <w:tcMar>
-              <w:top w:type="dxa" w:w="60"/>
-              <w:left w:type="dxa" w:w="90"/>
-              <w:bottom w:type="dxa" w:w="60"/>
-              <w:right w:type="dxa" w:w="90"/>
-            </w:tcMar>
-          </w:tcPr>
-          <w:p>
-            <w:pPr>
-              <w:spacing w:after="0" w:before="0"/>
-            </w:pPr>
-            <w:r>
-              <w:rPr>
-                <w:b w:val="false"/>
-                <w:bCs w:val="false"/>
-                <w:color w:val="1A1A1A"/>
-                <w:sz w:val="17"/>
-                <w:szCs w:val="17"/>
-              </w:rPr>
-              <w:t xml:space="preserve">$8K experiment</w:t>
-            </w:r>
-          </w:p>
-        </w:tc>
-        <w:tc>
-          <w:tcPr>
-            <w:tcW w:type="dxa" w:w="3008"/>
-            <w:shd w:fill="FFFFFF" w:val="clear"/>
-            <w:tcMar>
-              <w:top w:type="dxa" w:w="60"/>
-              <w:left w:type="dxa" w:w="90"/>
-              <w:bottom w:type="dxa" w:w="60"/>
-              <w:right w:type="dxa" w:w="90"/>
-            </w:tcMar>
-          </w:tcPr>
-          <w:p>
-            <w:pPr>
-              <w:spacing w:after="0" w:before="0"/>
-            </w:pPr>
-            <w:r>
-              <w:rPr>
-                <w:b/>
-                <w:bCs/>
-                <w:color w:val="1A1A1A"/>
-                <w:sz w:val="17"/>
-                <w:szCs w:val="17"/>
-              </w:rPr>
-              <w:t xml:space="preserve">Included</w:t>
-            </w:r>
-          </w:p>
-        </w:tc>
-      </w:tr>
-      <w:tr>
-        <w:trPr>
-          <w:tblHeader w:val="false"/>
-        </w:trPr>
-        <w:tc>
-          <w:tcPr>
-            <w:tcW w:type="dxa" w:w="3008"/>
-            <w:shd w:fill="FAF7F2" w:val="clear"/>
-            <w:tcMar>
-              <w:top w:type="dxa" w:w="60"/>
-              <w:left w:type="dxa" w:w="90"/>
-              <w:bottom w:type="dxa" w:w="60"/>
-              <w:right w:type="dxa" w:w="90"/>
-            </w:tcMar>
-          </w:tcPr>
-          <w:p>
-            <w:pPr>
-              <w:spacing w:after="0" w:before="0"/>
-            </w:pPr>
-            <w:r>
-              <w:rPr>
-                <w:b w:val="false"/>
-                <w:bCs w:val="false"/>
-                <w:color w:val="1A1A1A"/>
-                <w:sz w:val="17"/>
-                <w:szCs w:val="17"/>
-              </w:rPr>
-              <w:t xml:space="preserve">Licensing</w:t>
-            </w:r>
-          </w:p>
-        </w:tc>
-        <w:tc>
-          <w:tcPr>
-            <w:tcW w:type="dxa" w:w="3008"/>
-            <w:shd w:fill="FAF7F2" w:val="clear"/>
-            <w:tcMar>
-              <w:top w:type="dxa" w:w="60"/>
-              <w:left w:type="dxa" w:w="90"/>
-              <w:bottom w:type="dxa" w:w="60"/>
-              <w:right w:type="dxa" w:w="90"/>
-            </w:tcMar>
-          </w:tcPr>
-          <w:p>
-            <w:pPr>
-              <w:spacing w:after="0" w:before="0"/>
-            </w:pPr>
-            <w:r>
-              <w:rPr>
-                <w:b w:val="false"/>
-                <w:bCs w:val="false"/>
-                <w:color w:val="1A1A1A"/>
-                <w:sz w:val="17"/>
-                <w:szCs w:val="17"/>
-              </w:rPr>
-              <w:t xml:space="preserve">Buy your own</w:t>
-            </w:r>
-          </w:p>
-        </w:tc>
-        <w:tc>
-          <w:tcPr>
-            <w:tcW w:type="dxa" w:w="3008"/>
-            <w:shd w:fill="FAF7F2" w:val="clear"/>
-            <w:tcMar>
-              <w:top w:type="dxa" w:w="60"/>
-              <w:left w:type="dxa" w:w="90"/>
-              <w:bottom w:type="dxa" w:w="60"/>
-              <w:right w:type="dxa" w:w="90"/>
-            </w:tcMar>
-          </w:tcPr>
-          <w:p>
-            <w:pPr>
-              <w:spacing w:after="0" w:before="0"/>
-            </w:pPr>
-            <w:r>
-              <w:rPr>
-                <w:b/>
-                <w:bCs/>
-                <w:color w:val="1A1A1A"/>
-                <w:sz w:val="17"/>
-                <w:szCs w:val="17"/>
-              </w:rPr>
-              <w:t xml:space="preserve">Included, platform-blind</w:t>
-            </w:r>
-          </w:p>
-        </w:tc>
-      </w:tr>
-    </w:tbl>
-    <w:p>
-      <w:pPr>
-        <w:spacing w:after="140"/>
-      </w:pPr>
-    </w:p>
-    <w:p>
-      <w:pPr>
-        <w:pBdr>
-          <w:left w:val="single" w:color="9A6B2F" w:sz="18" w:space="10"/>
-        </w:pBdr>
-        <w:shd w:fill="FAF7F2" w:val="clear"/>
-        <w:spacing w:after="140" w:before="100"/>
-        <w:ind w:left="260"/>
-      </w:pPr>
-      <w:r>
-        <w:rPr>
-          <w:b/>
-          <w:bCs/>
-          <w:color w:val="1E3A5C"/>
-          <w:sz w:val="19"/>
-          <w:szCs w:val="19"/>
-        </w:rPr>
-        <w:t xml:space="preserve">The consortium gave members shared ownership of a codebase and sole responsibility for running it. We carry the responsibility instead.</w:t>
-      </w:r>
-    </w:p>
-    <w:p>
-      <w:pPr>
-        <w:pStyle w:val="Heading1"/>
-        <w:pBdr>
-          <w:bottom w:val="single" w:color="1E3A5C" w:sz="10" w:space="6"/>
-        </w:pBdr>
-        <w:spacing w:after="40" w:before="320"/>
-      </w:pPr>
-      <w:r>
-        <w:rPr>
-          <w:b/>
-          <w:bCs/>
-          <w:color w:val="9A6B2F"/>
-          <w:sz w:val="24"/>
-          <w:szCs w:val="24"/>
-        </w:rPr>
-        <w:t xml:space="preserve">Slide 12 — </w:t>
-      </w:r>
-      <w:r>
-        <w:rPr>
-          <w:b/>
-          <w:bCs/>
-          <w:color w:val="1E3A5C"/>
-          <w:sz w:val="26"/>
-          <w:szCs w:val="26"/>
-        </w:rPr>
-        <w:t xml:space="preserve">What we deliver, and what we'd charge</w:t>
-      </w:r>
-    </w:p>
-    <w:p>
-      <w:pPr>
-        <w:spacing w:after="100" w:before="60"/>
-      </w:pPr>
-      <w:r>
-        <w:rPr>
-          <w:b/>
-          <w:bCs/>
-          <w:color w:val="1E3A5C"/>
-          <w:sz w:val="19"/>
-          <w:szCs w:val="19"/>
-        </w:rPr>
-        <w:t xml:space="preserve">Three tiers</w:t>
-      </w:r>
-    </w:p>
-    <w:p>
-      <w:pPr>
-        <w:spacing w:after="40" w:before="40"/>
-        <w:ind w:left="360" w:hanging="200"/>
-      </w:pPr>
-      <w:r>
-        <w:rPr>
-          <w:b/>
-          <w:bCs/>
-          <w:color w:val="9A6B2F"/>
-          <w:sz w:val="19"/>
-          <w:szCs w:val="19"/>
-        </w:rPr>
-        <w:t xml:space="preserve">•   </w:t>
-      </w:r>
-      <w:r>
-        <w:rPr>
-          <w:b/>
-          <w:bCs/>
-          <w:color w:val="1E3A5C"/>
-          <w:sz w:val="19"/>
-          <w:szCs w:val="19"/>
-        </w:rPr>
-        <w:t xml:space="preserve">Core</w:t>
-      </w:r>
-      <w:r>
-        <w:rPr>
-          <w:sz w:val="19"/>
-          <w:szCs w:val="19"/>
-        </w:rPr>
-        <w:t xml:space="preserve"> — engine, DWG fidelity, white-label shell, licensing, </w:t>
-      </w:r>
-      <w:r>
-        <w:rPr>
-          <w:b/>
-          <w:bCs/>
-          <w:color w:val="1E3A5C"/>
-          <w:sz w:val="19"/>
-          <w:szCs w:val="19"/>
-        </w:rPr>
-        <w:t xml:space="preserve">AI</w:t>
-      </w:r>
-    </w:p>
-    <w:p>
-      <w:pPr>
-        <w:spacing w:after="40" w:before="40"/>
-        <w:ind w:left="360" w:hanging="200"/>
-      </w:pPr>
-      <w:r>
-        <w:rPr>
-          <w:b/>
-          <w:bCs/>
-          <w:color w:val="9A6B2F"/>
-          <w:sz w:val="19"/>
-          <w:szCs w:val="19"/>
-        </w:rPr>
-        <w:t xml:space="preserve">•   </w:t>
-      </w:r>
-      <w:r>
-        <w:rPr>
-          <w:b/>
-          <w:bCs/>
-          <w:color w:val="1E3A5C"/>
-          <w:sz w:val="19"/>
-          <w:szCs w:val="19"/>
-        </w:rPr>
-        <w:t xml:space="preserve">Plus</w:t>
-      </w:r>
-      <w:r>
-        <w:rPr>
-          <w:sz w:val="19"/>
-          <w:szCs w:val="19"/>
-        </w:rPr>
-        <w:t xml:space="preserve"> — </w:t>
-      </w:r>
-      <w:r>
-        <w:rPr>
-          <w:b/>
-          <w:bCs/>
-          <w:color w:val="1E3A5C"/>
-          <w:sz w:val="19"/>
-          <w:szCs w:val="19"/>
-        </w:rPr>
-        <w:t xml:space="preserve">+ web app, Mac, Android</w:t>
-      </w:r>
-      <w:r>
-        <w:rPr>
-          <w:sz w:val="19"/>
-          <w:szCs w:val="19"/>
-        </w:rPr>
-        <w:t xml:space="preserve">, marketplace</w:t>
-      </w:r>
-    </w:p>
-    <w:p>
-      <w:pPr>
-        <w:spacing w:after="40" w:before="40"/>
-        <w:ind w:left="360" w:hanging="200"/>
-      </w:pPr>
-      <w:r>
-        <w:rPr>
-          <w:b/>
-          <w:bCs/>
-          <w:color w:val="9A6B2F"/>
-          <w:sz w:val="19"/>
-          <w:szCs w:val="19"/>
-        </w:rPr>
-        <w:t xml:space="preserve">•   </w:t>
-      </w:r>
-      <w:r>
-        <w:rPr>
-          <w:b/>
-          <w:bCs/>
-          <w:color w:val="1E3A5C"/>
-          <w:sz w:val="19"/>
-          <w:szCs w:val="19"/>
-        </w:rPr>
         <w:t xml:space="preserve">Complete</w:t>
       </w:r>
       <w:r>
@@ -4098,24 +2600,7 @@
           <w:sz w:val="19"/>
           <w:szCs w:val="19"/>
         </w:rPr>
-        <w:t xml:space="preserve"> — </w:t>
-      </w:r>
-      <w:r>
-        <w:rPr>
-          <w:b/>
-          <w:bCs/>
-          <w:color w:val="1E3A5C"/>
-          <w:sz w:val="19"/>
-          <w:szCs w:val="19"/>
-        </w:rPr>
-        <w:t xml:space="preserve">+ our verticals</w:t>
-      </w:r>
-      <w:r>
-        <w:rPr>
-          <w:sz w:val="19"/>
-          <w:szCs w:val="19"/>
-        </w:rPr>
-        <w:t xml:space="preserve"> (Arch · Mech · Elec · BIM · GIS)</w:t>
+        <w:t xml:space="preserve"> — adds our vertical modules (Arch, Mech, Elec, BIM, GIS)</w:t>
       </w:r>
     </w:p>
     <w:tbl>
@@ -4163,7 +2648,7 @@
                 <w:sz w:val="17"/>
                 <w:szCs w:val="17"/>
               </w:rPr>
-              <w:t xml:space="preserve">Member's seats</w:t>
+              <w:t xml:space="preserve">Member's installed base</w:t>
             </w:r>
           </w:p>
         </w:tc>
@@ -4276,7 +2761,7 @@
                 <w:sz w:val="17"/>
                 <w:szCs w:val="17"/>
               </w:rPr>
-              <w:t xml:space="preserve">Under 5,000</w:t>
+              <w:t xml:space="preserve">Under 5,000 seats</w:t>
             </w:r>
           </w:p>
         </w:tc>
@@ -4730,14 +3215,14 @@
           <w:sz w:val="19"/>
           <w:szCs w:val="19"/>
         </w:rPr>
-        <w:t xml:space="preserve">Ramped 50 / 75 / 100%</w:t>
-      </w:r>
-      <w:r>
-        <w:rPr>
-          <w:sz w:val="19"/>
-          <w:szCs w:val="19"/>
-        </w:rPr>
-        <w:t xml:space="preserve"> over the migration years</w:t>
+        <w:t xml:space="preserve">Phased at 50 / 75 / 100%</w:t>
+      </w:r>
+      <w:r>
+        <w:rPr>
+          <w:sz w:val="19"/>
+          <w:szCs w:val="19"/>
+        </w:rPr>
+        <w:t xml:space="preserve"> across the member's migration years</w:t>
       </w:r>
     </w:p>
     <w:p>
@@ -4763,7 +3248,7 @@
           <w:sz w:val="19"/>
           <w:szCs w:val="19"/>
         </w:rPr>
-        <w:t xml:space="preserve">Component royalties at cost</w:t>
+        <w:t xml:space="preserve">Component royalties passed through at cost</w:t>
       </w:r>
       <w:r>
         <w:rPr>
@@ -4780,47 +3265,7 @@
           <w:sz w:val="19"/>
           <w:szCs w:val="19"/>
         </w:rPr>
-        <w:t xml:space="preserve">AI metered</w:t>
-      </w:r>
-      <w:r>
-        <w:rPr>
-          <w:sz w:val="19"/>
-          <w:szCs w:val="19"/>
-        </w:rPr>
-        <w:t xml:space="preserve"> above an allowance</w:t>
-      </w:r>
-    </w:p>
-    <w:p>
-      <w:pPr>
-        <w:spacing w:after="40" w:before="40"/>
-        <w:ind w:left="360" w:hanging="200"/>
-      </w:pPr>
-      <w:r>
-        <w:rPr>
-          <w:b/>
-          <w:bCs/>
-          <w:color w:val="9A6B2F"/>
-          <w:sz w:val="19"/>
-          <w:szCs w:val="19"/>
-        </w:rPr>
-        <w:t xml:space="preserve">•   </w:t>
-      </w:r>
-      <w:r>
-        <w:rPr>
-          <w:b/>
-          <w:bCs/>
-          <w:color w:val="1E3A5C"/>
-          <w:sz w:val="19"/>
-          <w:szCs w:val="19"/>
-        </w:rPr>
-        <w:t xml:space="preserve">The vertical tier is a decision, not a price</w:t>
-      </w:r>
-      <w:r>
-        <w:rPr>
-          <w:sz w:val="19"/>
-          <w:szCs w:val="19"/>
-        </w:rPr>
-        <w:t xml:space="preserve"> — it arms possible competitors</w:t>
+        <w:t xml:space="preserve">AI metered above an allowance</w:t>
       </w:r>
     </w:p>
     <w:p>
@@ -4839,7 +3284,7 @@
           <w:sz w:val="24"/>
           <w:szCs w:val="24"/>
         </w:rPr>
-        <w:t xml:space="preserve">Slide 13 — </w:t>
+        <w:t xml:space="preserve">Slide 9 — </w:t>
       </w:r>
       <w:r>
         <w:rPr>
@@ -4849,7 +3294,7 @@
           <w:sz w:val="26"/>
           <w:szCs w:val="26"/>
         </w:rPr>
-        <w:t xml:space="preserve">What this could become</w:t>
+        <w:t xml:space="preserve">Financial outlook</w:t>
       </w:r>
     </w:p>
     <w:tbl>
@@ -5010,7 +3455,7 @@
                 <w:sz w:val="17"/>
                 <w:szCs w:val="17"/>
               </w:rPr>
-              <w:t xml:space="preserve">Members by Y7</w:t>
+              <w:t xml:space="preserve">Members by year 7</w:t>
             </w:r>
           </w:p>
         </w:tc>
@@ -5123,7 +3568,7 @@
                 <w:sz w:val="17"/>
                 <w:szCs w:val="17"/>
               </w:rPr>
-              <w:t xml:space="preserve">Blended fee</w:t>
+              <w:t xml:space="preserve">Average fee</w:t>
             </w:r>
           </w:p>
         </w:tc>
@@ -5236,7 +3681,7 @@
                 <w:sz w:val="17"/>
                 <w:szCs w:val="17"/>
               </w:rPr>
-              <w:t xml:space="preserve">Platform ARR</w:t>
+              <w:t xml:space="preserve">Recurring revenue</w:t>
             </w:r>
           </w:p>
         </w:tc>
@@ -5349,7 +3794,7 @@
                 <w:sz w:val="17"/>
                 <w:szCs w:val="17"/>
               </w:rPr>
-              <w:t xml:space="preserve">Profit</w:t>
+              <w:t xml:space="preserve">Contribution</w:t>
             </w:r>
           </w:p>
         </w:tc>
@@ -5462,7 +3907,7 @@
                 <w:sz w:val="17"/>
                 <w:szCs w:val="17"/>
               </w:rPr>
-              <w:t xml:space="preserve">Value at 6–8×</w:t>
+              <w:t xml:space="preserve">Indicative value at 6–8×</w:t>
             </w:r>
           </w:p>
         </w:tc>
@@ -5489,7 +3934,7 @@
                 <w:sz w:val="17"/>
                 <w:szCs w:val="17"/>
               </w:rPr>
-              <w:t xml:space="preserve">not saleable</w:t>
+              <w:t xml:space="preserve">—</w:t>
             </w:r>
           </w:p>
         </w:tc>
@@ -5566,7 +4011,7 @@
           <w:sz w:val="19"/>
           <w:szCs w:val="19"/>
         </w:rPr>
-        <w:t xml:space="preserve">A profitable adjacent business line — not a venture-scale company.</w:t>
+        <w:t xml:space="preserve">A profitable adjacent business line. Not a venture-scale outcome.</w:t>
       </w:r>
     </w:p>
     <w:p>
@@ -5589,34 +4034,24 @@
           <w:sz w:val="19"/>
           <w:szCs w:val="19"/>
         </w:rPr>
-        <w:t xml:space="preserve">Materially bigger needs </w:t>
-      </w:r>
-      <w:r>
-        <w:rPr>
-          <w:b/>
-          <w:bCs/>
-          <w:color w:val="1E3A5C"/>
-          <w:sz w:val="19"/>
-          <w:szCs w:val="19"/>
-        </w:rPr>
-        <w:t xml:space="preserve">60–100 members</w:t>
-      </w:r>
-      <w:r>
-        <w:rPr>
-          <w:sz w:val="19"/>
-          <w:szCs w:val="19"/>
-        </w:rPr>
-        <w:t xml:space="preserve">, direct-to-end-user, or </w:t>
-      </w:r>
-      <w:r>
-        <w:rPr>
-          <w:b/>
-          <w:bCs/>
-          <w:color w:val="1E3A5C"/>
-          <w:sz w:val="19"/>
-          <w:szCs w:val="19"/>
-        </w:rPr>
-        <w:t xml:space="preserve">the 3D product</w:t>
+        <w:t xml:space="preserve">Revenue accrues </w:t>
+      </w:r>
+      <w:r>
+        <w:rPr>
+          <w:b/>
+          <w:bCs/>
+          <w:color w:val="1E3A5C"/>
+          <w:sz w:val="19"/>
+          <w:szCs w:val="19"/>
+        </w:rPr>
+        <w:t xml:space="preserve">in addition to ActCAD</w:t>
+      </w:r>
+      <w:r>
+        <w:rPr>
+          <w:sz w:val="19"/>
+          <w:szCs w:val="19"/>
+        </w:rPr>
+        <w:t xml:space="preserve">, from engineering already funded</w:t>
       </w:r>
     </w:p>
     <w:p>
@@ -5636,13 +4071,27 @@
       </w:r>
       <w:r>
         <w:rPr>
-          <w:b/>
-          <w:bCs/>
-          <w:color w:val="1E3A5C"/>
-          <w:sz w:val="19"/>
-          <w:szCs w:val="19"/>
-        </w:rPr>
-        <w:t xml:space="preserve">Later questions — not assumptions</w:t>
+          <w:sz w:val="19"/>
+          <w:szCs w:val="19"/>
+        </w:rPr>
+        <w:t xml:space="preserve">Materially larger scale would require </w:t>
+      </w:r>
+      <w:r>
+        <w:rPr>
+          <w:b/>
+          <w:bCs/>
+          <w:color w:val="1E3A5C"/>
+          <w:sz w:val="19"/>
+          <w:szCs w:val="19"/>
+        </w:rPr>
+        <w:t xml:space="preserve">60–100 members</w:t>
+      </w:r>
+      <w:r>
+        <w:rPr>
+          <w:sz w:val="19"/>
+          <w:szCs w:val="19"/>
+        </w:rPr>
+        <w:t xml:space="preserve">, direct distribution, or the 3D product</w:t>
       </w:r>
     </w:p>
     <w:p>
@@ -5661,7 +4110,7 @@
           <w:sz w:val="24"/>
           <w:szCs w:val="24"/>
         </w:rPr>
-        <w:t xml:space="preserve">Slide 14 — </w:t>
+        <w:t xml:space="preserve">Slide 10 — </w:t>
       </w:r>
       <w:r>
         <w:rPr>
@@ -5671,8 +4120,407 @@
           <w:sz w:val="26"/>
           <w:szCs w:val="26"/>
         </w:rPr>
-        <w:t xml:space="preserve">Funding</w:t>
-      </w:r>
+        <w:t xml:space="preserve">Investment required</w:t>
+      </w:r>
+    </w:p>
+    <w:tbl>
+      <w:tblPr>
+        <w:tblW w:type="dxa" w:w="9026"/>
+        <w:tblBorders>
+          <w:top w:val="single" w:color="auto" w:sz="4"/>
+          <w:left w:val="single" w:color="auto" w:sz="4"/>
+          <w:bottom w:val="single" w:color="auto" w:sz="4"/>
+          <w:right w:val="single" w:color="auto" w:sz="4"/>
+          <w:insideH w:val="single" w:color="auto" w:sz="4"/>
+          <w:insideV w:val="single" w:color="auto" w:sz="4"/>
+        </w:tblBorders>
+      </w:tblPr>
+      <w:tblGrid>
+        <w:gridCol w:w="3008"/>
+        <w:gridCol w:w="3008"/>
+        <w:gridCol w:w="3008"/>
+      </w:tblGrid>
+      <w:tr>
+        <w:trPr>
+          <w:tblHeader/>
+        </w:trPr>
+        <w:tc>
+          <w:tcPr>
+            <w:tcW w:type="dxa" w:w="3008"/>
+            <w:shd w:fill="1E3A5C" w:val="clear"/>
+            <w:tcMar>
+              <w:top w:type="dxa" w:w="60"/>
+              <w:left w:type="dxa" w:w="90"/>
+              <w:bottom w:type="dxa" w:w="60"/>
+              <w:right w:type="dxa" w:w="90"/>
+            </w:tcMar>
+          </w:tcPr>
+          <w:p>
+            <w:pPr>
+              <w:spacing w:after="0" w:before="0"/>
+            </w:pPr>
+            <w:r>
+              <w:rPr>
+                <w:b/>
+                <w:bCs/>
+                <w:color w:val="FFFFFF"/>
+                <w:sz w:val="17"/>
+                <w:szCs w:val="17"/>
+              </w:rPr>
+              <w:t xml:space="preserve">Stage</w:t>
+            </w:r>
+          </w:p>
+        </w:tc>
+        <w:tc>
+          <w:tcPr>
+            <w:tcW w:type="dxa" w:w="3008"/>
+            <w:shd w:fill="1E3A5C" w:val="clear"/>
+            <w:tcMar>
+              <w:top w:type="dxa" w:w="60"/>
+              <w:left w:type="dxa" w:w="90"/>
+              <w:bottom w:type="dxa" w:w="60"/>
+              <w:right w:type="dxa" w:w="90"/>
+            </w:tcMar>
+          </w:tcPr>
+          <w:p>
+            <w:pPr>
+              <w:spacing w:after="0" w:before="0"/>
+            </w:pPr>
+            <w:r>
+              <w:rPr>
+                <w:b/>
+                <w:bCs/>
+                <w:color w:val="FFFFFF"/>
+                <w:sz w:val="17"/>
+                <w:szCs w:val="17"/>
+              </w:rPr>
+              <w:t xml:space="preserve">Timing</w:t>
+            </w:r>
+          </w:p>
+        </w:tc>
+        <w:tc>
+          <w:tcPr>
+            <w:tcW w:type="dxa" w:w="3008"/>
+            <w:shd w:fill="1E3A5C" w:val="clear"/>
+            <w:tcMar>
+              <w:top w:type="dxa" w:w="60"/>
+              <w:left w:type="dxa" w:w="90"/>
+              <w:bottom w:type="dxa" w:w="60"/>
+              <w:right w:type="dxa" w:w="90"/>
+            </w:tcMar>
+          </w:tcPr>
+          <w:p>
+            <w:pPr>
+              <w:spacing w:after="0" w:before="0"/>
+            </w:pPr>
+            <w:r>
+              <w:rPr>
+                <w:b/>
+                <w:bCs/>
+                <w:color w:val="FFFFFF"/>
+                <w:sz w:val="17"/>
+                <w:szCs w:val="17"/>
+              </w:rPr>
+              <w:t xml:space="preserve">Amount</w:t>
+            </w:r>
+          </w:p>
+        </w:tc>
+      </w:tr>
+      <w:tr>
+        <w:trPr>
+          <w:tblHeader w:val="false"/>
+        </w:trPr>
+        <w:tc>
+          <w:tcPr>
+            <w:tcW w:type="dxa" w:w="3008"/>
+            <w:shd w:fill="FFFFFF" w:val="clear"/>
+            <w:tcMar>
+              <w:top w:type="dxa" w:w="60"/>
+              <w:left w:type="dxa" w:w="90"/>
+              <w:bottom w:type="dxa" w:w="60"/>
+              <w:right w:type="dxa" w:w="90"/>
+            </w:tcMar>
+          </w:tcPr>
+          <w:p>
+            <w:pPr>
+              <w:spacing w:after="0" w:before="0"/>
+            </w:pPr>
+            <w:r>
+              <w:rPr>
+                <w:b/>
+                <w:bCs/>
+                <w:color w:val="1A1A1A"/>
+                <w:sz w:val="17"/>
+                <w:szCs w:val="17"/>
+              </w:rPr>
+              <w:t xml:space="preserve">Promoter seed</w:t>
+            </w:r>
+          </w:p>
+        </w:tc>
+        <w:tc>
+          <w:tcPr>
+            <w:tcW w:type="dxa" w:w="3008"/>
+            <w:shd w:fill="FFFFFF" w:val="clear"/>
+            <w:tcMar>
+              <w:top w:type="dxa" w:w="60"/>
+              <w:left w:type="dxa" w:w="90"/>
+              <w:bottom w:type="dxa" w:w="60"/>
+              <w:right w:type="dxa" w:w="90"/>
+            </w:tcMar>
+          </w:tcPr>
+          <w:p>
+            <w:pPr>
+              <w:spacing w:after="0" w:before="0"/>
+            </w:pPr>
+            <w:r>
+              <w:rPr>
+                <w:b w:val="false"/>
+                <w:bCs w:val="false"/>
+                <w:color w:val="1A1A1A"/>
+                <w:sz w:val="17"/>
+                <w:szCs w:val="17"/>
+              </w:rPr>
+              <w:t xml:space="preserve">Now to year 2</w:t>
+            </w:r>
+          </w:p>
+        </w:tc>
+        <w:tc>
+          <w:tcPr>
+            <w:tcW w:type="dxa" w:w="3008"/>
+            <w:shd w:fill="FFFFFF" w:val="clear"/>
+            <w:tcMar>
+              <w:top w:type="dxa" w:w="60"/>
+              <w:left w:type="dxa" w:w="90"/>
+              <w:bottom w:type="dxa" w:w="60"/>
+              <w:right w:type="dxa" w:w="90"/>
+            </w:tcMar>
+          </w:tcPr>
+          <w:p>
+            <w:pPr>
+              <w:spacing w:after="0" w:before="0"/>
+            </w:pPr>
+            <w:r>
+              <w:rPr>
+                <w:b/>
+                <w:bCs/>
+                <w:color w:val="1A1A1A"/>
+                <w:sz w:val="17"/>
+                <w:szCs w:val="17"/>
+              </w:rPr>
+              <w:t xml:space="preserve">$1–2M</w:t>
+            </w:r>
+          </w:p>
+        </w:tc>
+      </w:tr>
+      <w:tr>
+        <w:trPr>
+          <w:tblHeader w:val="false"/>
+        </w:trPr>
+        <w:tc>
+          <w:tcPr>
+            <w:tcW w:type="dxa" w:w="3008"/>
+            <w:shd w:fill="FAF7F2" w:val="clear"/>
+            <w:tcMar>
+              <w:top w:type="dxa" w:w="60"/>
+              <w:left w:type="dxa" w:w="90"/>
+              <w:bottom w:type="dxa" w:w="60"/>
+              <w:right w:type="dxa" w:w="90"/>
+            </w:tcMar>
+          </w:tcPr>
+          <w:p>
+            <w:pPr>
+              <w:spacing w:after="0" w:before="0"/>
+            </w:pPr>
+            <w:r>
+              <w:rPr>
+                <w:b/>
+                <w:bCs/>
+                <w:color w:val="1A1A1A"/>
+                <w:sz w:val="17"/>
+                <w:szCs w:val="17"/>
+              </w:rPr>
+              <w:t xml:space="preserve">Strategic round</w:t>
+            </w:r>
+            <w:r>
+              <w:rPr>
+                <w:b w:val="false"/>
+                <w:bCs w:val="false"/>
+                <w:color w:val="1A1A1A"/>
+                <w:sz w:val="17"/>
+                <w:szCs w:val="17"/>
+              </w:rPr>
+              <w:t xml:space="preserve"> </w:t>
+            </w:r>
+            <w:r>
+              <w:rPr>
+                <w:b w:val="false"/>
+                <w:bCs w:val="false"/>
+                <w:i/>
+                <w:iCs/>
+                <w:color w:val="1A1A1A"/>
+                <w:sz w:val="17"/>
+                <w:szCs w:val="17"/>
+              </w:rPr>
+              <w:t xml:space="preserve">(optional)</w:t>
+            </w:r>
+          </w:p>
+        </w:tc>
+        <w:tc>
+          <w:tcPr>
+            <w:tcW w:type="dxa" w:w="3008"/>
+            <w:shd w:fill="FAF7F2" w:val="clear"/>
+            <w:tcMar>
+              <w:top w:type="dxa" w:w="60"/>
+              <w:left w:type="dxa" w:w="90"/>
+              <w:bottom w:type="dxa" w:w="60"/>
+              <w:right w:type="dxa" w:w="90"/>
+            </w:tcMar>
+          </w:tcPr>
+          <w:p>
+            <w:pPr>
+              <w:spacing w:after="0" w:before="0"/>
+            </w:pPr>
+            <w:r>
+              <w:rPr>
+                <w:b w:val="false"/>
+                <w:bCs w:val="false"/>
+                <w:color w:val="1A1A1A"/>
+                <w:sz w:val="17"/>
+                <w:szCs w:val="17"/>
+              </w:rPr>
+              <w:t xml:space="preserve">Years 4–5</w:t>
+            </w:r>
+          </w:p>
+        </w:tc>
+        <w:tc>
+          <w:tcPr>
+            <w:tcW w:type="dxa" w:w="3008"/>
+            <w:shd w:fill="FAF7F2" w:val="clear"/>
+            <w:tcMar>
+              <w:top w:type="dxa" w:w="60"/>
+              <w:left w:type="dxa" w:w="90"/>
+              <w:bottom w:type="dxa" w:w="60"/>
+              <w:right w:type="dxa" w:w="90"/>
+            </w:tcMar>
+          </w:tcPr>
+          <w:p>
+            <w:pPr>
+              <w:spacing w:after="0" w:before="0"/>
+            </w:pPr>
+            <w:r>
+              <w:rPr>
+                <w:b/>
+                <w:bCs/>
+                <w:color w:val="1A1A1A"/>
+                <w:sz w:val="17"/>
+                <w:szCs w:val="17"/>
+              </w:rPr>
+              <w:t xml:space="preserve">$5–10M</w:t>
+            </w:r>
+          </w:p>
+        </w:tc>
+      </w:tr>
+      <w:tr>
+        <w:trPr>
+          <w:tblHeader w:val="false"/>
+        </w:trPr>
+        <w:tc>
+          <w:tcPr>
+            <w:tcW w:type="dxa" w:w="3008"/>
+            <w:shd w:fill="FFFFFF" w:val="clear"/>
+            <w:tcMar>
+              <w:top w:type="dxa" w:w="60"/>
+              <w:left w:type="dxa" w:w="90"/>
+              <w:bottom w:type="dxa" w:w="60"/>
+              <w:right w:type="dxa" w:w="90"/>
+            </w:tcMar>
+          </w:tcPr>
+          <w:p>
+            <w:pPr>
+              <w:spacing w:after="0" w:before="0"/>
+            </w:pPr>
+            <w:r>
+              <w:rPr>
+                <w:b/>
+                <w:bCs/>
+                <w:color w:val="1A1A1A"/>
+                <w:sz w:val="17"/>
+                <w:szCs w:val="17"/>
+              </w:rPr>
+              <w:t xml:space="preserve">Exit</w:t>
+            </w:r>
+          </w:p>
+        </w:tc>
+        <w:tc>
+          <w:tcPr>
+            <w:tcW w:type="dxa" w:w="3008"/>
+            <w:shd w:fill="FFFFFF" w:val="clear"/>
+            <w:tcMar>
+              <w:top w:type="dxa" w:w="60"/>
+              <w:left w:type="dxa" w:w="90"/>
+              <w:bottom w:type="dxa" w:w="60"/>
+              <w:right w:type="dxa" w:w="90"/>
+            </w:tcMar>
+          </w:tcPr>
+          <w:p>
+            <w:pPr>
+              <w:spacing w:after="0" w:before="0"/>
+            </w:pPr>
+            <w:r>
+              <w:rPr>
+                <w:b w:val="false"/>
+                <w:bCs w:val="false"/>
+                <w:color w:val="1A1A1A"/>
+                <w:sz w:val="17"/>
+                <w:szCs w:val="17"/>
+              </w:rPr>
+              <w:t xml:space="preserve">Years 6–7</w:t>
+            </w:r>
+          </w:p>
+        </w:tc>
+        <w:tc>
+          <w:tcPr>
+            <w:tcW w:type="dxa" w:w="3008"/>
+            <w:shd w:fill="FFFFFF" w:val="clear"/>
+            <w:tcMar>
+              <w:top w:type="dxa" w:w="60"/>
+              <w:left w:type="dxa" w:w="90"/>
+              <w:bottom w:type="dxa" w:w="60"/>
+              <w:right w:type="dxa" w:w="90"/>
+            </w:tcMar>
+          </w:tcPr>
+          <w:p>
+            <w:pPr>
+              <w:spacing w:after="0" w:before="0"/>
+            </w:pPr>
+            <w:r>
+              <w:rPr>
+                <w:b/>
+                <w:bCs/>
+                <w:color w:val="1A1A1A"/>
+                <w:sz w:val="17"/>
+                <w:szCs w:val="17"/>
+              </w:rPr>
+              <w:t xml:space="preserve">$30–50M</w:t>
+            </w:r>
+            <w:r>
+              <w:rPr>
+                <w:b w:val="false"/>
+                <w:bCs w:val="false"/>
+                <w:color w:val="1A1A1A"/>
+                <w:sz w:val="17"/>
+                <w:szCs w:val="17"/>
+              </w:rPr>
+              <w:t xml:space="preserve"> target</w:t>
+            </w:r>
+          </w:p>
+        </w:tc>
+      </w:tr>
+    </w:tbl>
+    <w:p>
+      <w:pPr>
+        <w:spacing w:after="140"/>
+      </w:pPr>
     </w:p>
     <w:p>
       <w:pPr>
@@ -5691,13 +4539,27 @@
       </w:r>
       <w:r>
         <w:rPr>
-          <w:b/>
-          <w:bCs/>
-          <w:color w:val="1E3A5C"/>
-          <w:sz w:val="19"/>
-          <w:szCs w:val="19"/>
-        </w:rPr>
-        <w:t xml:space="preserve">Promoter seed, now → Y2 — $1–2M</w:t>
+          <w:sz w:val="19"/>
+          <w:szCs w:val="19"/>
+        </w:rPr>
+        <w:t xml:space="preserve">The seed is </w:t>
+      </w:r>
+      <w:r>
+        <w:rPr>
+          <w:b/>
+          <w:bCs/>
+          <w:color w:val="1E3A5C"/>
+          <w:sz w:val="19"/>
+          <w:szCs w:val="19"/>
+        </w:rPr>
+        <w:t xml:space="preserve">the increment on an engine already funded</w:t>
+      </w:r>
+      <w:r>
+        <w:rPr>
+          <w:sz w:val="19"/>
+          <w:szCs w:val="19"/>
+        </w:rPr>
+        <w:t xml:space="preserve"> — not its full cost</w:t>
       </w:r>
     </w:p>
     <w:p>
@@ -5720,7 +4582,24 @@
           <w:sz w:val="19"/>
           <w:szCs w:val="19"/>
         </w:rPr>
-        <w:t xml:space="preserve">the increment on an engine already funded</w:t>
+        <w:t xml:space="preserve">A strategic investor at years 4–5 would </w:t>
+      </w:r>
+      <w:r>
+        <w:rPr>
+          <w:b/>
+          <w:bCs/>
+          <w:color w:val="1E3A5C"/>
+          <w:sz w:val="19"/>
+          <w:szCs w:val="19"/>
+        </w:rPr>
+        <w:t xml:space="preserve">establish a valuation floor</w:t>
+      </w:r>
+      <w:r>
+        <w:rPr>
+          <w:sz w:val="19"/>
+          <w:szCs w:val="19"/>
+        </w:rPr>
+        <w:t xml:space="preserve"> ahead of any sale</w:t>
       </w:r>
     </w:p>
     <w:p>
@@ -5740,110 +4619,10 @@
       </w:r>
       <w:r>
         <w:rPr>
-          <w:b/>
-          <w:bCs/>
-          <w:color w:val="1E3A5C"/>
-          <w:sz w:val="19"/>
-          <w:szCs w:val="19"/>
-        </w:rPr>
-        <w:t xml:space="preserve">Optional strategic round, Y4–5 — $5–10M</w:t>
-      </w:r>
-    </w:p>
-    <w:p>
-      <w:pPr>
-        <w:spacing w:after="40" w:before="40"/>
-        <w:ind w:left="360" w:hanging="200"/>
-      </w:pPr>
-      <w:r>
-        <w:rPr>
-          <w:b/>
-          <w:bCs/>
-          <w:color w:val="9A6B2F"/>
-          <w:sz w:val="19"/>
-          <w:szCs w:val="19"/>
-        </w:rPr>
-        <w:t xml:space="preserve">•   </w:t>
-      </w:r>
-      <w:r>
-        <w:rPr>
-          <w:sz w:val="19"/>
-          <w:szCs w:val="19"/>
-        </w:rPr>
-        <w:t xml:space="preserve">from a plausible acquirer, </w:t>
-      </w:r>
-      <w:r>
-        <w:rPr>
-          <w:b/>
-          <w:bCs/>
-          <w:color w:val="1E3A5C"/>
-          <w:sz w:val="19"/>
-          <w:szCs w:val="19"/>
-        </w:rPr>
-        <w:t xml:space="preserve">to set a floor</w:t>
-      </w:r>
-    </w:p>
-    <w:p>
-      <w:pPr>
-        <w:spacing w:after="40" w:before="40"/>
-        <w:ind w:left="360" w:hanging="200"/>
-      </w:pPr>
-      <w:r>
-        <w:rPr>
-          <w:b/>
-          <w:bCs/>
-          <w:color w:val="9A6B2F"/>
-          <w:sz w:val="19"/>
-          <w:szCs w:val="19"/>
-        </w:rPr>
-        <w:t xml:space="preserve">•   </w:t>
-      </w:r>
-      <w:r>
-        <w:rPr>
-          <w:b/>
-          <w:bCs/>
-          <w:color w:val="1E3A5C"/>
-          <w:sz w:val="19"/>
-          <w:szCs w:val="19"/>
-        </w:rPr>
-        <w:t xml:space="preserve">Exit, Y6–7 — $30–50M</w:t>
-      </w:r>
-    </w:p>
-    <w:p>
-      <w:pPr>
-        <w:spacing w:after="100" w:before="60"/>
-      </w:pPr>
-      <w:r>
-        <w:rPr>
-          <w:b/>
-          <w:bCs/>
-          <w:color w:val="1E3A5C"/>
-          <w:sz w:val="19"/>
-          <w:szCs w:val="19"/>
-        </w:rPr>
-        <w:t xml:space="preserve">What forces price up is competition between buyers — not a prior round.</w:t>
-      </w:r>
-    </w:p>
-    <w:p>
-      <w:pPr>
-        <w:spacing w:after="40" w:before="40"/>
-        <w:ind w:left="360" w:hanging="200"/>
-      </w:pPr>
-      <w:r>
-        <w:rPr>
-          <w:b/>
-          <w:bCs/>
-          <w:color w:val="9A6B2F"/>
-          <w:sz w:val="19"/>
-          <w:szCs w:val="19"/>
-        </w:rPr>
-        <w:t xml:space="preserve">•   </w:t>
-      </w:r>
-      <w:r>
-        <w:rPr>
-          <w:sz w:val="19"/>
-          <w:szCs w:val="19"/>
-        </w:rPr>
-        <w:t xml:space="preserve">At ~70% margins this </w:t>
+          <w:sz w:val="19"/>
+          <w:szCs w:val="19"/>
+        </w:rPr>
+        <w:t xml:space="preserve">At ~70% margins the business </w:t>
       </w:r>
       <w:r>
         <w:rPr>
@@ -5854,32 +4633,6 @@
           <w:szCs w:val="19"/>
         </w:rPr>
         <w:t xml:space="preserve">self-funds from year 3</w:t>
-      </w:r>
-    </w:p>
-    <w:p>
-      <w:pPr>
-        <w:spacing w:after="40" w:before="40"/>
-        <w:ind w:left="360" w:hanging="200"/>
-      </w:pPr>
-      <w:r>
-        <w:rPr>
-          <w:b/>
-          <w:bCs/>
-          <w:color w:val="9A6B2F"/>
-          <w:sz w:val="19"/>
-          <w:szCs w:val="19"/>
-        </w:rPr>
-        <w:t xml:space="preserve">•   </w:t>
-      </w:r>
-      <w:r>
-        <w:rPr>
-          <w:b/>
-          <w:bCs/>
-          <w:color w:val="1E3A5C"/>
-          <w:sz w:val="19"/>
-          <w:szCs w:val="19"/>
-        </w:rPr>
-        <w:t xml:space="preserve">Take the round for tension, not for cash</w:t>
       </w:r>
     </w:p>
     <w:p>
@@ -5898,7 +4651,7 @@
           <w:sz w:val="24"/>
           <w:szCs w:val="24"/>
         </w:rPr>
-        <w:t xml:space="preserve">Slide 15 — </w:t>
+        <w:t xml:space="preserve">Slide 11 — </w:t>
       </w:r>
       <w:r>
         <w:rPr>
@@ -5908,8 +4661,633 @@
           <w:sz w:val="26"/>
           <w:szCs w:val="26"/>
         </w:rPr>
-        <w:t xml:space="preserve">What we are asking</w:t>
-      </w:r>
+        <w:t xml:space="preserve">Two options</w:t>
+      </w:r>
+    </w:p>
+    <w:tbl>
+      <w:tblPr>
+        <w:tblW w:type="dxa" w:w="9026"/>
+        <w:tblBorders>
+          <w:top w:val="single" w:color="auto" w:sz="4"/>
+          <w:left w:val="single" w:color="auto" w:sz="4"/>
+          <w:bottom w:val="single" w:color="auto" w:sz="4"/>
+          <w:right w:val="single" w:color="auto" w:sz="4"/>
+          <w:insideH w:val="single" w:color="auto" w:sz="4"/>
+          <w:insideV w:val="single" w:color="auto" w:sz="4"/>
+        </w:tblBorders>
+      </w:tblPr>
+      <w:tblGrid>
+        <w:gridCol w:w="3008"/>
+        <w:gridCol w:w="3008"/>
+        <w:gridCol w:w="3008"/>
+      </w:tblGrid>
+      <w:tr>
+        <w:trPr>
+          <w:tblHeader/>
+        </w:trPr>
+        <w:tc>
+          <w:tcPr>
+            <w:tcW w:type="dxa" w:w="3008"/>
+            <w:shd w:fill="1E3A5C" w:val="clear"/>
+            <w:tcMar>
+              <w:top w:type="dxa" w:w="60"/>
+              <w:left w:type="dxa" w:w="90"/>
+              <w:bottom w:type="dxa" w:w="60"/>
+              <w:right w:type="dxa" w:w="90"/>
+            </w:tcMar>
+          </w:tcPr>
+          <w:p>
+            <w:pPr>
+              <w:spacing w:after="0" w:before="0"/>
+            </w:pPr>
+            <w:r>
+              <w:rPr>
+                <w:b/>
+                <w:bCs/>
+                <w:color w:val="FFFFFF"/>
+                <w:sz w:val="17"/>
+                <w:szCs w:val="17"/>
+              </w:rPr>
+              <w:t xml:space="preserve"/>
+            </w:r>
+          </w:p>
+        </w:tc>
+        <w:tc>
+          <w:tcPr>
+            <w:tcW w:type="dxa" w:w="3008"/>
+            <w:shd w:fill="1E3A5C" w:val="clear"/>
+            <w:tcMar>
+              <w:top w:type="dxa" w:w="60"/>
+              <w:left w:type="dxa" w:w="90"/>
+              <w:bottom w:type="dxa" w:w="60"/>
+              <w:right w:type="dxa" w:w="90"/>
+            </w:tcMar>
+          </w:tcPr>
+          <w:p>
+            <w:pPr>
+              <w:spacing w:after="0" w:before="0"/>
+            </w:pPr>
+            <w:r>
+              <w:rPr>
+                <w:b/>
+                <w:bCs/>
+                <w:color w:val="FFFFFF"/>
+                <w:sz w:val="17"/>
+                <w:szCs w:val="17"/>
+              </w:rPr>
+              <w:t xml:space="preserve">ActCAD only</w:t>
+            </w:r>
+          </w:p>
+        </w:tc>
+        <w:tc>
+          <w:tcPr>
+            <w:tcW w:type="dxa" w:w="3008"/>
+            <w:shd w:fill="1E3A5C" w:val="clear"/>
+            <w:tcMar>
+              <w:top w:type="dxa" w:w="60"/>
+              <w:left w:type="dxa" w:w="90"/>
+              <w:bottom w:type="dxa" w:w="60"/>
+              <w:right w:type="dxa" w:w="90"/>
+            </w:tcMar>
+          </w:tcPr>
+          <w:p>
+            <w:pPr>
+              <w:spacing w:after="0" w:before="0"/>
+            </w:pPr>
+            <w:r>
+              <w:rPr>
+                <w:b/>
+                <w:bCs/>
+                <w:color w:val="FFFFFF"/>
+                <w:sz w:val="17"/>
+                <w:szCs w:val="17"/>
+              </w:rPr>
+              <w:t xml:space="preserve">Platform</w:t>
+            </w:r>
+          </w:p>
+        </w:tc>
+      </w:tr>
+      <w:tr>
+        <w:trPr>
+          <w:tblHeader w:val="false"/>
+        </w:trPr>
+        <w:tc>
+          <w:tcPr>
+            <w:tcW w:type="dxa" w:w="3008"/>
+            <w:shd w:fill="FFFFFF" w:val="clear"/>
+            <w:tcMar>
+              <w:top w:type="dxa" w:w="60"/>
+              <w:left w:type="dxa" w:w="90"/>
+              <w:bottom w:type="dxa" w:w="60"/>
+              <w:right w:type="dxa" w:w="90"/>
+            </w:tcMar>
+          </w:tcPr>
+          <w:p>
+            <w:pPr>
+              <w:spacing w:after="0" w:before="0"/>
+            </w:pPr>
+            <w:r>
+              <w:rPr>
+                <w:b w:val="false"/>
+                <w:bCs w:val="false"/>
+                <w:color w:val="1A1A1A"/>
+                <w:sz w:val="17"/>
+                <w:szCs w:val="17"/>
+              </w:rPr>
+              <w:t xml:space="preserve">Engineering</w:t>
+            </w:r>
+          </w:p>
+        </w:tc>
+        <w:tc>
+          <w:tcPr>
+            <w:tcW w:type="dxa" w:w="3008"/>
+            <w:shd w:fill="FFFFFF" w:val="clear"/>
+            <w:tcMar>
+              <w:top w:type="dxa" w:w="60"/>
+              <w:left w:type="dxa" w:w="90"/>
+              <w:bottom w:type="dxa" w:w="60"/>
+              <w:right w:type="dxa" w:w="90"/>
+            </w:tcMar>
+          </w:tcPr>
+          <w:p>
+            <w:pPr>
+              <w:spacing w:after="0" w:before="0"/>
+            </w:pPr>
+            <w:r>
+              <w:rPr>
+                <w:b w:val="false"/>
+                <w:bCs w:val="false"/>
+                <w:color w:val="1A1A1A"/>
+                <w:sz w:val="17"/>
+                <w:szCs w:val="17"/>
+              </w:rPr>
+              <w:t xml:space="preserve">Same</w:t>
+            </w:r>
+          </w:p>
+        </w:tc>
+        <w:tc>
+          <w:tcPr>
+            <w:tcW w:type="dxa" w:w="3008"/>
+            <w:shd w:fill="FFFFFF" w:val="clear"/>
+            <w:tcMar>
+              <w:top w:type="dxa" w:w="60"/>
+              <w:left w:type="dxa" w:w="90"/>
+              <w:bottom w:type="dxa" w:w="60"/>
+              <w:right w:type="dxa" w:w="90"/>
+            </w:tcMar>
+          </w:tcPr>
+          <w:p>
+            <w:pPr>
+              <w:spacing w:after="0" w:before="0"/>
+            </w:pPr>
+            <w:r>
+              <w:rPr>
+                <w:b w:val="false"/>
+                <w:bCs w:val="false"/>
+                <w:color w:val="1A1A1A"/>
+                <w:sz w:val="17"/>
+                <w:szCs w:val="17"/>
+              </w:rPr>
+              <w:t xml:space="preserve">Same</w:t>
+            </w:r>
+          </w:p>
+        </w:tc>
+      </w:tr>
+      <w:tr>
+        <w:trPr>
+          <w:tblHeader w:val="false"/>
+        </w:trPr>
+        <w:tc>
+          <w:tcPr>
+            <w:tcW w:type="dxa" w:w="3008"/>
+            <w:shd w:fill="FAF7F2" w:val="clear"/>
+            <w:tcMar>
+              <w:top w:type="dxa" w:w="60"/>
+              <w:left w:type="dxa" w:w="90"/>
+              <w:bottom w:type="dxa" w:w="60"/>
+              <w:right w:type="dxa" w:w="90"/>
+            </w:tcMar>
+          </w:tcPr>
+          <w:p>
+            <w:pPr>
+              <w:spacing w:after="0" w:before="0"/>
+            </w:pPr>
+            <w:r>
+              <w:rPr>
+                <w:b w:val="false"/>
+                <w:bCs w:val="false"/>
+                <w:color w:val="1A1A1A"/>
+                <w:sz w:val="17"/>
+                <w:szCs w:val="17"/>
+              </w:rPr>
+              <w:t xml:space="preserve">Timeline</w:t>
+            </w:r>
+          </w:p>
+        </w:tc>
+        <w:tc>
+          <w:tcPr>
+            <w:tcW w:type="dxa" w:w="3008"/>
+            <w:shd w:fill="FAF7F2" w:val="clear"/>
+            <w:tcMar>
+              <w:top w:type="dxa" w:w="60"/>
+              <w:left w:type="dxa" w:w="90"/>
+              <w:bottom w:type="dxa" w:w="60"/>
+              <w:right w:type="dxa" w:w="90"/>
+            </w:tcMar>
+          </w:tcPr>
+          <w:p>
+            <w:pPr>
+              <w:spacing w:after="0" w:before="0"/>
+            </w:pPr>
+            <w:r>
+              <w:rPr>
+                <w:b w:val="false"/>
+                <w:bCs w:val="false"/>
+                <w:color w:val="1A1A1A"/>
+                <w:sz w:val="17"/>
+                <w:szCs w:val="17"/>
+              </w:rPr>
+              <w:t xml:space="preserve">~24 months to GA</w:t>
+            </w:r>
+          </w:p>
+        </w:tc>
+        <w:tc>
+          <w:tcPr>
+            <w:tcW w:type="dxa" w:w="3008"/>
+            <w:shd w:fill="FAF7F2" w:val="clear"/>
+            <w:tcMar>
+              <w:top w:type="dxa" w:w="60"/>
+              <w:left w:type="dxa" w:w="90"/>
+              <w:bottom w:type="dxa" w:w="60"/>
+              <w:right w:type="dxa" w:w="90"/>
+            </w:tcMar>
+          </w:tcPr>
+          <w:p>
+            <w:pPr>
+              <w:spacing w:after="0" w:before="0"/>
+            </w:pPr>
+            <w:r>
+              <w:rPr>
+                <w:b w:val="false"/>
+                <w:bCs w:val="false"/>
+                <w:color w:val="1A1A1A"/>
+                <w:sz w:val="17"/>
+                <w:szCs w:val="17"/>
+              </w:rPr>
+              <w:t xml:space="preserve">Unchanged</w:t>
+            </w:r>
+          </w:p>
+        </w:tc>
+      </w:tr>
+      <w:tr>
+        <w:trPr>
+          <w:tblHeader w:val="false"/>
+        </w:trPr>
+        <w:tc>
+          <w:tcPr>
+            <w:tcW w:type="dxa" w:w="3008"/>
+            <w:shd w:fill="FFFFFF" w:val="clear"/>
+            <w:tcMar>
+              <w:top w:type="dxa" w:w="60"/>
+              <w:left w:type="dxa" w:w="90"/>
+              <w:bottom w:type="dxa" w:w="60"/>
+              <w:right w:type="dxa" w:w="90"/>
+            </w:tcMar>
+          </w:tcPr>
+          <w:p>
+            <w:pPr>
+              <w:spacing w:after="0" w:before="0"/>
+            </w:pPr>
+            <w:r>
+              <w:rPr>
+                <w:b w:val="false"/>
+                <w:bCs w:val="false"/>
+                <w:color w:val="1A1A1A"/>
+                <w:sz w:val="17"/>
+                <w:szCs w:val="17"/>
+              </w:rPr>
+              <w:t xml:space="preserve">Additional cost</w:t>
+            </w:r>
+          </w:p>
+        </w:tc>
+        <w:tc>
+          <w:tcPr>
+            <w:tcW w:type="dxa" w:w="3008"/>
+            <w:shd w:fill="FFFFFF" w:val="clear"/>
+            <w:tcMar>
+              <w:top w:type="dxa" w:w="60"/>
+              <w:left w:type="dxa" w:w="90"/>
+              <w:bottom w:type="dxa" w:w="60"/>
+              <w:right w:type="dxa" w:w="90"/>
+            </w:tcMar>
+          </w:tcPr>
+          <w:p>
+            <w:pPr>
+              <w:spacing w:after="0" w:before="0"/>
+            </w:pPr>
+            <w:r>
+              <w:rPr>
+                <w:b w:val="false"/>
+                <w:bCs w:val="false"/>
+                <w:color w:val="1A1A1A"/>
+                <w:sz w:val="17"/>
+                <w:szCs w:val="17"/>
+              </w:rPr>
+              <w:t xml:space="preserve">—</w:t>
+            </w:r>
+          </w:p>
+        </w:tc>
+        <w:tc>
+          <w:tcPr>
+            <w:tcW w:type="dxa" w:w="3008"/>
+            <w:shd w:fill="FFFFFF" w:val="clear"/>
+            <w:tcMar>
+              <w:top w:type="dxa" w:w="60"/>
+              <w:left w:type="dxa" w:w="90"/>
+              <w:bottom w:type="dxa" w:w="60"/>
+              <w:right w:type="dxa" w:w="90"/>
+            </w:tcMar>
+          </w:tcPr>
+          <w:p>
+            <w:pPr>
+              <w:spacing w:after="0" w:before="0"/>
+            </w:pPr>
+            <w:r>
+              <w:rPr>
+                <w:b/>
+                <w:bCs/>
+                <w:color w:val="1A1A1A"/>
+                <w:sz w:val="17"/>
+                <w:szCs w:val="17"/>
+              </w:rPr>
+              <w:t xml:space="preserve">3–6 engineer-months</w:t>
+            </w:r>
+          </w:p>
+        </w:tc>
+      </w:tr>
+      <w:tr>
+        <w:trPr>
+          <w:tblHeader w:val="false"/>
+        </w:trPr>
+        <w:tc>
+          <w:tcPr>
+            <w:tcW w:type="dxa" w:w="3008"/>
+            <w:shd w:fill="FAF7F2" w:val="clear"/>
+            <w:tcMar>
+              <w:top w:type="dxa" w:w="60"/>
+              <w:left w:type="dxa" w:w="90"/>
+              <w:bottom w:type="dxa" w:w="60"/>
+              <w:right w:type="dxa" w:w="90"/>
+            </w:tcMar>
+          </w:tcPr>
+          <w:p>
+            <w:pPr>
+              <w:spacing w:after="0" w:before="0"/>
+            </w:pPr>
+            <w:r>
+              <w:rPr>
+                <w:b w:val="false"/>
+                <w:bCs w:val="false"/>
+                <w:color w:val="1A1A1A"/>
+                <w:sz w:val="17"/>
+                <w:szCs w:val="17"/>
+              </w:rPr>
+              <w:t xml:space="preserve">Revenue</w:t>
+            </w:r>
+          </w:p>
+        </w:tc>
+        <w:tc>
+          <w:tcPr>
+            <w:tcW w:type="dxa" w:w="3008"/>
+            <w:shd w:fill="FAF7F2" w:val="clear"/>
+            <w:tcMar>
+              <w:top w:type="dxa" w:w="60"/>
+              <w:left w:type="dxa" w:w="90"/>
+              <w:bottom w:type="dxa" w:w="60"/>
+              <w:right w:type="dxa" w:w="90"/>
+            </w:tcMar>
+          </w:tcPr>
+          <w:p>
+            <w:pPr>
+              <w:spacing w:after="0" w:before="0"/>
+            </w:pPr>
+            <w:r>
+              <w:rPr>
+                <w:b w:val="false"/>
+                <w:bCs w:val="false"/>
+                <w:color w:val="1A1A1A"/>
+                <w:sz w:val="17"/>
+                <w:szCs w:val="17"/>
+              </w:rPr>
+              <w:t xml:space="preserve">ActCAD alone</w:t>
+            </w:r>
+          </w:p>
+        </w:tc>
+        <w:tc>
+          <w:tcPr>
+            <w:tcW w:type="dxa" w:w="3008"/>
+            <w:shd w:fill="FAF7F2" w:val="clear"/>
+            <w:tcMar>
+              <w:top w:type="dxa" w:w="60"/>
+              <w:left w:type="dxa" w:w="90"/>
+              <w:bottom w:type="dxa" w:w="60"/>
+              <w:right w:type="dxa" w:w="90"/>
+            </w:tcMar>
+          </w:tcPr>
+          <w:p>
+            <w:pPr>
+              <w:spacing w:after="0" w:before="0"/>
+            </w:pPr>
+            <w:r>
+              <w:rPr>
+                <w:b/>
+                <w:bCs/>
+                <w:color w:val="1A1A1A"/>
+                <w:sz w:val="17"/>
+                <w:szCs w:val="17"/>
+              </w:rPr>
+              <w:t xml:space="preserve">Plus member fees and royalties</w:t>
+            </w:r>
+          </w:p>
+        </w:tc>
+      </w:tr>
+      <w:tr>
+        <w:trPr>
+          <w:tblHeader w:val="false"/>
+        </w:trPr>
+        <w:tc>
+          <w:tcPr>
+            <w:tcW w:type="dxa" w:w="3008"/>
+            <w:shd w:fill="FFFFFF" w:val="clear"/>
+            <w:tcMar>
+              <w:top w:type="dxa" w:w="60"/>
+              <w:left w:type="dxa" w:w="90"/>
+              <w:bottom w:type="dxa" w:w="60"/>
+              <w:right w:type="dxa" w:w="90"/>
+            </w:tcMar>
+          </w:tcPr>
+          <w:p>
+            <w:pPr>
+              <w:spacing w:after="0" w:before="0"/>
+            </w:pPr>
+            <w:r>
+              <w:rPr>
+                <w:b w:val="false"/>
+                <w:bCs w:val="false"/>
+                <w:color w:val="1A1A1A"/>
+                <w:sz w:val="17"/>
+                <w:szCs w:val="17"/>
+              </w:rPr>
+              <w:t xml:space="preserve">Asset at exit</w:t>
+            </w:r>
+          </w:p>
+        </w:tc>
+        <w:tc>
+          <w:tcPr>
+            <w:tcW w:type="dxa" w:w="3008"/>
+            <w:shd w:fill="FFFFFF" w:val="clear"/>
+            <w:tcMar>
+              <w:top w:type="dxa" w:w="60"/>
+              <w:left w:type="dxa" w:w="90"/>
+              <w:bottom w:type="dxa" w:w="60"/>
+              <w:right w:type="dxa" w:w="90"/>
+            </w:tcMar>
+          </w:tcPr>
+          <w:p>
+            <w:pPr>
+              <w:spacing w:after="0" w:before="0"/>
+            </w:pPr>
+            <w:r>
+              <w:rPr>
+                <w:b w:val="false"/>
+                <w:bCs w:val="false"/>
+                <w:color w:val="1A1A1A"/>
+                <w:sz w:val="17"/>
+                <w:szCs w:val="17"/>
+              </w:rPr>
+              <w:t xml:space="preserve">One product</w:t>
+            </w:r>
+          </w:p>
+        </w:tc>
+        <w:tc>
+          <w:tcPr>
+            <w:tcW w:type="dxa" w:w="3008"/>
+            <w:shd w:fill="FFFFFF" w:val="clear"/>
+            <w:tcMar>
+              <w:top w:type="dxa" w:w="60"/>
+              <w:left w:type="dxa" w:w="90"/>
+              <w:bottom w:type="dxa" w:w="60"/>
+              <w:right w:type="dxa" w:w="90"/>
+            </w:tcMar>
+          </w:tcPr>
+          <w:p>
+            <w:pPr>
+              <w:spacing w:after="0" w:before="0"/>
+            </w:pPr>
+            <w:r>
+              <w:rPr>
+                <w:b/>
+                <w:bCs/>
+                <w:color w:val="1A1A1A"/>
+                <w:sz w:val="17"/>
+                <w:szCs w:val="17"/>
+              </w:rPr>
+              <w:t xml:space="preserve">Two separable assets</w:t>
+            </w:r>
+          </w:p>
+        </w:tc>
+      </w:tr>
+      <w:tr>
+        <w:trPr>
+          <w:tblHeader w:val="false"/>
+        </w:trPr>
+        <w:tc>
+          <w:tcPr>
+            <w:tcW w:type="dxa" w:w="3008"/>
+            <w:shd w:fill="FAF7F2" w:val="clear"/>
+            <w:tcMar>
+              <w:top w:type="dxa" w:w="60"/>
+              <w:left w:type="dxa" w:w="90"/>
+              <w:bottom w:type="dxa" w:w="60"/>
+              <w:right w:type="dxa" w:w="90"/>
+            </w:tcMar>
+          </w:tcPr>
+          <w:p>
+            <w:pPr>
+              <w:spacing w:after="0" w:before="0"/>
+            </w:pPr>
+            <w:r>
+              <w:rPr>
+                <w:b w:val="false"/>
+                <w:bCs w:val="false"/>
+                <w:color w:val="1A1A1A"/>
+                <w:sz w:val="17"/>
+                <w:szCs w:val="17"/>
+              </w:rPr>
+              <w:t xml:space="preserve">Complexity</w:t>
+            </w:r>
+          </w:p>
+        </w:tc>
+        <w:tc>
+          <w:tcPr>
+            <w:tcW w:type="dxa" w:w="3008"/>
+            <w:shd w:fill="FAF7F2" w:val="clear"/>
+            <w:tcMar>
+              <w:top w:type="dxa" w:w="60"/>
+              <w:left w:type="dxa" w:w="90"/>
+              <w:bottom w:type="dxa" w:w="60"/>
+              <w:right w:type="dxa" w:w="90"/>
+            </w:tcMar>
+          </w:tcPr>
+          <w:p>
+            <w:pPr>
+              <w:spacing w:after="0" w:before="0"/>
+            </w:pPr>
+            <w:r>
+              <w:rPr>
+                <w:b w:val="false"/>
+                <w:bCs w:val="false"/>
+                <w:color w:val="1A1A1A"/>
+                <w:sz w:val="17"/>
+                <w:szCs w:val="17"/>
+              </w:rPr>
+              <w:t xml:space="preserve">Lower</w:t>
+            </w:r>
+          </w:p>
+        </w:tc>
+        <w:tc>
+          <w:tcPr>
+            <w:tcW w:type="dxa" w:w="3008"/>
+            <w:shd w:fill="FAF7F2" w:val="clear"/>
+            <w:tcMar>
+              <w:top w:type="dxa" w:w="60"/>
+              <w:left w:type="dxa" w:w="90"/>
+              <w:bottom w:type="dxa" w:w="60"/>
+              <w:right w:type="dxa" w:w="90"/>
+            </w:tcMar>
+          </w:tcPr>
+          <w:p>
+            <w:pPr>
+              <w:spacing w:after="0" w:before="0"/>
+            </w:pPr>
+            <w:r>
+              <w:rPr>
+                <w:b w:val="false"/>
+                <w:bCs w:val="false"/>
+                <w:color w:val="1A1A1A"/>
+                <w:sz w:val="17"/>
+                <w:szCs w:val="17"/>
+              </w:rPr>
+              <w:t xml:space="preserve">Second entity, partner obligations</w:t>
+            </w:r>
+          </w:p>
+        </w:tc>
+      </w:tr>
+    </w:tbl>
+    <w:p>
+      <w:pPr>
+        <w:spacing w:after="140"/>
+      </w:pPr>
     </w:p>
     <w:p>
       <w:pPr>
@@ -5923,7 +5301,1071 @@
           <w:sz w:val="19"/>
           <w:szCs w:val="19"/>
         </w:rPr>
-        <w:t xml:space="preserve">In-principle approval</w:t>
+        <w:t xml:space="preserve">Recommendation: build the platform capability now, and decide on commercialisation at month 24.</w:t>
+      </w:r>
+    </w:p>
+    <w:p>
+      <w:pPr>
+        <w:spacing w:after="40" w:before="40"/>
+        <w:ind w:left="360" w:hanging="200"/>
+      </w:pPr>
+      <w:r>
+        <w:rPr>
+          <w:b/>
+          <w:bCs/>
+          <w:color w:val="9A6B2F"/>
+          <w:sz w:val="19"/>
+          <w:szCs w:val="19"/>
+        </w:rPr>
+        <w:t xml:space="preserve">•   </w:t>
+      </w:r>
+      <w:r>
+        <w:rPr>
+          <w:sz w:val="19"/>
+          <w:szCs w:val="19"/>
+        </w:rPr>
+        <w:t xml:space="preserve">The multi-tenant architecture </w:t>
+      </w:r>
+      <w:r>
+        <w:rPr>
+          <w:b/>
+          <w:bCs/>
+          <w:color w:val="1E3A5C"/>
+          <w:sz w:val="19"/>
+          <w:szCs w:val="19"/>
+        </w:rPr>
+        <w:t xml:space="preserve">improves ActCAD in its own right</w:t>
+      </w:r>
+    </w:p>
+    <w:p>
+      <w:pPr>
+        <w:spacing w:after="40" w:before="40"/>
+        <w:ind w:left="360" w:hanging="200"/>
+      </w:pPr>
+      <w:r>
+        <w:rPr>
+          <w:b/>
+          <w:bCs/>
+          <w:color w:val="9A6B2F"/>
+          <w:sz w:val="19"/>
+          <w:szCs w:val="19"/>
+        </w:rPr>
+        <w:t xml:space="preserve">•   </w:t>
+      </w:r>
+      <w:r>
+        <w:rPr>
+          <w:sz w:val="19"/>
+          <w:szCs w:val="19"/>
+        </w:rPr>
+        <w:t xml:space="preserve">Retrofitting it later would mean </w:t>
+      </w:r>
+      <w:r>
+        <w:rPr>
+          <w:b/>
+          <w:bCs/>
+          <w:color w:val="1E3A5C"/>
+          <w:sz w:val="19"/>
+          <w:szCs w:val="19"/>
+        </w:rPr>
+        <w:t xml:space="preserve">reworking six of ten modules</w:t>
+      </w:r>
+    </w:p>
+    <w:p>
+      <w:pPr>
+        <w:pStyle w:val="Heading1"/>
+        <w:pBdr>
+          <w:bottom w:val="single" w:color="1E3A5C" w:sz="10" w:space="6"/>
+        </w:pBdr>
+        <w:spacing w:after="40" w:before="320"/>
+      </w:pPr>
+      <w:r>
+        <w:rPr>
+          <w:b/>
+          <w:bCs/>
+          <w:color w:val="9A6B2F"/>
+          <w:sz w:val="24"/>
+          <w:szCs w:val="24"/>
+        </w:rPr>
+        <w:t xml:space="preserve">Slide 12 — </w:t>
+      </w:r>
+      <w:r>
+        <w:rPr>
+          <w:b/>
+          <w:bCs/>
+          <w:color w:val="1E3A5C"/>
+          <w:sz w:val="26"/>
+          <w:szCs w:val="26"/>
+        </w:rPr>
+        <w:t xml:space="preserve">Principal risks</w:t>
+      </w:r>
+    </w:p>
+    <w:tbl>
+      <w:tblPr>
+        <w:tblW w:type="dxa" w:w="9026"/>
+        <w:tblBorders>
+          <w:top w:val="single" w:color="auto" w:sz="4"/>
+          <w:left w:val="single" w:color="auto" w:sz="4"/>
+          <w:bottom w:val="single" w:color="auto" w:sz="4"/>
+          <w:right w:val="single" w:color="auto" w:sz="4"/>
+          <w:insideH w:val="single" w:color="auto" w:sz="4"/>
+          <w:insideV w:val="single" w:color="auto" w:sz="4"/>
+        </w:tblBorders>
+      </w:tblPr>
+      <w:tblGrid>
+        <w:gridCol w:w="4513"/>
+        <w:gridCol w:w="4513"/>
+      </w:tblGrid>
+      <w:tr>
+        <w:trPr>
+          <w:tblHeader/>
+        </w:trPr>
+        <w:tc>
+          <w:tcPr>
+            <w:tcW w:type="dxa" w:w="4513"/>
+            <w:shd w:fill="1E3A5C" w:val="clear"/>
+            <w:tcMar>
+              <w:top w:type="dxa" w:w="60"/>
+              <w:left w:type="dxa" w:w="90"/>
+              <w:bottom w:type="dxa" w:w="60"/>
+              <w:right w:type="dxa" w:w="90"/>
+            </w:tcMar>
+          </w:tcPr>
+          <w:p>
+            <w:pPr>
+              <w:spacing w:after="0" w:before="0"/>
+            </w:pPr>
+            <w:r>
+              <w:rPr>
+                <w:b/>
+                <w:bCs/>
+                <w:color w:val="FFFFFF"/>
+                <w:sz w:val="17"/>
+                <w:szCs w:val="17"/>
+              </w:rPr>
+              <w:t xml:space="preserve">Risk</w:t>
+            </w:r>
+          </w:p>
+        </w:tc>
+        <w:tc>
+          <w:tcPr>
+            <w:tcW w:type="dxa" w:w="4513"/>
+            <w:shd w:fill="1E3A5C" w:val="clear"/>
+            <w:tcMar>
+              <w:top w:type="dxa" w:w="60"/>
+              <w:left w:type="dxa" w:w="90"/>
+              <w:bottom w:type="dxa" w:w="60"/>
+              <w:right w:type="dxa" w:w="90"/>
+            </w:tcMar>
+          </w:tcPr>
+          <w:p>
+            <w:pPr>
+              <w:spacing w:after="0" w:before="0"/>
+            </w:pPr>
+            <w:r>
+              <w:rPr>
+                <w:b/>
+                <w:bCs/>
+                <w:color w:val="FFFFFF"/>
+                <w:sz w:val="17"/>
+                <w:szCs w:val="17"/>
+              </w:rPr>
+              <w:t xml:space="preserve">How we would manage it</w:t>
+            </w:r>
+          </w:p>
+        </w:tc>
+      </w:tr>
+      <w:tr>
+        <w:trPr>
+          <w:tblHeader w:val="false"/>
+        </w:trPr>
+        <w:tc>
+          <w:tcPr>
+            <w:tcW w:type="dxa" w:w="4513"/>
+            <w:shd w:fill="FFFFFF" w:val="clear"/>
+            <w:tcMar>
+              <w:top w:type="dxa" w:w="60"/>
+              <w:left w:type="dxa" w:w="90"/>
+              <w:bottom w:type="dxa" w:w="60"/>
+              <w:right w:type="dxa" w:w="90"/>
+            </w:tcMar>
+          </w:tcPr>
+          <w:p>
+            <w:pPr>
+              <w:spacing w:after="0" w:before="0"/>
+            </w:pPr>
+            <w:r>
+              <w:rPr>
+                <w:b/>
+                <w:bCs/>
+                <w:color w:val="1A1A1A"/>
+                <w:sz w:val="17"/>
+                <w:szCs w:val="17"/>
+              </w:rPr>
+              <w:t xml:space="preserve">Management attention diverted from ActCAD</w:t>
+            </w:r>
+          </w:p>
+        </w:tc>
+        <w:tc>
+          <w:tcPr>
+            <w:tcW w:type="dxa" w:w="4513"/>
+            <w:shd w:fill="FFFFFF" w:val="clear"/>
+            <w:tcMar>
+              <w:top w:type="dxa" w:w="60"/>
+              <w:left w:type="dxa" w:w="90"/>
+              <w:bottom w:type="dxa" w:w="60"/>
+              <w:right w:type="dxa" w:w="90"/>
+            </w:tcMar>
+          </w:tcPr>
+          <w:p>
+            <w:pPr>
+              <w:spacing w:after="0" w:before="0"/>
+            </w:pPr>
+            <w:r>
+              <w:rPr>
+                <w:b w:val="false"/>
+                <w:bCs w:val="false"/>
+                <w:color w:val="1A1A1A"/>
+                <w:sz w:val="17"/>
+                <w:szCs w:val="17"/>
+              </w:rPr>
+              <w:t xml:space="preserve">Platform work is scoped and time-boxed; ActCAD GA remains the priority</w:t>
+            </w:r>
+          </w:p>
+        </w:tc>
+      </w:tr>
+      <w:tr>
+        <w:trPr>
+          <w:tblHeader w:val="false"/>
+        </w:trPr>
+        <w:tc>
+          <w:tcPr>
+            <w:tcW w:type="dxa" w:w="4513"/>
+            <w:shd w:fill="FAF7F2" w:val="clear"/>
+            <w:tcMar>
+              <w:top w:type="dxa" w:w="60"/>
+              <w:left w:type="dxa" w:w="90"/>
+              <w:bottom w:type="dxa" w:w="60"/>
+              <w:right w:type="dxa" w:w="90"/>
+            </w:tcMar>
+          </w:tcPr>
+          <w:p>
+            <w:pPr>
+              <w:spacing w:after="0" w:before="0"/>
+            </w:pPr>
+            <w:r>
+              <w:rPr>
+                <w:b/>
+                <w:bCs/>
+                <w:color w:val="1A1A1A"/>
+                <w:sz w:val="17"/>
+                <w:szCs w:val="17"/>
+              </w:rPr>
+              <w:t xml:space="preserve">Demand unproven</w:t>
+            </w:r>
+            <w:r>
+              <w:rPr>
+                <w:b w:val="false"/>
+                <w:bCs w:val="false"/>
+                <w:color w:val="1A1A1A"/>
+                <w:sz w:val="17"/>
+                <w:szCs w:val="17"/>
+              </w:rPr>
+              <w:t xml:space="preserve"> — no members, no LOIs</w:t>
+            </w:r>
+          </w:p>
+        </w:tc>
+        <w:tc>
+          <w:tcPr>
+            <w:tcW w:type="dxa" w:w="4513"/>
+            <w:shd w:fill="FAF7F2" w:val="clear"/>
+            <w:tcMar>
+              <w:top w:type="dxa" w:w="60"/>
+              <w:left w:type="dxa" w:w="90"/>
+              <w:bottom w:type="dxa" w:w="60"/>
+              <w:right w:type="dxa" w:w="90"/>
+            </w:tcMar>
+          </w:tcPr>
+          <w:p>
+            <w:pPr>
+              <w:spacing w:after="0" w:before="0"/>
+            </w:pPr>
+            <w:r>
+              <w:rPr>
+                <w:b w:val="false"/>
+                <w:bCs w:val="false"/>
+                <w:color w:val="1A1A1A"/>
+                <w:sz w:val="17"/>
+                <w:szCs w:val="17"/>
+              </w:rPr>
+              <w:t xml:space="preserve">Month-24 gate; no entity or obligations before it</w:t>
+            </w:r>
+          </w:p>
+        </w:tc>
+      </w:tr>
+      <w:tr>
+        <w:trPr>
+          <w:tblHeader w:val="false"/>
+        </w:trPr>
+        <w:tc>
+          <w:tcPr>
+            <w:tcW w:type="dxa" w:w="4513"/>
+            <w:shd w:fill="FFFFFF" w:val="clear"/>
+            <w:tcMar>
+              <w:top w:type="dxa" w:w="60"/>
+              <w:left w:type="dxa" w:w="90"/>
+              <w:bottom w:type="dxa" w:w="60"/>
+              <w:right w:type="dxa" w:w="90"/>
+            </w:tcMar>
+          </w:tcPr>
+          <w:p>
+            <w:pPr>
+              <w:spacing w:after="0" w:before="0"/>
+            </w:pPr>
+            <w:r>
+              <w:rPr>
+                <w:b/>
+                <w:bCs/>
+                <w:color w:val="1A1A1A"/>
+                <w:sz w:val="17"/>
+                <w:szCs w:val="17"/>
+              </w:rPr>
+              <w:t xml:space="preserve">Team must be recruited</w:t>
+            </w:r>
+          </w:p>
+        </w:tc>
+        <w:tc>
+          <w:tcPr>
+            <w:tcW w:type="dxa" w:w="4513"/>
+            <w:shd w:fill="FFFFFF" w:val="clear"/>
+            <w:tcMar>
+              <w:top w:type="dxa" w:w="60"/>
+              <w:left w:type="dxa" w:w="90"/>
+              <w:bottom w:type="dxa" w:w="60"/>
+              <w:right w:type="dxa" w:w="90"/>
+            </w:tcMar>
+          </w:tcPr>
+          <w:p>
+            <w:pPr>
+              <w:spacing w:after="0" w:before="0"/>
+            </w:pPr>
+            <w:r>
+              <w:rPr>
+                <w:b w:val="false"/>
+                <w:bCs w:val="false"/>
+                <w:color w:val="1A1A1A"/>
+                <w:sz w:val="17"/>
+                <w:szCs w:val="17"/>
+              </w:rPr>
+              <w:t xml:space="preserve">Required for ActCAD regardless; platform shares the cost</w:t>
+            </w:r>
+          </w:p>
+        </w:tc>
+      </w:tr>
+      <w:tr>
+        <w:trPr>
+          <w:tblHeader w:val="false"/>
+        </w:trPr>
+        <w:tc>
+          <w:tcPr>
+            <w:tcW w:type="dxa" w:w="4513"/>
+            <w:shd w:fill="FAF7F2" w:val="clear"/>
+            <w:tcMar>
+              <w:top w:type="dxa" w:w="60"/>
+              <w:left w:type="dxa" w:w="90"/>
+              <w:bottom w:type="dxa" w:w="60"/>
+              <w:right w:type="dxa" w:w="90"/>
+            </w:tcMar>
+          </w:tcPr>
+          <w:p>
+            <w:pPr>
+              <w:spacing w:after="0" w:before="0"/>
+            </w:pPr>
+            <w:r>
+              <w:rPr>
+                <w:b/>
+                <w:bCs/>
+                <w:color w:val="1A1A1A"/>
+                <w:sz w:val="17"/>
+                <w:szCs w:val="17"/>
+              </w:rPr>
+              <w:t xml:space="preserve">Member roadmap influence</w:t>
+            </w:r>
+          </w:p>
+        </w:tc>
+        <w:tc>
+          <w:tcPr>
+            <w:tcW w:type="dxa" w:w="4513"/>
+            <w:shd w:fill="FAF7F2" w:val="clear"/>
+            <w:tcMar>
+              <w:top w:type="dxa" w:w="60"/>
+              <w:left w:type="dxa" w:w="90"/>
+              <w:bottom w:type="dxa" w:w="60"/>
+              <w:right w:type="dxa" w:w="90"/>
+            </w:tcMar>
+          </w:tcPr>
+          <w:p>
+            <w:pPr>
+              <w:spacing w:after="0" w:before="0"/>
+            </w:pPr>
+            <w:r>
+              <w:rPr>
+                <w:b w:val="false"/>
+                <w:bCs w:val="false"/>
+                <w:color w:val="1A1A1A"/>
+                <w:sz w:val="17"/>
+                <w:szCs w:val="17"/>
+              </w:rPr>
+              <w:t xml:space="preserve">Members advise; </w:t>
+            </w:r>
+            <w:r>
+              <w:rPr>
+                <w:b/>
+                <w:bCs/>
+                <w:color w:val="1A1A1A"/>
+                <w:sz w:val="17"/>
+                <w:szCs w:val="17"/>
+              </w:rPr>
+              <w:t xml:space="preserve">they do not hold a vote</w:t>
+            </w:r>
+          </w:p>
+        </w:tc>
+      </w:tr>
+      <w:tr>
+        <w:trPr>
+          <w:tblHeader w:val="false"/>
+        </w:trPr>
+        <w:tc>
+          <w:tcPr>
+            <w:tcW w:type="dxa" w:w="4513"/>
+            <w:shd w:fill="FFFFFF" w:val="clear"/>
+            <w:tcMar>
+              <w:top w:type="dxa" w:w="60"/>
+              <w:left w:type="dxa" w:w="90"/>
+              <w:bottom w:type="dxa" w:w="60"/>
+              <w:right w:type="dxa" w:w="90"/>
+            </w:tcMar>
+          </w:tcPr>
+          <w:p>
+            <w:pPr>
+              <w:spacing w:after="0" w:before="0"/>
+            </w:pPr>
+            <w:r>
+              <w:rPr>
+                <w:b/>
+                <w:bCs/>
+                <w:color w:val="1A1A1A"/>
+                <w:sz w:val="17"/>
+                <w:szCs w:val="17"/>
+              </w:rPr>
+              <w:t xml:space="preserve">Licensing verticals to potential competitors</w:t>
+            </w:r>
+          </w:p>
+        </w:tc>
+        <w:tc>
+          <w:tcPr>
+            <w:tcW w:type="dxa" w:w="4513"/>
+            <w:shd w:fill="FFFFFF" w:val="clear"/>
+            <w:tcMar>
+              <w:top w:type="dxa" w:w="60"/>
+              <w:left w:type="dxa" w:w="90"/>
+              <w:bottom w:type="dxa" w:w="60"/>
+              <w:right w:type="dxa" w:w="90"/>
+            </w:tcMar>
+          </w:tcPr>
+          <w:p>
+            <w:pPr>
+              <w:spacing w:after="0" w:before="0"/>
+            </w:pPr>
+            <w:r>
+              <w:rPr>
+                <w:b w:val="false"/>
+                <w:bCs w:val="false"/>
+                <w:color w:val="1A1A1A"/>
+                <w:sz w:val="17"/>
+                <w:szCs w:val="17"/>
+              </w:rPr>
+              <w:t xml:space="preserve">Named-competitor exclusion, or the tier is simply not offered</w:t>
+            </w:r>
+          </w:p>
+        </w:tc>
+      </w:tr>
+      <w:tr>
+        <w:trPr>
+          <w:tblHeader w:val="false"/>
+        </w:trPr>
+        <w:tc>
+          <w:tcPr>
+            <w:tcW w:type="dxa" w:w="4513"/>
+            <w:shd w:fill="FAF7F2" w:val="clear"/>
+            <w:tcMar>
+              <w:top w:type="dxa" w:w="60"/>
+              <w:left w:type="dxa" w:w="90"/>
+              <w:bottom w:type="dxa" w:w="60"/>
+              <w:right w:type="dxa" w:w="90"/>
+            </w:tcMar>
+          </w:tcPr>
+          <w:p>
+            <w:pPr>
+              <w:spacing w:after="0" w:before="0"/>
+            </w:pPr>
+            <w:r>
+              <w:rPr>
+                <w:b/>
+                <w:bCs/>
+                <w:color w:val="1A1A1A"/>
+                <w:sz w:val="17"/>
+                <w:szCs w:val="17"/>
+              </w:rPr>
+              <w:t xml:space="preserve">Consortium members are slow to move</w:t>
+            </w:r>
+          </w:p>
+        </w:tc>
+        <w:tc>
+          <w:tcPr>
+            <w:tcW w:type="dxa" w:w="4513"/>
+            <w:shd w:fill="FAF7F2" w:val="clear"/>
+            <w:tcMar>
+              <w:top w:type="dxa" w:w="60"/>
+              <w:left w:type="dxa" w:w="90"/>
+              <w:bottom w:type="dxa" w:w="60"/>
+              <w:right w:type="dxa" w:w="90"/>
+            </w:tcMar>
+          </w:tcPr>
+          <w:p>
+            <w:pPr>
+              <w:spacing w:after="0" w:before="0"/>
+            </w:pPr>
+            <w:r>
+              <w:rPr>
+                <w:b w:val="false"/>
+                <w:bCs w:val="false"/>
+                <w:color w:val="1A1A1A"/>
+                <w:sz w:val="17"/>
+                <w:szCs w:val="17"/>
+              </w:rPr>
+              <w:t xml:space="preserve">Base case assumes 12 members over seven years</w:t>
+            </w:r>
+          </w:p>
+        </w:tc>
+      </w:tr>
+      <w:tr>
+        <w:trPr>
+          <w:tblHeader w:val="false"/>
+        </w:trPr>
+        <w:tc>
+          <w:tcPr>
+            <w:tcW w:type="dxa" w:w="4513"/>
+            <w:shd w:fill="FFFFFF" w:val="clear"/>
+            <w:tcMar>
+              <w:top w:type="dxa" w:w="60"/>
+              <w:left w:type="dxa" w:w="90"/>
+              <w:bottom w:type="dxa" w:w="60"/>
+              <w:right w:type="dxa" w:w="90"/>
+            </w:tcMar>
+          </w:tcPr>
+          <w:p>
+            <w:pPr>
+              <w:spacing w:after="0" w:before="0"/>
+            </w:pPr>
+            <w:r>
+              <w:rPr>
+                <w:b/>
+                <w:bCs/>
+                <w:color w:val="1A1A1A"/>
+                <w:sz w:val="17"/>
+                <w:szCs w:val="17"/>
+              </w:rPr>
+              <w:t xml:space="preserve">Returns are modest</w:t>
+            </w:r>
+          </w:p>
+        </w:tc>
+        <w:tc>
+          <w:tcPr>
+            <w:tcW w:type="dxa" w:w="4513"/>
+            <w:shd w:fill="FFFFFF" w:val="clear"/>
+            <w:tcMar>
+              <w:top w:type="dxa" w:w="60"/>
+              <w:left w:type="dxa" w:w="90"/>
+              <w:bottom w:type="dxa" w:w="60"/>
+              <w:right w:type="dxa" w:w="90"/>
+            </w:tcMar>
+          </w:tcPr>
+          <w:p>
+            <w:pPr>
+              <w:spacing w:after="0" w:before="0"/>
+            </w:pPr>
+            <w:r>
+              <w:rPr>
+                <w:b w:val="false"/>
+                <w:bCs w:val="false"/>
+                <w:color w:val="1A1A1A"/>
+                <w:sz w:val="17"/>
+                <w:szCs w:val="17"/>
+              </w:rPr>
+              <w:t xml:space="preserve">Presented as an adjacent line, not a growth story</w:t>
+            </w:r>
+          </w:p>
+        </w:tc>
+      </w:tr>
+    </w:tbl>
+    <w:p>
+      <w:pPr>
+        <w:spacing w:after="140"/>
+      </w:pPr>
+    </w:p>
+    <w:p>
+      <w:pPr>
+        <w:pStyle w:val="Heading1"/>
+        <w:pBdr>
+          <w:bottom w:val="single" w:color="1E3A5C" w:sz="10" w:space="6"/>
+        </w:pBdr>
+        <w:spacing w:after="40" w:before="320"/>
+      </w:pPr>
+      <w:r>
+        <w:rPr>
+          <w:b/>
+          <w:bCs/>
+          <w:color w:val="9A6B2F"/>
+          <w:sz w:val="24"/>
+          <w:szCs w:val="24"/>
+        </w:rPr>
+        <w:t xml:space="preserve">Slide 13 — </w:t>
+      </w:r>
+      <w:r>
+        <w:rPr>
+          <w:b/>
+          <w:bCs/>
+          <w:color w:val="1E3A5C"/>
+          <w:sz w:val="26"/>
+          <w:szCs w:val="26"/>
+        </w:rPr>
+        <w:t xml:space="preserve">Governance and review gates</w:t>
+      </w:r>
+    </w:p>
+    <w:tbl>
+      <w:tblPr>
+        <w:tblW w:type="dxa" w:w="9026"/>
+        <w:tblBorders>
+          <w:top w:val="single" w:color="auto" w:sz="4"/>
+          <w:left w:val="single" w:color="auto" w:sz="4"/>
+          <w:bottom w:val="single" w:color="auto" w:sz="4"/>
+          <w:right w:val="single" w:color="auto" w:sz="4"/>
+          <w:insideH w:val="single" w:color="auto" w:sz="4"/>
+          <w:insideV w:val="single" w:color="auto" w:sz="4"/>
+        </w:tblBorders>
+      </w:tblPr>
+      <w:tblGrid>
+        <w:gridCol w:w="3008"/>
+        <w:gridCol w:w="3008"/>
+        <w:gridCol w:w="3008"/>
+      </w:tblGrid>
+      <w:tr>
+        <w:trPr>
+          <w:tblHeader/>
+        </w:trPr>
+        <w:tc>
+          <w:tcPr>
+            <w:tcW w:type="dxa" w:w="3008"/>
+            <w:shd w:fill="1E3A5C" w:val="clear"/>
+            <w:tcMar>
+              <w:top w:type="dxa" w:w="60"/>
+              <w:left w:type="dxa" w:w="90"/>
+              <w:bottom w:type="dxa" w:w="60"/>
+              <w:right w:type="dxa" w:w="90"/>
+            </w:tcMar>
+          </w:tcPr>
+          <w:p>
+            <w:pPr>
+              <w:spacing w:after="0" w:before="0"/>
+            </w:pPr>
+            <w:r>
+              <w:rPr>
+                <w:b/>
+                <w:bCs/>
+                <w:color w:val="FFFFFF"/>
+                <w:sz w:val="17"/>
+                <w:szCs w:val="17"/>
+              </w:rPr>
+              <w:t xml:space="preserve">Point</w:t>
+            </w:r>
+          </w:p>
+        </w:tc>
+        <w:tc>
+          <w:tcPr>
+            <w:tcW w:type="dxa" w:w="3008"/>
+            <w:shd w:fill="1E3A5C" w:val="clear"/>
+            <w:tcMar>
+              <w:top w:type="dxa" w:w="60"/>
+              <w:left w:type="dxa" w:w="90"/>
+              <w:bottom w:type="dxa" w:w="60"/>
+              <w:right w:type="dxa" w:w="90"/>
+            </w:tcMar>
+          </w:tcPr>
+          <w:p>
+            <w:pPr>
+              <w:spacing w:after="0" w:before="0"/>
+            </w:pPr>
+            <w:r>
+              <w:rPr>
+                <w:b/>
+                <w:bCs/>
+                <w:color w:val="FFFFFF"/>
+                <w:sz w:val="17"/>
+                <w:szCs w:val="17"/>
+              </w:rPr>
+              <w:t xml:space="preserve">Test</w:t>
+            </w:r>
+          </w:p>
+        </w:tc>
+        <w:tc>
+          <w:tcPr>
+            <w:tcW w:type="dxa" w:w="3008"/>
+            <w:shd w:fill="1E3A5C" w:val="clear"/>
+            <w:tcMar>
+              <w:top w:type="dxa" w:w="60"/>
+              <w:left w:type="dxa" w:w="90"/>
+              <w:bottom w:type="dxa" w:w="60"/>
+              <w:right w:type="dxa" w:w="90"/>
+            </w:tcMar>
+          </w:tcPr>
+          <w:p>
+            <w:pPr>
+              <w:spacing w:after="0" w:before="0"/>
+            </w:pPr>
+            <w:r>
+              <w:rPr>
+                <w:b/>
+                <w:bCs/>
+                <w:color w:val="FFFFFF"/>
+                <w:sz w:val="17"/>
+                <w:szCs w:val="17"/>
+              </w:rPr>
+              <w:t xml:space="preserve">If not met</w:t>
+            </w:r>
+          </w:p>
+        </w:tc>
+      </w:tr>
+      <w:tr>
+        <w:trPr>
+          <w:tblHeader w:val="false"/>
+        </w:trPr>
+        <w:tc>
+          <w:tcPr>
+            <w:tcW w:type="dxa" w:w="3008"/>
+            <w:shd w:fill="FFFFFF" w:val="clear"/>
+            <w:tcMar>
+              <w:top w:type="dxa" w:w="60"/>
+              <w:left w:type="dxa" w:w="90"/>
+              <w:bottom w:type="dxa" w:w="60"/>
+              <w:right w:type="dxa" w:w="90"/>
+            </w:tcMar>
+          </w:tcPr>
+          <w:p>
+            <w:pPr>
+              <w:spacing w:after="0" w:before="0"/>
+            </w:pPr>
+            <w:r>
+              <w:rPr>
+                <w:b/>
+                <w:bCs/>
+                <w:color w:val="1A1A1A"/>
+                <w:sz w:val="17"/>
+                <w:szCs w:val="17"/>
+              </w:rPr>
+              <w:t xml:space="preserve">Month 12</w:t>
+            </w:r>
+          </w:p>
+        </w:tc>
+        <w:tc>
+          <w:tcPr>
+            <w:tcW w:type="dxa" w:w="3008"/>
+            <w:shd w:fill="FFFFFF" w:val="clear"/>
+            <w:tcMar>
+              <w:top w:type="dxa" w:w="60"/>
+              <w:left w:type="dxa" w:w="90"/>
+              <w:bottom w:type="dxa" w:w="60"/>
+              <w:right w:type="dxa" w:w="90"/>
+            </w:tcMar>
+          </w:tcPr>
+          <w:p>
+            <w:pPr>
+              <w:spacing w:after="0" w:before="0"/>
+            </w:pPr>
+            <w:r>
+              <w:rPr>
+                <w:b w:val="false"/>
+                <w:bCs w:val="false"/>
+                <w:color w:val="1A1A1A"/>
+                <w:sz w:val="17"/>
+                <w:szCs w:val="17"/>
+              </w:rPr>
+              <w:t xml:space="preserve">8–10 qualified member conversations held</w:t>
+            </w:r>
+          </w:p>
+        </w:tc>
+        <w:tc>
+          <w:tcPr>
+            <w:tcW w:type="dxa" w:w="3008"/>
+            <w:shd w:fill="FFFFFF" w:val="clear"/>
+            <w:tcMar>
+              <w:top w:type="dxa" w:w="60"/>
+              <w:left w:type="dxa" w:w="90"/>
+              <w:bottom w:type="dxa" w:w="60"/>
+              <w:right w:type="dxa" w:w="90"/>
+            </w:tcMar>
+          </w:tcPr>
+          <w:p>
+            <w:pPr>
+              <w:spacing w:after="0" w:before="0"/>
+            </w:pPr>
+            <w:r>
+              <w:rPr>
+                <w:b w:val="false"/>
+                <w:bCs w:val="false"/>
+                <w:color w:val="1A1A1A"/>
+                <w:sz w:val="17"/>
+                <w:szCs w:val="17"/>
+              </w:rPr>
+              <w:t xml:space="preserve">Outbound stops; engineering continues</w:t>
+            </w:r>
+          </w:p>
+        </w:tc>
+      </w:tr>
+      <w:tr>
+        <w:trPr>
+          <w:tblHeader w:val="false"/>
+        </w:trPr>
+        <w:tc>
+          <w:tcPr>
+            <w:tcW w:type="dxa" w:w="3008"/>
+            <w:shd w:fill="FAF7F2" w:val="clear"/>
+            <w:tcMar>
+              <w:top w:type="dxa" w:w="60"/>
+              <w:left w:type="dxa" w:w="90"/>
+              <w:bottom w:type="dxa" w:w="60"/>
+              <w:right w:type="dxa" w:w="90"/>
+            </w:tcMar>
+          </w:tcPr>
+          <w:p>
+            <w:pPr>
+              <w:spacing w:after="0" w:before="0"/>
+            </w:pPr>
+            <w:r>
+              <w:rPr>
+                <w:b/>
+                <w:bCs/>
+                <w:color w:val="1A1A1A"/>
+                <w:sz w:val="17"/>
+                <w:szCs w:val="17"/>
+              </w:rPr>
+              <w:t xml:space="preserve">Month 24, at ActCAD GA</w:t>
+            </w:r>
+          </w:p>
+        </w:tc>
+        <w:tc>
+          <w:tcPr>
+            <w:tcW w:type="dxa" w:w="3008"/>
+            <w:shd w:fill="FAF7F2" w:val="clear"/>
+            <w:tcMar>
+              <w:top w:type="dxa" w:w="60"/>
+              <w:left w:type="dxa" w:w="90"/>
+              <w:bottom w:type="dxa" w:w="60"/>
+              <w:right w:type="dxa" w:w="90"/>
+            </w:tcMar>
+          </w:tcPr>
+          <w:p>
+            <w:pPr>
+              <w:spacing w:after="0" w:before="0"/>
+            </w:pPr>
+            <w:r>
+              <w:rPr>
+                <w:b/>
+                <w:bCs/>
+                <w:color w:val="1A1A1A"/>
+                <w:sz w:val="17"/>
+                <w:szCs w:val="17"/>
+              </w:rPr>
+              <w:t xml:space="preserve">Two members at signed LOI</w:t>
+            </w:r>
+          </w:p>
+        </w:tc>
+        <w:tc>
+          <w:tcPr>
+            <w:tcW w:type="dxa" w:w="3008"/>
+            <w:shd w:fill="FAF7F2" w:val="clear"/>
+            <w:tcMar>
+              <w:top w:type="dxa" w:w="60"/>
+              <w:left w:type="dxa" w:w="90"/>
+              <w:bottom w:type="dxa" w:w="60"/>
+              <w:right w:type="dxa" w:w="90"/>
+            </w:tcMar>
+          </w:tcPr>
+          <w:p>
+            <w:pPr>
+              <w:spacing w:after="0" w:before="0"/>
+            </w:pPr>
+            <w:r>
+              <w:rPr>
+                <w:b/>
+                <w:bCs/>
+                <w:color w:val="1A1A1A"/>
+                <w:sz w:val="17"/>
+                <w:szCs w:val="17"/>
+              </w:rPr>
+              <w:t xml:space="preserve">Commercialisation does not proceed</w:t>
+            </w:r>
+          </w:p>
+        </w:tc>
+      </w:tr>
+      <w:tr>
+        <w:trPr>
+          <w:tblHeader w:val="false"/>
+        </w:trPr>
+        <w:tc>
+          <w:tcPr>
+            <w:tcW w:type="dxa" w:w="3008"/>
+            <w:shd w:fill="FFFFFF" w:val="clear"/>
+            <w:tcMar>
+              <w:top w:type="dxa" w:w="60"/>
+              <w:left w:type="dxa" w:w="90"/>
+              <w:bottom w:type="dxa" w:w="60"/>
+              <w:right w:type="dxa" w:w="90"/>
+            </w:tcMar>
+          </w:tcPr>
+          <w:p>
+            <w:pPr>
+              <w:spacing w:after="0" w:before="0"/>
+            </w:pPr>
+            <w:r>
+              <w:rPr>
+                <w:b/>
+                <w:bCs/>
+                <w:color w:val="1A1A1A"/>
+                <w:sz w:val="17"/>
+                <w:szCs w:val="17"/>
+              </w:rPr>
+              <w:t xml:space="preserve">Before any vertical-tier sale</w:t>
+            </w:r>
+          </w:p>
+        </w:tc>
+        <w:tc>
+          <w:tcPr>
+            <w:tcW w:type="dxa" w:w="3008"/>
+            <w:shd w:fill="FFFFFF" w:val="clear"/>
+            <w:tcMar>
+              <w:top w:type="dxa" w:w="60"/>
+              <w:left w:type="dxa" w:w="90"/>
+              <w:bottom w:type="dxa" w:w="60"/>
+              <w:right w:type="dxa" w:w="90"/>
+            </w:tcMar>
+          </w:tcPr>
+          <w:p>
+            <w:pPr>
+              <w:spacing w:after="0" w:before="0"/>
+            </w:pPr>
+            <w:r>
+              <w:rPr>
+                <w:b w:val="false"/>
+                <w:bCs w:val="false"/>
+                <w:color w:val="1A1A1A"/>
+                <w:sz w:val="17"/>
+                <w:szCs w:val="17"/>
+              </w:rPr>
+              <w:t xml:space="preserve">No conflict with ActCAD's own markets</w:t>
+            </w:r>
+          </w:p>
+        </w:tc>
+        <w:tc>
+          <w:tcPr>
+            <w:tcW w:type="dxa" w:w="3008"/>
+            <w:shd w:fill="FFFFFF" w:val="clear"/>
+            <w:tcMar>
+              <w:top w:type="dxa" w:w="60"/>
+              <w:left w:type="dxa" w:w="90"/>
+              <w:bottom w:type="dxa" w:w="60"/>
+              <w:right w:type="dxa" w:w="90"/>
+            </w:tcMar>
+          </w:tcPr>
+          <w:p>
+            <w:pPr>
+              <w:spacing w:after="0" w:before="0"/>
+            </w:pPr>
+            <w:r>
+              <w:rPr>
+                <w:b w:val="false"/>
+                <w:bCs w:val="false"/>
+                <w:color w:val="1A1A1A"/>
+                <w:sz w:val="17"/>
+                <w:szCs w:val="17"/>
+              </w:rPr>
+              <w:t xml:space="preserve">Tier withheld from that member</w:t>
+            </w:r>
+          </w:p>
+        </w:tc>
+      </w:tr>
+    </w:tbl>
+    <w:p>
+      <w:pPr>
+        <w:spacing w:after="140"/>
+      </w:pPr>
+    </w:p>
+    <w:p>
+      <w:pPr>
+        <w:spacing w:after="100" w:before="60"/>
+      </w:pPr>
+      <w:r>
+        <w:rPr>
+          <w:b/>
+          <w:bCs/>
+          <w:color w:val="1E3A5C"/>
+          <w:sz w:val="19"/>
+          <w:szCs w:val="19"/>
+        </w:rPr>
+        <w:t xml:space="preserve">If the month-24 gate is not met, the exposure is 3–6 engineer-months of architecture we would adopt for ActCAD in any case.</w:t>
+      </w:r>
+    </w:p>
+    <w:p>
+      <w:pPr>
+        <w:pStyle w:val="Heading1"/>
+        <w:pBdr>
+          <w:bottom w:val="single" w:color="1E3A5C" w:sz="10" w:space="6"/>
+        </w:pBdr>
+        <w:spacing w:after="40" w:before="320"/>
+      </w:pPr>
+      <w:r>
+        <w:rPr>
+          <w:b/>
+          <w:bCs/>
+          <w:color w:val="9A6B2F"/>
+          <w:sz w:val="24"/>
+          <w:szCs w:val="24"/>
+        </w:rPr>
+        <w:t xml:space="preserve">Slide 14 — </w:t>
+      </w:r>
+      <w:r>
+        <w:rPr>
+          <w:b/>
+          <w:bCs/>
+          <w:color w:val="1E3A5C"/>
+          <w:sz w:val="26"/>
+          <w:szCs w:val="26"/>
+        </w:rPr>
+        <w:t xml:space="preserve">Decisions requested</w:t>
+      </w:r>
+    </w:p>
+    <w:p>
+      <w:pPr>
+        <w:spacing w:after="100" w:before="60"/>
+      </w:pPr>
+      <w:r>
+        <w:rPr>
+          <w:b/>
+          <w:bCs/>
+          <w:color w:val="1E3A5C"/>
+          <w:sz w:val="19"/>
+          <w:szCs w:val="19"/>
+        </w:rPr>
+        <w:t xml:space="preserve">In-principle approval to proceed with exploration</w:t>
       </w:r>
     </w:p>
     <w:p>
@@ -6016,7 +6458,7 @@
           <w:sz w:val="19"/>
           <w:szCs w:val="19"/>
         </w:rPr>
-        <w:t xml:space="preserve">The team required to make this happen</w:t>
+        <w:t xml:space="preserve">Team required</w:t>
       </w:r>
     </w:p>
     <w:p>
@@ -6031,14 +6473,7 @@
           <w:sz w:val="19"/>
           <w:szCs w:val="19"/>
         </w:rPr>
-        <w:t xml:space="preserve">Nothing else is decided today</w:t>
-      </w:r>
-      <w:r>
-        <w:rPr>
-          <w:sz w:val="19"/>
-          <w:szCs w:val="19"/>
-        </w:rPr>
-        <w:t xml:space="preserve"> — no capital commitment, no incorporation, no announcement, no change to how ActCAD runs.</w:t>
+        <w:t xml:space="preserve">No capital commitment, incorporation, external communication, or change to ActCAD's operations is sought today.</w:t>
       </w:r>
     </w:p>
     <w:sectPr>

--- a/docs/tejascad-mgmt-brief-review.docx
+++ b/docs/tejascad-mgmt-brief-review.docx
@@ -128,7 +128,7 @@
           <w:sz w:val="26"/>
           <w:szCs w:val="26"/>
         </w:rPr>
-        <w:t xml:space="preserve">TejasCAD</w:t>
+        <w:t xml:space="preserve">A next-generation CAD platform</w:t>
       </w:r>
     </w:p>
     <w:p>
@@ -143,7 +143,7 @@
           <w:sz w:val="22"/>
           <w:szCs w:val="22"/>
         </w:rPr>
-        <w:t xml:space="preserve">Licensing our new CAD engine to other vendors</w:t>
+        <w:t xml:space="preserve">Built in India. Licensed to the world.</w:t>
       </w:r>
     </w:p>
     <w:p>
@@ -172,7 +172,7 @@
           <w:sz w:val="19"/>
           <w:szCs w:val="19"/>
         </w:rPr>
-        <w:t xml:space="preserve">Working brand, pending trademark clearance. ITC figures are actual; our projections are illustrative.</w:t>
+        <w:t xml:space="preserve">ITC figures are actual. Our projections are illustrative.</w:t>
       </w:r>
     </w:p>
     <w:p>
@@ -201,7 +201,7 @@
           <w:sz w:val="26"/>
           <w:szCs w:val="26"/>
         </w:rPr>
-        <w:t xml:space="preserve">Purpose of this briefing</w:t>
+        <w:t xml:space="preserve">What we are proposing</w:t>
       </w:r>
     </w:p>
     <w:p>
@@ -224,7 +224,7 @@
           <w:sz w:val="19"/>
           <w:szCs w:val="19"/>
         </w:rPr>
-        <w:t xml:space="preserve">We are replacing ActCAD's IntelliCAD foundation with </w:t>
+        <w:t xml:space="preserve">We are building </w:t>
       </w:r>
       <w:r>
         <w:rPr>
@@ -235,6 +235,13 @@
           <w:szCs w:val="19"/>
         </w:rPr>
         <w:t xml:space="preserve">an engine we own</w:t>
+      </w:r>
+      <w:r>
+        <w:rPr>
+          <w:sz w:val="19"/>
+          <w:szCs w:val="19"/>
+        </w:rPr>
+        <w:t xml:space="preserve"> — and it is already running</w:t>
       </w:r>
     </w:p>
     <w:p>
@@ -257,24 +264,17 @@
           <w:sz w:val="19"/>
           <w:szCs w:val="19"/>
         </w:rPr>
-        <w:t xml:space="preserve">The same engine could be </w:t>
-      </w:r>
-      <w:r>
-        <w:rPr>
-          <w:b/>
-          <w:bCs/>
-          <w:color w:val="1E3A5C"/>
-          <w:sz w:val="19"/>
-          <w:szCs w:val="19"/>
-        </w:rPr>
-        <w:t xml:space="preserve">licensed to other CAD vendors</w:t>
-      </w:r>
-      <w:r>
-        <w:rPr>
-          <w:sz w:val="19"/>
-          <w:szCs w:val="19"/>
-        </w:rPr>
-        <w:t xml:space="preserve"> under their brands</w:t>
+        <w:t xml:space="preserve">The same engine can carry </w:t>
+      </w:r>
+      <w:r>
+        <w:rPr>
+          <w:b/>
+          <w:bCs/>
+          <w:color w:val="1E3A5C"/>
+          <w:sz w:val="19"/>
+          <w:szCs w:val="19"/>
+        </w:rPr>
+        <w:t xml:space="preserve">many brands, not just ours</w:t>
       </w:r>
     </w:p>
     <w:p>
@@ -297,17 +297,17 @@
           <w:sz w:val="19"/>
           <w:szCs w:val="19"/>
         </w:rPr>
-        <w:t xml:space="preserve">This briefing sets out </w:t>
-      </w:r>
-      <w:r>
-        <w:rPr>
-          <w:b/>
-          <w:bCs/>
-          <w:color w:val="1E3A5C"/>
-          <w:sz w:val="19"/>
-          <w:szCs w:val="19"/>
-        </w:rPr>
-        <w:t xml:space="preserve">that opportunity, its economics, and its risks</w:t>
+        <w:t xml:space="preserve">That makes us </w:t>
+      </w:r>
+      <w:r>
+        <w:rPr>
+          <w:b/>
+          <w:bCs/>
+          <w:color w:val="1E3A5C"/>
+          <w:sz w:val="19"/>
+          <w:szCs w:val="19"/>
+        </w:rPr>
+        <w:t xml:space="preserve">a platform business alongside a product business</w:t>
       </w:r>
     </w:p>
     <w:p>
@@ -322,7 +322,22 @@
           <w:sz w:val="19"/>
           <w:szCs w:val="19"/>
         </w:rPr>
-        <w:t xml:space="preserve">We are seeking in-principle approval to explore it — and to open three discussions.</w:t>
+        <w:t xml:space="preserve">We are seeking in-principle approval to build this as a platform from the outset.</w:t>
+      </w:r>
+    </w:p>
+    <w:p>
+      <w:pPr>
+        <w:spacing w:after="100" w:before="60"/>
+      </w:pPr>
+      <w:r>
+        <w:rPr>
+          <w:b/>
+          <w:bCs/>
+          <w:color w:val="1E3A5C"/>
+          <w:sz w:val="19"/>
+          <w:szCs w:val="19"/>
+        </w:rPr>
+        <w:t xml:space="preserve">Three things to work through together</w:t>
       </w:r>
     </w:p>
     <w:p>
@@ -382,7 +397,7 @@
           <w:sz w:val="19"/>
           <w:szCs w:val="19"/>
         </w:rPr>
-        <w:t xml:space="preserve">Team required</w:t>
+        <w:t xml:space="preserve">The team we build</w:t>
       </w:r>
     </w:p>
     <w:p>
@@ -645,12 +660,242 @@
         </w:rPr>
         <w:t xml:space="preserve">594 of 594 tests passing</w:t>
       </w:r>
-      <w:r>
-        <w:rPr>
-          <w:sz w:val="19"/>
-          <w:szCs w:val="19"/>
-        </w:rPr>
-        <w:t xml:space="preserve"> · read-only guarantee intact</w:t>
+    </w:p>
+    <w:p>
+      <w:pPr>
+        <w:spacing w:after="100" w:before="60"/>
+      </w:pPr>
+      <w:r>
+        <w:rPr>
+          <w:b/>
+          <w:bCs/>
+          <w:color w:val="1E3A5C"/>
+          <w:sz w:val="19"/>
+          <w:szCs w:val="19"/>
+        </w:rPr>
+        <w:t xml:space="preserve">Benchmarking already puts it ahead of ActCAD on many customer files — and ahead of both IntelliCAD's viewer and ODA's own.</w:t>
+      </w:r>
+    </w:p>
+    <w:p>
+      <w:pPr>
+        <w:pStyle w:val="Heading1"/>
+        <w:pBdr>
+          <w:bottom w:val="single" w:color="1E3A5C" w:sz="10" w:space="6"/>
+        </w:pBdr>
+        <w:spacing w:after="40" w:before="320"/>
+      </w:pPr>
+      <w:r>
+        <w:rPr>
+          <w:b/>
+          <w:bCs/>
+          <w:color w:val="9A6B2F"/>
+          <w:sz w:val="24"/>
+          <w:szCs w:val="24"/>
+        </w:rPr>
+        <w:t xml:space="preserve">Slide 4 — </w:t>
+      </w:r>
+      <w:r>
+        <w:rPr>
+          <w:b/>
+          <w:bCs/>
+          <w:color w:val="1E3A5C"/>
+          <w:sz w:val="26"/>
+          <w:szCs w:val="26"/>
+        </w:rPr>
+        <w:t xml:space="preserve">Architecture for the editor</w:t>
+      </w:r>
+    </w:p>
+    <w:p>
+      <w:pPr>
+        <w:spacing w:after="100" w:before="60"/>
+      </w:pPr>
+      <w:r>
+        <w:rPr>
+          <w:b/>
+          <w:bCs/>
+          <w:color w:val="1E3A5C"/>
+          <w:sz w:val="19"/>
+          <w:szCs w:val="19"/>
+        </w:rPr>
+        <w:t xml:space="preserve">Certain ODA capabilities are not exposed through the web stack.</w:t>
+      </w:r>
+    </w:p>
+    <w:p>
+      <w:pPr>
+        <w:spacing w:after="40" w:before="40"/>
+        <w:ind w:left="360" w:hanging="200"/>
+      </w:pPr>
+      <w:r>
+        <w:rPr>
+          <w:b/>
+          <w:bCs/>
+          <w:color w:val="9A6B2F"/>
+          <w:sz w:val="19"/>
+          <w:szCs w:val="19"/>
+        </w:rPr>
+        <w:t xml:space="preserve">•   </w:t>
+      </w:r>
+      <w:r>
+        <w:rPr>
+          <w:b/>
+          <w:bCs/>
+          <w:color w:val="1E3A5C"/>
+          <w:sz w:val="19"/>
+          <w:szCs w:val="19"/>
+        </w:rPr>
+        <w:t xml:space="preserve">To viewer launch</w:t>
+      </w:r>
+      <w:r>
+        <w:rPr>
+          <w:sz w:val="19"/>
+          <w:szCs w:val="19"/>
+        </w:rPr>
+        <w:t xml:space="preserve"> — continue on the current Rust/Tauri and WASM stack</w:t>
+      </w:r>
+    </w:p>
+    <w:p>
+      <w:pPr>
+        <w:spacing w:after="40" w:before="40"/>
+        <w:ind w:left="360" w:hanging="200"/>
+      </w:pPr>
+      <w:r>
+        <w:rPr>
+          <w:b/>
+          <w:bCs/>
+          <w:color w:val="9A6B2F"/>
+          <w:sz w:val="19"/>
+          <w:szCs w:val="19"/>
+        </w:rPr>
+        <w:t xml:space="preserve">•   </w:t>
+      </w:r>
+      <w:r>
+        <w:rPr>
+          <w:b/>
+          <w:bCs/>
+          <w:color w:val="1E3A5C"/>
+          <w:sz w:val="19"/>
+          <w:szCs w:val="19"/>
+        </w:rPr>
+        <w:t xml:space="preserve">After launch</w:t>
+      </w:r>
+      <w:r>
+        <w:rPr>
+          <w:sz w:val="19"/>
+          <w:szCs w:val="19"/>
+        </w:rPr>
+        <w:t xml:space="preserve"> — </w:t>
+      </w:r>
+      <w:r>
+        <w:rPr>
+          <w:b/>
+          <w:bCs/>
+          <w:color w:val="1E3A5C"/>
+          <w:sz w:val="19"/>
+          <w:szCs w:val="19"/>
+        </w:rPr>
+        <w:t xml:space="preserve">migrate the full editor to Qt and C++ native</w:t>
+      </w:r>
+    </w:p>
+    <w:p>
+      <w:pPr>
+        <w:spacing w:after="40" w:before="40"/>
+        <w:ind w:left="360" w:hanging="200"/>
+      </w:pPr>
+      <w:r>
+        <w:rPr>
+          <w:b/>
+          <w:bCs/>
+          <w:color w:val="9A6B2F"/>
+          <w:sz w:val="19"/>
+          <w:szCs w:val="19"/>
+        </w:rPr>
+        <w:t xml:space="preserve">•   </w:t>
+      </w:r>
+      <w:r>
+        <w:rPr>
+          <w:sz w:val="19"/>
+          <w:szCs w:val="19"/>
+        </w:rPr>
+        <w:t xml:space="preserve">opens the ODA surface unavailable on web</w:t>
+      </w:r>
+    </w:p>
+    <w:p>
+      <w:pPr>
+        <w:spacing w:after="40" w:before="40"/>
+        <w:ind w:left="360" w:hanging="200"/>
+      </w:pPr>
+      <w:r>
+        <w:rPr>
+          <w:b/>
+          <w:bCs/>
+          <w:color w:val="9A6B2F"/>
+          <w:sz w:val="19"/>
+          <w:szCs w:val="19"/>
+        </w:rPr>
+        <w:t xml:space="preserve">•   </w:t>
+      </w:r>
+      <w:r>
+        <w:rPr>
+          <w:sz w:val="19"/>
+          <w:szCs w:val="19"/>
+        </w:rPr>
+        <w:t xml:space="preserve">aligns with where the ActCAD team intends to work long term</w:t>
+      </w:r>
+    </w:p>
+    <w:p>
+      <w:pPr>
+        <w:spacing w:after="40" w:before="40"/>
+        <w:ind w:left="360" w:hanging="200"/>
+      </w:pPr>
+      <w:r>
+        <w:rPr>
+          <w:b/>
+          <w:bCs/>
+          <w:color w:val="9A6B2F"/>
+          <w:sz w:val="19"/>
+          <w:szCs w:val="19"/>
+        </w:rPr>
+        <w:t xml:space="preserve">•   </w:t>
+      </w:r>
+      <w:r>
+        <w:rPr>
+          <w:b/>
+          <w:bCs/>
+          <w:color w:val="1E3A5C"/>
+          <w:sz w:val="19"/>
+          <w:szCs w:val="19"/>
+        </w:rPr>
+        <w:t xml:space="preserve">The web viewer</w:t>
+      </w:r>
+      <w:r>
+        <w:rPr>
+          <w:sz w:val="19"/>
+          <w:szCs w:val="19"/>
+        </w:rPr>
+        <w:t xml:space="preserve"> — folds into the Qt stack, or remains separate</w:t>
+      </w:r>
+    </w:p>
+    <w:p>
+      <w:pPr>
+        <w:spacing w:after="40" w:before="40"/>
+        <w:ind w:left="360" w:hanging="200"/>
+      </w:pPr>
+      <w:r>
+        <w:rPr>
+          <w:b/>
+          <w:bCs/>
+          <w:color w:val="9A6B2F"/>
+          <w:sz w:val="19"/>
+          <w:szCs w:val="19"/>
+        </w:rPr>
+        <w:t xml:space="preserve">•   </w:t>
+      </w:r>
+      <w:r>
+        <w:rPr>
+          <w:sz w:val="19"/>
+          <w:szCs w:val="19"/>
+        </w:rPr>
+        <w:t xml:space="preserve">decided with data during migration</w:t>
       </w:r>
     </w:p>
     <w:p>
@@ -670,29 +915,7 @@
           <w:sz w:val="19"/>
           <w:szCs w:val="19"/>
         </w:rPr>
-        <w:t xml:space="preserve">Benchmarking shows it ahead of ActCAD on many customer files, and ahead of both IntelliCAD's viewer and ODA's own.</w:t>
-      </w:r>
-    </w:p>
-    <w:p>
-      <w:pPr>
-        <w:spacing w:after="100" w:before="60"/>
-      </w:pPr>
-      <w:r>
-        <w:rPr>
-          <w:b/>
-          <w:bCs/>
-          <w:color w:val="1E3A5C"/>
-          <w:sz w:val="19"/>
-          <w:szCs w:val="19"/>
-        </w:rPr>
-        <w:t xml:space="preserve">Outstanding:</w:t>
-      </w:r>
-      <w:r>
-        <w:rPr>
-          <w:sz w:val="19"/>
-          <w:szCs w:val="19"/>
-        </w:rPr>
-        <w:t xml:space="preserve"> customer-hardware performance baseline · public launch</w:t>
+        <w:t xml:space="preserve">The platform capabilities — tenant configuration, licensing, marketplace, AI — live in the C++ core either way.</w:t>
       </w:r>
     </w:p>
     <w:p>
@@ -711,7 +934,7 @@
           <w:sz w:val="24"/>
           <w:szCs w:val="24"/>
         </w:rPr>
-        <w:t xml:space="preserve">Slide 4 — </w:t>
+        <w:t xml:space="preserve">Slide 5 — </w:t>
       </w:r>
       <w:r>
         <w:rPr>
@@ -721,22 +944,7 @@
           <w:sz w:val="26"/>
           <w:szCs w:val="26"/>
         </w:rPr>
-        <w:t xml:space="preserve">Architecture for the editor</w:t>
-      </w:r>
-    </w:p>
-    <w:p>
-      <w:pPr>
-        <w:spacing w:after="100" w:before="60"/>
-      </w:pPr>
-      <w:r>
-        <w:rPr>
-          <w:b/>
-          <w:bCs/>
-          <w:color w:val="1E3A5C"/>
-          <w:sz w:val="19"/>
-          <w:szCs w:val="19"/>
-        </w:rPr>
-        <w:t xml:space="preserve">Certain ODA capabilities are not exposed through the web stack.</w:t>
+        <w:t xml:space="preserve">The opportunity</w:t>
       </w:r>
     </w:p>
     <w:p>
@@ -762,14 +970,14 @@
           <w:sz w:val="19"/>
           <w:szCs w:val="19"/>
         </w:rPr>
-        <w:t xml:space="preserve">To viewer launch</w:t>
-      </w:r>
-      <w:r>
-        <w:rPr>
-          <w:sz w:val="19"/>
-          <w:szCs w:val="19"/>
-        </w:rPr>
-        <w:t xml:space="preserve"> — continue on the current Rust/Tauri and WASM stack</w:t>
+        <w:t xml:space="preserve">~40 IntelliCAD Consortium members</w:t>
+      </w:r>
+      <w:r>
+        <w:rPr>
+          <w:sz w:val="19"/>
+          <w:szCs w:val="19"/>
+        </w:rPr>
+        <w:t xml:space="preserve"> — regional CAD vendors on the foundation we are leaving</w:t>
       </w:r>
     </w:p>
     <w:p>
@@ -795,24 +1003,14 @@
           <w:sz w:val="19"/>
           <w:szCs w:val="19"/>
         </w:rPr>
-        <w:t xml:space="preserve">After launch</w:t>
-      </w:r>
-      <w:r>
-        <w:rPr>
-          <w:sz w:val="19"/>
-          <w:szCs w:val="19"/>
-        </w:rPr>
-        <w:t xml:space="preserve"> — </w:t>
-      </w:r>
-      <w:r>
-        <w:rPr>
-          <w:b/>
-          <w:bCs/>
-          <w:color w:val="1E3A5C"/>
-          <w:sz w:val="19"/>
-          <w:szCs w:val="19"/>
-        </w:rPr>
-        <w:t xml:space="preserve">migrate the full editor to Qt and C++ native</w:t>
+        <w:t xml:space="preserve">~200 vertical ISVs</w:t>
+      </w:r>
+      <w:r>
+        <w:rPr>
+          <w:sz w:val="19"/>
+          <w:szCs w:val="19"/>
+        </w:rPr>
+        <w:t xml:space="preserve"> — MEP, structural, electrical, survey, solar</w:t>
       </w:r>
     </w:p>
     <w:p>
@@ -832,10 +1030,35 @@
       </w:r>
       <w:r>
         <w:rPr>
-          <w:sz w:val="19"/>
-          <w:szCs w:val="19"/>
-        </w:rPr>
-        <w:t xml:space="preserve">provides access to the ODA surface unavailable on web</w:t>
+          <w:b/>
+          <w:bCs/>
+          <w:color w:val="1E3A5C"/>
+          <w:sz w:val="19"/>
+          <w:szCs w:val="19"/>
+        </w:rPr>
+        <w:t xml:space="preserve">BIM-lite startups</w:t>
+      </w:r>
+      <w:r>
+        <w:rPr>
+          <w:sz w:val="19"/>
+          <w:szCs w:val="19"/>
+        </w:rPr>
+        <w:t xml:space="preserve"> — needing a CAD foundation they cannot afford to build</w:t>
+      </w:r>
+    </w:p>
+    <w:p>
+      <w:pPr>
+        <w:spacing w:after="100" w:before="60"/>
+      </w:pPr>
+      <w:r>
+        <w:rPr>
+          <w:b/>
+          <w:bCs/>
+          <w:color w:val="1E3A5C"/>
+          <w:sz w:val="19"/>
+          <w:szCs w:val="19"/>
+        </w:rPr>
+        <w:t xml:space="preserve">What they share</w:t>
       </w:r>
     </w:p>
     <w:p>
@@ -858,7 +1081,17 @@
           <w:sz w:val="19"/>
           <w:szCs w:val="19"/>
         </w:rPr>
-        <w:t xml:space="preserve">aligns with where the ActCAD team intends to work long term</w:t>
+        <w:t xml:space="preserve">A foundation that </w:t>
+      </w:r>
+      <w:r>
+        <w:rPr>
+          <w:b/>
+          <w:bCs/>
+          <w:color w:val="1E3A5C"/>
+          <w:sz w:val="19"/>
+          <w:szCs w:val="19"/>
+        </w:rPr>
+        <w:t xml:space="preserve">cannot deliver AI, cloud, web or mobile</w:t>
       </w:r>
     </w:p>
     <w:p>
@@ -884,14 +1117,7 @@
           <w:sz w:val="19"/>
           <w:szCs w:val="19"/>
         </w:rPr>
-        <w:t xml:space="preserve">The web viewer</w:t>
-      </w:r>
-      <w:r>
-        <w:rPr>
-          <w:sz w:val="19"/>
-          <w:szCs w:val="19"/>
-        </w:rPr>
-        <w:t xml:space="preserve"> — either folds into the Qt stack or remains separate</w:t>
+        <w:t xml:space="preserve">A million lines of source they must maintain themselves</w:t>
       </w:r>
     </w:p>
     <w:p>
@@ -917,155 +1143,14 @@
           <w:sz w:val="19"/>
           <w:szCs w:val="19"/>
         </w:rPr>
-        <w:t xml:space="preserve">to be determined with data during migration</w:t>
-      </w:r>
-    </w:p>
-    <w:p>
-      <w:pPr>
-        <w:pBdr>
-          <w:left w:val="single" w:color="9A6B2F" w:sz="18" w:space="10"/>
-        </w:pBdr>
-        <w:shd w:fill="FAF7F2" w:val="clear"/>
-        <w:spacing w:after="140" w:before="100"/>
-        <w:ind w:left="260"/>
-      </w:pPr>
-      <w:r>
-        <w:rPr>
-          <w:b/>
-          <w:bCs/>
-          <w:color w:val="1E3A5C"/>
-          <w:sz w:val="19"/>
-          <w:szCs w:val="19"/>
-        </w:rPr>
-        <w:t xml:space="preserve">The platform capabilities — tenant configuration, licensing, marketplace, AI — reside in the C++ core in either case.</w:t>
-      </w:r>
-    </w:p>
-    <w:p>
-      <w:pPr>
-        <w:pStyle w:val="Heading1"/>
-        <w:pBdr>
-          <w:bottom w:val="single" w:color="1E3A5C" w:sz="10" w:space="6"/>
-        </w:pBdr>
-        <w:spacing w:after="40" w:before="320"/>
-      </w:pPr>
-      <w:r>
-        <w:rPr>
-          <w:b/>
-          <w:bCs/>
-          <w:color w:val="9A6B2F"/>
-          <w:sz w:val="24"/>
-          <w:szCs w:val="24"/>
-        </w:rPr>
-        <w:t xml:space="preserve">Slide 5 — </w:t>
-      </w:r>
-      <w:r>
-        <w:rPr>
-          <w:b/>
-          <w:bCs/>
-          <w:color w:val="1E3A5C"/>
-          <w:sz w:val="26"/>
-          <w:szCs w:val="26"/>
-        </w:rPr>
-        <w:t xml:space="preserve">The opportunity</w:t>
-      </w:r>
-    </w:p>
-    <w:p>
-      <w:pPr>
-        <w:spacing w:after="40" w:before="40"/>
-        <w:ind w:left="360" w:hanging="200"/>
-      </w:pPr>
-      <w:r>
-        <w:rPr>
-          <w:b/>
-          <w:bCs/>
-          <w:color w:val="9A6B2F"/>
-          <w:sz w:val="19"/>
-          <w:szCs w:val="19"/>
-        </w:rPr>
-        <w:t xml:space="preserve">•   </w:t>
-      </w:r>
-      <w:r>
-        <w:rPr>
-          <w:b/>
-          <w:bCs/>
-          <w:color w:val="1E3A5C"/>
-          <w:sz w:val="19"/>
-          <w:szCs w:val="19"/>
-        </w:rPr>
-        <w:t xml:space="preserve">~40 IntelliCAD Consortium members</w:t>
-      </w:r>
-      <w:r>
-        <w:rPr>
-          <w:sz w:val="19"/>
-          <w:szCs w:val="19"/>
-        </w:rPr>
-        <w:t xml:space="preserve"> — regional CAD vendors on the same foundation we are leaving</w:t>
-      </w:r>
-    </w:p>
-    <w:p>
-      <w:pPr>
-        <w:spacing w:after="40" w:before="40"/>
-        <w:ind w:left="360" w:hanging="200"/>
-      </w:pPr>
-      <w:r>
-        <w:rPr>
-          <w:b/>
-          <w:bCs/>
-          <w:color w:val="9A6B2F"/>
-          <w:sz w:val="19"/>
-          <w:szCs w:val="19"/>
-        </w:rPr>
-        <w:t xml:space="preserve">•   </w:t>
-      </w:r>
-      <w:r>
-        <w:rPr>
-          <w:b/>
-          <w:bCs/>
-          <w:color w:val="1E3A5C"/>
-          <w:sz w:val="19"/>
-          <w:szCs w:val="19"/>
-        </w:rPr>
-        <w:t xml:space="preserve">~200 vertical ISVs</w:t>
-      </w:r>
-      <w:r>
-        <w:rPr>
-          <w:sz w:val="19"/>
-          <w:szCs w:val="19"/>
-        </w:rPr>
-        <w:t xml:space="preserve"> — MEP, structural, electrical, survey, solar</w:t>
-      </w:r>
-    </w:p>
-    <w:p>
-      <w:pPr>
-        <w:spacing w:after="40" w:before="40"/>
-        <w:ind w:left="360" w:hanging="200"/>
-      </w:pPr>
-      <w:r>
-        <w:rPr>
-          <w:b/>
-          <w:bCs/>
-          <w:color w:val="9A6B2F"/>
-          <w:sz w:val="19"/>
-          <w:szCs w:val="19"/>
-        </w:rPr>
-        <w:t xml:space="preserve">•   </w:t>
-      </w:r>
-      <w:r>
-        <w:rPr>
-          <w:b/>
-          <w:bCs/>
-          <w:color w:val="1E3A5C"/>
-          <w:sz w:val="19"/>
-          <w:szCs w:val="19"/>
-        </w:rPr>
-        <w:t xml:space="preserve">BIM-lite startups</w:t>
-      </w:r>
-      <w:r>
-        <w:rPr>
-          <w:sz w:val="19"/>
-          <w:szCs w:val="19"/>
-        </w:rPr>
-        <w:t xml:space="preserve"> — need a CAD foundation they cannot afford to build</w:t>
+        <w:t xml:space="preserve">No practical alternative</w:t>
+      </w:r>
+      <w:r>
+        <w:rPr>
+          <w:sz w:val="19"/>
+          <w:szCs w:val="19"/>
+        </w:rPr>
+        <w:t xml:space="preserve"> short of a multi-year rebuild</w:t>
       </w:r>
     </w:p>
     <w:p>
@@ -1080,106 +1165,7 @@
           <w:sz w:val="19"/>
           <w:szCs w:val="19"/>
         </w:rPr>
-        <w:t xml:space="preserve">What they have in common</w:t>
-      </w:r>
-    </w:p>
-    <w:p>
-      <w:pPr>
-        <w:spacing w:after="40" w:before="40"/>
-        <w:ind w:left="360" w:hanging="200"/>
-      </w:pPr>
-      <w:r>
-        <w:rPr>
-          <w:b/>
-          <w:bCs/>
-          <w:color w:val="9A6B2F"/>
-          <w:sz w:val="19"/>
-          <w:szCs w:val="19"/>
-        </w:rPr>
-        <w:t xml:space="preserve">•   </w:t>
-      </w:r>
-      <w:r>
-        <w:rPr>
-          <w:sz w:val="19"/>
-          <w:szCs w:val="19"/>
-        </w:rPr>
-        <w:t xml:space="preserve">Paying for a foundation that </w:t>
-      </w:r>
-      <w:r>
-        <w:rPr>
-          <w:b/>
-          <w:bCs/>
-          <w:color w:val="1E3A5C"/>
-          <w:sz w:val="19"/>
-          <w:szCs w:val="19"/>
-        </w:rPr>
-        <w:t xml:space="preserve">cannot deliver AI, cloud, web or mobile</w:t>
-      </w:r>
-    </w:p>
-    <w:p>
-      <w:pPr>
-        <w:spacing w:after="40" w:before="40"/>
-        <w:ind w:left="360" w:hanging="200"/>
-      </w:pPr>
-      <w:r>
-        <w:rPr>
-          <w:b/>
-          <w:bCs/>
-          <w:color w:val="9A6B2F"/>
-          <w:sz w:val="19"/>
-          <w:szCs w:val="19"/>
-        </w:rPr>
-        <w:t xml:space="preserve">•   </w:t>
-      </w:r>
-      <w:r>
-        <w:rPr>
-          <w:sz w:val="19"/>
-          <w:szCs w:val="19"/>
-        </w:rPr>
-        <w:t xml:space="preserve">Carrying </w:t>
-      </w:r>
-      <w:r>
-        <w:rPr>
-          <w:b/>
-          <w:bCs/>
-          <w:color w:val="1E3A5C"/>
-          <w:sz w:val="19"/>
-          <w:szCs w:val="19"/>
-        </w:rPr>
-        <w:t xml:space="preserve">a million lines of source they must maintain themselves</w:t>
-      </w:r>
-    </w:p>
-    <w:p>
-      <w:pPr>
-        <w:spacing w:after="40" w:before="40"/>
-        <w:ind w:left="360" w:hanging="200"/>
-      </w:pPr>
-      <w:r>
-        <w:rPr>
-          <w:b/>
-          <w:bCs/>
-          <w:color w:val="9A6B2F"/>
-          <w:sz w:val="19"/>
-          <w:szCs w:val="19"/>
-        </w:rPr>
-        <w:t xml:space="preserve">•   </w:t>
-      </w:r>
-      <w:r>
-        <w:rPr>
-          <w:b/>
-          <w:bCs/>
-          <w:color w:val="1E3A5C"/>
-          <w:sz w:val="19"/>
-          <w:szCs w:val="19"/>
-        </w:rPr>
-        <w:t xml:space="preserve">No practical alternative</w:t>
-      </w:r>
-      <w:r>
-        <w:rPr>
-          <w:sz w:val="19"/>
-          <w:szCs w:val="19"/>
-        </w:rPr>
-        <w:t xml:space="preserve"> short of a multi-year engine rebuild</w:t>
+        <w:t xml:space="preserve">Nobody is currently offering them a modern engine as a product. That is the opening.</w:t>
       </w:r>
     </w:p>
     <w:p>
@@ -1614,7 +1600,7 @@
           <w:sz w:val="19"/>
           <w:szCs w:val="19"/>
         </w:rPr>
-        <w:t xml:space="preserve">The fee purchases source code, not a product</w:t>
+        <w:t xml:space="preserve">The fee buys source code, not a product</w:t>
       </w:r>
       <w:r>
         <w:rPr>
@@ -1650,7 +1636,7 @@
           <w:sz w:val="26"/>
           <w:szCs w:val="26"/>
         </w:rPr>
-        <w:t xml:space="preserve">How our offer would compare</w:t>
+        <w:t xml:space="preserve">What we would offer instead</w:t>
       </w:r>
     </w:p>
     <w:tbl>
@@ -1751,7 +1737,7 @@
                 <w:sz w:val="17"/>
                 <w:szCs w:val="17"/>
               </w:rPr>
-              <w:t xml:space="preserve">TejasCAD would provide</w:t>
+              <w:t xml:space="preserve">We would provide</w:t>
             </w:r>
           </w:p>
         </w:tc>
@@ -1896,7 +1882,7 @@
                 <w:sz w:val="17"/>
                 <w:szCs w:val="17"/>
               </w:rPr>
-              <w:t xml:space="preserve">The member's responsibility</w:t>
+              <w:t xml:space="preserve">The member's problem</w:t>
             </w:r>
           </w:p>
         </w:tc>
@@ -2486,7 +2472,7 @@
           <w:sz w:val="26"/>
           <w:szCs w:val="26"/>
         </w:rPr>
-        <w:t xml:space="preserve">Proposed commercial model</w:t>
+        <w:t xml:space="preserve">Commercial model</w:t>
       </w:r>
     </w:p>
     <w:p>
@@ -3215,14 +3201,14 @@
           <w:sz w:val="19"/>
           <w:szCs w:val="19"/>
         </w:rPr>
-        <w:t xml:space="preserve">Phased at 50 / 75 / 100%</w:t>
-      </w:r>
-      <w:r>
-        <w:rPr>
-          <w:sz w:val="19"/>
-          <w:szCs w:val="19"/>
-        </w:rPr>
-        <w:t xml:space="preserve"> across the member's migration years</w:t>
+        <w:t xml:space="preserve">Phased 50 / 75 / 100%</w:t>
+      </w:r>
+      <w:r>
+        <w:rPr>
+          <w:sz w:val="19"/>
+          <w:szCs w:val="19"/>
+        </w:rPr>
+        <w:t xml:space="preserve"> across each member's migration</w:t>
       </w:r>
     </w:p>
     <w:p>
@@ -3248,7 +3234,7 @@
           <w:sz w:val="19"/>
           <w:szCs w:val="19"/>
         </w:rPr>
-        <w:t xml:space="preserve">Component royalties passed through at cost</w:t>
+        <w:t xml:space="preserve">Component royalties at cost</w:t>
       </w:r>
       <w:r>
         <w:rPr>
@@ -4011,7 +3997,7 @@
           <w:sz w:val="19"/>
           <w:szCs w:val="19"/>
         </w:rPr>
-        <w:t xml:space="preserve">A profitable adjacent business line. Not a venture-scale outcome.</w:t>
+        <w:t xml:space="preserve">High-margin recurring revenue, earned on engineering we are funding anyway — and a second asset on the balance sheet.</w:t>
       </w:r>
     </w:p>
     <w:p>
@@ -4034,47 +4020,7 @@
           <w:sz w:val="19"/>
           <w:szCs w:val="19"/>
         </w:rPr>
-        <w:t xml:space="preserve">Revenue accrues </w:t>
-      </w:r>
-      <w:r>
-        <w:rPr>
-          <w:b/>
-          <w:bCs/>
-          <w:color w:val="1E3A5C"/>
-          <w:sz w:val="19"/>
-          <w:szCs w:val="19"/>
-        </w:rPr>
-        <w:t xml:space="preserve">in addition to ActCAD</w:t>
-      </w:r>
-      <w:r>
-        <w:rPr>
-          <w:sz w:val="19"/>
-          <w:szCs w:val="19"/>
-        </w:rPr>
-        <w:t xml:space="preserve">, from engineering already funded</w:t>
-      </w:r>
-    </w:p>
-    <w:p>
-      <w:pPr>
-        <w:spacing w:after="40" w:before="40"/>
-        <w:ind w:left="360" w:hanging="200"/>
-      </w:pPr>
-      <w:r>
-        <w:rPr>
-          <w:b/>
-          <w:bCs/>
-          <w:color w:val="9A6B2F"/>
-          <w:sz w:val="19"/>
-          <w:szCs w:val="19"/>
-        </w:rPr>
-        <w:t xml:space="preserve">•   </w:t>
-      </w:r>
-      <w:r>
-        <w:rPr>
-          <w:sz w:val="19"/>
-          <w:szCs w:val="19"/>
-        </w:rPr>
-        <w:t xml:space="preserve">Materially larger scale would require </w:t>
+        <w:t xml:space="preserve">Beyond this: </w:t>
       </w:r>
       <w:r>
         <w:rPr>
@@ -4091,7 +4037,24 @@
           <w:sz w:val="19"/>
           <w:szCs w:val="19"/>
         </w:rPr>
-        <w:t xml:space="preserve">, direct distribution, or the 3D product</w:t>
+        <w:t xml:space="preserve">, direct distribution, or the </w:t>
+      </w:r>
+      <w:r>
+        <w:rPr>
+          <w:b/>
+          <w:bCs/>
+          <w:color w:val="1E3A5C"/>
+          <w:sz w:val="19"/>
+          <w:szCs w:val="19"/>
+        </w:rPr>
+        <w:t xml:space="preserve">3D product on C3D</w:t>
+      </w:r>
+      <w:r>
+        <w:rPr>
+          <w:sz w:val="19"/>
+          <w:szCs w:val="19"/>
+        </w:rPr>
+        <w:t xml:space="preserve"> each open a materially larger business</w:t>
       </w:r>
     </w:p>
     <w:p>
@@ -4554,13 +4517,6 @@
         </w:rPr>
         <w:t xml:space="preserve">the increment on an engine already funded</w:t>
       </w:r>
-      <w:r>
-        <w:rPr>
-          <w:sz w:val="19"/>
-          <w:szCs w:val="19"/>
-        </w:rPr>
-        <w:t xml:space="preserve"> — not its full cost</w:t>
-      </w:r>
     </w:p>
     <w:p>
       <w:pPr>
@@ -4582,17 +4538,17 @@
           <w:sz w:val="19"/>
           <w:szCs w:val="19"/>
         </w:rPr>
-        <w:t xml:space="preserve">A strategic investor at years 4–5 would </w:t>
-      </w:r>
-      <w:r>
-        <w:rPr>
-          <w:b/>
-          <w:bCs/>
-          <w:color w:val="1E3A5C"/>
-          <w:sz w:val="19"/>
-          <w:szCs w:val="19"/>
-        </w:rPr>
-        <w:t xml:space="preserve">establish a valuation floor</w:t>
+        <w:t xml:space="preserve">A strategic investor at years 4–5 </w:t>
+      </w:r>
+      <w:r>
+        <w:rPr>
+          <w:b/>
+          <w:bCs/>
+          <w:color w:val="1E3A5C"/>
+          <w:sz w:val="19"/>
+          <w:szCs w:val="19"/>
+        </w:rPr>
+        <w:t xml:space="preserve">sets a valuation floor</w:t>
       </w:r>
       <w:r>
         <w:rPr>
@@ -4661,7 +4617,145 @@
           <w:sz w:val="26"/>
           <w:szCs w:val="26"/>
         </w:rPr>
-        <w:t xml:space="preserve">Two options</w:t>
+        <w:t xml:space="preserve">Our approach</w:t>
+      </w:r>
+    </w:p>
+    <w:p>
+      <w:pPr>
+        <w:spacing w:after="100" w:before="60"/>
+      </w:pPr>
+      <w:r>
+        <w:rPr>
+          <w:b/>
+          <w:bCs/>
+          <w:color w:val="1E3A5C"/>
+          <w:sz w:val="19"/>
+          <w:szCs w:val="19"/>
+        </w:rPr>
+        <w:t xml:space="preserve">Build the platform capability now. Decide on commercialisation at month 24, with real data.</w:t>
+      </w:r>
+    </w:p>
+    <w:p>
+      <w:pPr>
+        <w:spacing w:after="40" w:before="40"/>
+        <w:ind w:left="360" w:hanging="200"/>
+      </w:pPr>
+      <w:r>
+        <w:rPr>
+          <w:b/>
+          <w:bCs/>
+          <w:color w:val="9A6B2F"/>
+          <w:sz w:val="19"/>
+          <w:szCs w:val="19"/>
+        </w:rPr>
+        <w:t xml:space="preserve">•   </w:t>
+      </w:r>
+      <w:r>
+        <w:rPr>
+          <w:sz w:val="19"/>
+          <w:szCs w:val="19"/>
+        </w:rPr>
+        <w:t xml:space="preserve">The multi-tenant architecture </w:t>
+      </w:r>
+      <w:r>
+        <w:rPr>
+          <w:b/>
+          <w:bCs/>
+          <w:color w:val="1E3A5C"/>
+          <w:sz w:val="19"/>
+          <w:szCs w:val="19"/>
+        </w:rPr>
+        <w:t xml:space="preserve">makes ActCAD better in its own right</w:t>
+      </w:r>
+      <w:r>
+        <w:rPr>
+          <w:sz w:val="19"/>
+          <w:szCs w:val="19"/>
+        </w:rPr>
+        <w:t xml:space="preserve"> — clean core, real plugin API, configuration over hard-coding</w:t>
+      </w:r>
+    </w:p>
+    <w:p>
+      <w:pPr>
+        <w:spacing w:after="40" w:before="40"/>
+        <w:ind w:left="360" w:hanging="200"/>
+      </w:pPr>
+      <w:r>
+        <w:rPr>
+          <w:b/>
+          <w:bCs/>
+          <w:color w:val="9A6B2F"/>
+          <w:sz w:val="19"/>
+          <w:szCs w:val="19"/>
+        </w:rPr>
+        <w:t xml:space="preserve">•   </w:t>
+      </w:r>
+      <w:r>
+        <w:rPr>
+          <w:sz w:val="19"/>
+          <w:szCs w:val="19"/>
+        </w:rPr>
+        <w:t xml:space="preserve">Building it now costs </w:t>
+      </w:r>
+      <w:r>
+        <w:rPr>
+          <w:b/>
+          <w:bCs/>
+          <w:color w:val="1E3A5C"/>
+          <w:sz w:val="19"/>
+          <w:szCs w:val="19"/>
+        </w:rPr>
+        <w:t xml:space="preserve">3–6 engineer-months</w:t>
+      </w:r>
+      <w:r>
+        <w:rPr>
+          <w:sz w:val="19"/>
+          <w:szCs w:val="19"/>
+        </w:rPr>
+        <w:t xml:space="preserve">. Retrofitting later means </w:t>
+      </w:r>
+      <w:r>
+        <w:rPr>
+          <w:b/>
+          <w:bCs/>
+          <w:color w:val="1E3A5C"/>
+          <w:sz w:val="19"/>
+          <w:szCs w:val="19"/>
+        </w:rPr>
+        <w:t xml:space="preserve">reworking six of ten modules</w:t>
+      </w:r>
+    </w:p>
+    <w:p>
+      <w:pPr>
+        <w:spacing w:after="40" w:before="40"/>
+        <w:ind w:left="360" w:hanging="200"/>
+      </w:pPr>
+      <w:r>
+        <w:rPr>
+          <w:b/>
+          <w:bCs/>
+          <w:color w:val="9A6B2F"/>
+          <w:sz w:val="19"/>
+          <w:szCs w:val="19"/>
+        </w:rPr>
+        <w:t xml:space="preserve">•   </w:t>
+      </w:r>
+      <w:r>
+        <w:rPr>
+          <w:sz w:val="19"/>
+          <w:szCs w:val="19"/>
+        </w:rPr>
+        <w:t xml:space="preserve">We reach the month-24 decision </w:t>
+      </w:r>
+      <w:r>
+        <w:rPr>
+          <w:b/>
+          <w:bCs/>
+          <w:color w:val="1E3A5C"/>
+          <w:sz w:val="19"/>
+          <w:szCs w:val="19"/>
+        </w:rPr>
+        <w:t xml:space="preserve">having lost nothing if we decline it</w:t>
       </w:r>
     </w:p>
     <w:tbl>
@@ -4880,7 +4974,7 @@
                 <w:sz w:val="17"/>
                 <w:szCs w:val="17"/>
               </w:rPr>
-              <w:t xml:space="preserve">Timeline</w:t>
+              <w:t xml:space="preserve">Timeline to GA</w:t>
             </w:r>
           </w:p>
         </w:tc>
@@ -4907,7 +5001,7 @@
                 <w:sz w:val="17"/>
                 <w:szCs w:val="17"/>
               </w:rPr>
-              <w:t xml:space="preserve">~24 months to GA</w:t>
+              <w:t xml:space="preserve">~24 months</w:t>
             </w:r>
           </w:p>
         </w:tc>
@@ -4966,7 +5060,7 @@
                 <w:sz w:val="17"/>
                 <w:szCs w:val="17"/>
               </w:rPr>
-              <w:t xml:space="preserve">Additional cost</w:t>
+              <w:t xml:space="preserve">Revenue</w:t>
             </w:r>
           </w:p>
         </w:tc>
@@ -4993,7 +5087,7 @@
                 <w:sz w:val="17"/>
                 <w:szCs w:val="17"/>
               </w:rPr>
-              <w:t xml:space="preserve">—</w:t>
+              <w:t xml:space="preserve">ActCAD alone</w:t>
             </w:r>
           </w:p>
         </w:tc>
@@ -5020,7 +5114,7 @@
                 <w:sz w:val="17"/>
                 <w:szCs w:val="17"/>
               </w:rPr>
-              <w:t xml:space="preserve">3–6 engineer-months</w:t>
+              <w:t xml:space="preserve">Plus member fees and royalties</w:t>
             </w:r>
           </w:p>
         </w:tc>
@@ -5052,7 +5146,7 @@
                 <w:sz w:val="17"/>
                 <w:szCs w:val="17"/>
               </w:rPr>
-              <w:t xml:space="preserve">Revenue</w:t>
+              <w:t xml:space="preserve">Assets</w:t>
             </w:r>
           </w:p>
         </w:tc>
@@ -5079,7 +5173,7 @@
                 <w:sz w:val="17"/>
                 <w:szCs w:val="17"/>
               </w:rPr>
-              <w:t xml:space="preserve">ActCAD alone</w:t>
+              <w:t xml:space="preserve">One product</w:t>
             </w:r>
           </w:p>
         </w:tc>
@@ -5106,179 +5200,7 @@
                 <w:sz w:val="17"/>
                 <w:szCs w:val="17"/>
               </w:rPr>
-              <w:t xml:space="preserve">Plus member fees and royalties</w:t>
-            </w:r>
-          </w:p>
-        </w:tc>
-      </w:tr>
-      <w:tr>
-        <w:trPr>
-          <w:tblHeader w:val="false"/>
-        </w:trPr>
-        <w:tc>
-          <w:tcPr>
-            <w:tcW w:type="dxa" w:w="3008"/>
-            <w:shd w:fill="FFFFFF" w:val="clear"/>
-            <w:tcMar>
-              <w:top w:type="dxa" w:w="60"/>
-              <w:left w:type="dxa" w:w="90"/>
-              <w:bottom w:type="dxa" w:w="60"/>
-              <w:right w:type="dxa" w:w="90"/>
-            </w:tcMar>
-          </w:tcPr>
-          <w:p>
-            <w:pPr>
-              <w:spacing w:after="0" w:before="0"/>
-            </w:pPr>
-            <w:r>
-              <w:rPr>
-                <w:b w:val="false"/>
-                <w:bCs w:val="false"/>
-                <w:color w:val="1A1A1A"/>
-                <w:sz w:val="17"/>
-                <w:szCs w:val="17"/>
-              </w:rPr>
-              <w:t xml:space="preserve">Asset at exit</w:t>
-            </w:r>
-          </w:p>
-        </w:tc>
-        <w:tc>
-          <w:tcPr>
-            <w:tcW w:type="dxa" w:w="3008"/>
-            <w:shd w:fill="FFFFFF" w:val="clear"/>
-            <w:tcMar>
-              <w:top w:type="dxa" w:w="60"/>
-              <w:left w:type="dxa" w:w="90"/>
-              <w:bottom w:type="dxa" w:w="60"/>
-              <w:right w:type="dxa" w:w="90"/>
-            </w:tcMar>
-          </w:tcPr>
-          <w:p>
-            <w:pPr>
-              <w:spacing w:after="0" w:before="0"/>
-            </w:pPr>
-            <w:r>
-              <w:rPr>
-                <w:b w:val="false"/>
-                <w:bCs w:val="false"/>
-                <w:color w:val="1A1A1A"/>
-                <w:sz w:val="17"/>
-                <w:szCs w:val="17"/>
-              </w:rPr>
-              <w:t xml:space="preserve">One product</w:t>
-            </w:r>
-          </w:p>
-        </w:tc>
-        <w:tc>
-          <w:tcPr>
-            <w:tcW w:type="dxa" w:w="3008"/>
-            <w:shd w:fill="FFFFFF" w:val="clear"/>
-            <w:tcMar>
-              <w:top w:type="dxa" w:w="60"/>
-              <w:left w:type="dxa" w:w="90"/>
-              <w:bottom w:type="dxa" w:w="60"/>
-              <w:right w:type="dxa" w:w="90"/>
-            </w:tcMar>
-          </w:tcPr>
-          <w:p>
-            <w:pPr>
-              <w:spacing w:after="0" w:before="0"/>
-            </w:pPr>
-            <w:r>
-              <w:rPr>
-                <w:b/>
-                <w:bCs/>
-                <w:color w:val="1A1A1A"/>
-                <w:sz w:val="17"/>
-                <w:szCs w:val="17"/>
-              </w:rPr>
               <w:t xml:space="preserve">Two separable assets</w:t>
-            </w:r>
-          </w:p>
-        </w:tc>
-      </w:tr>
-      <w:tr>
-        <w:trPr>
-          <w:tblHeader w:val="false"/>
-        </w:trPr>
-        <w:tc>
-          <w:tcPr>
-            <w:tcW w:type="dxa" w:w="3008"/>
-            <w:shd w:fill="FAF7F2" w:val="clear"/>
-            <w:tcMar>
-              <w:top w:type="dxa" w:w="60"/>
-              <w:left w:type="dxa" w:w="90"/>
-              <w:bottom w:type="dxa" w:w="60"/>
-              <w:right w:type="dxa" w:w="90"/>
-            </w:tcMar>
-          </w:tcPr>
-          <w:p>
-            <w:pPr>
-              <w:spacing w:after="0" w:before="0"/>
-            </w:pPr>
-            <w:r>
-              <w:rPr>
-                <w:b w:val="false"/>
-                <w:bCs w:val="false"/>
-                <w:color w:val="1A1A1A"/>
-                <w:sz w:val="17"/>
-                <w:szCs w:val="17"/>
-              </w:rPr>
-              <w:t xml:space="preserve">Complexity</w:t>
-            </w:r>
-          </w:p>
-        </w:tc>
-        <w:tc>
-          <w:tcPr>
-            <w:tcW w:type="dxa" w:w="3008"/>
-            <w:shd w:fill="FAF7F2" w:val="clear"/>
-            <w:tcMar>
-              <w:top w:type="dxa" w:w="60"/>
-              <w:left w:type="dxa" w:w="90"/>
-              <w:bottom w:type="dxa" w:w="60"/>
-              <w:right w:type="dxa" w:w="90"/>
-            </w:tcMar>
-          </w:tcPr>
-          <w:p>
-            <w:pPr>
-              <w:spacing w:after="0" w:before="0"/>
-            </w:pPr>
-            <w:r>
-              <w:rPr>
-                <w:b w:val="false"/>
-                <w:bCs w:val="false"/>
-                <w:color w:val="1A1A1A"/>
-                <w:sz w:val="17"/>
-                <w:szCs w:val="17"/>
-              </w:rPr>
-              <w:t xml:space="preserve">Lower</w:t>
-            </w:r>
-          </w:p>
-        </w:tc>
-        <w:tc>
-          <w:tcPr>
-            <w:tcW w:type="dxa" w:w="3008"/>
-            <w:shd w:fill="FAF7F2" w:val="clear"/>
-            <w:tcMar>
-              <w:top w:type="dxa" w:w="60"/>
-              <w:left w:type="dxa" w:w="90"/>
-              <w:bottom w:type="dxa" w:w="60"/>
-              <w:right w:type="dxa" w:w="90"/>
-            </w:tcMar>
-          </w:tcPr>
-          <w:p>
-            <w:pPr>
-              <w:spacing w:after="0" w:before="0"/>
-            </w:pPr>
-            <w:r>
-              <w:rPr>
-                <w:b w:val="false"/>
-                <w:bCs w:val="false"/>
-                <w:color w:val="1A1A1A"/>
-                <w:sz w:val="17"/>
-                <w:szCs w:val="17"/>
-              </w:rPr>
-              <w:t xml:space="preserve">Second entity, partner obligations</w:t>
             </w:r>
           </w:p>
         </w:tc>
@@ -5288,87 +5210,6 @@
       <w:pPr>
         <w:spacing w:after="140"/>
       </w:pPr>
-    </w:p>
-    <w:p>
-      <w:pPr>
-        <w:spacing w:after="100" w:before="60"/>
-      </w:pPr>
-      <w:r>
-        <w:rPr>
-          <w:b/>
-          <w:bCs/>
-          <w:color w:val="1E3A5C"/>
-          <w:sz w:val="19"/>
-          <w:szCs w:val="19"/>
-        </w:rPr>
-        <w:t xml:space="preserve">Recommendation: build the platform capability now, and decide on commercialisation at month 24.</w:t>
-      </w:r>
-    </w:p>
-    <w:p>
-      <w:pPr>
-        <w:spacing w:after="40" w:before="40"/>
-        <w:ind w:left="360" w:hanging="200"/>
-      </w:pPr>
-      <w:r>
-        <w:rPr>
-          <w:b/>
-          <w:bCs/>
-          <w:color w:val="9A6B2F"/>
-          <w:sz w:val="19"/>
-          <w:szCs w:val="19"/>
-        </w:rPr>
-        <w:t xml:space="preserve">•   </w:t>
-      </w:r>
-      <w:r>
-        <w:rPr>
-          <w:sz w:val="19"/>
-          <w:szCs w:val="19"/>
-        </w:rPr>
-        <w:t xml:space="preserve">The multi-tenant architecture </w:t>
-      </w:r>
-      <w:r>
-        <w:rPr>
-          <w:b/>
-          <w:bCs/>
-          <w:color w:val="1E3A5C"/>
-          <w:sz w:val="19"/>
-          <w:szCs w:val="19"/>
-        </w:rPr>
-        <w:t xml:space="preserve">improves ActCAD in its own right</w:t>
-      </w:r>
-    </w:p>
-    <w:p>
-      <w:pPr>
-        <w:spacing w:after="40" w:before="40"/>
-        <w:ind w:left="360" w:hanging="200"/>
-      </w:pPr>
-      <w:r>
-        <w:rPr>
-          <w:b/>
-          <w:bCs/>
-          <w:color w:val="9A6B2F"/>
-          <w:sz w:val="19"/>
-          <w:szCs w:val="19"/>
-        </w:rPr>
-        <w:t xml:space="preserve">•   </w:t>
-      </w:r>
-      <w:r>
-        <w:rPr>
-          <w:sz w:val="19"/>
-          <w:szCs w:val="19"/>
-        </w:rPr>
-        <w:t xml:space="preserve">Retrofitting it later would mean </w:t>
-      </w:r>
-      <w:r>
-        <w:rPr>
-          <w:b/>
-          <w:bCs/>
-          <w:color w:val="1E3A5C"/>
-          <w:sz w:val="19"/>
-          <w:szCs w:val="19"/>
-        </w:rPr>
-        <w:t xml:space="preserve">reworking six of ten modules</w:t>
-      </w:r>
     </w:p>
     <w:p>
       <w:pPr>
@@ -5396,7 +5237,7 @@
           <w:sz w:val="26"/>
           <w:szCs w:val="26"/>
         </w:rPr>
-        <w:t xml:space="preserve">Principal risks</w:t>
+        <w:t xml:space="preserve">Risks and how we manage them</w:t>
       </w:r>
     </w:p>
     <w:tbl>
@@ -5469,7 +5310,7 @@
                 <w:sz w:val="17"/>
                 <w:szCs w:val="17"/>
               </w:rPr>
-              <w:t xml:space="preserve">How we would manage it</w:t>
+              <w:t xml:space="preserve">Mitigation</w:t>
             </w:r>
           </w:p>
         </w:tc>
@@ -5501,7 +5342,7 @@
                 <w:sz w:val="17"/>
                 <w:szCs w:val="17"/>
               </w:rPr>
-              <w:t xml:space="preserve">Management attention diverted from ActCAD</w:t>
+              <w:t xml:space="preserve">Attention diverted from ActCAD</w:t>
             </w:r>
           </w:p>
         </w:tc>
@@ -5528,7 +5369,7 @@
                 <w:sz w:val="17"/>
                 <w:szCs w:val="17"/>
               </w:rPr>
-              <w:t xml:space="preserve">Platform work is scoped and time-boxed; ActCAD GA remains the priority</w:t>
+              <w:t xml:space="preserve">Platform work scoped and time-boxed; ActCAD GA stays the priority</w:t>
             </w:r>
           </w:p>
         </w:tc>
@@ -5562,16 +5403,6 @@
               </w:rPr>
               <w:t xml:space="preserve">Demand unproven</w:t>
             </w:r>
-            <w:r>
-              <w:rPr>
-                <w:b w:val="false"/>
-                <w:bCs w:val="false"/>
-                <w:color w:val="1A1A1A"/>
-                <w:sz w:val="17"/>
-                <w:szCs w:val="17"/>
-              </w:rPr>
-              <w:t xml:space="preserve"> — no members, no LOIs</w:t>
-            </w:r>
           </w:p>
         </w:tc>
         <w:tc>
@@ -5656,7 +5487,7 @@
                 <w:sz w:val="17"/>
                 <w:szCs w:val="17"/>
               </w:rPr>
-              <w:t xml:space="preserve">Required for ActCAD regardless; platform shares the cost</w:t>
+              <w:t xml:space="preserve">Needed for ActCAD regardless; the platform shares the cost</w:t>
             </w:r>
           </w:p>
         </w:tc>
@@ -5784,7 +5615,7 @@
                 <w:sz w:val="17"/>
                 <w:szCs w:val="17"/>
               </w:rPr>
-              <w:t xml:space="preserve">Named-competitor exclusion, or the tier is simply not offered</w:t>
+              <w:t xml:space="preserve">Named-competitor exclusion, or the tier is not offered</w:t>
             </w:r>
           </w:p>
         </w:tc>
@@ -5816,7 +5647,7 @@
                 <w:sz w:val="17"/>
                 <w:szCs w:val="17"/>
               </w:rPr>
-              <w:t xml:space="preserve">Consortium members are slow to move</w:t>
+              <w:t xml:space="preserve">Consortium members move slowly</w:t>
             </w:r>
           </w:p>
         </w:tc>
@@ -5844,65 +5675,6 @@
                 <w:szCs w:val="17"/>
               </w:rPr>
               <w:t xml:space="preserve">Base case assumes 12 members over seven years</w:t>
-            </w:r>
-          </w:p>
-        </w:tc>
-      </w:tr>
-      <w:tr>
-        <w:trPr>
-          <w:tblHeader w:val="false"/>
-        </w:trPr>
-        <w:tc>
-          <w:tcPr>
-            <w:tcW w:type="dxa" w:w="4513"/>
-            <w:shd w:fill="FFFFFF" w:val="clear"/>
-            <w:tcMar>
-              <w:top w:type="dxa" w:w="60"/>
-              <w:left w:type="dxa" w:w="90"/>
-              <w:bottom w:type="dxa" w:w="60"/>
-              <w:right w:type="dxa" w:w="90"/>
-            </w:tcMar>
-          </w:tcPr>
-          <w:p>
-            <w:pPr>
-              <w:spacing w:after="0" w:before="0"/>
-            </w:pPr>
-            <w:r>
-              <w:rPr>
-                <w:b/>
-                <w:bCs/>
-                <w:color w:val="1A1A1A"/>
-                <w:sz w:val="17"/>
-                <w:szCs w:val="17"/>
-              </w:rPr>
-              <w:t xml:space="preserve">Returns are modest</w:t>
-            </w:r>
-          </w:p>
-        </w:tc>
-        <w:tc>
-          <w:tcPr>
-            <w:tcW w:type="dxa" w:w="4513"/>
-            <w:shd w:fill="FFFFFF" w:val="clear"/>
-            <w:tcMar>
-              <w:top w:type="dxa" w:w="60"/>
-              <w:left w:type="dxa" w:w="90"/>
-              <w:bottom w:type="dxa" w:w="60"/>
-              <w:right w:type="dxa" w:w="90"/>
-            </w:tcMar>
-          </w:tcPr>
-          <w:p>
-            <w:pPr>
-              <w:spacing w:after="0" w:before="0"/>
-            </w:pPr>
-            <w:r>
-              <w:rPr>
-                <w:b w:val="false"/>
-                <w:bCs w:val="false"/>
-                <w:color w:val="1A1A1A"/>
-                <w:sz w:val="17"/>
-                <w:szCs w:val="17"/>
-              </w:rPr>
-              <w:t xml:space="preserve">Presented as an adjacent line, not a growth story</w:t>
             </w:r>
           </w:p>
         </w:tc>
@@ -6126,7 +5898,7 @@
                 <w:sz w:val="17"/>
                 <w:szCs w:val="17"/>
               </w:rPr>
-              <w:t xml:space="preserve">Outbound stops; engineering continues</w:t>
+              <w:t xml:space="preserve">Outbound pauses; engineering continues</w:t>
             </w:r>
           </w:p>
         </w:tc>
@@ -6206,8 +5978,8 @@
             </w:pPr>
             <w:r>
               <w:rPr>
-                <w:b/>
-                <w:bCs/>
+                <w:b w:val="false"/>
+                <w:bCs w:val="false"/>
                 <w:color w:val="1A1A1A"/>
                 <w:sz w:val="17"/>
                 <w:szCs w:val="17"/>
@@ -6271,7 +6043,7 @@
                 <w:sz w:val="17"/>
                 <w:szCs w:val="17"/>
               </w:rPr>
-              <w:t xml:space="preserve">No conflict with ActCAD's own markets</w:t>
+              <w:t xml:space="preserve">No conflict with ActCAD's markets</w:t>
             </w:r>
           </w:p>
         </w:tc>
@@ -6311,17 +6083,22 @@
     </w:p>
     <w:p>
       <w:pPr>
-        <w:spacing w:after="100" w:before="60"/>
-      </w:pPr>
-      <w:r>
-        <w:rPr>
-          <w:b/>
-          <w:bCs/>
-          <w:color w:val="1E3A5C"/>
-          <w:sz w:val="19"/>
-          <w:szCs w:val="19"/>
-        </w:rPr>
-        <w:t xml:space="preserve">If the month-24 gate is not met, the exposure is 3–6 engineer-months of architecture we would adopt for ActCAD in any case.</w:t>
+        <w:pBdr>
+          <w:left w:val="single" w:color="9A6B2F" w:sz="18" w:space="10"/>
+        </w:pBdr>
+        <w:shd w:fill="FAF7F2" w:val="clear"/>
+        <w:spacing w:after="140" w:before="100"/>
+        <w:ind w:left="260"/>
+      </w:pPr>
+      <w:r>
+        <w:rPr>
+          <w:b/>
+          <w:bCs/>
+          <w:color w:val="1E3A5C"/>
+          <w:sz w:val="19"/>
+          <w:szCs w:val="19"/>
+        </w:rPr>
+        <w:t xml:space="preserve">Every gate is a decision this board takes, on evidence, at the time.</w:t>
       </w:r>
     </w:p>
     <w:p>
@@ -6350,7 +6127,7 @@
           <w:sz w:val="26"/>
           <w:szCs w:val="26"/>
         </w:rPr>
-        <w:t xml:space="preserve">Decisions requested</w:t>
+        <w:t xml:space="preserve">The name</w:t>
       </w:r>
     </w:p>
     <w:p>
@@ -6359,13 +6136,704 @@
       </w:pPr>
       <w:r>
         <w:rPr>
-          <w:b/>
-          <w:bCs/>
-          <w:color w:val="1E3A5C"/>
-          <w:sz w:val="19"/>
-          <w:szCs w:val="19"/>
-        </w:rPr>
-        <w:t xml:space="preserve">In-principle approval to proceed with exploration</w:t>
+          <w:sz w:val="19"/>
+          <w:szCs w:val="19"/>
+        </w:rPr>
+        <w:t xml:space="preserve">From Sanskrit </w:t>
+      </w:r>
+      <w:r>
+        <w:rPr>
+          <w:b/>
+          <w:bCs/>
+          <w:color w:val="1E3A5C"/>
+          <w:sz w:val="19"/>
+          <w:szCs w:val="19"/>
+        </w:rPr>
+        <w:t xml:space="preserve">takṣ</w:t>
+      </w:r>
+      <w:r>
+        <w:rPr>
+          <w:sz w:val="19"/>
+          <w:szCs w:val="19"/>
+        </w:rPr>
+        <w:t xml:space="preserve"> — </w:t>
+      </w:r>
+      <w:r>
+        <w:rPr>
+          <w:i/>
+          <w:iCs/>
+          <w:sz w:val="19"/>
+          <w:szCs w:val="19"/>
+        </w:rPr>
+        <w:t xml:space="preserve">to shape, to carve, to fashion</w:t>
+      </w:r>
+      <w:r>
+        <w:rPr>
+          <w:sz w:val="19"/>
+          <w:szCs w:val="19"/>
+        </w:rPr>
+        <w:t xml:space="preserve">. The root of </w:t>
+      </w:r>
+      <w:r>
+        <w:rPr>
+          <w:b/>
+          <w:bCs/>
+          <w:color w:val="1E3A5C"/>
+          <w:sz w:val="19"/>
+          <w:szCs w:val="19"/>
+        </w:rPr>
+        <w:t xml:space="preserve">Takshashila</w:t>
+      </w:r>
+      <w:r>
+        <w:rPr>
+          <w:sz w:val="19"/>
+          <w:szCs w:val="19"/>
+        </w:rPr>
+        <w:t xml:space="preserve">.</w:t>
+      </w:r>
+    </w:p>
+    <w:tbl>
+      <w:tblPr>
+        <w:tblW w:type="dxa" w:w="9026"/>
+        <w:tblBorders>
+          <w:top w:val="single" w:color="auto" w:sz="4"/>
+          <w:left w:val="single" w:color="auto" w:sz="4"/>
+          <w:bottom w:val="single" w:color="auto" w:sz="4"/>
+          <w:right w:val="single" w:color="auto" w:sz="4"/>
+          <w:insideH w:val="single" w:color="auto" w:sz="4"/>
+          <w:insideV w:val="single" w:color="auto" w:sz="4"/>
+        </w:tblBorders>
+      </w:tblPr>
+      <w:tblGrid>
+        <w:gridCol w:w="3008"/>
+        <w:gridCol w:w="3008"/>
+        <w:gridCol w:w="3008"/>
+      </w:tblGrid>
+      <w:tr>
+        <w:trPr>
+          <w:tblHeader/>
+        </w:trPr>
+        <w:tc>
+          <w:tcPr>
+            <w:tcW w:type="dxa" w:w="3008"/>
+            <w:shd w:fill="1E3A5C" w:val="clear"/>
+            <w:tcMar>
+              <w:top w:type="dxa" w:w="60"/>
+              <w:left w:type="dxa" w:w="90"/>
+              <w:bottom w:type="dxa" w:w="60"/>
+              <w:right w:type="dxa" w:w="90"/>
+            </w:tcMar>
+          </w:tcPr>
+          <w:p>
+            <w:pPr>
+              <w:spacing w:after="0" w:before="0"/>
+            </w:pPr>
+            <w:r>
+              <w:rPr>
+                <w:b/>
+                <w:bCs/>
+                <w:color w:val="FFFFFF"/>
+                <w:sz w:val="17"/>
+                <w:szCs w:val="17"/>
+              </w:rPr>
+              <w:t xml:space="preserve"/>
+            </w:r>
+          </w:p>
+        </w:tc>
+        <w:tc>
+          <w:tcPr>
+            <w:tcW w:type="dxa" w:w="3008"/>
+            <w:shd w:fill="1E3A5C" w:val="clear"/>
+            <w:tcMar>
+              <w:top w:type="dxa" w:w="60"/>
+              <w:left w:type="dxa" w:w="90"/>
+              <w:bottom w:type="dxa" w:w="60"/>
+              <w:right w:type="dxa" w:w="90"/>
+            </w:tcMar>
+          </w:tcPr>
+          <w:p>
+            <w:pPr>
+              <w:spacing w:after="0" w:before="0"/>
+            </w:pPr>
+            <w:r>
+              <w:rPr>
+                <w:b/>
+                <w:bCs/>
+                <w:color w:val="FFFFFF"/>
+                <w:sz w:val="17"/>
+                <w:szCs w:val="17"/>
+              </w:rPr>
+              <w:t xml:space="preserve">Line</w:t>
+            </w:r>
+          </w:p>
+        </w:tc>
+        <w:tc>
+          <w:tcPr>
+            <w:tcW w:type="dxa" w:w="3008"/>
+            <w:shd w:fill="1E3A5C" w:val="clear"/>
+            <w:tcMar>
+              <w:top w:type="dxa" w:w="60"/>
+              <w:left w:type="dxa" w:w="90"/>
+              <w:bottom w:type="dxa" w:w="60"/>
+              <w:right w:type="dxa" w:w="90"/>
+            </w:tcMar>
+          </w:tcPr>
+          <w:p>
+            <w:pPr>
+              <w:spacing w:after="0" w:before="0"/>
+            </w:pPr>
+            <w:r>
+              <w:rPr>
+                <w:b/>
+                <w:bCs/>
+                <w:color w:val="FFFFFF"/>
+                <w:sz w:val="17"/>
+                <w:szCs w:val="17"/>
+              </w:rPr>
+              <w:t xml:space="preserve">Note</w:t>
+            </w:r>
+          </w:p>
+        </w:tc>
+      </w:tr>
+      <w:tr>
+        <w:trPr>
+          <w:tblHeader w:val="false"/>
+        </w:trPr>
+        <w:tc>
+          <w:tcPr>
+            <w:tcW w:type="dxa" w:w="3008"/>
+            <w:shd w:fill="FFFFFF" w:val="clear"/>
+            <w:tcMar>
+              <w:top w:type="dxa" w:w="60"/>
+              <w:left w:type="dxa" w:w="90"/>
+              <w:bottom w:type="dxa" w:w="60"/>
+              <w:right w:type="dxa" w:w="90"/>
+            </w:tcMar>
+          </w:tcPr>
+          <w:p>
+            <w:pPr>
+              <w:spacing w:after="0" w:before="0"/>
+            </w:pPr>
+            <w:r>
+              <w:rPr>
+                <w:b/>
+                <w:bCs/>
+                <w:color w:val="1A1A1A"/>
+                <w:sz w:val="17"/>
+                <w:szCs w:val="17"/>
+              </w:rPr>
+              <w:t xml:space="preserve">TAKSHON</w:t>
+            </w:r>
+          </w:p>
+        </w:tc>
+        <w:tc>
+          <w:tcPr>
+            <w:tcW w:type="dxa" w:w="3008"/>
+            <w:shd w:fill="FFFFFF" w:val="clear"/>
+            <w:tcMar>
+              <w:top w:type="dxa" w:w="60"/>
+              <w:left w:type="dxa" w:w="90"/>
+              <w:bottom w:type="dxa" w:w="60"/>
+              <w:right w:type="dxa" w:w="90"/>
+            </w:tcMar>
+          </w:tcPr>
+          <w:p>
+            <w:pPr>
+              <w:spacing w:after="0" w:before="0"/>
+            </w:pPr>
+            <w:r>
+              <w:rPr>
+                <w:b w:val="false"/>
+                <w:bCs w:val="false"/>
+                <w:i/>
+                <w:iCs/>
+                <w:color w:val="1A1A1A"/>
+                <w:sz w:val="17"/>
+                <w:szCs w:val="17"/>
+              </w:rPr>
+              <w:t xml:space="preserve">Design Beyond Boundaries</w:t>
+            </w:r>
+          </w:p>
+        </w:tc>
+        <w:tc>
+          <w:tcPr>
+            <w:tcW w:type="dxa" w:w="3008"/>
+            <w:shd w:fill="FFFFFF" w:val="clear"/>
+            <w:tcMar>
+              <w:top w:type="dxa" w:w="60"/>
+              <w:left w:type="dxa" w:w="90"/>
+              <w:bottom w:type="dxa" w:w="60"/>
+              <w:right w:type="dxa" w:w="90"/>
+            </w:tcMar>
+          </w:tcPr>
+          <w:p>
+            <w:pPr>
+              <w:spacing w:after="0" w:before="0"/>
+            </w:pPr>
+            <w:r>
+              <w:rPr>
+                <w:b w:val="false"/>
+                <w:bCs w:val="false"/>
+                <w:color w:val="1A1A1A"/>
+                <w:sz w:val="17"/>
+                <w:szCs w:val="17"/>
+              </w:rPr>
+              <w:t xml:space="preserve">Most futuristic and ownable; </w:t>
+            </w:r>
+            <w:r>
+              <w:rPr>
+                <w:b/>
+                <w:bCs/>
+                <w:color w:val="1A1A1A"/>
+                <w:sz w:val="17"/>
+                <w:szCs w:val="17"/>
+              </w:rPr>
+              <w:t xml:space="preserve">strongest search position</w:t>
+            </w:r>
+          </w:p>
+        </w:tc>
+      </w:tr>
+      <w:tr>
+        <w:trPr>
+          <w:tblHeader w:val="false"/>
+        </w:trPr>
+        <w:tc>
+          <w:tcPr>
+            <w:tcW w:type="dxa" w:w="3008"/>
+            <w:shd w:fill="FAF7F2" w:val="clear"/>
+            <w:tcMar>
+              <w:top w:type="dxa" w:w="60"/>
+              <w:left w:type="dxa" w:w="90"/>
+              <w:bottom w:type="dxa" w:w="60"/>
+              <w:right w:type="dxa" w:w="90"/>
+            </w:tcMar>
+          </w:tcPr>
+          <w:p>
+            <w:pPr>
+              <w:spacing w:after="0" w:before="0"/>
+            </w:pPr>
+            <w:r>
+              <w:rPr>
+                <w:b/>
+                <w:bCs/>
+                <w:color w:val="1A1A1A"/>
+                <w:sz w:val="17"/>
+                <w:szCs w:val="17"/>
+              </w:rPr>
+              <w:t xml:space="preserve">TAKSH</w:t>
+            </w:r>
+          </w:p>
+        </w:tc>
+        <w:tc>
+          <w:tcPr>
+            <w:tcW w:type="dxa" w:w="3008"/>
+            <w:shd w:fill="FAF7F2" w:val="clear"/>
+            <w:tcMar>
+              <w:top w:type="dxa" w:w="60"/>
+              <w:left w:type="dxa" w:w="90"/>
+              <w:bottom w:type="dxa" w:w="60"/>
+              <w:right w:type="dxa" w:w="90"/>
+            </w:tcMar>
+          </w:tcPr>
+          <w:p>
+            <w:pPr>
+              <w:spacing w:after="0" w:before="0"/>
+            </w:pPr>
+            <w:r>
+              <w:rPr>
+                <w:b w:val="false"/>
+                <w:bCs w:val="false"/>
+                <w:i/>
+                <w:iCs/>
+                <w:color w:val="1A1A1A"/>
+                <w:sz w:val="17"/>
+                <w:szCs w:val="17"/>
+              </w:rPr>
+              <w:t xml:space="preserve">Precision in Every Dimension</w:t>
+            </w:r>
+          </w:p>
+        </w:tc>
+        <w:tc>
+          <w:tcPr>
+            <w:tcW w:type="dxa" w:w="3008"/>
+            <w:shd w:fill="FAF7F2" w:val="clear"/>
+            <w:tcMar>
+              <w:top w:type="dxa" w:w="60"/>
+              <w:left w:type="dxa" w:w="90"/>
+              <w:bottom w:type="dxa" w:w="60"/>
+              <w:right w:type="dxa" w:w="90"/>
+            </w:tcMar>
+          </w:tcPr>
+          <w:p>
+            <w:pPr>
+              <w:spacing w:after="0" w:before="0"/>
+            </w:pPr>
+            <w:r>
+              <w:rPr>
+                <w:b/>
+                <w:bCs/>
+                <w:color w:val="1A1A1A"/>
+                <w:sz w:val="17"/>
+                <w:szCs w:val="17"/>
+              </w:rPr>
+              <w:t xml:space="preserve">Shortest, sharpest wordmark</w:t>
+            </w:r>
+            <w:r>
+              <w:rPr>
+                <w:b w:val="false"/>
+                <w:bCs w:val="false"/>
+                <w:color w:val="1A1A1A"/>
+                <w:sz w:val="17"/>
+                <w:szCs w:val="17"/>
+              </w:rPr>
+              <w:t xml:space="preserve">; meaning maps exactly to what CAD does</w:t>
+            </w:r>
+          </w:p>
+        </w:tc>
+      </w:tr>
+      <w:tr>
+        <w:trPr>
+          <w:tblHeader w:val="false"/>
+        </w:trPr>
+        <w:tc>
+          <w:tcPr>
+            <w:tcW w:type="dxa" w:w="3008"/>
+            <w:shd w:fill="FFFFFF" w:val="clear"/>
+            <w:tcMar>
+              <w:top w:type="dxa" w:w="60"/>
+              <w:left w:type="dxa" w:w="90"/>
+              <w:bottom w:type="dxa" w:w="60"/>
+              <w:right w:type="dxa" w:w="90"/>
+            </w:tcMar>
+          </w:tcPr>
+          <w:p>
+            <w:pPr>
+              <w:spacing w:after="0" w:before="0"/>
+            </w:pPr>
+            <w:r>
+              <w:rPr>
+                <w:b/>
+                <w:bCs/>
+                <w:color w:val="1A1A1A"/>
+                <w:sz w:val="17"/>
+                <w:szCs w:val="17"/>
+              </w:rPr>
+              <w:t xml:space="preserve">TAKSHA</w:t>
+            </w:r>
+          </w:p>
+        </w:tc>
+        <w:tc>
+          <w:tcPr>
+            <w:tcW w:type="dxa" w:w="3008"/>
+            <w:shd w:fill="FFFFFF" w:val="clear"/>
+            <w:tcMar>
+              <w:top w:type="dxa" w:w="60"/>
+              <w:left w:type="dxa" w:w="90"/>
+              <w:bottom w:type="dxa" w:w="60"/>
+              <w:right w:type="dxa" w:w="90"/>
+            </w:tcMar>
+          </w:tcPr>
+          <w:p>
+            <w:pPr>
+              <w:spacing w:after="0" w:before="0"/>
+            </w:pPr>
+            <w:r>
+              <w:rPr>
+                <w:b w:val="false"/>
+                <w:bCs w:val="false"/>
+                <w:i/>
+                <w:iCs/>
+                <w:color w:val="1A1A1A"/>
+                <w:sz w:val="17"/>
+                <w:szCs w:val="17"/>
+              </w:rPr>
+              <w:t xml:space="preserve">Design. Simulate. Build.</w:t>
+            </w:r>
+          </w:p>
+        </w:tc>
+        <w:tc>
+          <w:tcPr>
+            <w:tcW w:type="dxa" w:w="3008"/>
+            <w:shd w:fill="FFFFFF" w:val="clear"/>
+            <w:tcMar>
+              <w:top w:type="dxa" w:w="60"/>
+              <w:left w:type="dxa" w:w="90"/>
+              <w:bottom w:type="dxa" w:w="60"/>
+              <w:right w:type="dxa" w:w="90"/>
+            </w:tcMar>
+          </w:tcPr>
+          <w:p>
+            <w:pPr>
+              <w:spacing w:after="0" w:before="0"/>
+            </w:pPr>
+            <w:r>
+              <w:rPr>
+                <w:b w:val="false"/>
+                <w:bCs w:val="false"/>
+                <w:color w:val="1A1A1A"/>
+                <w:sz w:val="17"/>
+                <w:szCs w:val="17"/>
+              </w:rPr>
+              <w:t xml:space="preserve">Premium and distinctly Indian — </w:t>
+            </w:r>
+            <w:r>
+              <w:rPr>
+                <w:b/>
+                <w:bCs/>
+                <w:color w:val="1A1A1A"/>
+                <w:sz w:val="17"/>
+                <w:szCs w:val="17"/>
+              </w:rPr>
+              <w:t xml:space="preserve">conflict risk with an adjacent engineering-AI name</w:t>
+            </w:r>
+          </w:p>
+        </w:tc>
+      </w:tr>
+      <w:tr>
+        <w:trPr>
+          <w:tblHeader w:val="false"/>
+        </w:trPr>
+        <w:tc>
+          <w:tcPr>
+            <w:tcW w:type="dxa" w:w="3008"/>
+            <w:shd w:fill="FAF7F2" w:val="clear"/>
+            <w:tcMar>
+              <w:top w:type="dxa" w:w="60"/>
+              <w:left w:type="dxa" w:w="90"/>
+              <w:bottom w:type="dxa" w:w="60"/>
+              <w:right w:type="dxa" w:w="90"/>
+            </w:tcMar>
+          </w:tcPr>
+          <w:p>
+            <w:pPr>
+              <w:spacing w:after="0" w:before="0"/>
+            </w:pPr>
+            <w:r>
+              <w:rPr>
+                <w:b/>
+                <w:bCs/>
+                <w:color w:val="1A1A1A"/>
+                <w:sz w:val="17"/>
+                <w:szCs w:val="17"/>
+              </w:rPr>
+              <w:t xml:space="preserve">VISTAAR</w:t>
+            </w:r>
+          </w:p>
+        </w:tc>
+        <w:tc>
+          <w:tcPr>
+            <w:tcW w:type="dxa" w:w="3008"/>
+            <w:shd w:fill="FAF7F2" w:val="clear"/>
+            <w:tcMar>
+              <w:top w:type="dxa" w:w="60"/>
+              <w:left w:type="dxa" w:w="90"/>
+              <w:bottom w:type="dxa" w:w="60"/>
+              <w:right w:type="dxa" w:w="90"/>
+            </w:tcMar>
+          </w:tcPr>
+          <w:p>
+            <w:pPr>
+              <w:spacing w:after="0" w:before="0"/>
+            </w:pPr>
+            <w:r>
+              <w:rPr>
+                <w:b w:val="false"/>
+                <w:bCs w:val="false"/>
+                <w:i/>
+                <w:iCs/>
+                <w:color w:val="1A1A1A"/>
+                <w:sz w:val="17"/>
+                <w:szCs w:val="17"/>
+              </w:rPr>
+              <w:t xml:space="preserve">From Structures to Skylines</w:t>
+            </w:r>
+          </w:p>
+        </w:tc>
+        <w:tc>
+          <w:tcPr>
+            <w:tcW w:type="dxa" w:w="3008"/>
+            <w:shd w:fill="FAF7F2" w:val="clear"/>
+            <w:tcMar>
+              <w:top w:type="dxa" w:w="60"/>
+              <w:left w:type="dxa" w:w="90"/>
+              <w:bottom w:type="dxa" w:w="60"/>
+              <w:right w:type="dxa" w:w="90"/>
+            </w:tcMar>
+          </w:tcPr>
+          <w:p>
+            <w:pPr>
+              <w:spacing w:after="0" w:before="0"/>
+            </w:pPr>
+            <w:r>
+              <w:rPr>
+                <w:b w:val="false"/>
+                <w:bCs w:val="false"/>
+                <w:color w:val="1A1A1A"/>
+                <w:sz w:val="17"/>
+                <w:szCs w:val="17"/>
+              </w:rPr>
+              <w:t xml:space="preserve">Best BIM and infrastructure story; more crowded</w:t>
+            </w:r>
+          </w:p>
+        </w:tc>
+      </w:tr>
+    </w:tbl>
+    <w:p>
+      <w:pPr>
+        <w:spacing w:after="140"/>
+      </w:pPr>
+    </w:p>
+    <w:p>
+      <w:pPr>
+        <w:spacing w:after="40" w:before="40"/>
+        <w:ind w:left="360" w:hanging="200"/>
+      </w:pPr>
+      <w:r>
+        <w:rPr>
+          <w:b/>
+          <w:bCs/>
+          <w:color w:val="9A6B2F"/>
+          <w:sz w:val="19"/>
+          <w:szCs w:val="19"/>
+        </w:rPr>
+        <w:t xml:space="preserve">•   </w:t>
+      </w:r>
+      <w:r>
+        <w:rPr>
+          <w:b/>
+          <w:bCs/>
+          <w:color w:val="1E3A5C"/>
+          <w:sz w:val="19"/>
+          <w:szCs w:val="19"/>
+        </w:rPr>
+        <w:t xml:space="preserve">TAKSH</w:t>
+      </w:r>
+      <w:r>
+        <w:rPr>
+          <w:sz w:val="19"/>
+          <w:szCs w:val="19"/>
+        </w:rPr>
+        <w:t xml:space="preserve"> and </w:t>
+      </w:r>
+      <w:r>
+        <w:rPr>
+          <w:b/>
+          <w:bCs/>
+          <w:color w:val="1E3A5C"/>
+          <w:sz w:val="19"/>
+          <w:szCs w:val="19"/>
+        </w:rPr>
+        <w:t xml:space="preserve">TAKSHON</w:t>
+      </w:r>
+      <w:r>
+        <w:rPr>
+          <w:sz w:val="19"/>
+          <w:szCs w:val="19"/>
+        </w:rPr>
+        <w:t xml:space="preserve"> are the two to take forward</w:t>
+      </w:r>
+    </w:p>
+    <w:p>
+      <w:pPr>
+        <w:spacing w:after="40" w:before="40"/>
+        <w:ind w:left="360" w:hanging="200"/>
+      </w:pPr>
+      <w:r>
+        <w:rPr>
+          <w:b/>
+          <w:bCs/>
+          <w:color w:val="9A6B2F"/>
+          <w:sz w:val="19"/>
+          <w:szCs w:val="19"/>
+        </w:rPr>
+        <w:t xml:space="preserve">•   </w:t>
+      </w:r>
+      <w:r>
+        <w:rPr>
+          <w:sz w:val="19"/>
+          <w:szCs w:val="19"/>
+        </w:rPr>
+        <w:t xml:space="preserve">Sub-brands follow naturally — </w:t>
+      </w:r>
+      <w:r>
+        <w:rPr>
+          <w:b/>
+          <w:bCs/>
+          <w:color w:val="1E3A5C"/>
+          <w:sz w:val="19"/>
+          <w:szCs w:val="19"/>
+        </w:rPr>
+        <w:t xml:space="preserve">Engine · Cloud · Forge · SDK</w:t>
+      </w:r>
+    </w:p>
+    <w:p>
+      <w:pPr>
+        <w:spacing w:after="40" w:before="40"/>
+        <w:ind w:left="360" w:hanging="200"/>
+      </w:pPr>
+      <w:r>
+        <w:rPr>
+          <w:b/>
+          <w:bCs/>
+          <w:color w:val="9A6B2F"/>
+          <w:sz w:val="19"/>
+          <w:szCs w:val="19"/>
+        </w:rPr>
+        <w:t xml:space="preserve">•   </w:t>
+      </w:r>
+      <w:r>
+        <w:rPr>
+          <w:b/>
+          <w:bCs/>
+          <w:color w:val="1E3A5C"/>
+          <w:sz w:val="19"/>
+          <w:szCs w:val="19"/>
+        </w:rPr>
+        <w:t xml:space="preserve">Trademark and domain clearance before anything external</w:t>
+      </w:r>
+    </w:p>
+    <w:p>
+      <w:pPr>
+        <w:pStyle w:val="Heading1"/>
+        <w:pBdr>
+          <w:bottom w:val="single" w:color="1E3A5C" w:sz="10" w:space="6"/>
+        </w:pBdr>
+        <w:spacing w:after="40" w:before="320"/>
+      </w:pPr>
+      <w:r>
+        <w:rPr>
+          <w:b/>
+          <w:bCs/>
+          <w:color w:val="9A6B2F"/>
+          <w:sz w:val="24"/>
+          <w:szCs w:val="24"/>
+        </w:rPr>
+        <w:t xml:space="preserve">Slide 15 — </w:t>
+      </w:r>
+      <w:r>
+        <w:rPr>
+          <w:b/>
+          <w:bCs/>
+          <w:color w:val="1E3A5C"/>
+          <w:sz w:val="26"/>
+          <w:szCs w:val="26"/>
+        </w:rPr>
+        <w:t xml:space="preserve">Let's build it</w:t>
+      </w:r>
+    </w:p>
+    <w:p>
+      <w:pPr>
+        <w:spacing w:after="100" w:before="60"/>
+      </w:pPr>
+      <w:r>
+        <w:rPr>
+          <w:b/>
+          <w:bCs/>
+          <w:color w:val="1E3A5C"/>
+          <w:sz w:val="19"/>
+          <w:szCs w:val="19"/>
+        </w:rPr>
+        <w:t xml:space="preserve">A next-generation CAD platform, engineered in India, licensed to the world.</w:t>
       </w:r>
     </w:p>
     <w:p>
@@ -6380,7 +6848,7 @@
           <w:sz w:val="22"/>
           <w:szCs w:val="22"/>
         </w:rPr>
-        <w:t xml:space="preserve">And to open three discussions</w:t>
+        <w:t xml:space="preserve">What we are asking today</w:t>
       </w:r>
     </w:p>
     <w:p>
@@ -6406,7 +6874,7 @@
           <w:sz w:val="19"/>
           <w:szCs w:val="19"/>
         </w:rPr>
-        <w:t xml:space="preserve">Corporate structure</w:t>
+        <w:t xml:space="preserve">In-principle approval to build platform-first</w:t>
       </w:r>
     </w:p>
     <w:p>
@@ -6432,33 +6900,7 @@
           <w:sz w:val="19"/>
           <w:szCs w:val="19"/>
         </w:rPr>
-        <w:t xml:space="preserve">Capital requirement</w:t>
-      </w:r>
-    </w:p>
-    <w:p>
-      <w:pPr>
-        <w:spacing w:after="40" w:before="40"/>
-        <w:ind w:left="360" w:hanging="200"/>
-      </w:pPr>
-      <w:r>
-        <w:rPr>
-          <w:b/>
-          <w:bCs/>
-          <w:color w:val="9A6B2F"/>
-          <w:sz w:val="19"/>
-          <w:szCs w:val="19"/>
-        </w:rPr>
-        <w:t xml:space="preserve">•   </w:t>
-      </w:r>
-      <w:r>
-        <w:rPr>
-          <w:b/>
-          <w:bCs/>
-          <w:color w:val="1E3A5C"/>
-          <w:sz w:val="19"/>
-          <w:szCs w:val="19"/>
-        </w:rPr>
-        <w:t xml:space="preserve">Team required</w:t>
+        <w:t xml:space="preserve">Open the discussion on structure, capital and team</w:t>
       </w:r>
     </w:p>
     <w:p>
@@ -6473,7 +6915,7 @@
           <w:sz w:val="19"/>
           <w:szCs w:val="19"/>
         </w:rPr>
-        <w:t xml:space="preserve">No capital commitment, incorporation, external communication, or change to ActCAD's operations is sought today.</w:t>
+        <w:t xml:space="preserve">The engine is already running. The question is how far we take it.</w:t>
       </w:r>
     </w:p>
     <w:sectPr>

--- a/docs/tejascad-mgmt-brief-review.docx
+++ b/docs/tejascad-mgmt-brief-review.docx
@@ -322,7 +322,7 @@
           <w:sz w:val="19"/>
           <w:szCs w:val="19"/>
         </w:rPr>
-        <w:t xml:space="preserve">We are seeking in-principle approval to build this as a platform from the outset.</w:t>
+        <w:t xml:space="preserve">The proposal: build it platform-first from the outset.</w:t>
       </w:r>
     </w:p>
     <w:p>
@@ -5237,7 +5237,7 @@
           <w:sz w:val="26"/>
           <w:szCs w:val="26"/>
         </w:rPr>
-        <w:t xml:space="preserve">Risks and how we manage them</w:t>
+        <w:t xml:space="preserve">What we need to get right</w:t>
       </w:r>
     </w:p>
     <w:tbl>
@@ -5283,7 +5283,7 @@
                 <w:sz w:val="17"/>
                 <w:szCs w:val="17"/>
               </w:rPr>
-              <w:t xml:space="preserve">Risk</w:t>
+              <w:t xml:space="preserve">Priority</w:t>
             </w:r>
           </w:p>
         </w:tc>
@@ -5310,7 +5310,7 @@
                 <w:sz w:val="17"/>
                 <w:szCs w:val="17"/>
               </w:rPr>
-              <w:t xml:space="preserve">Mitigation</w:t>
+              <w:t xml:space="preserve">How we address it</w:t>
             </w:r>
           </w:p>
         </w:tc>
@@ -5342,7 +5342,7 @@
                 <w:sz w:val="17"/>
                 <w:szCs w:val="17"/>
               </w:rPr>
-              <w:t xml:space="preserve">Attention diverted from ActCAD</w:t>
+              <w:t xml:space="preserve">ActCAD GA comes first</w:t>
             </w:r>
           </w:p>
         </w:tc>
@@ -5369,7 +5369,7 @@
                 <w:sz w:val="17"/>
                 <w:szCs w:val="17"/>
               </w:rPr>
-              <w:t xml:space="preserve">Platform work scoped and time-boxed; ActCAD GA stays the priority</w:t>
+              <w:t xml:space="preserve">Platform work is scoped and time-boxed around it</w:t>
             </w:r>
           </w:p>
         </w:tc>
@@ -5401,7 +5401,7 @@
                 <w:sz w:val="17"/>
                 <w:szCs w:val="17"/>
               </w:rPr>
-              <w:t xml:space="preserve">Demand unproven</w:t>
+              <w:t xml:space="preserve">Build the team well</w:t>
             </w:r>
           </w:p>
         </w:tc>
@@ -5428,7 +5428,7 @@
                 <w:sz w:val="17"/>
                 <w:szCs w:val="17"/>
               </w:rPr>
-              <w:t xml:space="preserve">Month-24 gate; no entity or obligations before it</w:t>
+              <w:t xml:space="preserve">Needed for ActCAD regardless — the platform shares the cost</w:t>
             </w:r>
           </w:p>
         </w:tc>
@@ -5460,7 +5460,7 @@
                 <w:sz w:val="17"/>
                 <w:szCs w:val="17"/>
               </w:rPr>
-              <w:t xml:space="preserve">Team must be recruited</w:t>
+              <w:t xml:space="preserve">Prove demand before committing</w:t>
             </w:r>
           </w:p>
         </w:tc>
@@ -5487,7 +5487,7 @@
                 <w:sz w:val="17"/>
                 <w:szCs w:val="17"/>
               </w:rPr>
-              <w:t xml:space="preserve">Needed for ActCAD regardless; the platform shares the cost</w:t>
+              <w:t xml:space="preserve">Month-24 gate on two signed LOIs</w:t>
             </w:r>
           </w:p>
         </w:tc>
@@ -5519,7 +5519,7 @@
                 <w:sz w:val="17"/>
                 <w:szCs w:val="17"/>
               </w:rPr>
-              <w:t xml:space="preserve">Member roadmap influence</w:t>
+              <w:t xml:space="preserve">Keep control of the roadmap</w:t>
             </w:r>
           </w:p>
         </w:tc>
@@ -5556,7 +5556,7 @@
                 <w:sz w:val="17"/>
                 <w:szCs w:val="17"/>
               </w:rPr>
-              <w:t xml:space="preserve">they do not hold a vote</w:t>
+              <w:t xml:space="preserve">we decide</w:t>
             </w:r>
           </w:p>
         </w:tc>
@@ -5588,7 +5588,7 @@
                 <w:sz w:val="17"/>
                 <w:szCs w:val="17"/>
               </w:rPr>
-              <w:t xml:space="preserve">Licensing verticals to potential competitors</w:t>
+              <w:t xml:space="preserve">Protect our verticals</w:t>
             </w:r>
           </w:p>
         </w:tc>
@@ -5615,7 +5615,7 @@
                 <w:sz w:val="17"/>
                 <w:szCs w:val="17"/>
               </w:rPr>
-              <w:t xml:space="preserve">Named-competitor exclusion, or the tier is not offered</w:t>
+              <w:t xml:space="preserve">Named-competitor exclusion; the tier stays optional</w:t>
             </w:r>
           </w:p>
         </w:tc>
@@ -5647,7 +5647,7 @@
                 <w:sz w:val="17"/>
                 <w:szCs w:val="17"/>
               </w:rPr>
-              <w:t xml:space="preserve">Consortium members move slowly</w:t>
+              <w:t xml:space="preserve">Set a realistic pace</w:t>
             </w:r>
           </w:p>
         </w:tc>
@@ -5684,6 +5684,21 @@
       <w:pPr>
         <w:spacing w:after="140"/>
       </w:pPr>
+    </w:p>
+    <w:p>
+      <w:pPr>
+        <w:spacing w:after="100" w:before="60"/>
+      </w:pPr>
+      <w:r>
+        <w:rPr>
+          <w:b/>
+          <w:bCs/>
+          <w:color w:val="1E3A5C"/>
+          <w:sz w:val="19"/>
+          <w:szCs w:val="19"/>
+        </w:rPr>
+        <w:t xml:space="preserve">Each of these is a decision we hold, not a dependency we carry.</w:t>
+      </w:r>
     </w:p>
     <w:p>
       <w:pPr>
@@ -6848,7 +6863,7 @@
           <w:sz w:val="22"/>
           <w:szCs w:val="22"/>
         </w:rPr>
-        <w:t xml:space="preserve">What we are asking today</w:t>
+        <w:t xml:space="preserve">Where we'd like to go from here</w:t>
       </w:r>
     </w:p>
     <w:p>
@@ -6874,7 +6889,7 @@
           <w:sz w:val="19"/>
           <w:szCs w:val="19"/>
         </w:rPr>
-        <w:t xml:space="preserve">In-principle approval to build platform-first</w:t>
+        <w:t xml:space="preserve">Build platform-first from the outset</w:t>
       </w:r>
     </w:p>
     <w:p>
@@ -6900,7 +6915,7 @@
           <w:sz w:val="19"/>
           <w:szCs w:val="19"/>
         </w:rPr>
-        <w:t xml:space="preserve">Open the discussion on structure, capital and team</w:t>
+        <w:t xml:space="preserve">Work through structure, capital and team together</w:t>
       </w:r>
     </w:p>
     <w:p>

--- a/docs/tejascad-mgmt-brief-review.docx
+++ b/docs/tejascad-mgmt-brief-review.docx
@@ -1539,13 +1539,13 @@
             </w:pPr>
             <w:r>
               <w:rPr>
-                <w:b w:val="false"/>
-                <w:bCs w:val="false"/>
-                <w:color w:val="1A1A1A"/>
-                <w:sz w:val="17"/>
-                <w:szCs w:val="17"/>
-              </w:rPr>
-              <w:t xml:space="preserve">Mac, web application, web editor</w:t>
+                <w:b/>
+                <w:bCs/>
+                <w:color w:val="1A1A1A"/>
+                <w:sz w:val="17"/>
+                <w:szCs w:val="17"/>
+              </w:rPr>
+              <w:t xml:space="preserve">macOS</w:t>
             </w:r>
           </w:p>
         </w:tc>
@@ -1572,7 +1572,125 @@
                 <w:sz w:val="17"/>
                 <w:szCs w:val="17"/>
               </w:rPr>
-              <w:t xml:space="preserve">Not available</w:t>
+              <w:t xml:space="preserve">Not available at any price</w:t>
+            </w:r>
+          </w:p>
+        </w:tc>
+      </w:tr>
+      <w:tr>
+        <w:trPr>
+          <w:tblHeader w:val="false"/>
+        </w:trPr>
+        <w:tc>
+          <w:tcPr>
+            <w:tcW w:type="dxa" w:w="4513"/>
+            <w:shd w:fill="FAF7F2" w:val="clear"/>
+            <w:tcMar>
+              <w:top w:type="dxa" w:w="60"/>
+              <w:left w:type="dxa" w:w="90"/>
+              <w:bottom w:type="dxa" w:w="60"/>
+              <w:right w:type="dxa" w:w="90"/>
+            </w:tcMar>
+          </w:tcPr>
+          <w:p>
+            <w:pPr>
+              <w:spacing w:after="0" w:before="0"/>
+            </w:pPr>
+            <w:r>
+              <w:rPr>
+                <w:b w:val="false"/>
+                <w:bCs w:val="false"/>
+                <w:color w:val="1A1A1A"/>
+                <w:sz w:val="17"/>
+                <w:szCs w:val="17"/>
+              </w:rPr>
+              <w:t xml:space="preserve">Web application and web editor</w:t>
+            </w:r>
+          </w:p>
+        </w:tc>
+        <w:tc>
+          <w:tcPr>
+            <w:tcW w:type="dxa" w:w="4513"/>
+            <w:shd w:fill="FAF7F2" w:val="clear"/>
+            <w:tcMar>
+              <w:top w:type="dxa" w:w="60"/>
+              <w:left w:type="dxa" w:w="90"/>
+              <w:bottom w:type="dxa" w:w="60"/>
+              <w:right w:type="dxa" w:w="90"/>
+            </w:tcMar>
+          </w:tcPr>
+          <w:p>
+            <w:pPr>
+              <w:spacing w:after="0" w:before="0"/>
+            </w:pPr>
+            <w:r>
+              <w:rPr>
+                <w:b/>
+                <w:bCs/>
+                <w:color w:val="1A1A1A"/>
+                <w:sz w:val="17"/>
+                <w:szCs w:val="17"/>
+              </w:rPr>
+              <w:t xml:space="preserve">Not available at any price</w:t>
+            </w:r>
+          </w:p>
+        </w:tc>
+      </w:tr>
+      <w:tr>
+        <w:trPr>
+          <w:tblHeader w:val="false"/>
+        </w:trPr>
+        <w:tc>
+          <w:tcPr>
+            <w:tcW w:type="dxa" w:w="4513"/>
+            <w:shd w:fill="FFFFFF" w:val="clear"/>
+            <w:tcMar>
+              <w:top w:type="dxa" w:w="60"/>
+              <w:left w:type="dxa" w:w="90"/>
+              <w:bottom w:type="dxa" w:w="60"/>
+              <w:right w:type="dxa" w:w="90"/>
+            </w:tcMar>
+          </w:tcPr>
+          <w:p>
+            <w:pPr>
+              <w:spacing w:after="0" w:before="0"/>
+            </w:pPr>
+            <w:r>
+              <w:rPr>
+                <w:b w:val="false"/>
+                <w:bCs w:val="false"/>
+                <w:color w:val="1A1A1A"/>
+                <w:sz w:val="17"/>
+                <w:szCs w:val="17"/>
+              </w:rPr>
+              <w:t xml:space="preserve">Linux</w:t>
+            </w:r>
+          </w:p>
+        </w:tc>
+        <w:tc>
+          <w:tcPr>
+            <w:tcW w:type="dxa" w:w="4513"/>
+            <w:shd w:fill="FFFFFF" w:val="clear"/>
+            <w:tcMar>
+              <w:top w:type="dxa" w:w="60"/>
+              <w:left w:type="dxa" w:w="90"/>
+              <w:bottom w:type="dxa" w:w="60"/>
+              <w:right w:type="dxa" w:w="90"/>
+            </w:tcMar>
+          </w:tcPr>
+          <w:p>
+            <w:pPr>
+              <w:spacing w:after="0" w:before="0"/>
+            </w:pPr>
+            <w:r>
+              <w:rPr>
+                <w:b/>
+                <w:bCs/>
+                <w:color w:val="1A1A1A"/>
+                <w:sz w:val="17"/>
+                <w:szCs w:val="17"/>
+              </w:rPr>
+              <w:t xml:space="preserve">Not available at any price</w:t>
             </w:r>
           </w:p>
         </w:tc>
@@ -1608,6 +1726,38 @@
           <w:szCs w:val="19"/>
         </w:rPr>
         <w:t xml:space="preserve"> — a codebase to staff, modify and re-merge at every version uptake.</w:t>
+      </w:r>
+    </w:p>
+    <w:p>
+      <w:pPr>
+        <w:spacing w:after="100" w:before="60"/>
+      </w:pPr>
+      <w:r>
+        <w:rPr>
+          <w:b/>
+          <w:bCs/>
+          <w:color w:val="1E3A5C"/>
+          <w:sz w:val="19"/>
+          <w:szCs w:val="19"/>
+        </w:rPr>
+        <w:t xml:space="preserve">IntelliCAD is Windows-bound.</w:t>
+      </w:r>
+      <w:r>
+        <w:rPr>
+          <w:sz w:val="19"/>
+          <w:szCs w:val="19"/>
+        </w:rPr>
+        <w:t xml:space="preserve"> macOS, Linux and the browser are not options a member can buy — </w:t>
+      </w:r>
+      <w:r>
+        <w:rPr>
+          <w:b/>
+          <w:bCs/>
+          <w:color w:val="1E3A5C"/>
+          <w:sz w:val="19"/>
+          <w:szCs w:val="19"/>
+        </w:rPr>
+        <w:t xml:space="preserve">they are doors that stay shut.</w:t>
       </w:r>
     </w:p>
     <w:p>
@@ -2230,13 +2380,13 @@
             </w:pPr>
             <w:r>
               <w:rPr>
-                <w:b w:val="false"/>
-                <w:bCs w:val="false"/>
-                <w:color w:val="1A1A1A"/>
-                <w:sz w:val="17"/>
-                <w:szCs w:val="17"/>
-              </w:rPr>
-              <w:t xml:space="preserve">Windows</w:t>
+                <w:b/>
+                <w:bCs/>
+                <w:color w:val="1A1A1A"/>
+                <w:sz w:val="17"/>
+                <w:szCs w:val="17"/>
+              </w:rPr>
+              <w:t xml:space="preserve">Windows only</w:t>
             </w:r>
           </w:p>
         </w:tc>
@@ -2263,7 +2413,7 @@
                 <w:sz w:val="17"/>
                 <w:szCs w:val="17"/>
               </w:rPr>
-              <w:t xml:space="preserve">Windows, Mac, Linux, web, Android</w:t>
+              <w:t xml:space="preserve">Windows, macOS, Linux, web, Android</w:t>
             </w:r>
           </w:p>
         </w:tc>

--- a/docs/tejascad-mgmt-brief-review.docx
+++ b/docs/tejascad-mgmt-brief-review.docx
@@ -4420,7 +4420,7 @@
                 <w:sz w:val="17"/>
                 <w:szCs w:val="17"/>
               </w:rPr>
-              <w:t xml:space="preserve">$1–2M</w:t>
+              <w:t xml:space="preserve">₹2 crore</w:t>
             </w:r>
           </w:p>
         </w:tc>
@@ -4655,17 +4655,24 @@
           <w:sz w:val="19"/>
           <w:szCs w:val="19"/>
         </w:rPr>
-        <w:t xml:space="preserve">The seed is </w:t>
-      </w:r>
-      <w:r>
-        <w:rPr>
-          <w:b/>
-          <w:bCs/>
-          <w:color w:val="1E3A5C"/>
-          <w:sz w:val="19"/>
-          <w:szCs w:val="19"/>
-        </w:rPr>
-        <w:t xml:space="preserve">the increment on an engine already funded</w:t>
+        <w:t xml:space="preserve">The seed </w:t>
+      </w:r>
+      <w:r>
+        <w:rPr>
+          <w:b/>
+          <w:bCs/>
+          <w:color w:val="1E3A5C"/>
+          <w:sz w:val="19"/>
+          <w:szCs w:val="19"/>
+        </w:rPr>
+        <w:t xml:space="preserve">funds the two-year build team</w:t>
+      </w:r>
+      <w:r>
+        <w:rPr>
+          <w:sz w:val="19"/>
+          <w:szCs w:val="19"/>
+        </w:rPr>
+        <w:t xml:space="preserve"> — next slide</w:t>
       </w:r>
     </w:p>
     <w:p>
@@ -4767,145 +4774,7 @@
           <w:sz w:val="26"/>
           <w:szCs w:val="26"/>
         </w:rPr>
-        <w:t xml:space="preserve">Our approach</w:t>
-      </w:r>
-    </w:p>
-    <w:p>
-      <w:pPr>
-        <w:spacing w:after="100" w:before="60"/>
-      </w:pPr>
-      <w:r>
-        <w:rPr>
-          <w:b/>
-          <w:bCs/>
-          <w:color w:val="1E3A5C"/>
-          <w:sz w:val="19"/>
-          <w:szCs w:val="19"/>
-        </w:rPr>
-        <w:t xml:space="preserve">Build the platform capability now. Decide on commercialisation at month 24, with real data.</w:t>
-      </w:r>
-    </w:p>
-    <w:p>
-      <w:pPr>
-        <w:spacing w:after="40" w:before="40"/>
-        <w:ind w:left="360" w:hanging="200"/>
-      </w:pPr>
-      <w:r>
-        <w:rPr>
-          <w:b/>
-          <w:bCs/>
-          <w:color w:val="9A6B2F"/>
-          <w:sz w:val="19"/>
-          <w:szCs w:val="19"/>
-        </w:rPr>
-        <w:t xml:space="preserve">•   </w:t>
-      </w:r>
-      <w:r>
-        <w:rPr>
-          <w:sz w:val="19"/>
-          <w:szCs w:val="19"/>
-        </w:rPr>
-        <w:t xml:space="preserve">The multi-tenant architecture </w:t>
-      </w:r>
-      <w:r>
-        <w:rPr>
-          <w:b/>
-          <w:bCs/>
-          <w:color w:val="1E3A5C"/>
-          <w:sz w:val="19"/>
-          <w:szCs w:val="19"/>
-        </w:rPr>
-        <w:t xml:space="preserve">makes ActCAD better in its own right</w:t>
-      </w:r>
-      <w:r>
-        <w:rPr>
-          <w:sz w:val="19"/>
-          <w:szCs w:val="19"/>
-        </w:rPr>
-        <w:t xml:space="preserve"> — clean core, real plugin API, configuration over hard-coding</w:t>
-      </w:r>
-    </w:p>
-    <w:p>
-      <w:pPr>
-        <w:spacing w:after="40" w:before="40"/>
-        <w:ind w:left="360" w:hanging="200"/>
-      </w:pPr>
-      <w:r>
-        <w:rPr>
-          <w:b/>
-          <w:bCs/>
-          <w:color w:val="9A6B2F"/>
-          <w:sz w:val="19"/>
-          <w:szCs w:val="19"/>
-        </w:rPr>
-        <w:t xml:space="preserve">•   </w:t>
-      </w:r>
-      <w:r>
-        <w:rPr>
-          <w:sz w:val="19"/>
-          <w:szCs w:val="19"/>
-        </w:rPr>
-        <w:t xml:space="preserve">Building it now costs </w:t>
-      </w:r>
-      <w:r>
-        <w:rPr>
-          <w:b/>
-          <w:bCs/>
-          <w:color w:val="1E3A5C"/>
-          <w:sz w:val="19"/>
-          <w:szCs w:val="19"/>
-        </w:rPr>
-        <w:t xml:space="preserve">3–6 engineer-months</w:t>
-      </w:r>
-      <w:r>
-        <w:rPr>
-          <w:sz w:val="19"/>
-          <w:szCs w:val="19"/>
-        </w:rPr>
-        <w:t xml:space="preserve">. Retrofitting later means </w:t>
-      </w:r>
-      <w:r>
-        <w:rPr>
-          <w:b/>
-          <w:bCs/>
-          <w:color w:val="1E3A5C"/>
-          <w:sz w:val="19"/>
-          <w:szCs w:val="19"/>
-        </w:rPr>
-        <w:t xml:space="preserve">reworking six of ten modules</w:t>
-      </w:r>
-    </w:p>
-    <w:p>
-      <w:pPr>
-        <w:spacing w:after="40" w:before="40"/>
-        <w:ind w:left="360" w:hanging="200"/>
-      </w:pPr>
-      <w:r>
-        <w:rPr>
-          <w:b/>
-          <w:bCs/>
-          <w:color w:val="9A6B2F"/>
-          <w:sz w:val="19"/>
-          <w:szCs w:val="19"/>
-        </w:rPr>
-        <w:t xml:space="preserve">•   </w:t>
-      </w:r>
-      <w:r>
-        <w:rPr>
-          <w:sz w:val="19"/>
-          <w:szCs w:val="19"/>
-        </w:rPr>
-        <w:t xml:space="preserve">We reach the month-24 decision </w:t>
-      </w:r>
-      <w:r>
-        <w:rPr>
-          <w:b/>
-          <w:bCs/>
-          <w:color w:val="1E3A5C"/>
-          <w:sz w:val="19"/>
-          <w:szCs w:val="19"/>
-        </w:rPr>
-        <w:t xml:space="preserve">having lost nothing if we decline it</w:t>
+        <w:t xml:space="preserve">Team required — the two-year build</w:t>
       </w:r>
     </w:p>
     <w:tbl>
@@ -4952,7 +4821,7 @@
                 <w:sz w:val="17"/>
                 <w:szCs w:val="17"/>
               </w:rPr>
-              <w:t xml:space="preserve"/>
+              <w:t xml:space="preserve">Role</w:t>
             </w:r>
           </w:p>
         </w:tc>
@@ -4979,7 +4848,7 @@
                 <w:sz w:val="17"/>
                 <w:szCs w:val="17"/>
               </w:rPr>
-              <w:t xml:space="preserve">ActCAD only</w:t>
+              <w:t xml:space="preserve">Headcount</w:t>
             </w:r>
           </w:p>
         </w:tc>
@@ -5006,7 +4875,7 @@
                 <w:sz w:val="17"/>
                 <w:szCs w:val="17"/>
               </w:rPr>
-              <w:t xml:space="preserve">Platform</w:t>
+              <w:t xml:space="preserve">Cost</w:t>
             </w:r>
           </w:p>
         </w:tc>
@@ -5032,13 +4901,13 @@
             </w:pPr>
             <w:r>
               <w:rPr>
-                <w:b w:val="false"/>
-                <w:bCs w:val="false"/>
-                <w:color w:val="1A1A1A"/>
-                <w:sz w:val="17"/>
-                <w:szCs w:val="17"/>
-              </w:rPr>
-              <w:t xml:space="preserve">Engineering</w:t>
+                <w:b/>
+                <w:bCs/>
+                <w:color w:val="1A1A1A"/>
+                <w:sz w:val="17"/>
+                <w:szCs w:val="17"/>
+              </w:rPr>
+              <w:t xml:space="preserve">CAD engine developers</w:t>
             </w:r>
           </w:p>
         </w:tc>
@@ -5065,7 +4934,7 @@
                 <w:sz w:val="17"/>
                 <w:szCs w:val="17"/>
               </w:rPr>
-              <w:t xml:space="preserve">Same</w:t>
+              <w:t xml:space="preserve">2–4</w:t>
             </w:r>
           </w:p>
         </w:tc>
@@ -5086,13 +4955,13 @@
             </w:pPr>
             <w:r>
               <w:rPr>
-                <w:b w:val="false"/>
-                <w:bCs w:val="false"/>
-                <w:color w:val="1A1A1A"/>
-                <w:sz w:val="17"/>
-                <w:szCs w:val="17"/>
-              </w:rPr>
-              <w:t xml:space="preserve">Same</w:t>
+                <w:b/>
+                <w:bCs/>
+                <w:color w:val="1A1A1A"/>
+                <w:sz w:val="17"/>
+                <w:szCs w:val="17"/>
+              </w:rPr>
+              <w:t xml:space="preserve">₹100 lakh</w:t>
             </w:r>
           </w:p>
         </w:tc>
@@ -5118,13 +4987,13 @@
             </w:pPr>
             <w:r>
               <w:rPr>
-                <w:b w:val="false"/>
-                <w:bCs w:val="false"/>
-                <w:color w:val="1A1A1A"/>
-                <w:sz w:val="17"/>
-                <w:szCs w:val="17"/>
-              </w:rPr>
-              <w:t xml:space="preserve">Timeline to GA</w:t>
+                <w:b/>
+                <w:bCs/>
+                <w:color w:val="1A1A1A"/>
+                <w:sz w:val="17"/>
+                <w:szCs w:val="17"/>
+              </w:rPr>
+              <w:t xml:space="preserve">Commands and UI developers</w:t>
             </w:r>
           </w:p>
         </w:tc>
@@ -5151,7 +5020,7 @@
                 <w:sz w:val="17"/>
                 <w:szCs w:val="17"/>
               </w:rPr>
-              <w:t xml:space="preserve">~24 months</w:t>
+              <w:t xml:space="preserve">3–5</w:t>
             </w:r>
           </w:p>
         </w:tc>
@@ -5172,13 +5041,13 @@
             </w:pPr>
             <w:r>
               <w:rPr>
-                <w:b w:val="false"/>
-                <w:bCs w:val="false"/>
-                <w:color w:val="1A1A1A"/>
-                <w:sz w:val="17"/>
-                <w:szCs w:val="17"/>
-              </w:rPr>
-              <w:t xml:space="preserve">Unchanged</w:t>
+                <w:b/>
+                <w:bCs/>
+                <w:color w:val="1A1A1A"/>
+                <w:sz w:val="17"/>
+                <w:szCs w:val="17"/>
+              </w:rPr>
+              <w:t xml:space="preserve">₹50 lakh</w:t>
             </w:r>
           </w:p>
         </w:tc>
@@ -5204,13 +5073,13 @@
             </w:pPr>
             <w:r>
               <w:rPr>
-                <w:b w:val="false"/>
-                <w:bCs w:val="false"/>
-                <w:color w:val="1A1A1A"/>
-                <w:sz w:val="17"/>
-                <w:szCs w:val="17"/>
-              </w:rPr>
-              <w:t xml:space="preserve">Revenue</w:t>
+                <w:b/>
+                <w:bCs/>
+                <w:color w:val="1A1A1A"/>
+                <w:sz w:val="17"/>
+                <w:szCs w:val="17"/>
+              </w:rPr>
+              <w:t xml:space="preserve">Marketing</w:t>
             </w:r>
           </w:p>
         </w:tc>
@@ -5237,7 +5106,7 @@
                 <w:sz w:val="17"/>
                 <w:szCs w:val="17"/>
               </w:rPr>
-              <w:t xml:space="preserve">ActCAD alone</w:t>
+              <w:t xml:space="preserve">1</w:t>
             </w:r>
           </w:p>
         </w:tc>
@@ -5264,7 +5133,7 @@
                 <w:sz w:val="17"/>
                 <w:szCs w:val="17"/>
               </w:rPr>
-              <w:t xml:space="preserve">Plus member fees and royalties</w:t>
+              <w:t xml:space="preserve">₹25 lakh</w:t>
             </w:r>
           </w:p>
         </w:tc>
@@ -5290,13 +5159,13 @@
             </w:pPr>
             <w:r>
               <w:rPr>
-                <w:b w:val="false"/>
-                <w:bCs w:val="false"/>
-                <w:color w:val="1A1A1A"/>
-                <w:sz w:val="17"/>
-                <w:szCs w:val="17"/>
-              </w:rPr>
-              <w:t xml:space="preserve">Assets</w:t>
+                <w:b/>
+                <w:bCs/>
+                <w:color w:val="1A1A1A"/>
+                <w:sz w:val="17"/>
+                <w:szCs w:val="17"/>
+              </w:rPr>
+              <w:t xml:space="preserve">Total</w:t>
             </w:r>
           </w:p>
         </w:tc>
@@ -5317,13 +5186,13 @@
             </w:pPr>
             <w:r>
               <w:rPr>
-                <w:b w:val="false"/>
-                <w:bCs w:val="false"/>
-                <w:color w:val="1A1A1A"/>
-                <w:sz w:val="17"/>
-                <w:szCs w:val="17"/>
-              </w:rPr>
-              <w:t xml:space="preserve">One product</w:t>
+                <w:b/>
+                <w:bCs/>
+                <w:color w:val="1A1A1A"/>
+                <w:sz w:val="17"/>
+                <w:szCs w:val="17"/>
+              </w:rPr>
+              <w:t xml:space="preserve">6–10 people</w:t>
             </w:r>
           </w:p>
         </w:tc>
@@ -5350,7 +5219,7 @@
                 <w:sz w:val="17"/>
                 <w:szCs w:val="17"/>
               </w:rPr>
-              <w:t xml:space="preserve">Two separable assets</w:t>
+              <w:t xml:space="preserve">₹1.75 crore</w:t>
             </w:r>
           </w:p>
         </w:tc>
@@ -5360,6 +5229,94 @@
       <w:pPr>
         <w:spacing w:after="140"/>
       </w:pPr>
+    </w:p>
+    <w:p>
+      <w:pPr>
+        <w:spacing w:after="100" w:before="60"/>
+      </w:pPr>
+      <w:r>
+        <w:rPr>
+          <w:b/>
+          <w:bCs/>
+          <w:color w:val="1E3A5C"/>
+          <w:sz w:val="19"/>
+          <w:szCs w:val="19"/>
+        </w:rPr>
+        <w:t xml:space="preserve">₹2 crore seed against a ₹1.75 crore build — funded, with headroom.</w:t>
+      </w:r>
+    </w:p>
+    <w:p>
+      <w:pPr>
+        <w:spacing w:after="40" w:before="40"/>
+        <w:ind w:left="360" w:hanging="200"/>
+      </w:pPr>
+      <w:r>
+        <w:rPr>
+          <w:b/>
+          <w:bCs/>
+          <w:color w:val="9A6B2F"/>
+          <w:sz w:val="19"/>
+          <w:szCs w:val="19"/>
+        </w:rPr>
+        <w:t xml:space="preserve">•   </w:t>
+      </w:r>
+      <w:r>
+        <w:rPr>
+          <w:sz w:val="19"/>
+          <w:szCs w:val="19"/>
+        </w:rPr>
+        <w:t xml:space="preserve">This is </w:t>
+      </w:r>
+      <w:r>
+        <w:rPr>
+          <w:b/>
+          <w:bCs/>
+          <w:color w:val="1E3A5C"/>
+          <w:sz w:val="19"/>
+          <w:szCs w:val="19"/>
+        </w:rPr>
+        <w:t xml:space="preserve">the team the next ActCAD engine needs regardless</w:t>
+      </w:r>
+      <w:r>
+        <w:rPr>
+          <w:sz w:val="19"/>
+          <w:szCs w:val="19"/>
+        </w:rPr>
+        <w:t xml:space="preserve"> — the platform shares it, it does not create it</w:t>
+      </w:r>
+    </w:p>
+    <w:p>
+      <w:pPr>
+        <w:spacing w:after="40" w:before="40"/>
+        <w:ind w:left="360" w:hanging="200"/>
+      </w:pPr>
+      <w:r>
+        <w:rPr>
+          <w:b/>
+          <w:bCs/>
+          <w:color w:val="9A6B2F"/>
+          <w:sz w:val="19"/>
+          <w:szCs w:val="19"/>
+        </w:rPr>
+        <w:t xml:space="preserve">•   </w:t>
+      </w:r>
+      <w:r>
+        <w:rPr>
+          <w:sz w:val="19"/>
+          <w:szCs w:val="19"/>
+        </w:rPr>
+        <w:t xml:space="preserve">Engine developers are the constraint: </w:t>
+      </w:r>
+      <w:r>
+        <w:rPr>
+          <w:b/>
+          <w:bCs/>
+          <w:color w:val="1E3A5C"/>
+          <w:sz w:val="19"/>
+          <w:szCs w:val="19"/>
+        </w:rPr>
+        <w:t xml:space="preserve">senior C++ and systems people, hired deliberately</w:t>
+      </w:r>
     </w:p>
     <w:p>
       <w:pPr>
@@ -5387,453 +5344,8 @@
           <w:sz w:val="26"/>
           <w:szCs w:val="26"/>
         </w:rPr>
-        <w:t xml:space="preserve">What we need to get right</w:t>
-      </w:r>
-    </w:p>
-    <w:tbl>
-      <w:tblPr>
-        <w:tblW w:type="dxa" w:w="9026"/>
-        <w:tblBorders>
-          <w:top w:val="single" w:color="auto" w:sz="4"/>
-          <w:left w:val="single" w:color="auto" w:sz="4"/>
-          <w:bottom w:val="single" w:color="auto" w:sz="4"/>
-          <w:right w:val="single" w:color="auto" w:sz="4"/>
-          <w:insideH w:val="single" w:color="auto" w:sz="4"/>
-          <w:insideV w:val="single" w:color="auto" w:sz="4"/>
-        </w:tblBorders>
-      </w:tblPr>
-      <w:tblGrid>
-        <w:gridCol w:w="4513"/>
-        <w:gridCol w:w="4513"/>
-      </w:tblGrid>
-      <w:tr>
-        <w:trPr>
-          <w:tblHeader/>
-        </w:trPr>
-        <w:tc>
-          <w:tcPr>
-            <w:tcW w:type="dxa" w:w="4513"/>
-            <w:shd w:fill="1E3A5C" w:val="clear"/>
-            <w:tcMar>
-              <w:top w:type="dxa" w:w="60"/>
-              <w:left w:type="dxa" w:w="90"/>
-              <w:bottom w:type="dxa" w:w="60"/>
-              <w:right w:type="dxa" w:w="90"/>
-            </w:tcMar>
-          </w:tcPr>
-          <w:p>
-            <w:pPr>
-              <w:spacing w:after="0" w:before="0"/>
-            </w:pPr>
-            <w:r>
-              <w:rPr>
-                <w:b/>
-                <w:bCs/>
-                <w:color w:val="FFFFFF"/>
-                <w:sz w:val="17"/>
-                <w:szCs w:val="17"/>
-              </w:rPr>
-              <w:t xml:space="preserve">Priority</w:t>
-            </w:r>
-          </w:p>
-        </w:tc>
-        <w:tc>
-          <w:tcPr>
-            <w:tcW w:type="dxa" w:w="4513"/>
-            <w:shd w:fill="1E3A5C" w:val="clear"/>
-            <w:tcMar>
-              <w:top w:type="dxa" w:w="60"/>
-              <w:left w:type="dxa" w:w="90"/>
-              <w:bottom w:type="dxa" w:w="60"/>
-              <w:right w:type="dxa" w:w="90"/>
-            </w:tcMar>
-          </w:tcPr>
-          <w:p>
-            <w:pPr>
-              <w:spacing w:after="0" w:before="0"/>
-            </w:pPr>
-            <w:r>
-              <w:rPr>
-                <w:b/>
-                <w:bCs/>
-                <w:color w:val="FFFFFF"/>
-                <w:sz w:val="17"/>
-                <w:szCs w:val="17"/>
-              </w:rPr>
-              <w:t xml:space="preserve">How we address it</w:t>
-            </w:r>
-          </w:p>
-        </w:tc>
-      </w:tr>
-      <w:tr>
-        <w:trPr>
-          <w:tblHeader w:val="false"/>
-        </w:trPr>
-        <w:tc>
-          <w:tcPr>
-            <w:tcW w:type="dxa" w:w="4513"/>
-            <w:shd w:fill="FFFFFF" w:val="clear"/>
-            <w:tcMar>
-              <w:top w:type="dxa" w:w="60"/>
-              <w:left w:type="dxa" w:w="90"/>
-              <w:bottom w:type="dxa" w:w="60"/>
-              <w:right w:type="dxa" w:w="90"/>
-            </w:tcMar>
-          </w:tcPr>
-          <w:p>
-            <w:pPr>
-              <w:spacing w:after="0" w:before="0"/>
-            </w:pPr>
-            <w:r>
-              <w:rPr>
-                <w:b/>
-                <w:bCs/>
-                <w:color w:val="1A1A1A"/>
-                <w:sz w:val="17"/>
-                <w:szCs w:val="17"/>
-              </w:rPr>
-              <w:t xml:space="preserve">ActCAD GA comes first</w:t>
-            </w:r>
-          </w:p>
-        </w:tc>
-        <w:tc>
-          <w:tcPr>
-            <w:tcW w:type="dxa" w:w="4513"/>
-            <w:shd w:fill="FFFFFF" w:val="clear"/>
-            <w:tcMar>
-              <w:top w:type="dxa" w:w="60"/>
-              <w:left w:type="dxa" w:w="90"/>
-              <w:bottom w:type="dxa" w:w="60"/>
-              <w:right w:type="dxa" w:w="90"/>
-            </w:tcMar>
-          </w:tcPr>
-          <w:p>
-            <w:pPr>
-              <w:spacing w:after="0" w:before="0"/>
-            </w:pPr>
-            <w:r>
-              <w:rPr>
-                <w:b w:val="false"/>
-                <w:bCs w:val="false"/>
-                <w:color w:val="1A1A1A"/>
-                <w:sz w:val="17"/>
-                <w:szCs w:val="17"/>
-              </w:rPr>
-              <w:t xml:space="preserve">Platform work is scoped and time-boxed around it</w:t>
-            </w:r>
-          </w:p>
-        </w:tc>
-      </w:tr>
-      <w:tr>
-        <w:trPr>
-          <w:tblHeader w:val="false"/>
-        </w:trPr>
-        <w:tc>
-          <w:tcPr>
-            <w:tcW w:type="dxa" w:w="4513"/>
-            <w:shd w:fill="FAF7F2" w:val="clear"/>
-            <w:tcMar>
-              <w:top w:type="dxa" w:w="60"/>
-              <w:left w:type="dxa" w:w="90"/>
-              <w:bottom w:type="dxa" w:w="60"/>
-              <w:right w:type="dxa" w:w="90"/>
-            </w:tcMar>
-          </w:tcPr>
-          <w:p>
-            <w:pPr>
-              <w:spacing w:after="0" w:before="0"/>
-            </w:pPr>
-            <w:r>
-              <w:rPr>
-                <w:b/>
-                <w:bCs/>
-                <w:color w:val="1A1A1A"/>
-                <w:sz w:val="17"/>
-                <w:szCs w:val="17"/>
-              </w:rPr>
-              <w:t xml:space="preserve">Build the team well</w:t>
-            </w:r>
-          </w:p>
-        </w:tc>
-        <w:tc>
-          <w:tcPr>
-            <w:tcW w:type="dxa" w:w="4513"/>
-            <w:shd w:fill="FAF7F2" w:val="clear"/>
-            <w:tcMar>
-              <w:top w:type="dxa" w:w="60"/>
-              <w:left w:type="dxa" w:w="90"/>
-              <w:bottom w:type="dxa" w:w="60"/>
-              <w:right w:type="dxa" w:w="90"/>
-            </w:tcMar>
-          </w:tcPr>
-          <w:p>
-            <w:pPr>
-              <w:spacing w:after="0" w:before="0"/>
-            </w:pPr>
-            <w:r>
-              <w:rPr>
-                <w:b w:val="false"/>
-                <w:bCs w:val="false"/>
-                <w:color w:val="1A1A1A"/>
-                <w:sz w:val="17"/>
-                <w:szCs w:val="17"/>
-              </w:rPr>
-              <w:t xml:space="preserve">Needed for ActCAD regardless — the platform shares the cost</w:t>
-            </w:r>
-          </w:p>
-        </w:tc>
-      </w:tr>
-      <w:tr>
-        <w:trPr>
-          <w:tblHeader w:val="false"/>
-        </w:trPr>
-        <w:tc>
-          <w:tcPr>
-            <w:tcW w:type="dxa" w:w="4513"/>
-            <w:shd w:fill="FFFFFF" w:val="clear"/>
-            <w:tcMar>
-              <w:top w:type="dxa" w:w="60"/>
-              <w:left w:type="dxa" w:w="90"/>
-              <w:bottom w:type="dxa" w:w="60"/>
-              <w:right w:type="dxa" w:w="90"/>
-            </w:tcMar>
-          </w:tcPr>
-          <w:p>
-            <w:pPr>
-              <w:spacing w:after="0" w:before="0"/>
-            </w:pPr>
-            <w:r>
-              <w:rPr>
-                <w:b/>
-                <w:bCs/>
-                <w:color w:val="1A1A1A"/>
-                <w:sz w:val="17"/>
-                <w:szCs w:val="17"/>
-              </w:rPr>
-              <w:t xml:space="preserve">Prove demand before committing</w:t>
-            </w:r>
-          </w:p>
-        </w:tc>
-        <w:tc>
-          <w:tcPr>
-            <w:tcW w:type="dxa" w:w="4513"/>
-            <w:shd w:fill="FFFFFF" w:val="clear"/>
-            <w:tcMar>
-              <w:top w:type="dxa" w:w="60"/>
-              <w:left w:type="dxa" w:w="90"/>
-              <w:bottom w:type="dxa" w:w="60"/>
-              <w:right w:type="dxa" w:w="90"/>
-            </w:tcMar>
-          </w:tcPr>
-          <w:p>
-            <w:pPr>
-              <w:spacing w:after="0" w:before="0"/>
-            </w:pPr>
-            <w:r>
-              <w:rPr>
-                <w:b w:val="false"/>
-                <w:bCs w:val="false"/>
-                <w:color w:val="1A1A1A"/>
-                <w:sz w:val="17"/>
-                <w:szCs w:val="17"/>
-              </w:rPr>
-              <w:t xml:space="preserve">Month-24 gate on two signed LOIs</w:t>
-            </w:r>
-          </w:p>
-        </w:tc>
-      </w:tr>
-      <w:tr>
-        <w:trPr>
-          <w:tblHeader w:val="false"/>
-        </w:trPr>
-        <w:tc>
-          <w:tcPr>
-            <w:tcW w:type="dxa" w:w="4513"/>
-            <w:shd w:fill="FAF7F2" w:val="clear"/>
-            <w:tcMar>
-              <w:top w:type="dxa" w:w="60"/>
-              <w:left w:type="dxa" w:w="90"/>
-              <w:bottom w:type="dxa" w:w="60"/>
-              <w:right w:type="dxa" w:w="90"/>
-            </w:tcMar>
-          </w:tcPr>
-          <w:p>
-            <w:pPr>
-              <w:spacing w:after="0" w:before="0"/>
-            </w:pPr>
-            <w:r>
-              <w:rPr>
-                <w:b/>
-                <w:bCs/>
-                <w:color w:val="1A1A1A"/>
-                <w:sz w:val="17"/>
-                <w:szCs w:val="17"/>
-              </w:rPr>
-              <w:t xml:space="preserve">Keep control of the roadmap</w:t>
-            </w:r>
-          </w:p>
-        </w:tc>
-        <w:tc>
-          <w:tcPr>
-            <w:tcW w:type="dxa" w:w="4513"/>
-            <w:shd w:fill="FAF7F2" w:val="clear"/>
-            <w:tcMar>
-              <w:top w:type="dxa" w:w="60"/>
-              <w:left w:type="dxa" w:w="90"/>
-              <w:bottom w:type="dxa" w:w="60"/>
-              <w:right w:type="dxa" w:w="90"/>
-            </w:tcMar>
-          </w:tcPr>
-          <w:p>
-            <w:pPr>
-              <w:spacing w:after="0" w:before="0"/>
-            </w:pPr>
-            <w:r>
-              <w:rPr>
-                <w:b w:val="false"/>
-                <w:bCs w:val="false"/>
-                <w:color w:val="1A1A1A"/>
-                <w:sz w:val="17"/>
-                <w:szCs w:val="17"/>
-              </w:rPr>
-              <w:t xml:space="preserve">Members advise; </w:t>
-            </w:r>
-            <w:r>
-              <w:rPr>
-                <w:b/>
-                <w:bCs/>
-                <w:color w:val="1A1A1A"/>
-                <w:sz w:val="17"/>
-                <w:szCs w:val="17"/>
-              </w:rPr>
-              <w:t xml:space="preserve">we decide</w:t>
-            </w:r>
-          </w:p>
-        </w:tc>
-      </w:tr>
-      <w:tr>
-        <w:trPr>
-          <w:tblHeader w:val="false"/>
-        </w:trPr>
-        <w:tc>
-          <w:tcPr>
-            <w:tcW w:type="dxa" w:w="4513"/>
-            <w:shd w:fill="FFFFFF" w:val="clear"/>
-            <w:tcMar>
-              <w:top w:type="dxa" w:w="60"/>
-              <w:left w:type="dxa" w:w="90"/>
-              <w:bottom w:type="dxa" w:w="60"/>
-              <w:right w:type="dxa" w:w="90"/>
-            </w:tcMar>
-          </w:tcPr>
-          <w:p>
-            <w:pPr>
-              <w:spacing w:after="0" w:before="0"/>
-            </w:pPr>
-            <w:r>
-              <w:rPr>
-                <w:b/>
-                <w:bCs/>
-                <w:color w:val="1A1A1A"/>
-                <w:sz w:val="17"/>
-                <w:szCs w:val="17"/>
-              </w:rPr>
-              <w:t xml:space="preserve">Protect our verticals</w:t>
-            </w:r>
-          </w:p>
-        </w:tc>
-        <w:tc>
-          <w:tcPr>
-            <w:tcW w:type="dxa" w:w="4513"/>
-            <w:shd w:fill="FFFFFF" w:val="clear"/>
-            <w:tcMar>
-              <w:top w:type="dxa" w:w="60"/>
-              <w:left w:type="dxa" w:w="90"/>
-              <w:bottom w:type="dxa" w:w="60"/>
-              <w:right w:type="dxa" w:w="90"/>
-            </w:tcMar>
-          </w:tcPr>
-          <w:p>
-            <w:pPr>
-              <w:spacing w:after="0" w:before="0"/>
-            </w:pPr>
-            <w:r>
-              <w:rPr>
-                <w:b w:val="false"/>
-                <w:bCs w:val="false"/>
-                <w:color w:val="1A1A1A"/>
-                <w:sz w:val="17"/>
-                <w:szCs w:val="17"/>
-              </w:rPr>
-              <w:t xml:space="preserve">Named-competitor exclusion; the tier stays optional</w:t>
-            </w:r>
-          </w:p>
-        </w:tc>
-      </w:tr>
-      <w:tr>
-        <w:trPr>
-          <w:tblHeader w:val="false"/>
-        </w:trPr>
-        <w:tc>
-          <w:tcPr>
-            <w:tcW w:type="dxa" w:w="4513"/>
-            <w:shd w:fill="FAF7F2" w:val="clear"/>
-            <w:tcMar>
-              <w:top w:type="dxa" w:w="60"/>
-              <w:left w:type="dxa" w:w="90"/>
-              <w:bottom w:type="dxa" w:w="60"/>
-              <w:right w:type="dxa" w:w="90"/>
-            </w:tcMar>
-          </w:tcPr>
-          <w:p>
-            <w:pPr>
-              <w:spacing w:after="0" w:before="0"/>
-            </w:pPr>
-            <w:r>
-              <w:rPr>
-                <w:b/>
-                <w:bCs/>
-                <w:color w:val="1A1A1A"/>
-                <w:sz w:val="17"/>
-                <w:szCs w:val="17"/>
-              </w:rPr>
-              <w:t xml:space="preserve">Set a realistic pace</w:t>
-            </w:r>
-          </w:p>
-        </w:tc>
-        <w:tc>
-          <w:tcPr>
-            <w:tcW w:type="dxa" w:w="4513"/>
-            <w:shd w:fill="FAF7F2" w:val="clear"/>
-            <w:tcMar>
-              <w:top w:type="dxa" w:w="60"/>
-              <w:left w:type="dxa" w:w="90"/>
-              <w:bottom w:type="dxa" w:w="60"/>
-              <w:right w:type="dxa" w:w="90"/>
-            </w:tcMar>
-          </w:tcPr>
-          <w:p>
-            <w:pPr>
-              <w:spacing w:after="0" w:before="0"/>
-            </w:pPr>
-            <w:r>
-              <w:rPr>
-                <w:b w:val="false"/>
-                <w:bCs w:val="false"/>
-                <w:color w:val="1A1A1A"/>
-                <w:sz w:val="17"/>
-                <w:szCs w:val="17"/>
-              </w:rPr>
-              <w:t xml:space="preserve">Base case assumes 12 members over seven years</w:t>
-            </w:r>
-          </w:p>
-        </w:tc>
-      </w:tr>
-    </w:tbl>
-    <w:p>
-      <w:pPr>
-        <w:spacing w:after="140"/>
-      </w:pPr>
+        <w:t xml:space="preserve">Our approach</w:t>
+      </w:r>
     </w:p>
     <w:p>
       <w:pPr>
@@ -5847,36 +5359,130 @@
           <w:sz w:val="19"/>
           <w:szCs w:val="19"/>
         </w:rPr>
-        <w:t xml:space="preserve">Each of these is a decision we hold, not a dependency we carry.</w:t>
-      </w:r>
-    </w:p>
-    <w:p>
-      <w:pPr>
-        <w:pStyle w:val="Heading1"/>
-        <w:pBdr>
-          <w:bottom w:val="single" w:color="1E3A5C" w:sz="10" w:space="6"/>
-        </w:pBdr>
-        <w:spacing w:after="40" w:before="320"/>
+        <w:t xml:space="preserve">Build the platform capability now. Decide on commercialisation at month 24, with real data.</w:t>
+      </w:r>
+    </w:p>
+    <w:p>
+      <w:pPr>
+        <w:spacing w:after="40" w:before="40"/>
+        <w:ind w:left="360" w:hanging="200"/>
       </w:pPr>
       <w:r>
         <w:rPr>
           <w:b/>
           <w:bCs/>
           <w:color w:val="9A6B2F"/>
-          <w:sz w:val="24"/>
-          <w:szCs w:val="24"/>
-        </w:rPr>
-        <w:t xml:space="preserve">Slide 13 — </w:t>
-      </w:r>
-      <w:r>
-        <w:rPr>
-          <w:b/>
-          <w:bCs/>
-          <w:color w:val="1E3A5C"/>
-          <w:sz w:val="26"/>
-          <w:szCs w:val="26"/>
-        </w:rPr>
-        <w:t xml:space="preserve">Governance and review gates</w:t>
+          <w:sz w:val="19"/>
+          <w:szCs w:val="19"/>
+        </w:rPr>
+        <w:t xml:space="preserve">•   </w:t>
+      </w:r>
+      <w:r>
+        <w:rPr>
+          <w:sz w:val="19"/>
+          <w:szCs w:val="19"/>
+        </w:rPr>
+        <w:t xml:space="preserve">The multi-tenant architecture </w:t>
+      </w:r>
+      <w:r>
+        <w:rPr>
+          <w:b/>
+          <w:bCs/>
+          <w:color w:val="1E3A5C"/>
+          <w:sz w:val="19"/>
+          <w:szCs w:val="19"/>
+        </w:rPr>
+        <w:t xml:space="preserve">makes ActCAD better in its own right</w:t>
+      </w:r>
+      <w:r>
+        <w:rPr>
+          <w:sz w:val="19"/>
+          <w:szCs w:val="19"/>
+        </w:rPr>
+        <w:t xml:space="preserve"> — clean core, real plugin API, configuration over hard-coding</w:t>
+      </w:r>
+    </w:p>
+    <w:p>
+      <w:pPr>
+        <w:spacing w:after="40" w:before="40"/>
+        <w:ind w:left="360" w:hanging="200"/>
+      </w:pPr>
+      <w:r>
+        <w:rPr>
+          <w:b/>
+          <w:bCs/>
+          <w:color w:val="9A6B2F"/>
+          <w:sz w:val="19"/>
+          <w:szCs w:val="19"/>
+        </w:rPr>
+        <w:t xml:space="preserve">•   </w:t>
+      </w:r>
+      <w:r>
+        <w:rPr>
+          <w:sz w:val="19"/>
+          <w:szCs w:val="19"/>
+        </w:rPr>
+        <w:t xml:space="preserve">Building it now costs </w:t>
+      </w:r>
+      <w:r>
+        <w:rPr>
+          <w:b/>
+          <w:bCs/>
+          <w:color w:val="1E3A5C"/>
+          <w:sz w:val="19"/>
+          <w:szCs w:val="19"/>
+        </w:rPr>
+        <w:t xml:space="preserve">3–6 engineer-months</w:t>
+      </w:r>
+      <w:r>
+        <w:rPr>
+          <w:sz w:val="19"/>
+          <w:szCs w:val="19"/>
+        </w:rPr>
+        <w:t xml:space="preserve">. Retrofitting later means </w:t>
+      </w:r>
+      <w:r>
+        <w:rPr>
+          <w:b/>
+          <w:bCs/>
+          <w:color w:val="1E3A5C"/>
+          <w:sz w:val="19"/>
+          <w:szCs w:val="19"/>
+        </w:rPr>
+        <w:t xml:space="preserve">reworking six of ten modules</w:t>
+      </w:r>
+    </w:p>
+    <w:p>
+      <w:pPr>
+        <w:spacing w:after="40" w:before="40"/>
+        <w:ind w:left="360" w:hanging="200"/>
+      </w:pPr>
+      <w:r>
+        <w:rPr>
+          <w:b/>
+          <w:bCs/>
+          <w:color w:val="9A6B2F"/>
+          <w:sz w:val="19"/>
+          <w:szCs w:val="19"/>
+        </w:rPr>
+        <w:t xml:space="preserve">•   </w:t>
+      </w:r>
+      <w:r>
+        <w:rPr>
+          <w:sz w:val="19"/>
+          <w:szCs w:val="19"/>
+        </w:rPr>
+        <w:t xml:space="preserve">We reach the month-24 decision </w:t>
+      </w:r>
+      <w:r>
+        <w:rPr>
+          <w:b/>
+          <w:bCs/>
+          <w:color w:val="1E3A5C"/>
+          <w:sz w:val="19"/>
+          <w:szCs w:val="19"/>
+        </w:rPr>
+        <w:t xml:space="preserve">having lost nothing if we decline it</w:t>
       </w:r>
     </w:p>
     <w:tbl>
@@ -5923,7 +5529,7 @@
                 <w:sz w:val="17"/>
                 <w:szCs w:val="17"/>
               </w:rPr>
-              <w:t xml:space="preserve">Point</w:t>
+              <w:t xml:space="preserve"/>
             </w:r>
           </w:p>
         </w:tc>
@@ -5950,7 +5556,7 @@
                 <w:sz w:val="17"/>
                 <w:szCs w:val="17"/>
               </w:rPr>
-              <w:t xml:space="preserve">Test</w:t>
+              <w:t xml:space="preserve">ActCAD only</w:t>
             </w:r>
           </w:p>
         </w:tc>
@@ -5977,7 +5583,7 @@
                 <w:sz w:val="17"/>
                 <w:szCs w:val="17"/>
               </w:rPr>
-              <w:t xml:space="preserve">If not met</w:t>
+              <w:t xml:space="preserve">Platform</w:t>
             </w:r>
           </w:p>
         </w:tc>
@@ -6003,13 +5609,13 @@
             </w:pPr>
             <w:r>
               <w:rPr>
-                <w:b/>
-                <w:bCs/>
-                <w:color w:val="1A1A1A"/>
-                <w:sz w:val="17"/>
-                <w:szCs w:val="17"/>
-              </w:rPr>
-              <w:t xml:space="preserve">Month 12</w:t>
+                <w:b w:val="false"/>
+                <w:bCs w:val="false"/>
+                <w:color w:val="1A1A1A"/>
+                <w:sz w:val="17"/>
+                <w:szCs w:val="17"/>
+              </w:rPr>
+              <w:t xml:space="preserve">Engineering</w:t>
             </w:r>
           </w:p>
         </w:tc>
@@ -6036,7 +5642,7 @@
                 <w:sz w:val="17"/>
                 <w:szCs w:val="17"/>
               </w:rPr>
-              <w:t xml:space="preserve">8–10 qualified member conversations held</w:t>
+              <w:t xml:space="preserve">Same</w:t>
             </w:r>
           </w:p>
         </w:tc>
@@ -6063,7 +5669,7 @@
                 <w:sz w:val="17"/>
                 <w:szCs w:val="17"/>
               </w:rPr>
-              <w:t xml:space="preserve">Outbound pauses; engineering continues</w:t>
+              <w:t xml:space="preserve">Same</w:t>
             </w:r>
           </w:p>
         </w:tc>
@@ -6089,13 +5695,13 @@
             </w:pPr>
             <w:r>
               <w:rPr>
-                <w:b/>
-                <w:bCs/>
-                <w:color w:val="1A1A1A"/>
-                <w:sz w:val="17"/>
-                <w:szCs w:val="17"/>
-              </w:rPr>
-              <w:t xml:space="preserve">Month 24, at ActCAD GA</w:t>
+                <w:b w:val="false"/>
+                <w:bCs w:val="false"/>
+                <w:color w:val="1A1A1A"/>
+                <w:sz w:val="17"/>
+                <w:szCs w:val="17"/>
+              </w:rPr>
+              <w:t xml:space="preserve">Timeline to GA</w:t>
             </w:r>
           </w:p>
         </w:tc>
@@ -6116,13 +5722,13 @@
             </w:pPr>
             <w:r>
               <w:rPr>
-                <w:b/>
-                <w:bCs/>
-                <w:color w:val="1A1A1A"/>
-                <w:sz w:val="17"/>
-                <w:szCs w:val="17"/>
-              </w:rPr>
-              <w:t xml:space="preserve">Two members at signed LOI</w:t>
+                <w:b w:val="false"/>
+                <w:bCs w:val="false"/>
+                <w:color w:val="1A1A1A"/>
+                <w:sz w:val="17"/>
+                <w:szCs w:val="17"/>
+              </w:rPr>
+              <w:t xml:space="preserve">~24 months</w:t>
             </w:r>
           </w:p>
         </w:tc>
@@ -6149,7 +5755,7 @@
                 <w:sz w:val="17"/>
                 <w:szCs w:val="17"/>
               </w:rPr>
-              <w:t xml:space="preserve">Commercialisation does not proceed</w:t>
+              <w:t xml:space="preserve">Unchanged</w:t>
             </w:r>
           </w:p>
         </w:tc>
@@ -6175,13 +5781,13 @@
             </w:pPr>
             <w:r>
               <w:rPr>
-                <w:b/>
-                <w:bCs/>
-                <w:color w:val="1A1A1A"/>
-                <w:sz w:val="17"/>
-                <w:szCs w:val="17"/>
-              </w:rPr>
-              <w:t xml:space="preserve">Before any vertical-tier sale</w:t>
+                <w:b w:val="false"/>
+                <w:bCs w:val="false"/>
+                <w:color w:val="1A1A1A"/>
+                <w:sz w:val="17"/>
+                <w:szCs w:val="17"/>
+              </w:rPr>
+              <w:t xml:space="preserve">Revenue</w:t>
             </w:r>
           </w:p>
         </w:tc>
@@ -6208,7 +5814,7 @@
                 <w:sz w:val="17"/>
                 <w:szCs w:val="17"/>
               </w:rPr>
-              <w:t xml:space="preserve">No conflict with ActCAD's markets</w:t>
+              <w:t xml:space="preserve">ActCAD alone</w:t>
             </w:r>
           </w:p>
         </w:tc>
@@ -6229,13 +5835,99 @@
             </w:pPr>
             <w:r>
               <w:rPr>
-                <w:b w:val="false"/>
-                <w:bCs w:val="false"/>
-                <w:color w:val="1A1A1A"/>
-                <w:sz w:val="17"/>
-                <w:szCs w:val="17"/>
-              </w:rPr>
-              <w:t xml:space="preserve">Tier withheld from that member</w:t>
+                <w:b/>
+                <w:bCs/>
+                <w:color w:val="1A1A1A"/>
+                <w:sz w:val="17"/>
+                <w:szCs w:val="17"/>
+              </w:rPr>
+              <w:t xml:space="preserve">Plus member fees and royalties</w:t>
+            </w:r>
+          </w:p>
+        </w:tc>
+      </w:tr>
+      <w:tr>
+        <w:trPr>
+          <w:tblHeader w:val="false"/>
+        </w:trPr>
+        <w:tc>
+          <w:tcPr>
+            <w:tcW w:type="dxa" w:w="3008"/>
+            <w:shd w:fill="FAF7F2" w:val="clear"/>
+            <w:tcMar>
+              <w:top w:type="dxa" w:w="60"/>
+              <w:left w:type="dxa" w:w="90"/>
+              <w:bottom w:type="dxa" w:w="60"/>
+              <w:right w:type="dxa" w:w="90"/>
+            </w:tcMar>
+          </w:tcPr>
+          <w:p>
+            <w:pPr>
+              <w:spacing w:after="0" w:before="0"/>
+            </w:pPr>
+            <w:r>
+              <w:rPr>
+                <w:b w:val="false"/>
+                <w:bCs w:val="false"/>
+                <w:color w:val="1A1A1A"/>
+                <w:sz w:val="17"/>
+                <w:szCs w:val="17"/>
+              </w:rPr>
+              <w:t xml:space="preserve">Assets</w:t>
+            </w:r>
+          </w:p>
+        </w:tc>
+        <w:tc>
+          <w:tcPr>
+            <w:tcW w:type="dxa" w:w="3008"/>
+            <w:shd w:fill="FAF7F2" w:val="clear"/>
+            <w:tcMar>
+              <w:top w:type="dxa" w:w="60"/>
+              <w:left w:type="dxa" w:w="90"/>
+              <w:bottom w:type="dxa" w:w="60"/>
+              <w:right w:type="dxa" w:w="90"/>
+            </w:tcMar>
+          </w:tcPr>
+          <w:p>
+            <w:pPr>
+              <w:spacing w:after="0" w:before="0"/>
+            </w:pPr>
+            <w:r>
+              <w:rPr>
+                <w:b w:val="false"/>
+                <w:bCs w:val="false"/>
+                <w:color w:val="1A1A1A"/>
+                <w:sz w:val="17"/>
+                <w:szCs w:val="17"/>
+              </w:rPr>
+              <w:t xml:space="preserve">One product</w:t>
+            </w:r>
+          </w:p>
+        </w:tc>
+        <w:tc>
+          <w:tcPr>
+            <w:tcW w:type="dxa" w:w="3008"/>
+            <w:shd w:fill="FAF7F2" w:val="clear"/>
+            <w:tcMar>
+              <w:top w:type="dxa" w:w="60"/>
+              <w:left w:type="dxa" w:w="90"/>
+              <w:bottom w:type="dxa" w:w="60"/>
+              <w:right w:type="dxa" w:w="90"/>
+            </w:tcMar>
+          </w:tcPr>
+          <w:p>
+            <w:pPr>
+              <w:spacing w:after="0" w:before="0"/>
+            </w:pPr>
+            <w:r>
+              <w:rPr>
+                <w:b/>
+                <w:bCs/>
+                <w:color w:val="1A1A1A"/>
+                <w:sz w:val="17"/>
+                <w:szCs w:val="17"/>
+              </w:rPr>
+              <w:t xml:space="preserve">Two separable assets</w:t>
             </w:r>
           </w:p>
         </w:tc>
@@ -6245,26 +5937,6 @@
       <w:pPr>
         <w:spacing w:after="140"/>
       </w:pPr>
-    </w:p>
-    <w:p>
-      <w:pPr>
-        <w:pBdr>
-          <w:left w:val="single" w:color="9A6B2F" w:sz="18" w:space="10"/>
-        </w:pBdr>
-        <w:shd w:fill="FAF7F2" w:val="clear"/>
-        <w:spacing w:after="140" w:before="100"/>
-        <w:ind w:left="260"/>
-      </w:pPr>
-      <w:r>
-        <w:rPr>
-          <w:b/>
-          <w:bCs/>
-          <w:color w:val="1E3A5C"/>
-          <w:sz w:val="19"/>
-          <w:szCs w:val="19"/>
-        </w:rPr>
-        <w:t xml:space="preserve">Every gate is a decision this board takes, on evidence, at the time.</w:t>
-      </w:r>
     </w:p>
     <w:p>
       <w:pPr>
@@ -6282,7 +5954,7 @@
           <w:sz w:val="24"/>
           <w:szCs w:val="24"/>
         </w:rPr>
-        <w:t xml:space="preserve">Slide 14 — </w:t>
+        <w:t xml:space="preserve">Slide 13 — </w:t>
       </w:r>
       <w:r>
         <w:rPr>
@@ -6292,8 +5964,453 @@
           <w:sz w:val="26"/>
           <w:szCs w:val="26"/>
         </w:rPr>
-        <w:t xml:space="preserve">The name</w:t>
-      </w:r>
+        <w:t xml:space="preserve">What we need to get right</w:t>
+      </w:r>
+    </w:p>
+    <w:tbl>
+      <w:tblPr>
+        <w:tblW w:type="dxa" w:w="9026"/>
+        <w:tblBorders>
+          <w:top w:val="single" w:color="auto" w:sz="4"/>
+          <w:left w:val="single" w:color="auto" w:sz="4"/>
+          <w:bottom w:val="single" w:color="auto" w:sz="4"/>
+          <w:right w:val="single" w:color="auto" w:sz="4"/>
+          <w:insideH w:val="single" w:color="auto" w:sz="4"/>
+          <w:insideV w:val="single" w:color="auto" w:sz="4"/>
+        </w:tblBorders>
+      </w:tblPr>
+      <w:tblGrid>
+        <w:gridCol w:w="4513"/>
+        <w:gridCol w:w="4513"/>
+      </w:tblGrid>
+      <w:tr>
+        <w:trPr>
+          <w:tblHeader/>
+        </w:trPr>
+        <w:tc>
+          <w:tcPr>
+            <w:tcW w:type="dxa" w:w="4513"/>
+            <w:shd w:fill="1E3A5C" w:val="clear"/>
+            <w:tcMar>
+              <w:top w:type="dxa" w:w="60"/>
+              <w:left w:type="dxa" w:w="90"/>
+              <w:bottom w:type="dxa" w:w="60"/>
+              <w:right w:type="dxa" w:w="90"/>
+            </w:tcMar>
+          </w:tcPr>
+          <w:p>
+            <w:pPr>
+              <w:spacing w:after="0" w:before="0"/>
+            </w:pPr>
+            <w:r>
+              <w:rPr>
+                <w:b/>
+                <w:bCs/>
+                <w:color w:val="FFFFFF"/>
+                <w:sz w:val="17"/>
+                <w:szCs w:val="17"/>
+              </w:rPr>
+              <w:t xml:space="preserve">Priority</w:t>
+            </w:r>
+          </w:p>
+        </w:tc>
+        <w:tc>
+          <w:tcPr>
+            <w:tcW w:type="dxa" w:w="4513"/>
+            <w:shd w:fill="1E3A5C" w:val="clear"/>
+            <w:tcMar>
+              <w:top w:type="dxa" w:w="60"/>
+              <w:left w:type="dxa" w:w="90"/>
+              <w:bottom w:type="dxa" w:w="60"/>
+              <w:right w:type="dxa" w:w="90"/>
+            </w:tcMar>
+          </w:tcPr>
+          <w:p>
+            <w:pPr>
+              <w:spacing w:after="0" w:before="0"/>
+            </w:pPr>
+            <w:r>
+              <w:rPr>
+                <w:b/>
+                <w:bCs/>
+                <w:color w:val="FFFFFF"/>
+                <w:sz w:val="17"/>
+                <w:szCs w:val="17"/>
+              </w:rPr>
+              <w:t xml:space="preserve">How we address it</w:t>
+            </w:r>
+          </w:p>
+        </w:tc>
+      </w:tr>
+      <w:tr>
+        <w:trPr>
+          <w:tblHeader w:val="false"/>
+        </w:trPr>
+        <w:tc>
+          <w:tcPr>
+            <w:tcW w:type="dxa" w:w="4513"/>
+            <w:shd w:fill="FFFFFF" w:val="clear"/>
+            <w:tcMar>
+              <w:top w:type="dxa" w:w="60"/>
+              <w:left w:type="dxa" w:w="90"/>
+              <w:bottom w:type="dxa" w:w="60"/>
+              <w:right w:type="dxa" w:w="90"/>
+            </w:tcMar>
+          </w:tcPr>
+          <w:p>
+            <w:pPr>
+              <w:spacing w:after="0" w:before="0"/>
+            </w:pPr>
+            <w:r>
+              <w:rPr>
+                <w:b/>
+                <w:bCs/>
+                <w:color w:val="1A1A1A"/>
+                <w:sz w:val="17"/>
+                <w:szCs w:val="17"/>
+              </w:rPr>
+              <w:t xml:space="preserve">ActCAD GA comes first</w:t>
+            </w:r>
+          </w:p>
+        </w:tc>
+        <w:tc>
+          <w:tcPr>
+            <w:tcW w:type="dxa" w:w="4513"/>
+            <w:shd w:fill="FFFFFF" w:val="clear"/>
+            <w:tcMar>
+              <w:top w:type="dxa" w:w="60"/>
+              <w:left w:type="dxa" w:w="90"/>
+              <w:bottom w:type="dxa" w:w="60"/>
+              <w:right w:type="dxa" w:w="90"/>
+            </w:tcMar>
+          </w:tcPr>
+          <w:p>
+            <w:pPr>
+              <w:spacing w:after="0" w:before="0"/>
+            </w:pPr>
+            <w:r>
+              <w:rPr>
+                <w:b w:val="false"/>
+                <w:bCs w:val="false"/>
+                <w:color w:val="1A1A1A"/>
+                <w:sz w:val="17"/>
+                <w:szCs w:val="17"/>
+              </w:rPr>
+              <w:t xml:space="preserve">Platform work is scoped and time-boxed around it</w:t>
+            </w:r>
+          </w:p>
+        </w:tc>
+      </w:tr>
+      <w:tr>
+        <w:trPr>
+          <w:tblHeader w:val="false"/>
+        </w:trPr>
+        <w:tc>
+          <w:tcPr>
+            <w:tcW w:type="dxa" w:w="4513"/>
+            <w:shd w:fill="FAF7F2" w:val="clear"/>
+            <w:tcMar>
+              <w:top w:type="dxa" w:w="60"/>
+              <w:left w:type="dxa" w:w="90"/>
+              <w:bottom w:type="dxa" w:w="60"/>
+              <w:right w:type="dxa" w:w="90"/>
+            </w:tcMar>
+          </w:tcPr>
+          <w:p>
+            <w:pPr>
+              <w:spacing w:after="0" w:before="0"/>
+            </w:pPr>
+            <w:r>
+              <w:rPr>
+                <w:b/>
+                <w:bCs/>
+                <w:color w:val="1A1A1A"/>
+                <w:sz w:val="17"/>
+                <w:szCs w:val="17"/>
+              </w:rPr>
+              <w:t xml:space="preserve">Build the team well</w:t>
+            </w:r>
+          </w:p>
+        </w:tc>
+        <w:tc>
+          <w:tcPr>
+            <w:tcW w:type="dxa" w:w="4513"/>
+            <w:shd w:fill="FAF7F2" w:val="clear"/>
+            <w:tcMar>
+              <w:top w:type="dxa" w:w="60"/>
+              <w:left w:type="dxa" w:w="90"/>
+              <w:bottom w:type="dxa" w:w="60"/>
+              <w:right w:type="dxa" w:w="90"/>
+            </w:tcMar>
+          </w:tcPr>
+          <w:p>
+            <w:pPr>
+              <w:spacing w:after="0" w:before="0"/>
+            </w:pPr>
+            <w:r>
+              <w:rPr>
+                <w:b w:val="false"/>
+                <w:bCs w:val="false"/>
+                <w:color w:val="1A1A1A"/>
+                <w:sz w:val="17"/>
+                <w:szCs w:val="17"/>
+              </w:rPr>
+              <w:t xml:space="preserve">Needed for ActCAD regardless — the platform shares the cost</w:t>
+            </w:r>
+          </w:p>
+        </w:tc>
+      </w:tr>
+      <w:tr>
+        <w:trPr>
+          <w:tblHeader w:val="false"/>
+        </w:trPr>
+        <w:tc>
+          <w:tcPr>
+            <w:tcW w:type="dxa" w:w="4513"/>
+            <w:shd w:fill="FFFFFF" w:val="clear"/>
+            <w:tcMar>
+              <w:top w:type="dxa" w:w="60"/>
+              <w:left w:type="dxa" w:w="90"/>
+              <w:bottom w:type="dxa" w:w="60"/>
+              <w:right w:type="dxa" w:w="90"/>
+            </w:tcMar>
+          </w:tcPr>
+          <w:p>
+            <w:pPr>
+              <w:spacing w:after="0" w:before="0"/>
+            </w:pPr>
+            <w:r>
+              <w:rPr>
+                <w:b/>
+                <w:bCs/>
+                <w:color w:val="1A1A1A"/>
+                <w:sz w:val="17"/>
+                <w:szCs w:val="17"/>
+              </w:rPr>
+              <w:t xml:space="preserve">Prove demand before committing</w:t>
+            </w:r>
+          </w:p>
+        </w:tc>
+        <w:tc>
+          <w:tcPr>
+            <w:tcW w:type="dxa" w:w="4513"/>
+            <w:shd w:fill="FFFFFF" w:val="clear"/>
+            <w:tcMar>
+              <w:top w:type="dxa" w:w="60"/>
+              <w:left w:type="dxa" w:w="90"/>
+              <w:bottom w:type="dxa" w:w="60"/>
+              <w:right w:type="dxa" w:w="90"/>
+            </w:tcMar>
+          </w:tcPr>
+          <w:p>
+            <w:pPr>
+              <w:spacing w:after="0" w:before="0"/>
+            </w:pPr>
+            <w:r>
+              <w:rPr>
+                <w:b w:val="false"/>
+                <w:bCs w:val="false"/>
+                <w:color w:val="1A1A1A"/>
+                <w:sz w:val="17"/>
+                <w:szCs w:val="17"/>
+              </w:rPr>
+              <w:t xml:space="preserve">Month-24 gate on two signed LOIs</w:t>
+            </w:r>
+          </w:p>
+        </w:tc>
+      </w:tr>
+      <w:tr>
+        <w:trPr>
+          <w:tblHeader w:val="false"/>
+        </w:trPr>
+        <w:tc>
+          <w:tcPr>
+            <w:tcW w:type="dxa" w:w="4513"/>
+            <w:shd w:fill="FAF7F2" w:val="clear"/>
+            <w:tcMar>
+              <w:top w:type="dxa" w:w="60"/>
+              <w:left w:type="dxa" w:w="90"/>
+              <w:bottom w:type="dxa" w:w="60"/>
+              <w:right w:type="dxa" w:w="90"/>
+            </w:tcMar>
+          </w:tcPr>
+          <w:p>
+            <w:pPr>
+              <w:spacing w:after="0" w:before="0"/>
+            </w:pPr>
+            <w:r>
+              <w:rPr>
+                <w:b/>
+                <w:bCs/>
+                <w:color w:val="1A1A1A"/>
+                <w:sz w:val="17"/>
+                <w:szCs w:val="17"/>
+              </w:rPr>
+              <w:t xml:space="preserve">Keep control of the roadmap</w:t>
+            </w:r>
+          </w:p>
+        </w:tc>
+        <w:tc>
+          <w:tcPr>
+            <w:tcW w:type="dxa" w:w="4513"/>
+            <w:shd w:fill="FAF7F2" w:val="clear"/>
+            <w:tcMar>
+              <w:top w:type="dxa" w:w="60"/>
+              <w:left w:type="dxa" w:w="90"/>
+              <w:bottom w:type="dxa" w:w="60"/>
+              <w:right w:type="dxa" w:w="90"/>
+            </w:tcMar>
+          </w:tcPr>
+          <w:p>
+            <w:pPr>
+              <w:spacing w:after="0" w:before="0"/>
+            </w:pPr>
+            <w:r>
+              <w:rPr>
+                <w:b w:val="false"/>
+                <w:bCs w:val="false"/>
+                <w:color w:val="1A1A1A"/>
+                <w:sz w:val="17"/>
+                <w:szCs w:val="17"/>
+              </w:rPr>
+              <w:t xml:space="preserve">Members advise; </w:t>
+            </w:r>
+            <w:r>
+              <w:rPr>
+                <w:b/>
+                <w:bCs/>
+                <w:color w:val="1A1A1A"/>
+                <w:sz w:val="17"/>
+                <w:szCs w:val="17"/>
+              </w:rPr>
+              <w:t xml:space="preserve">we decide</w:t>
+            </w:r>
+          </w:p>
+        </w:tc>
+      </w:tr>
+      <w:tr>
+        <w:trPr>
+          <w:tblHeader w:val="false"/>
+        </w:trPr>
+        <w:tc>
+          <w:tcPr>
+            <w:tcW w:type="dxa" w:w="4513"/>
+            <w:shd w:fill="FFFFFF" w:val="clear"/>
+            <w:tcMar>
+              <w:top w:type="dxa" w:w="60"/>
+              <w:left w:type="dxa" w:w="90"/>
+              <w:bottom w:type="dxa" w:w="60"/>
+              <w:right w:type="dxa" w:w="90"/>
+            </w:tcMar>
+          </w:tcPr>
+          <w:p>
+            <w:pPr>
+              <w:spacing w:after="0" w:before="0"/>
+            </w:pPr>
+            <w:r>
+              <w:rPr>
+                <w:b/>
+                <w:bCs/>
+                <w:color w:val="1A1A1A"/>
+                <w:sz w:val="17"/>
+                <w:szCs w:val="17"/>
+              </w:rPr>
+              <w:t xml:space="preserve">Protect our verticals</w:t>
+            </w:r>
+          </w:p>
+        </w:tc>
+        <w:tc>
+          <w:tcPr>
+            <w:tcW w:type="dxa" w:w="4513"/>
+            <w:shd w:fill="FFFFFF" w:val="clear"/>
+            <w:tcMar>
+              <w:top w:type="dxa" w:w="60"/>
+              <w:left w:type="dxa" w:w="90"/>
+              <w:bottom w:type="dxa" w:w="60"/>
+              <w:right w:type="dxa" w:w="90"/>
+            </w:tcMar>
+          </w:tcPr>
+          <w:p>
+            <w:pPr>
+              <w:spacing w:after="0" w:before="0"/>
+            </w:pPr>
+            <w:r>
+              <w:rPr>
+                <w:b w:val="false"/>
+                <w:bCs w:val="false"/>
+                <w:color w:val="1A1A1A"/>
+                <w:sz w:val="17"/>
+                <w:szCs w:val="17"/>
+              </w:rPr>
+              <w:t xml:space="preserve">Named-competitor exclusion; the tier stays optional</w:t>
+            </w:r>
+          </w:p>
+        </w:tc>
+      </w:tr>
+      <w:tr>
+        <w:trPr>
+          <w:tblHeader w:val="false"/>
+        </w:trPr>
+        <w:tc>
+          <w:tcPr>
+            <w:tcW w:type="dxa" w:w="4513"/>
+            <w:shd w:fill="FAF7F2" w:val="clear"/>
+            <w:tcMar>
+              <w:top w:type="dxa" w:w="60"/>
+              <w:left w:type="dxa" w:w="90"/>
+              <w:bottom w:type="dxa" w:w="60"/>
+              <w:right w:type="dxa" w:w="90"/>
+            </w:tcMar>
+          </w:tcPr>
+          <w:p>
+            <w:pPr>
+              <w:spacing w:after="0" w:before="0"/>
+            </w:pPr>
+            <w:r>
+              <w:rPr>
+                <w:b/>
+                <w:bCs/>
+                <w:color w:val="1A1A1A"/>
+                <w:sz w:val="17"/>
+                <w:szCs w:val="17"/>
+              </w:rPr>
+              <w:t xml:space="preserve">Set a realistic pace</w:t>
+            </w:r>
+          </w:p>
+        </w:tc>
+        <w:tc>
+          <w:tcPr>
+            <w:tcW w:type="dxa" w:w="4513"/>
+            <w:shd w:fill="FAF7F2" w:val="clear"/>
+            <w:tcMar>
+              <w:top w:type="dxa" w:w="60"/>
+              <w:left w:type="dxa" w:w="90"/>
+              <w:bottom w:type="dxa" w:w="60"/>
+              <w:right w:type="dxa" w:w="90"/>
+            </w:tcMar>
+          </w:tcPr>
+          <w:p>
+            <w:pPr>
+              <w:spacing w:after="0" w:before="0"/>
+            </w:pPr>
+            <w:r>
+              <w:rPr>
+                <w:b w:val="false"/>
+                <w:bCs w:val="false"/>
+                <w:color w:val="1A1A1A"/>
+                <w:sz w:val="17"/>
+                <w:szCs w:val="17"/>
+              </w:rPr>
+              <w:t xml:space="preserve">Base case assumes 12 members over seven years</w:t>
+            </w:r>
+          </w:p>
+        </w:tc>
+      </w:tr>
+    </w:tbl>
+    <w:p>
+      <w:pPr>
+        <w:spacing w:after="140"/>
+      </w:pPr>
     </w:p>
     <w:p>
       <w:pPr>
@@ -6301,60 +6418,42 @@
       </w:pPr>
       <w:r>
         <w:rPr>
-          <w:sz w:val="19"/>
-          <w:szCs w:val="19"/>
-        </w:rPr>
-        <w:t xml:space="preserve">From Sanskrit </w:t>
-      </w:r>
-      <w:r>
-        <w:rPr>
-          <w:b/>
-          <w:bCs/>
-          <w:color w:val="1E3A5C"/>
-          <w:sz w:val="19"/>
-          <w:szCs w:val="19"/>
-        </w:rPr>
-        <w:t xml:space="preserve">takṣ</w:t>
-      </w:r>
-      <w:r>
-        <w:rPr>
-          <w:sz w:val="19"/>
-          <w:szCs w:val="19"/>
-        </w:rPr>
-        <w:t xml:space="preserve"> — </w:t>
-      </w:r>
-      <w:r>
-        <w:rPr>
-          <w:i/>
-          <w:iCs/>
-          <w:sz w:val="19"/>
-          <w:szCs w:val="19"/>
-        </w:rPr>
-        <w:t xml:space="preserve">to shape, to carve, to fashion</w:t>
-      </w:r>
-      <w:r>
-        <w:rPr>
-          <w:sz w:val="19"/>
-          <w:szCs w:val="19"/>
-        </w:rPr>
-        <w:t xml:space="preserve">. The root of </w:t>
-      </w:r>
-      <w:r>
-        <w:rPr>
-          <w:b/>
-          <w:bCs/>
-          <w:color w:val="1E3A5C"/>
-          <w:sz w:val="19"/>
-          <w:szCs w:val="19"/>
-        </w:rPr>
-        <w:t xml:space="preserve">Takshashila</w:t>
-      </w:r>
-      <w:r>
-        <w:rPr>
-          <w:sz w:val="19"/>
-          <w:szCs w:val="19"/>
-        </w:rPr>
-        <w:t xml:space="preserve">.</w:t>
+          <w:b/>
+          <w:bCs/>
+          <w:color w:val="1E3A5C"/>
+          <w:sz w:val="19"/>
+          <w:szCs w:val="19"/>
+        </w:rPr>
+        <w:t xml:space="preserve">Each of these is a decision we hold, not a dependency we carry.</w:t>
+      </w:r>
+    </w:p>
+    <w:p>
+      <w:pPr>
+        <w:pStyle w:val="Heading1"/>
+        <w:pBdr>
+          <w:bottom w:val="single" w:color="1E3A5C" w:sz="10" w:space="6"/>
+        </w:pBdr>
+        <w:spacing w:after="40" w:before="320"/>
+      </w:pPr>
+      <w:r>
+        <w:rPr>
+          <w:b/>
+          <w:bCs/>
+          <w:color w:val="9A6B2F"/>
+          <w:sz w:val="24"/>
+          <w:szCs w:val="24"/>
+        </w:rPr>
+        <w:t xml:space="preserve">Slide 14 — </w:t>
+      </w:r>
+      <w:r>
+        <w:rPr>
+          <w:b/>
+          <w:bCs/>
+          <w:color w:val="1E3A5C"/>
+          <w:sz w:val="26"/>
+          <w:szCs w:val="26"/>
+        </w:rPr>
+        <w:t xml:space="preserve">Governance and review gates</w:t>
       </w:r>
     </w:p>
     <w:tbl>
@@ -6401,7 +6500,7 @@
                 <w:sz w:val="17"/>
                 <w:szCs w:val="17"/>
               </w:rPr>
-              <w:t xml:space="preserve"/>
+              <w:t xml:space="preserve">Point</w:t>
             </w:r>
           </w:p>
         </w:tc>
@@ -6428,7 +6527,7 @@
                 <w:sz w:val="17"/>
                 <w:szCs w:val="17"/>
               </w:rPr>
-              <w:t xml:space="preserve">Line</w:t>
+              <w:t xml:space="preserve">Test</w:t>
             </w:r>
           </w:p>
         </w:tc>
@@ -6455,7 +6554,7 @@
                 <w:sz w:val="17"/>
                 <w:szCs w:val="17"/>
               </w:rPr>
-              <w:t xml:space="preserve">Note</w:t>
+              <w:t xml:space="preserve">If not met</w:t>
             </w:r>
           </w:p>
         </w:tc>
@@ -6487,7 +6586,7 @@
                 <w:sz w:val="17"/>
                 <w:szCs w:val="17"/>
               </w:rPr>
-              <w:t xml:space="preserve">TAKSHON</w:t>
+              <w:t xml:space="preserve">Month 12</w:t>
             </w:r>
           </w:p>
         </w:tc>
@@ -6510,13 +6609,11 @@
               <w:rPr>
                 <w:b w:val="false"/>
                 <w:bCs w:val="false"/>
-                <w:i/>
-                <w:iCs/>
-                <w:color w:val="1A1A1A"/>
-                <w:sz w:val="17"/>
-                <w:szCs w:val="17"/>
-              </w:rPr>
-              <w:t xml:space="preserve">Design Beyond Boundaries</w:t>
+                <w:color w:val="1A1A1A"/>
+                <w:sz w:val="17"/>
+                <w:szCs w:val="17"/>
+              </w:rPr>
+              <w:t xml:space="preserve">8–10 qualified member conversations held</w:t>
             </w:r>
           </w:p>
         </w:tc>
@@ -6543,17 +6640,7 @@
                 <w:sz w:val="17"/>
                 <w:szCs w:val="17"/>
               </w:rPr>
-              <w:t xml:space="preserve">Most futuristic and ownable; </w:t>
-            </w:r>
-            <w:r>
-              <w:rPr>
-                <w:b/>
-                <w:bCs/>
-                <w:color w:val="1A1A1A"/>
-                <w:sz w:val="17"/>
-                <w:szCs w:val="17"/>
-              </w:rPr>
-              <w:t xml:space="preserve">strongest search position</w:t>
+              <w:t xml:space="preserve">Outbound pauses; engineering continues</w:t>
             </w:r>
           </w:p>
         </w:tc>
@@ -6585,7 +6672,7 @@
                 <w:sz w:val="17"/>
                 <w:szCs w:val="17"/>
               </w:rPr>
-              <w:t xml:space="preserve">TAKSH</w:t>
+              <w:t xml:space="preserve">Month 24, at ActCAD GA</w:t>
             </w:r>
           </w:p>
         </w:tc>
@@ -6606,15 +6693,13 @@
             </w:pPr>
             <w:r>
               <w:rPr>
-                <w:b w:val="false"/>
-                <w:bCs w:val="false"/>
-                <w:i/>
-                <w:iCs/>
-                <w:color w:val="1A1A1A"/>
-                <w:sz w:val="17"/>
-                <w:szCs w:val="17"/>
-              </w:rPr>
-              <w:t xml:space="preserve">Precision in Every Dimension</w:t>
+                <w:b/>
+                <w:bCs/>
+                <w:color w:val="1A1A1A"/>
+                <w:sz w:val="17"/>
+                <w:szCs w:val="17"/>
+              </w:rPr>
+              <w:t xml:space="preserve">Two members at signed LOI</w:t>
             </w:r>
           </w:p>
         </w:tc>
@@ -6635,23 +6720,13 @@
             </w:pPr>
             <w:r>
               <w:rPr>
-                <w:b/>
-                <w:bCs/>
-                <w:color w:val="1A1A1A"/>
-                <w:sz w:val="17"/>
-                <w:szCs w:val="17"/>
-              </w:rPr>
-              <w:t xml:space="preserve">Shortest, sharpest wordmark</w:t>
-            </w:r>
-            <w:r>
-              <w:rPr>
-                <w:b w:val="false"/>
-                <w:bCs w:val="false"/>
-                <w:color w:val="1A1A1A"/>
-                <w:sz w:val="17"/>
-                <w:szCs w:val="17"/>
-              </w:rPr>
-              <w:t xml:space="preserve">; meaning maps exactly to what CAD does</w:t>
+                <w:b w:val="false"/>
+                <w:bCs w:val="false"/>
+                <w:color w:val="1A1A1A"/>
+                <w:sz w:val="17"/>
+                <w:szCs w:val="17"/>
+              </w:rPr>
+              <w:t xml:space="preserve">Commercialisation does not proceed</w:t>
             </w:r>
           </w:p>
         </w:tc>
@@ -6683,7 +6758,7 @@
                 <w:sz w:val="17"/>
                 <w:szCs w:val="17"/>
               </w:rPr>
-              <w:t xml:space="preserve">TAKSHA</w:t>
+              <w:t xml:space="preserve">Before any vertical-tier sale</w:t>
             </w:r>
           </w:p>
         </w:tc>
@@ -6706,13 +6781,11 @@
               <w:rPr>
                 <w:b w:val="false"/>
                 <w:bCs w:val="false"/>
-                <w:i/>
-                <w:iCs/>
-                <w:color w:val="1A1A1A"/>
-                <w:sz w:val="17"/>
-                <w:szCs w:val="17"/>
-              </w:rPr>
-              <w:t xml:space="preserve">Design. Simulate. Build.</w:t>
+                <w:color w:val="1A1A1A"/>
+                <w:sz w:val="17"/>
+                <w:szCs w:val="17"/>
+              </w:rPr>
+              <w:t xml:space="preserve">No conflict with ActCAD's markets</w:t>
             </w:r>
           </w:p>
         </w:tc>
@@ -6739,17 +6812,227 @@
                 <w:sz w:val="17"/>
                 <w:szCs w:val="17"/>
               </w:rPr>
-              <w:t xml:space="preserve">Premium and distinctly Indian — </w:t>
-            </w:r>
-            <w:r>
-              <w:rPr>
-                <w:b/>
-                <w:bCs/>
-                <w:color w:val="1A1A1A"/>
-                <w:sz w:val="17"/>
-                <w:szCs w:val="17"/>
-              </w:rPr>
-              <w:t xml:space="preserve">conflict risk with an adjacent engineering-AI name</w:t>
+              <w:t xml:space="preserve">Tier withheld from that member</w:t>
+            </w:r>
+          </w:p>
+        </w:tc>
+      </w:tr>
+    </w:tbl>
+    <w:p>
+      <w:pPr>
+        <w:spacing w:after="140"/>
+      </w:pPr>
+    </w:p>
+    <w:p>
+      <w:pPr>
+        <w:pBdr>
+          <w:left w:val="single" w:color="9A6B2F" w:sz="18" w:space="10"/>
+        </w:pBdr>
+        <w:shd w:fill="FAF7F2" w:val="clear"/>
+        <w:spacing w:after="140" w:before="100"/>
+        <w:ind w:left="260"/>
+      </w:pPr>
+      <w:r>
+        <w:rPr>
+          <w:b/>
+          <w:bCs/>
+          <w:color w:val="1E3A5C"/>
+          <w:sz w:val="19"/>
+          <w:szCs w:val="19"/>
+        </w:rPr>
+        <w:t xml:space="preserve">Every gate is a decision this board takes, on evidence, at the time.</w:t>
+      </w:r>
+    </w:p>
+    <w:p>
+      <w:pPr>
+        <w:pStyle w:val="Heading1"/>
+        <w:pBdr>
+          <w:bottom w:val="single" w:color="1E3A5C" w:sz="10" w:space="6"/>
+        </w:pBdr>
+        <w:spacing w:after="40" w:before="320"/>
+      </w:pPr>
+      <w:r>
+        <w:rPr>
+          <w:b/>
+          <w:bCs/>
+          <w:color w:val="9A6B2F"/>
+          <w:sz w:val="24"/>
+          <w:szCs w:val="24"/>
+        </w:rPr>
+        <w:t xml:space="preserve">Slide 15 — </w:t>
+      </w:r>
+      <w:r>
+        <w:rPr>
+          <w:b/>
+          <w:bCs/>
+          <w:color w:val="1E3A5C"/>
+          <w:sz w:val="26"/>
+          <w:szCs w:val="26"/>
+        </w:rPr>
+        <w:t xml:space="preserve">The name</w:t>
+      </w:r>
+    </w:p>
+    <w:p>
+      <w:pPr>
+        <w:spacing w:after="100" w:before="60"/>
+      </w:pPr>
+      <w:r>
+        <w:rPr>
+          <w:sz w:val="19"/>
+          <w:szCs w:val="19"/>
+        </w:rPr>
+        <w:t xml:space="preserve">From Sanskrit </w:t>
+      </w:r>
+      <w:r>
+        <w:rPr>
+          <w:b/>
+          <w:bCs/>
+          <w:color w:val="1E3A5C"/>
+          <w:sz w:val="19"/>
+          <w:szCs w:val="19"/>
+        </w:rPr>
+        <w:t xml:space="preserve">takṣ</w:t>
+      </w:r>
+      <w:r>
+        <w:rPr>
+          <w:sz w:val="19"/>
+          <w:szCs w:val="19"/>
+        </w:rPr>
+        <w:t xml:space="preserve"> — </w:t>
+      </w:r>
+      <w:r>
+        <w:rPr>
+          <w:i/>
+          <w:iCs/>
+          <w:sz w:val="19"/>
+          <w:szCs w:val="19"/>
+        </w:rPr>
+        <w:t xml:space="preserve">to shape, to carve, to fashion</w:t>
+      </w:r>
+      <w:r>
+        <w:rPr>
+          <w:sz w:val="19"/>
+          <w:szCs w:val="19"/>
+        </w:rPr>
+        <w:t xml:space="preserve">. The root of </w:t>
+      </w:r>
+      <w:r>
+        <w:rPr>
+          <w:b/>
+          <w:bCs/>
+          <w:color w:val="1E3A5C"/>
+          <w:sz w:val="19"/>
+          <w:szCs w:val="19"/>
+        </w:rPr>
+        <w:t xml:space="preserve">Takshashila</w:t>
+      </w:r>
+      <w:r>
+        <w:rPr>
+          <w:sz w:val="19"/>
+          <w:szCs w:val="19"/>
+        </w:rPr>
+        <w:t xml:space="preserve">.</w:t>
+      </w:r>
+    </w:p>
+    <w:tbl>
+      <w:tblPr>
+        <w:tblW w:type="dxa" w:w="9026"/>
+        <w:tblBorders>
+          <w:top w:val="single" w:color="auto" w:sz="4"/>
+          <w:left w:val="single" w:color="auto" w:sz="4"/>
+          <w:bottom w:val="single" w:color="auto" w:sz="4"/>
+          <w:right w:val="single" w:color="auto" w:sz="4"/>
+          <w:insideH w:val="single" w:color="auto" w:sz="4"/>
+          <w:insideV w:val="single" w:color="auto" w:sz="4"/>
+        </w:tblBorders>
+      </w:tblPr>
+      <w:tblGrid>
+        <w:gridCol w:w="3008"/>
+        <w:gridCol w:w="3008"/>
+        <w:gridCol w:w="3008"/>
+      </w:tblGrid>
+      <w:tr>
+        <w:trPr>
+          <w:tblHeader/>
+        </w:trPr>
+        <w:tc>
+          <w:tcPr>
+            <w:tcW w:type="dxa" w:w="3008"/>
+            <w:shd w:fill="1E3A5C" w:val="clear"/>
+            <w:tcMar>
+              <w:top w:type="dxa" w:w="60"/>
+              <w:left w:type="dxa" w:w="90"/>
+              <w:bottom w:type="dxa" w:w="60"/>
+              <w:right w:type="dxa" w:w="90"/>
+            </w:tcMar>
+          </w:tcPr>
+          <w:p>
+            <w:pPr>
+              <w:spacing w:after="0" w:before="0"/>
+            </w:pPr>
+            <w:r>
+              <w:rPr>
+                <w:b/>
+                <w:bCs/>
+                <w:color w:val="FFFFFF"/>
+                <w:sz w:val="17"/>
+                <w:szCs w:val="17"/>
+              </w:rPr>
+              <w:t xml:space="preserve"/>
+            </w:r>
+          </w:p>
+        </w:tc>
+        <w:tc>
+          <w:tcPr>
+            <w:tcW w:type="dxa" w:w="3008"/>
+            <w:shd w:fill="1E3A5C" w:val="clear"/>
+            <w:tcMar>
+              <w:top w:type="dxa" w:w="60"/>
+              <w:left w:type="dxa" w:w="90"/>
+              <w:bottom w:type="dxa" w:w="60"/>
+              <w:right w:type="dxa" w:w="90"/>
+            </w:tcMar>
+          </w:tcPr>
+          <w:p>
+            <w:pPr>
+              <w:spacing w:after="0" w:before="0"/>
+            </w:pPr>
+            <w:r>
+              <w:rPr>
+                <w:b/>
+                <w:bCs/>
+                <w:color w:val="FFFFFF"/>
+                <w:sz w:val="17"/>
+                <w:szCs w:val="17"/>
+              </w:rPr>
+              <w:t xml:space="preserve">Line</w:t>
+            </w:r>
+          </w:p>
+        </w:tc>
+        <w:tc>
+          <w:tcPr>
+            <w:tcW w:type="dxa" w:w="3008"/>
+            <w:shd w:fill="1E3A5C" w:val="clear"/>
+            <w:tcMar>
+              <w:top w:type="dxa" w:w="60"/>
+              <w:left w:type="dxa" w:w="90"/>
+              <w:bottom w:type="dxa" w:w="60"/>
+              <w:right w:type="dxa" w:w="90"/>
+            </w:tcMar>
+          </w:tcPr>
+          <w:p>
+            <w:pPr>
+              <w:spacing w:after="0" w:before="0"/>
+            </w:pPr>
+            <w:r>
+              <w:rPr>
+                <w:b/>
+                <w:bCs/>
+                <w:color w:val="FFFFFF"/>
+                <w:sz w:val="17"/>
+                <w:szCs w:val="17"/>
+              </w:rPr>
+              <w:t xml:space="preserve">Note</w:t>
             </w:r>
           </w:p>
         </w:tc>
@@ -6761,6 +7044,300 @@
         <w:tc>
           <w:tcPr>
             <w:tcW w:type="dxa" w:w="3008"/>
+            <w:shd w:fill="FFFFFF" w:val="clear"/>
+            <w:tcMar>
+              <w:top w:type="dxa" w:w="60"/>
+              <w:left w:type="dxa" w:w="90"/>
+              <w:bottom w:type="dxa" w:w="60"/>
+              <w:right w:type="dxa" w:w="90"/>
+            </w:tcMar>
+          </w:tcPr>
+          <w:p>
+            <w:pPr>
+              <w:spacing w:after="0" w:before="0"/>
+            </w:pPr>
+            <w:r>
+              <w:rPr>
+                <w:b/>
+                <w:bCs/>
+                <w:color w:val="1A1A1A"/>
+                <w:sz w:val="17"/>
+                <w:szCs w:val="17"/>
+              </w:rPr>
+              <w:t xml:space="preserve">TAKSHON</w:t>
+            </w:r>
+          </w:p>
+        </w:tc>
+        <w:tc>
+          <w:tcPr>
+            <w:tcW w:type="dxa" w:w="3008"/>
+            <w:shd w:fill="FFFFFF" w:val="clear"/>
+            <w:tcMar>
+              <w:top w:type="dxa" w:w="60"/>
+              <w:left w:type="dxa" w:w="90"/>
+              <w:bottom w:type="dxa" w:w="60"/>
+              <w:right w:type="dxa" w:w="90"/>
+            </w:tcMar>
+          </w:tcPr>
+          <w:p>
+            <w:pPr>
+              <w:spacing w:after="0" w:before="0"/>
+            </w:pPr>
+            <w:r>
+              <w:rPr>
+                <w:b w:val="false"/>
+                <w:bCs w:val="false"/>
+                <w:i/>
+                <w:iCs/>
+                <w:color w:val="1A1A1A"/>
+                <w:sz w:val="17"/>
+                <w:szCs w:val="17"/>
+              </w:rPr>
+              <w:t xml:space="preserve">Design Beyond Boundaries</w:t>
+            </w:r>
+          </w:p>
+        </w:tc>
+        <w:tc>
+          <w:tcPr>
+            <w:tcW w:type="dxa" w:w="3008"/>
+            <w:shd w:fill="FFFFFF" w:val="clear"/>
+            <w:tcMar>
+              <w:top w:type="dxa" w:w="60"/>
+              <w:left w:type="dxa" w:w="90"/>
+              <w:bottom w:type="dxa" w:w="60"/>
+              <w:right w:type="dxa" w:w="90"/>
+            </w:tcMar>
+          </w:tcPr>
+          <w:p>
+            <w:pPr>
+              <w:spacing w:after="0" w:before="0"/>
+            </w:pPr>
+            <w:r>
+              <w:rPr>
+                <w:b w:val="false"/>
+                <w:bCs w:val="false"/>
+                <w:color w:val="1A1A1A"/>
+                <w:sz w:val="17"/>
+                <w:szCs w:val="17"/>
+              </w:rPr>
+              <w:t xml:space="preserve">Most futuristic and ownable; </w:t>
+            </w:r>
+            <w:r>
+              <w:rPr>
+                <w:b/>
+                <w:bCs/>
+                <w:color w:val="1A1A1A"/>
+                <w:sz w:val="17"/>
+                <w:szCs w:val="17"/>
+              </w:rPr>
+              <w:t xml:space="preserve">strongest search position</w:t>
+            </w:r>
+          </w:p>
+        </w:tc>
+      </w:tr>
+      <w:tr>
+        <w:trPr>
+          <w:tblHeader w:val="false"/>
+        </w:trPr>
+        <w:tc>
+          <w:tcPr>
+            <w:tcW w:type="dxa" w:w="3008"/>
+            <w:shd w:fill="FAF7F2" w:val="clear"/>
+            <w:tcMar>
+              <w:top w:type="dxa" w:w="60"/>
+              <w:left w:type="dxa" w:w="90"/>
+              <w:bottom w:type="dxa" w:w="60"/>
+              <w:right w:type="dxa" w:w="90"/>
+            </w:tcMar>
+          </w:tcPr>
+          <w:p>
+            <w:pPr>
+              <w:spacing w:after="0" w:before="0"/>
+            </w:pPr>
+            <w:r>
+              <w:rPr>
+                <w:b/>
+                <w:bCs/>
+                <w:color w:val="1A1A1A"/>
+                <w:sz w:val="17"/>
+                <w:szCs w:val="17"/>
+              </w:rPr>
+              <w:t xml:space="preserve">TAKSH</w:t>
+            </w:r>
+          </w:p>
+        </w:tc>
+        <w:tc>
+          <w:tcPr>
+            <w:tcW w:type="dxa" w:w="3008"/>
+            <w:shd w:fill="FAF7F2" w:val="clear"/>
+            <w:tcMar>
+              <w:top w:type="dxa" w:w="60"/>
+              <w:left w:type="dxa" w:w="90"/>
+              <w:bottom w:type="dxa" w:w="60"/>
+              <w:right w:type="dxa" w:w="90"/>
+            </w:tcMar>
+          </w:tcPr>
+          <w:p>
+            <w:pPr>
+              <w:spacing w:after="0" w:before="0"/>
+            </w:pPr>
+            <w:r>
+              <w:rPr>
+                <w:b w:val="false"/>
+                <w:bCs w:val="false"/>
+                <w:i/>
+                <w:iCs/>
+                <w:color w:val="1A1A1A"/>
+                <w:sz w:val="17"/>
+                <w:szCs w:val="17"/>
+              </w:rPr>
+              <w:t xml:space="preserve">Precision in Every Dimension</w:t>
+            </w:r>
+          </w:p>
+        </w:tc>
+        <w:tc>
+          <w:tcPr>
+            <w:tcW w:type="dxa" w:w="3008"/>
+            <w:shd w:fill="FAF7F2" w:val="clear"/>
+            <w:tcMar>
+              <w:top w:type="dxa" w:w="60"/>
+              <w:left w:type="dxa" w:w="90"/>
+              <w:bottom w:type="dxa" w:w="60"/>
+              <w:right w:type="dxa" w:w="90"/>
+            </w:tcMar>
+          </w:tcPr>
+          <w:p>
+            <w:pPr>
+              <w:spacing w:after="0" w:before="0"/>
+            </w:pPr>
+            <w:r>
+              <w:rPr>
+                <w:b/>
+                <w:bCs/>
+                <w:color w:val="1A1A1A"/>
+                <w:sz w:val="17"/>
+                <w:szCs w:val="17"/>
+              </w:rPr>
+              <w:t xml:space="preserve">Shortest, sharpest wordmark</w:t>
+            </w:r>
+            <w:r>
+              <w:rPr>
+                <w:b w:val="false"/>
+                <w:bCs w:val="false"/>
+                <w:color w:val="1A1A1A"/>
+                <w:sz w:val="17"/>
+                <w:szCs w:val="17"/>
+              </w:rPr>
+              <w:t xml:space="preserve">; meaning maps exactly to what CAD does</w:t>
+            </w:r>
+          </w:p>
+        </w:tc>
+      </w:tr>
+      <w:tr>
+        <w:trPr>
+          <w:tblHeader w:val="false"/>
+        </w:trPr>
+        <w:tc>
+          <w:tcPr>
+            <w:tcW w:type="dxa" w:w="3008"/>
+            <w:shd w:fill="FFFFFF" w:val="clear"/>
+            <w:tcMar>
+              <w:top w:type="dxa" w:w="60"/>
+              <w:left w:type="dxa" w:w="90"/>
+              <w:bottom w:type="dxa" w:w="60"/>
+              <w:right w:type="dxa" w:w="90"/>
+            </w:tcMar>
+          </w:tcPr>
+          <w:p>
+            <w:pPr>
+              <w:spacing w:after="0" w:before="0"/>
+            </w:pPr>
+            <w:r>
+              <w:rPr>
+                <w:b/>
+                <w:bCs/>
+                <w:color w:val="1A1A1A"/>
+                <w:sz w:val="17"/>
+                <w:szCs w:val="17"/>
+              </w:rPr>
+              <w:t xml:space="preserve">TAKSHA</w:t>
+            </w:r>
+          </w:p>
+        </w:tc>
+        <w:tc>
+          <w:tcPr>
+            <w:tcW w:type="dxa" w:w="3008"/>
+            <w:shd w:fill="FFFFFF" w:val="clear"/>
+            <w:tcMar>
+              <w:top w:type="dxa" w:w="60"/>
+              <w:left w:type="dxa" w:w="90"/>
+              <w:bottom w:type="dxa" w:w="60"/>
+              <w:right w:type="dxa" w:w="90"/>
+            </w:tcMar>
+          </w:tcPr>
+          <w:p>
+            <w:pPr>
+              <w:spacing w:after="0" w:before="0"/>
+            </w:pPr>
+            <w:r>
+              <w:rPr>
+                <w:b w:val="false"/>
+                <w:bCs w:val="false"/>
+                <w:i/>
+                <w:iCs/>
+                <w:color w:val="1A1A1A"/>
+                <w:sz w:val="17"/>
+                <w:szCs w:val="17"/>
+              </w:rPr>
+              <w:t xml:space="preserve">Design. Simulate. Build.</w:t>
+            </w:r>
+          </w:p>
+        </w:tc>
+        <w:tc>
+          <w:tcPr>
+            <w:tcW w:type="dxa" w:w="3008"/>
+            <w:shd w:fill="FFFFFF" w:val="clear"/>
+            <w:tcMar>
+              <w:top w:type="dxa" w:w="60"/>
+              <w:left w:type="dxa" w:w="90"/>
+              <w:bottom w:type="dxa" w:w="60"/>
+              <w:right w:type="dxa" w:w="90"/>
+            </w:tcMar>
+          </w:tcPr>
+          <w:p>
+            <w:pPr>
+              <w:spacing w:after="0" w:before="0"/>
+            </w:pPr>
+            <w:r>
+              <w:rPr>
+                <w:b w:val="false"/>
+                <w:bCs w:val="false"/>
+                <w:color w:val="1A1A1A"/>
+                <w:sz w:val="17"/>
+                <w:szCs w:val="17"/>
+              </w:rPr>
+              <w:t xml:space="preserve">Premium and distinctly Indian — </w:t>
+            </w:r>
+            <w:r>
+              <w:rPr>
+                <w:b/>
+                <w:bCs/>
+                <w:color w:val="1A1A1A"/>
+                <w:sz w:val="17"/>
+                <w:szCs w:val="17"/>
+              </w:rPr>
+              <w:t xml:space="preserve">conflict risk with an adjacent engineering-AI name</w:t>
+            </w:r>
+          </w:p>
+        </w:tc>
+      </w:tr>
+      <w:tr>
+        <w:trPr>
+          <w:tblHeader w:val="false"/>
+        </w:trPr>
+        <w:tc>
+          <w:tcPr>
+            <w:tcW w:type="dxa" w:w="3008"/>
             <w:shd w:fill="FAF7F2" w:val="clear"/>
             <w:tcMar>
               <w:top w:type="dxa" w:w="60"/>
@@ -6973,7 +7550,7 @@
           <w:sz w:val="24"/>
           <w:szCs w:val="24"/>
         </w:rPr>
-        <w:t xml:space="preserve">Slide 15 — </w:t>
+        <w:t xml:space="preserve">Slide 16 — </w:t>
       </w:r>
       <w:r>
         <w:rPr>

--- a/docs/tejascad-mgmt-brief-review.docx
+++ b/docs/tejascad-mgmt-brief-review.docx
@@ -5247,6 +5247,28 @@
     </w:p>
     <w:p>
       <w:pPr>
+        <w:spacing w:after="100" w:before="60"/>
+      </w:pPr>
+      <w:r>
+        <w:rPr>
+          <w:b/>
+          <w:bCs/>
+          <w:color w:val="1E3A5C"/>
+          <w:sz w:val="19"/>
+          <w:szCs w:val="19"/>
+        </w:rPr>
+        <w:t xml:space="preserve">A team this size is viable because of how we are building.</w:t>
+      </w:r>
+      <w:r>
+        <w:rPr>
+          <w:sz w:val="19"/>
+          <w:szCs w:val="19"/>
+        </w:rPr>
+        <w:t xml:space="preserve"> Phase 0 delivered ~207 commits and a shipping viewer in six weeks with AI-assisted development — the UI, commands, tests and tooling layers move several times faster than they used to.</w:t>
+      </w:r>
+    </w:p>
+    <w:p>
+      <w:pPr>
         <w:spacing w:after="40" w:before="40"/>
         <w:ind w:left="360" w:hanging="200"/>
       </w:pPr>
@@ -5262,27 +5284,20 @@
       </w:r>
       <w:r>
         <w:rPr>
-          <w:sz w:val="19"/>
-          <w:szCs w:val="19"/>
-        </w:rPr>
-        <w:t xml:space="preserve">This is </w:t>
-      </w:r>
-      <w:r>
-        <w:rPr>
-          <w:b/>
-          <w:bCs/>
-          <w:color w:val="1E3A5C"/>
-          <w:sz w:val="19"/>
-          <w:szCs w:val="19"/>
-        </w:rPr>
-        <w:t xml:space="preserve">the team the next ActCAD engine needs regardless</w:t>
-      </w:r>
-      <w:r>
-        <w:rPr>
-          <w:sz w:val="19"/>
-          <w:szCs w:val="19"/>
-        </w:rPr>
-        <w:t xml:space="preserve"> — the platform shares it, it does not create it</w:t>
+          <w:b/>
+          <w:bCs/>
+          <w:color w:val="1E3A5C"/>
+          <w:sz w:val="19"/>
+          <w:szCs w:val="19"/>
+        </w:rPr>
+        <w:t xml:space="preserve">AI carries the commands and UI layer</w:t>
+      </w:r>
+      <w:r>
+        <w:rPr>
+          <w:sz w:val="19"/>
+          <w:szCs w:val="19"/>
+        </w:rPr>
+        <w:t xml:space="preserve"> — that is where the leverage is real</w:t>
       </w:r>
     </w:p>
     <w:p>
@@ -5302,20 +5317,60 @@
       </w:r>
       <w:r>
         <w:rPr>
-          <w:sz w:val="19"/>
-          <w:szCs w:val="19"/>
-        </w:rPr>
-        <w:t xml:space="preserve">Engine developers are the constraint: </w:t>
-      </w:r>
-      <w:r>
-        <w:rPr>
-          <w:b/>
-          <w:bCs/>
-          <w:color w:val="1E3A5C"/>
-          <w:sz w:val="19"/>
-          <w:szCs w:val="19"/>
-        </w:rPr>
-        <w:t xml:space="preserve">senior C++ and systems people, hired deliberately</w:t>
+          <w:b/>
+          <w:bCs/>
+          <w:color w:val="1E3A5C"/>
+          <w:sz w:val="19"/>
+          <w:szCs w:val="19"/>
+        </w:rPr>
+        <w:t xml:space="preserve">Engine work still needs people</w:t>
+      </w:r>
+      <w:r>
+        <w:rPr>
+          <w:sz w:val="19"/>
+          <w:szCs w:val="19"/>
+        </w:rPr>
+        <w:t xml:space="preserve"> — ODA and ACIS integration, performance, vendor defects. Hire these deliberately.</w:t>
+      </w:r>
+    </w:p>
+    <w:p>
+      <w:pPr>
+        <w:spacing w:after="40" w:before="40"/>
+        <w:ind w:left="360" w:hanging="200"/>
+      </w:pPr>
+      <w:r>
+        <w:rPr>
+          <w:b/>
+          <w:bCs/>
+          <w:color w:val="9A6B2F"/>
+          <w:sz w:val="19"/>
+          <w:szCs w:val="19"/>
+        </w:rPr>
+        <w:t xml:space="preserve">•   </w:t>
+      </w:r>
+      <w:r>
+        <w:rPr>
+          <w:sz w:val="19"/>
+          <w:szCs w:val="19"/>
+        </w:rPr>
+        <w:t xml:space="preserve">This is </w:t>
+      </w:r>
+      <w:r>
+        <w:rPr>
+          <w:b/>
+          <w:bCs/>
+          <w:color w:val="1E3A5C"/>
+          <w:sz w:val="19"/>
+          <w:szCs w:val="19"/>
+        </w:rPr>
+        <w:t xml:space="preserve">the team the next ActCAD engine needs regardless</w:t>
+      </w:r>
+      <w:r>
+        <w:rPr>
+          <w:sz w:val="19"/>
+          <w:szCs w:val="19"/>
+        </w:rPr>
+        <w:t xml:space="preserve"> — the platform shares it, it does not create it</w:t>
       </w:r>
     </w:p>
     <w:p>

--- a/docs/tejascad-mgmt-brief-review.docx
+++ b/docs/tejascad-mgmt-brief-review.docx
@@ -7087,7 +7087,7 @@
                 <w:sz w:val="17"/>
                 <w:szCs w:val="17"/>
               </w:rPr>
-              <w:t xml:space="preserve">Note</w:t>
+              <w:t xml:space="preserve">What a search turns up</w:t>
             </w:r>
           </w:p>
         </w:tc>
@@ -7169,23 +7169,23 @@
             </w:pPr>
             <w:r>
               <w:rPr>
-                <w:b w:val="false"/>
-                <w:bCs w:val="false"/>
-                <w:color w:val="1A1A1A"/>
-                <w:sz w:val="17"/>
-                <w:szCs w:val="17"/>
-              </w:rPr>
-              <w:t xml:space="preserve">Most futuristic and ownable; </w:t>
-            </w:r>
-            <w:r>
-              <w:rPr>
-                <w:b/>
-                <w:bCs/>
-                <w:color w:val="1A1A1A"/>
-                <w:sz w:val="17"/>
-                <w:szCs w:val="17"/>
-              </w:rPr>
-              <w:t xml:space="preserve">strongest search position</w:t>
+                <w:b/>
+                <w:bCs/>
+                <w:color w:val="1A1A1A"/>
+                <w:sz w:val="17"/>
+                <w:szCs w:val="17"/>
+              </w:rPr>
+              <w:t xml:space="preserve">Clear</w:t>
+            </w:r>
+            <w:r>
+              <w:rPr>
+                <w:b w:val="false"/>
+                <w:bCs w:val="false"/>
+                <w:color w:val="1A1A1A"/>
+                <w:sz w:val="17"/>
+                <w:szCs w:val="17"/>
+              </w:rPr>
+              <w:t xml:space="preserve"> — no Indian technology company trading on the name</w:t>
             </w:r>
           </w:p>
         </w:tc>
@@ -7273,17 +7273,17 @@
                 <w:sz w:val="17"/>
                 <w:szCs w:val="17"/>
               </w:rPr>
-              <w:t xml:space="preserve">Shortest, sharpest wordmark</w:t>
-            </w:r>
-            <w:r>
-              <w:rPr>
-                <w:b w:val="false"/>
-                <w:bCs w:val="false"/>
-                <w:color w:val="1A1A1A"/>
-                <w:sz w:val="17"/>
-                <w:szCs w:val="17"/>
-              </w:rPr>
-              <w:t xml:space="preserve">; meaning maps exactly to what CAD does</w:t>
+              <w:t xml:space="preserve">Crowded</w:t>
+            </w:r>
+            <w:r>
+              <w:rPr>
+                <w:b w:val="false"/>
+                <w:bCs w:val="false"/>
+                <w:color w:val="1A1A1A"/>
+                <w:sz w:val="17"/>
+                <w:szCs w:val="17"/>
+              </w:rPr>
+              <w:t xml:space="preserve"> — four Indian software firms already use it</w:t>
             </w:r>
           </w:p>
         </w:tc>
@@ -7365,23 +7365,23 @@
             </w:pPr>
             <w:r>
               <w:rPr>
-                <w:b w:val="false"/>
-                <w:bCs w:val="false"/>
-                <w:color w:val="1A1A1A"/>
-                <w:sz w:val="17"/>
-                <w:szCs w:val="17"/>
-              </w:rPr>
-              <w:t xml:space="preserve">Premium and distinctly Indian — </w:t>
-            </w:r>
-            <w:r>
-              <w:rPr>
-                <w:b/>
-                <w:bCs/>
-                <w:color w:val="1A1A1A"/>
-                <w:sz w:val="17"/>
-                <w:szCs w:val="17"/>
-              </w:rPr>
-              <w:t xml:space="preserve">conflict risk with an adjacent engineering-AI name</w:t>
+                <w:b/>
+                <w:bCs/>
+                <w:color w:val="1A1A1A"/>
+                <w:sz w:val="17"/>
+                <w:szCs w:val="17"/>
+              </w:rPr>
+              <w:t xml:space="preserve">Conflict</w:t>
+            </w:r>
+            <w:r>
+              <w:rPr>
+                <w:b w:val="false"/>
+                <w:bCs w:val="false"/>
+                <w:color w:val="1A1A1A"/>
+                <w:sz w:val="17"/>
+                <w:szCs w:val="17"/>
+              </w:rPr>
+              <w:t xml:space="preserve"> — Taksha AI &amp; Robotics Pvt Ltd, plus robotics and engineering firms</w:t>
             </w:r>
           </w:p>
         </w:tc>
@@ -7469,7 +7469,7 @@
                 <w:sz w:val="17"/>
                 <w:szCs w:val="17"/>
               </w:rPr>
-              <w:t xml:space="preserve">Best BIM and infrastructure story; more crowded</w:t>
+              <w:t xml:space="preserve">Strong BIM story, but a common word in wide commercial use</w:t>
             </w:r>
           </w:p>
         </w:tc>
@@ -7482,6 +7482,28 @@
     </w:p>
     <w:p>
       <w:pPr>
+        <w:spacing w:after="100" w:before="60"/>
+      </w:pPr>
+      <w:r>
+        <w:rPr>
+          <w:b/>
+          <w:bCs/>
+          <w:color w:val="1E3A5C"/>
+          <w:sz w:val="19"/>
+          <w:szCs w:val="19"/>
+        </w:rPr>
+        <w:t xml:space="preserve">TAKSHON is the recommendation</w:t>
+      </w:r>
+      <w:r>
+        <w:rPr>
+          <w:sz w:val="19"/>
+          <w:szCs w:val="19"/>
+        </w:rPr>
+        <w:t xml:space="preserve"> — the only one of the four with room to own the category.</w:t>
+      </w:r>
+    </w:p>
+    <w:p>
+      <w:pPr>
         <w:spacing w:after="40" w:before="40"/>
         <w:ind w:left="360" w:hanging="200"/>
       </w:pPr>
@@ -7497,37 +7519,20 @@
       </w:r>
       <w:r>
         <w:rPr>
-          <w:b/>
-          <w:bCs/>
-          <w:color w:val="1E3A5C"/>
-          <w:sz w:val="19"/>
-          <w:szCs w:val="19"/>
-        </w:rPr>
-        <w:t xml:space="preserve">TAKSH</w:t>
-      </w:r>
-      <w:r>
-        <w:rPr>
-          <w:sz w:val="19"/>
-          <w:szCs w:val="19"/>
-        </w:rPr>
-        <w:t xml:space="preserve"> and </w:t>
-      </w:r>
-      <w:r>
-        <w:rPr>
-          <w:b/>
-          <w:bCs/>
-          <w:color w:val="1E3A5C"/>
-          <w:sz w:val="19"/>
-          <w:szCs w:val="19"/>
-        </w:rPr>
-        <w:t xml:space="preserve">TAKSHON</w:t>
-      </w:r>
-      <w:r>
-        <w:rPr>
-          <w:sz w:val="19"/>
-          <w:szCs w:val="19"/>
-        </w:rPr>
-        <w:t xml:space="preserve"> are the two to take forward</w:t>
+          <w:sz w:val="19"/>
+          <w:szCs w:val="19"/>
+        </w:rPr>
+        <w:t xml:space="preserve">Sub-brands follow naturally — </w:t>
+      </w:r>
+      <w:r>
+        <w:rPr>
+          <w:b/>
+          <w:bCs/>
+          <w:color w:val="1E3A5C"/>
+          <w:sz w:val="19"/>
+          <w:szCs w:val="19"/>
+        </w:rPr>
+        <w:t xml:space="preserve">Engine · Cloud · Forge · SDK</w:t>
       </w:r>
     </w:p>
     <w:p>
@@ -7550,43 +7555,34 @@
           <w:sz w:val="19"/>
           <w:szCs w:val="19"/>
         </w:rPr>
-        <w:t xml:space="preserve">Sub-brands follow naturally — </w:t>
-      </w:r>
-      <w:r>
-        <w:rPr>
-          <w:b/>
-          <w:bCs/>
-          <w:color w:val="1E3A5C"/>
-          <w:sz w:val="19"/>
-          <w:szCs w:val="19"/>
-        </w:rPr>
-        <w:t xml:space="preserve">Engine · Cloud · Forge · SDK</w:t>
-      </w:r>
-    </w:p>
-    <w:p>
-      <w:pPr>
-        <w:spacing w:after="40" w:before="40"/>
-        <w:ind w:left="360" w:hanging="200"/>
-      </w:pPr>
-      <w:r>
-        <w:rPr>
-          <w:b/>
-          <w:bCs/>
-          <w:color w:val="9A6B2F"/>
-          <w:sz w:val="19"/>
-          <w:szCs w:val="19"/>
-        </w:rPr>
-        <w:t xml:space="preserve">•   </w:t>
-      </w:r>
-      <w:r>
-        <w:rPr>
-          <w:b/>
-          <w:bCs/>
-          <w:color w:val="1E3A5C"/>
-          <w:sz w:val="19"/>
-          <w:szCs w:val="19"/>
-        </w:rPr>
-        <w:t xml:space="preserve">Trademark and domain clearance before anything external</w:t>
+        <w:t xml:space="preserve">These are web searches, </w:t>
+      </w:r>
+      <w:r>
+        <w:rPr>
+          <w:b/>
+          <w:bCs/>
+          <w:color w:val="1E3A5C"/>
+          <w:sz w:val="19"/>
+          <w:szCs w:val="19"/>
+        </w:rPr>
+        <w:t xml:space="preserve">not register searches</w:t>
+      </w:r>
+      <w:r>
+        <w:rPr>
+          <w:sz w:val="19"/>
+          <w:szCs w:val="19"/>
+        </w:rPr>
+        <w:t xml:space="preserve"> — IP India Classes 9 and 42, plus USPTO and EUIPO, </w:t>
+      </w:r>
+      <w:r>
+        <w:rPr>
+          <w:b/>
+          <w:bCs/>
+          <w:color w:val="1E3A5C"/>
+          <w:sz w:val="19"/>
+          <w:szCs w:val="19"/>
+        </w:rPr>
+        <w:t xml:space="preserve">before anything external</w:t>
       </w:r>
     </w:p>
     <w:p>
